--- a/synth/LAST_NIGHT_BUILD.docx
+++ b/synth/LAST_NIGHT_BUILD.docx
@@ -2,7 +2,7 @@
 <file path=word/document.xml><?xml version="1.0" encoding="utf-8"?>
 <w:document xmlns:w="http://schemas.openxmlformats.org/wordprocessingml/2006/main" xmlns:m="http://schemas.openxmlformats.org/officeDocument/2006/math" xmlns:r="http://schemas.openxmlformats.org/officeDocument/2006/relationships" xmlns:o="urn:schemas-microsoft-com:office:office" xmlns:v="urn:schemas-microsoft-com:vml" xmlns:w10="urn:schemas-microsoft-com:office:word" xmlns:a="http://schemas.openxmlformats.org/drawingml/2006/main" xmlns:pic="http://schemas.openxmlformats.org/drawingml/2006/picture" xmlns:wp="http://schemas.openxmlformats.org/drawingml/2006/wordprocessingDrawing">
   <w:body>
-    <w:bookmarkStart w:id="173" w:name="Xa14669cc6b0104e1c0ba3071b3934717bdb31a0"/>
+    <w:bookmarkStart w:id="180" w:name="Xa14669cc6b0104e1c0ba3071b3934717bdb31a0"/>
     <w:p>
       <w:pPr>
         <w:pStyle w:val="Heading1"/>
@@ -337,7 +337,7 @@
       </w:r>
     </w:p>
     <w:bookmarkEnd w:id="20"/>
-    <w:bookmarkStart w:id="43" w:name="логическая-схема--15-блоков"/>
+    <w:bookmarkStart w:id="50" w:name="логическая-схема--15-блоков"/>
     <w:p>
       <w:pPr>
         <w:pStyle w:val="Heading2"/>
@@ -7268,13 +7268,13 @@
       </w:r>
     </w:p>
     <w:bookmarkEnd w:id="41"/>
-    <w:bookmarkStart w:id="42" w:name="X3d339c104dd510ca6519fe6fd098c224e5294b6"/>
+    <w:bookmarkStart w:id="49" w:name="X8c52eb3ab432cff65e80c4151cd6c8090e619cb"/>
     <w:p>
       <w:pPr>
         <w:pStyle w:val="Heading3"/>
       </w:pPr>
       <w:r>
-        <w:t xml:space="preserve">Block 20. Color Preset Slider (NEW — vertical 5-position)</w:t>
+        <w:t xml:space="preserve">Block 20. COLOR Preset Slider — vertical 5-position (detailed schematic)</w:t>
       </w:r>
     </w:p>
     <w:p>
@@ -7282,7 +7282,16 @@
         <w:pStyle w:val="FirstParagraph"/>
       </w:pPr>
       <w:r>
-        <w:t xml:space="preserve">Slider на левой стороне панели вибирает preset combination tone parameters:</w:t>
+        <w:t xml:space="preserve">5-позиционный slider switch на левой стороне панели выбирает preset combination tone parameters. Hardware-only — никакого MCU. Slider физически переключает 4 параллельных сигнальных пути (EQ + saturation), используя SP5T switch (single-pole, 5-throw) ×4 ganged как "4PDT 5-position".</w:t>
+      </w:r>
+    </w:p>
+    <w:bookmarkStart w:id="42" w:name="topology"/>
+    <w:p>
+      <w:pPr>
+        <w:pStyle w:val="Heading4"/>
+      </w:pPr>
+      <w:r>
+        <w:t xml:space="preserve">Topology</w:t>
       </w:r>
     </w:p>
     <w:p>
@@ -7293,130 +7302,547 @@
         <w:rPr>
           <w:rStyle w:val="VerbatimChar"/>
         </w:rPr>
-        <w:t xml:space="preserve">  COLOR slider position:</w:t>
-      </w:r>
-      <w:r>
-        <w:br/>
-      </w:r>
-      <w:r>
-        <w:rPr>
-          <w:rStyle w:val="VerbatimChar"/>
-        </w:rPr>
-        <w:t xml:space="preserve">  </w:t>
-      </w:r>
-      <w:r>
-        <w:br/>
-      </w:r>
-      <w:r>
-        <w:rPr>
-          <w:rStyle w:val="VerbatimChar"/>
-        </w:rPr>
-        <w:t xml:space="preserve">  ┌────────┐</w:t>
-      </w:r>
-      <w:r>
-        <w:br/>
-      </w:r>
-      <w:r>
-        <w:rPr>
-          <w:rStyle w:val="VerbatimChar"/>
-        </w:rPr>
-        <w:t xml:space="preserve">  │ COLOR  │ ◄── Position 1: Bypass tone shaping (raw cartridge)</w:t>
-      </w:r>
-      <w:r>
-        <w:br/>
-      </w:r>
-      <w:r>
-        <w:rPr>
-          <w:rStyle w:val="VerbatimChar"/>
-        </w:rPr>
-        <w:t xml:space="preserve">  │ WARM   │ ◄── Position 2: Warm preset (LF boost +6dB, HF -3dB, slight saturation)</w:t>
-      </w:r>
-      <w:r>
-        <w:br/>
-      </w:r>
-      <w:r>
-        <w:rPr>
-          <w:rStyle w:val="VerbatimChar"/>
-        </w:rPr>
-        <w:t xml:space="preserve">  │ DARK   │ ◄── Position 3: Dark preset (LF flat, HF -8dB, heavy saturation)</w:t>
-      </w:r>
-      <w:r>
-        <w:br/>
-      </w:r>
-      <w:r>
-        <w:rPr>
-          <w:rStyle w:val="VerbatimChar"/>
-        </w:rPr>
-        <w:t xml:space="preserve">  │ COLOR  │ ◄── Position 4: Mid color (parallel feedback peaks, vintage character)</w:t>
-      </w:r>
-      <w:r>
-        <w:br/>
-      </w:r>
-      <w:r>
-        <w:rPr>
-          <w:rStyle w:val="VerbatimChar"/>
-        </w:rPr>
-        <w:t xml:space="preserve">  │ MIX    │ ◄── Position 5: Maximum mix (all FX active с предустановленными values)</w:t>
-      </w:r>
-      <w:r>
-        <w:br/>
-      </w:r>
-      <w:r>
-        <w:rPr>
-          <w:rStyle w:val="VerbatimChar"/>
-        </w:rPr>
-        <w:t xml:space="preserve">  └────────┘</w:t>
-      </w:r>
-      <w:r>
-        <w:br/>
-      </w:r>
-      <w:r>
-        <w:br/>
-      </w:r>
-      <w:r>
-        <w:rPr>
-          <w:rStyle w:val="VerbatimChar"/>
-        </w:rPr>
-        <w:t xml:space="preserve">  Implementation: 4PDT slider switch, switches между 5 banks of fixed</w:t>
-      </w:r>
-      <w:r>
-        <w:br/>
-      </w:r>
-      <w:r>
-        <w:rPr>
-          <w:rStyle w:val="VerbatimChar"/>
-        </w:rPr>
-        <w:t xml:space="preserve">  resistor networks в EQ + saturation paths.</w:t>
-      </w:r>
-      <w:r>
-        <w:br/>
-      </w:r>
-      <w:r>
-        <w:rPr>
-          <w:rStyle w:val="VerbatimChar"/>
-        </w:rPr>
-        <w:t xml:space="preserve">  </w:t>
-      </w:r>
-      <w:r>
-        <w:br/>
-      </w:r>
-      <w:r>
-        <w:rPr>
-          <w:rStyle w:val="VerbatimChar"/>
-        </w:rPr>
-        <w:t xml:space="preserve">  Hardware-only (no MCU needed) — analog preset selection.</w:t>
+        <w:t xml:space="preserve">                              4-pole 5-throw rotary/slider switch</w:t>
+      </w:r>
+      <w:r>
+        <w:br/>
+      </w:r>
+      <w:r>
+        <w:rPr>
+          <w:rStyle w:val="VerbatimChar"/>
+        </w:rPr>
+        <w:t xml:space="preserve">                              (Alpha SL-4P5T или эквивалент)</w:t>
+      </w:r>
+      <w:r>
+        <w:br/>
+      </w:r>
+      <w:r>
+        <w:rPr>
+          <w:rStyle w:val="VerbatimChar"/>
+        </w:rPr>
+        <w:t xml:space="preserve">                                          </w:t>
+      </w:r>
+      <w:r>
+        <w:br/>
+      </w:r>
+      <w:r>
+        <w:rPr>
+          <w:rStyle w:val="VerbatimChar"/>
+        </w:rPr>
+        <w:t xml:space="preserve">   Audio bus from Block 9 (de-emphasis output)</w:t>
+      </w:r>
+      <w:r>
+        <w:br/>
+      </w:r>
+      <w:r>
+        <w:rPr>
+          <w:rStyle w:val="VerbatimChar"/>
+        </w:rPr>
+        <w:t xml:space="preserve">        │</w:t>
+      </w:r>
+      <w:r>
+        <w:br/>
+      </w:r>
+      <w:r>
+        <w:rPr>
+          <w:rStyle w:val="VerbatimChar"/>
+        </w:rPr>
+        <w:t xml:space="preserve">        ├──────────────────────────────────────────────────────────────┐</w:t>
+      </w:r>
+      <w:r>
+        <w:br/>
+      </w:r>
+      <w:r>
+        <w:rPr>
+          <w:rStyle w:val="VerbatimChar"/>
+        </w:rPr>
+        <w:t xml:space="preserve">        │                                                              │</w:t>
+      </w:r>
+      <w:r>
+        <w:br/>
+      </w:r>
+      <w:r>
+        <w:rPr>
+          <w:rStyle w:val="VerbatimChar"/>
+        </w:rPr>
+        <w:t xml:space="preserve">        ▼                                                              │</w:t>
+      </w:r>
+      <w:r>
+        <w:br/>
+      </w:r>
+      <w:r>
+        <w:rPr>
+          <w:rStyle w:val="VerbatimChar"/>
+        </w:rPr>
+        <w:t xml:space="preserve">   Pole 1 (LF shelf control resistor):                                 │</w:t>
+      </w:r>
+      <w:r>
+        <w:br/>
+      </w:r>
+      <w:r>
+        <w:rPr>
+          <w:rStyle w:val="VerbatimChar"/>
+        </w:rPr>
+        <w:t xml:space="preserve">        ├─ Pos 1 (COLOR raw):  R_LF1 = ∞ (open)  → no LF mod          │</w:t>
+      </w:r>
+      <w:r>
+        <w:br/>
+      </w:r>
+      <w:r>
+        <w:rPr>
+          <w:rStyle w:val="VerbatimChar"/>
+        </w:rPr>
+        <w:t xml:space="preserve">        ├─ Pos 2 (WARM):       R_LF2 = 10kΩ      → +6dB @ 150Hz       │</w:t>
+      </w:r>
+      <w:r>
+        <w:br/>
+      </w:r>
+      <w:r>
+        <w:rPr>
+          <w:rStyle w:val="VerbatimChar"/>
+        </w:rPr>
+        <w:t xml:space="preserve">        ├─ Pos 3 (DARK):       R_LF3 = ∞ (open)  → flat               │</w:t>
+      </w:r>
+      <w:r>
+        <w:br/>
+      </w:r>
+      <w:r>
+        <w:rPr>
+          <w:rStyle w:val="VerbatimChar"/>
+        </w:rPr>
+        <w:t xml:space="preserve">        ├─ Pos 4 (COLOR mid):  R_LF4 = 22kΩ      → +2dB @ 250Hz       │</w:t>
+      </w:r>
+      <w:r>
+        <w:br/>
+      </w:r>
+      <w:r>
+        <w:rPr>
+          <w:rStyle w:val="VerbatimChar"/>
+        </w:rPr>
+        <w:t xml:space="preserve">        └─ Pos 5 (MIX):        R_LF5 = 6.8kΩ     → +8dB @ 120Hz       │</w:t>
+      </w:r>
+      <w:r>
+        <w:br/>
+      </w:r>
+      <w:r>
+        <w:rPr>
+          <w:rStyle w:val="VerbatimChar"/>
+        </w:rPr>
+        <w:t xml:space="preserve">        ▼                                                              │</w:t>
+      </w:r>
+      <w:r>
+        <w:br/>
+      </w:r>
+      <w:r>
+        <w:rPr>
+          <w:rStyle w:val="VerbatimChar"/>
+        </w:rPr>
+        <w:t xml:space="preserve">   To LF shelf network (uses U2A spare half + C_LF 100nF)             │</w:t>
+      </w:r>
+      <w:r>
+        <w:br/>
+      </w:r>
+      <w:r>
+        <w:rPr>
+          <w:rStyle w:val="VerbatimChar"/>
+        </w:rPr>
+        <w:t xml:space="preserve">                                                                       │</w:t>
+      </w:r>
+      <w:r>
+        <w:br/>
+      </w:r>
+      <w:r>
+        <w:rPr>
+          <w:rStyle w:val="VerbatimChar"/>
+        </w:rPr>
+        <w:t xml:space="preserve">   Pole 2 (HF shelf control resistor):                                 │</w:t>
+      </w:r>
+      <w:r>
+        <w:br/>
+      </w:r>
+      <w:r>
+        <w:rPr>
+          <w:rStyle w:val="VerbatimChar"/>
+        </w:rPr>
+        <w:t xml:space="preserve">        ├─ Pos 1: R_HF1 = ∞      → flat                                │</w:t>
+      </w:r>
+      <w:r>
+        <w:br/>
+      </w:r>
+      <w:r>
+        <w:rPr>
+          <w:rStyle w:val="VerbatimChar"/>
+        </w:rPr>
+        <w:t xml:space="preserve">        ├─ Pos 2: R_HF2 = 22kΩ   → -3dB @ 5kHz                        │</w:t>
+      </w:r>
+      <w:r>
+        <w:br/>
+      </w:r>
+      <w:r>
+        <w:rPr>
+          <w:rStyle w:val="VerbatimChar"/>
+        </w:rPr>
+        <w:t xml:space="preserve">        ├─ Pos 3: R_HF3 = 8.2kΩ  → -8dB @ 3kHz                        │</w:t>
+      </w:r>
+      <w:r>
+        <w:br/>
+      </w:r>
+      <w:r>
+        <w:rPr>
+          <w:rStyle w:val="VerbatimChar"/>
+        </w:rPr>
+        <w:t xml:space="preserve">        ├─ Pos 4: R_HF4 = 47kΩ   → -1dB @ 8kHz (subtle)               │</w:t>
+      </w:r>
+      <w:r>
+        <w:br/>
+      </w:r>
+      <w:r>
+        <w:rPr>
+          <w:rStyle w:val="VerbatimChar"/>
+        </w:rPr>
+        <w:t xml:space="preserve">        └─ Pos 5: R_HF5 = 15kΩ   → -5dB @ 4kHz                        │</w:t>
+      </w:r>
+      <w:r>
+        <w:br/>
+      </w:r>
+      <w:r>
+        <w:rPr>
+          <w:rStyle w:val="VerbatimChar"/>
+        </w:rPr>
+        <w:t xml:space="preserve">        ▼                                                              │</w:t>
+      </w:r>
+      <w:r>
+        <w:br/>
+      </w:r>
+      <w:r>
+        <w:rPr>
+          <w:rStyle w:val="VerbatimChar"/>
+        </w:rPr>
+        <w:t xml:space="preserve">   To HF shelf network (uses U2B spare half + C_HF 1nF)               │</w:t>
+      </w:r>
+      <w:r>
+        <w:br/>
+      </w:r>
+      <w:r>
+        <w:rPr>
+          <w:rStyle w:val="VerbatimChar"/>
+        </w:rPr>
+        <w:t xml:space="preserve">                                                                       │</w:t>
+      </w:r>
+      <w:r>
+        <w:br/>
+      </w:r>
+      <w:r>
+        <w:rPr>
+          <w:rStyle w:val="VerbatimChar"/>
+        </w:rPr>
+        <w:t xml:space="preserve">   Pole 3 (saturation diode bias resistor):                            │</w:t>
+      </w:r>
+      <w:r>
+        <w:br/>
+      </w:r>
+      <w:r>
+        <w:rPr>
+          <w:rStyle w:val="VerbatimChar"/>
+        </w:rPr>
+        <w:t xml:space="preserve">        ├─ Pos 1: R_SAT1 = ∞     → no saturation (clean)               │</w:t>
+      </w:r>
+      <w:r>
+        <w:br/>
+      </w:r>
+      <w:r>
+        <w:rPr>
+          <w:rStyle w:val="VerbatimChar"/>
+        </w:rPr>
+        <w:t xml:space="preserve">        ├─ Pos 2: R_SAT2 = 4.7kΩ → soft saturation (1N4148 ×2 anti-||)│</w:t>
+      </w:r>
+      <w:r>
+        <w:br/>
+      </w:r>
+      <w:r>
+        <w:rPr>
+          <w:rStyle w:val="VerbatimChar"/>
+        </w:rPr>
+        <w:t xml:space="preserve">        ├─ Pos 3: R_SAT3 = 1.5kΩ → heavy saturation                    │</w:t>
+      </w:r>
+      <w:r>
+        <w:br/>
+      </w:r>
+      <w:r>
+        <w:rPr>
+          <w:rStyle w:val="VerbatimChar"/>
+        </w:rPr>
+        <w:t xml:space="preserve">        ├─ Pos 4: R_SAT4 = 10kΩ  → very subtle saturation              │</w:t>
+      </w:r>
+      <w:r>
+        <w:br/>
+      </w:r>
+      <w:r>
+        <w:rPr>
+          <w:rStyle w:val="VerbatimChar"/>
+        </w:rPr>
+        <w:t xml:space="preserve">        └─ Pos 5: R_SAT5 = 2.2kΩ → medium-heavy saturation             │</w:t>
+      </w:r>
+      <w:r>
+        <w:br/>
+      </w:r>
+      <w:r>
+        <w:rPr>
+          <w:rStyle w:val="VerbatimChar"/>
+        </w:rPr>
+        <w:t xml:space="preserve">        ▼                                                              │</w:t>
+      </w:r>
+      <w:r>
+        <w:br/>
+      </w:r>
+      <w:r>
+        <w:rPr>
+          <w:rStyle w:val="VerbatimChar"/>
+        </w:rPr>
+        <w:t xml:space="preserve">   To saturation cell (1N4148 anti-parallel pair + bias network)      │</w:t>
+      </w:r>
+      <w:r>
+        <w:br/>
+      </w:r>
+      <w:r>
+        <w:rPr>
+          <w:rStyle w:val="VerbatimChar"/>
+        </w:rPr>
+        <w:t xml:space="preserve">                                                                       │</w:t>
+      </w:r>
+      <w:r>
+        <w:br/>
+      </w:r>
+      <w:r>
+        <w:rPr>
+          <w:rStyle w:val="VerbatimChar"/>
+        </w:rPr>
+        <w:t xml:space="preserve">   Pole 4 (mid feedback resonance peak):                               │</w:t>
+      </w:r>
+      <w:r>
+        <w:br/>
+      </w:r>
+      <w:r>
+        <w:rPr>
+          <w:rStyle w:val="VerbatimChar"/>
+        </w:rPr>
+        <w:t xml:space="preserve">        ├─ Pos 1: R_FB1 = ∞      → no resonance                        │</w:t>
+      </w:r>
+      <w:r>
+        <w:br/>
+      </w:r>
+      <w:r>
+        <w:rPr>
+          <w:rStyle w:val="VerbatimChar"/>
+        </w:rPr>
+        <w:t xml:space="preserve">        ├─ Pos 2: R_FB2 = ∞      → no resonance                        │</w:t>
+      </w:r>
+      <w:r>
+        <w:br/>
+      </w:r>
+      <w:r>
+        <w:rPr>
+          <w:rStyle w:val="VerbatimChar"/>
+        </w:rPr>
+        <w:t xml:space="preserve">        ├─ Pos 3: R_FB3 = ∞      → no resonance                        │</w:t>
+      </w:r>
+      <w:r>
+        <w:br/>
+      </w:r>
+      <w:r>
+        <w:rPr>
+          <w:rStyle w:val="VerbatimChar"/>
+        </w:rPr>
+        <w:t xml:space="preserve">        ├─ Pos 4: R_FB4 = 47kΩ   → +4dB Q-peak @ 1kHz (vintage mid)   │</w:t>
+      </w:r>
+      <w:r>
+        <w:br/>
+      </w:r>
+      <w:r>
+        <w:rPr>
+          <w:rStyle w:val="VerbatimChar"/>
+        </w:rPr>
+        <w:t xml:space="preserve">        └─ Pos 5: R_FB5 = 33kΩ   → +6dB Q-peak @ 800Hz (warm mid)     │</w:t>
+      </w:r>
+      <w:r>
+        <w:br/>
+      </w:r>
+      <w:r>
+        <w:rPr>
+          <w:rStyle w:val="VerbatimChar"/>
+        </w:rPr>
+        <w:t xml:space="preserve">        ▼                                                              │</w:t>
+      </w:r>
+      <w:r>
+        <w:br/>
+      </w:r>
+      <w:r>
+        <w:rPr>
+          <w:rStyle w:val="VerbatimChar"/>
+        </w:rPr>
+        <w:t xml:space="preserve">   To mid resonance network (twin-T или state-variable BPF cell)      │</w:t>
+      </w:r>
+      <w:r>
+        <w:br/>
+      </w:r>
+      <w:r>
+        <w:rPr>
+          <w:rStyle w:val="VerbatimChar"/>
+        </w:rPr>
+        <w:t xml:space="preserve">                                                                       │</w:t>
+      </w:r>
+      <w:r>
+        <w:br/>
+      </w:r>
+      <w:r>
+        <w:rPr>
+          <w:rStyle w:val="VerbatimChar"/>
+        </w:rPr>
+        <w:t xml:space="preserve">        ▼  (combined output)</w:t>
+      </w:r>
+      <w:r>
+        <w:br/>
+      </w:r>
+      <w:r>
+        <w:rPr>
+          <w:rStyle w:val="VerbatimChar"/>
+        </w:rPr>
+        <w:t xml:space="preserve">   Common bus → output to Block 13 (Mix)</w:t>
+      </w:r>
+    </w:p>
+    <w:bookmarkEnd w:id="42"/>
+    <w:bookmarkStart w:id="43" w:name="где-block-20-stoit-в-signal-chain"/>
+    <w:p>
+      <w:pPr>
+        <w:pStyle w:val="Heading4"/>
+      </w:pPr>
+      <w:r>
+        <w:t xml:space="preserve">Где Block 20 stoit в signal chain</w:t>
       </w:r>
     </w:p>
     <w:p>
       <w:pPr>
         <w:pStyle w:val="FirstParagraph"/>
       </w:pPr>
+      <w:r>
+        <w:t xml:space="preserve">После</w:t>
+      </w:r>
+      <w:r>
+        <w:t xml:space="preserve"> </w:t>
+      </w:r>
       <w:r>
         <w:rPr>
           <w:bCs/>
           <w:b/>
         </w:rPr>
-        <w:t xml:space="preserve">Components</w:t>
+        <w:t xml:space="preserve">Block 9 (de-emphasis)</w:t>
+      </w:r>
+      <w:r>
+        <w:t xml:space="preserve"> </w:t>
+      </w:r>
+      <w:r>
+        <w:t xml:space="preserve">и перед</w:t>
+      </w:r>
+      <w:r>
+        <w:t xml:space="preserve"> </w:t>
+      </w:r>
+      <w:r>
+        <w:rPr>
+          <w:bCs/>
+          <w:b/>
+        </w:rPr>
+        <w:t xml:space="preserve">Block 10 (tone filter LPF)</w:t>
+      </w:r>
+      <w:r>
+        <w:t xml:space="preserve">. Логика:</w:t>
+      </w:r>
+    </w:p>
+    <w:p>
+      <w:pPr>
+        <w:numPr>
+          <w:ilvl w:val="0"/>
+          <w:numId w:val="1021"/>
+        </w:numPr>
+        <w:pStyle w:val="Compact"/>
+      </w:pPr>
+      <w:r>
+        <w:rPr>
+          <w:bCs/>
+          <w:b/>
+        </w:rPr>
+        <w:t xml:space="preserve">De-emphasis</w:t>
+      </w:r>
+      <w:r>
+        <w:t xml:space="preserve"> </w:t>
+      </w:r>
+      <w:r>
+        <w:t xml:space="preserve">уже скорректировал spectrum после physical material.</w:t>
+      </w:r>
+    </w:p>
+    <w:p>
+      <w:pPr>
+        <w:numPr>
+          <w:ilvl w:val="0"/>
+          <w:numId w:val="1021"/>
+        </w:numPr>
+        <w:pStyle w:val="Compact"/>
+      </w:pPr>
+      <w:r>
+        <w:rPr>
+          <w:bCs/>
+          <w:b/>
+        </w:rPr>
+        <w:t xml:space="preserve">COLOR preset</w:t>
+      </w:r>
+      <w:r>
+        <w:t xml:space="preserve"> </w:t>
+      </w:r>
+      <w:r>
+        <w:t xml:space="preserve">добавляет character preset поверх raw cartridge tone.</w:t>
+      </w:r>
+    </w:p>
+    <w:p>
+      <w:pPr>
+        <w:numPr>
+          <w:ilvl w:val="0"/>
+          <w:numId w:val="1021"/>
+        </w:numPr>
+        <w:pStyle w:val="Compact"/>
+      </w:pPr>
+      <w:r>
+        <w:rPr>
+          <w:bCs/>
+          <w:b/>
+        </w:rPr>
+        <w:t xml:space="preserve">Tone filter</w:t>
+      </w:r>
+      <w:r>
+        <w:t xml:space="preserve"> </w:t>
+      </w:r>
+      <w:r>
+        <w:t xml:space="preserve">(Block 10) — мaster brightness control (top of stack).</w:t>
+      </w:r>
+    </w:p>
+    <w:bookmarkEnd w:id="43"/>
+    <w:bookmarkStart w:id="44" w:name="per-position-function-детально"/>
+    <w:p>
+      <w:pPr>
+        <w:pStyle w:val="Heading4"/>
+      </w:pPr>
+      <w:r>
+        <w:t xml:space="preserve">Per-position function (детально)</w:t>
+      </w:r>
+    </w:p>
+    <w:p>
+      <w:pPr>
+        <w:pStyle w:val="FirstParagraph"/>
+      </w:pPr>
+      <w:r>
+        <w:rPr>
+          <w:bCs/>
+          <w:b/>
+        </w:rPr>
+        <w:t xml:space="preserve">Position 1 — COLOR (raw)</w:t>
       </w:r>
       <w:r>
         <w:t xml:space="preserve">:</w:t>
@@ -7426,24 +7852,1597 @@
       <w:pPr>
         <w:numPr>
           <w:ilvl w:val="0"/>
-          <w:numId w:val="1021"/>
-        </w:numPr>
-        <w:pStyle w:val="Compact"/>
-      </w:pPr>
-      <w:r>
-        <w:t xml:space="preserve">4PDT vertical slider switch (Alpha 4P5T or similar): $5.00.</w:t>
-      </w:r>
-    </w:p>
-    <w:p>
-      <w:pPr>
-        <w:numPr>
-          <w:ilvl w:val="0"/>
-          <w:numId w:val="1021"/>
-        </w:numPr>
-        <w:pStyle w:val="Compact"/>
-      </w:pPr>
-      <w:r>
-        <w:t xml:space="preserve">Resistor bank (5 sets × 4 resistors): $0.20.</w:t>
+          <w:numId w:val="1022"/>
+        </w:numPr>
+        <w:pStyle w:val="Compact"/>
+      </w:pPr>
+      <w:r>
+        <w:t xml:space="preserve">Все 4 pole в "open" / "flat" положении.</w:t>
+      </w:r>
+    </w:p>
+    <w:p>
+      <w:pPr>
+        <w:numPr>
+          <w:ilvl w:val="0"/>
+          <w:numId w:val="1022"/>
+        </w:numPr>
+        <w:pStyle w:val="Compact"/>
+      </w:pPr>
+      <w:r>
+        <w:t xml:space="preserve">Bypass всей color-shaping секции.</w:t>
+      </w:r>
+    </w:p>
+    <w:p>
+      <w:pPr>
+        <w:numPr>
+          <w:ilvl w:val="0"/>
+          <w:numId w:val="1022"/>
+        </w:numPr>
+        <w:pStyle w:val="Compact"/>
+      </w:pPr>
+      <w:r>
+        <w:t xml:space="preserve">Сигнал проходит unchanged → cartridge character максимально чист.</w:t>
+      </w:r>
+    </w:p>
+    <w:p>
+      <w:pPr>
+        <w:numPr>
+          <w:ilvl w:val="0"/>
+          <w:numId w:val="1022"/>
+        </w:numPr>
+        <w:pStyle w:val="Compact"/>
+      </w:pPr>
+      <w:r>
+        <w:t xml:space="preserve">Use case: studio recording когда хочется только material color.</w:t>
+      </w:r>
+    </w:p>
+    <w:p>
+      <w:pPr>
+        <w:pStyle w:val="FirstParagraph"/>
+      </w:pPr>
+      <w:r>
+        <w:rPr>
+          <w:bCs/>
+          <w:b/>
+        </w:rPr>
+        <w:t xml:space="preserve">Position 2 — WARM</w:t>
+      </w:r>
+      <w:r>
+        <w:t xml:space="preserve">:</w:t>
+      </w:r>
+    </w:p>
+    <w:p>
+      <w:pPr>
+        <w:numPr>
+          <w:ilvl w:val="0"/>
+          <w:numId w:val="1023"/>
+        </w:numPr>
+        <w:pStyle w:val="Compact"/>
+      </w:pPr>
+      <w:r>
+        <w:t xml:space="preserve">LF +6dB shelf @ 150Hz (R_LF2=10k + C_LF=100nF в feedback).</w:t>
+      </w:r>
+    </w:p>
+    <w:p>
+      <w:pPr>
+        <w:numPr>
+          <w:ilvl w:val="0"/>
+          <w:numId w:val="1023"/>
+        </w:numPr>
+        <w:pStyle w:val="Compact"/>
+      </w:pPr>
+      <w:r>
+        <w:t xml:space="preserve">HF -3dB shelf @ 5kHz (R_HF2=22k + C_HF=1nF).</w:t>
+      </w:r>
+    </w:p>
+    <w:p>
+      <w:pPr>
+        <w:numPr>
+          <w:ilvl w:val="0"/>
+          <w:numId w:val="1023"/>
+        </w:numPr>
+        <w:pStyle w:val="Compact"/>
+      </w:pPr>
+      <w:r>
+        <w:t xml:space="preserve">Soft saturation через 1N4148 pair с R_SAT2=4.7k bias.</w:t>
+      </w:r>
+    </w:p>
+    <w:p>
+      <w:pPr>
+        <w:numPr>
+          <w:ilvl w:val="0"/>
+          <w:numId w:val="1023"/>
+        </w:numPr>
+        <w:pStyle w:val="Compact"/>
+      </w:pPr>
+      <w:r>
+        <w:t xml:space="preserve">Tube-like character. Mid-focused, ламповый звук.</w:t>
+      </w:r>
+    </w:p>
+    <w:p>
+      <w:pPr>
+        <w:pStyle w:val="FirstParagraph"/>
+      </w:pPr>
+      <w:r>
+        <w:rPr>
+          <w:bCs/>
+          <w:b/>
+        </w:rPr>
+        <w:t xml:space="preserve">Position 3 — DARK</w:t>
+      </w:r>
+      <w:r>
+        <w:t xml:space="preserve">:</w:t>
+      </w:r>
+    </w:p>
+    <w:p>
+      <w:pPr>
+        <w:numPr>
+          <w:ilvl w:val="0"/>
+          <w:numId w:val="1024"/>
+        </w:numPr>
+        <w:pStyle w:val="Compact"/>
+      </w:pPr>
+      <w:r>
+        <w:t xml:space="preserve">LF flat.</w:t>
+      </w:r>
+    </w:p>
+    <w:p>
+      <w:pPr>
+        <w:numPr>
+          <w:ilvl w:val="0"/>
+          <w:numId w:val="1024"/>
+        </w:numPr>
+        <w:pStyle w:val="Compact"/>
+      </w:pPr>
+      <w:r>
+        <w:t xml:space="preserve">HF -8dB shelf @ 3kHz (heavy treble cut).</w:t>
+      </w:r>
+    </w:p>
+    <w:p>
+      <w:pPr>
+        <w:numPr>
+          <w:ilvl w:val="0"/>
+          <w:numId w:val="1024"/>
+        </w:numPr>
+        <w:pStyle w:val="Compact"/>
+      </w:pPr>
+      <w:r>
+        <w:t xml:space="preserve">Heavy saturation R_SAT3=1.5k (более aggressive bias через diodes).</w:t>
+      </w:r>
+    </w:p>
+    <w:p>
+      <w:pPr>
+        <w:numPr>
+          <w:ilvl w:val="0"/>
+          <w:numId w:val="1024"/>
+        </w:numPr>
+        <w:pStyle w:val="Compact"/>
+      </w:pPr>
+      <w:r>
+        <w:t xml:space="preserve">Postapocalypse "мёртвая радиостанция" character — closed, мрачный.</w:t>
+      </w:r>
+    </w:p>
+    <w:p>
+      <w:pPr>
+        <w:pStyle w:val="FirstParagraph"/>
+      </w:pPr>
+      <w:r>
+        <w:rPr>
+          <w:bCs/>
+          <w:b/>
+        </w:rPr>
+        <w:t xml:space="preserve">Position 4 — COLOR mid</w:t>
+      </w:r>
+      <w:r>
+        <w:t xml:space="preserve">:</w:t>
+      </w:r>
+    </w:p>
+    <w:p>
+      <w:pPr>
+        <w:numPr>
+          <w:ilvl w:val="0"/>
+          <w:numId w:val="1025"/>
+        </w:numPr>
+        <w:pStyle w:val="Compact"/>
+      </w:pPr>
+      <w:r>
+        <w:t xml:space="preserve">LF subtle +2dB @ 250Hz.</w:t>
+      </w:r>
+    </w:p>
+    <w:p>
+      <w:pPr>
+        <w:numPr>
+          <w:ilvl w:val="0"/>
+          <w:numId w:val="1025"/>
+        </w:numPr>
+        <w:pStyle w:val="Compact"/>
+      </w:pPr>
+      <w:r>
+        <w:t xml:space="preserve">HF subtle -1dB @ 8kHz (almost flat but slightly warm top).</w:t>
+      </w:r>
+    </w:p>
+    <w:p>
+      <w:pPr>
+        <w:numPr>
+          <w:ilvl w:val="0"/>
+          <w:numId w:val="1025"/>
+        </w:numPr>
+        <w:pStyle w:val="Compact"/>
+      </w:pPr>
+      <w:r>
+        <w:t xml:space="preserve">Very subtle saturation.</w:t>
+      </w:r>
+    </w:p>
+    <w:p>
+      <w:pPr>
+        <w:numPr>
+          <w:ilvl w:val="0"/>
+          <w:numId w:val="1025"/>
+        </w:numPr>
+        <w:pStyle w:val="Compact"/>
+      </w:pPr>
+      <w:r>
+        <w:rPr>
+          <w:bCs/>
+          <w:b/>
+        </w:rPr>
+        <w:t xml:space="preserve">Mid resonance peak</w:t>
+      </w:r>
+      <w:r>
+        <w:t xml:space="preserve"> </w:t>
+      </w:r>
+      <w:r>
+        <w:t xml:space="preserve">+4dB Q @ 1kHz через twin-T или SVF cell.</w:t>
+      </w:r>
+    </w:p>
+    <w:p>
+      <w:pPr>
+        <w:numPr>
+          <w:ilvl w:val="0"/>
+          <w:numId w:val="1025"/>
+        </w:numPr>
+        <w:pStyle w:val="Compact"/>
+      </w:pPr>
+      <w:r>
+        <w:t xml:space="preserve">Vintage "coloured" character — mid-rich, slight bell-like.</w:t>
+      </w:r>
+    </w:p>
+    <w:p>
+      <w:pPr>
+        <w:pStyle w:val="FirstParagraph"/>
+      </w:pPr>
+      <w:r>
+        <w:rPr>
+          <w:bCs/>
+          <w:b/>
+        </w:rPr>
+        <w:t xml:space="preserve">Position 5 — MIX</w:t>
+      </w:r>
+      <w:r>
+        <w:t xml:space="preserve">:</w:t>
+      </w:r>
+    </w:p>
+    <w:p>
+      <w:pPr>
+        <w:numPr>
+          <w:ilvl w:val="0"/>
+          <w:numId w:val="1026"/>
+        </w:numPr>
+        <w:pStyle w:val="Compact"/>
+      </w:pPr>
+      <w:r>
+        <w:t xml:space="preserve">LF +8dB @ 120Hz (heaviest bass boost).</w:t>
+      </w:r>
+    </w:p>
+    <w:p>
+      <w:pPr>
+        <w:numPr>
+          <w:ilvl w:val="0"/>
+          <w:numId w:val="1026"/>
+        </w:numPr>
+        <w:pStyle w:val="Compact"/>
+      </w:pPr>
+      <w:r>
+        <w:t xml:space="preserve">HF -5dB @ 4kHz (rolled-off top).</w:t>
+      </w:r>
+    </w:p>
+    <w:p>
+      <w:pPr>
+        <w:numPr>
+          <w:ilvl w:val="0"/>
+          <w:numId w:val="1026"/>
+        </w:numPr>
+        <w:pStyle w:val="Compact"/>
+      </w:pPr>
+      <w:r>
+        <w:t xml:space="preserve">Medium-heavy saturation.</w:t>
+      </w:r>
+    </w:p>
+    <w:p>
+      <w:pPr>
+        <w:numPr>
+          <w:ilvl w:val="0"/>
+          <w:numId w:val="1026"/>
+        </w:numPr>
+        <w:pStyle w:val="Compact"/>
+      </w:pPr>
+      <w:r>
+        <w:rPr>
+          <w:bCs/>
+          <w:b/>
+        </w:rPr>
+        <w:t xml:space="preserve">Mid resonance peak</w:t>
+      </w:r>
+      <w:r>
+        <w:t xml:space="preserve"> </w:t>
+      </w:r>
+      <w:r>
+        <w:t xml:space="preserve">+6dB Q @ 800Hz (warm mid).</w:t>
+      </w:r>
+    </w:p>
+    <w:p>
+      <w:pPr>
+        <w:numPr>
+          <w:ilvl w:val="0"/>
+          <w:numId w:val="1026"/>
+        </w:numPr>
+        <w:pStyle w:val="Compact"/>
+      </w:pPr>
+      <w:r>
+        <w:t xml:space="preserve">"Everything on" — maximum coloured character. Phaser presets remain at user knob settings.</w:t>
+      </w:r>
+    </w:p>
+    <w:bookmarkEnd w:id="44"/>
+    <w:bookmarkStart w:id="45" w:name="components-per-bank"/>
+    <w:p>
+      <w:pPr>
+        <w:pStyle w:val="Heading4"/>
+      </w:pPr>
+      <w:r>
+        <w:t xml:space="preserve">Components per bank</w:t>
+      </w:r>
+    </w:p>
+    <w:p>
+      <w:pPr>
+        <w:pStyle w:val="FirstParagraph"/>
+      </w:pPr>
+      <w:r>
+        <w:t xml:space="preserve">Поскольку 4 pole × 5 positions = 20 потенциальных резисторов, плюс 2 EQ caps + 2 saturation diodes + 1 resonance cell =</w:t>
+      </w:r>
+      <w:r>
+        <w:t xml:space="preserve"> </w:t>
+      </w:r>
+      <w:r>
+        <w:rPr>
+          <w:bCs/>
+          <w:b/>
+        </w:rPr>
+        <w:t xml:space="preserve">~25 компонентов</w:t>
+      </w:r>
+      <w:r>
+        <w:t xml:space="preserve">.</w:t>
+      </w:r>
+    </w:p>
+    <w:tbl>
+      <w:tblPr>
+        <w:tblStyle w:val="Table"/>
+        <w:tblW w:type="auto" w:w="0"/>
+        <w:tblLook w:firstRow="1" w:lastRow="0" w:firstColumn="0" w:lastColumn="0" w:noHBand="0" w:noVBand="0" w:val="0020"/>
+        <w:jc w:val="start"/>
+      </w:tblPr>
+      <w:tblGrid>
+        <w:gridCol w:w="1584"/>
+        <w:gridCol w:w="1584"/>
+        <w:gridCol w:w="1584"/>
+        <w:gridCol w:w="1584"/>
+        <w:gridCol w:w="1584"/>
+      </w:tblGrid>
+      <w:tr>
+        <w:trPr>
+          <w:tblHeader w:val="true"/>
+        </w:trPr>
+        <w:tc>
+          <w:tcPr/>
+          <w:p>
+            <w:pPr>
+              <w:pStyle w:val="Compact"/>
+              <w:jc w:val="left"/>
+            </w:pPr>
+            <w:r>
+              <w:t xml:space="preserve">Bank</w:t>
+            </w:r>
+          </w:p>
+        </w:tc>
+        <w:tc>
+          <w:tcPr/>
+          <w:p>
+            <w:pPr>
+              <w:pStyle w:val="Compact"/>
+              <w:jc w:val="center"/>
+            </w:pPr>
+            <w:r>
+              <w:t xml:space="preserve">LF res</w:t>
+            </w:r>
+          </w:p>
+        </w:tc>
+        <w:tc>
+          <w:tcPr/>
+          <w:p>
+            <w:pPr>
+              <w:pStyle w:val="Compact"/>
+              <w:jc w:val="center"/>
+            </w:pPr>
+            <w:r>
+              <w:t xml:space="preserve">HF res</w:t>
+            </w:r>
+          </w:p>
+        </w:tc>
+        <w:tc>
+          <w:tcPr/>
+          <w:p>
+            <w:pPr>
+              <w:pStyle w:val="Compact"/>
+              <w:jc w:val="center"/>
+            </w:pPr>
+            <w:r>
+              <w:t xml:space="preserve">SAT bias</w:t>
+            </w:r>
+          </w:p>
+        </w:tc>
+        <w:tc>
+          <w:tcPr/>
+          <w:p>
+            <w:pPr>
+              <w:pStyle w:val="Compact"/>
+              <w:jc w:val="center"/>
+            </w:pPr>
+            <w:r>
+              <w:t xml:space="preserve">FB res</w:t>
+            </w:r>
+          </w:p>
+        </w:tc>
+      </w:tr>
+      <w:tr>
+        <w:tc>
+          <w:tcPr/>
+          <w:p>
+            <w:pPr>
+              <w:pStyle w:val="Compact"/>
+              <w:jc w:val="left"/>
+            </w:pPr>
+            <w:r>
+              <w:t xml:space="preserve">1 (COLOR raw)</w:t>
+            </w:r>
+          </w:p>
+        </w:tc>
+        <w:tc>
+          <w:tcPr/>
+          <w:p>
+            <w:pPr>
+              <w:pStyle w:val="Compact"/>
+              <w:jc w:val="center"/>
+            </w:pPr>
+            <w:r>
+              <w:t xml:space="preserve">open</w:t>
+            </w:r>
+          </w:p>
+        </w:tc>
+        <w:tc>
+          <w:tcPr/>
+          <w:p>
+            <w:pPr>
+              <w:pStyle w:val="Compact"/>
+              <w:jc w:val="center"/>
+            </w:pPr>
+            <w:r>
+              <w:t xml:space="preserve">open</w:t>
+            </w:r>
+          </w:p>
+        </w:tc>
+        <w:tc>
+          <w:tcPr/>
+          <w:p>
+            <w:pPr>
+              <w:pStyle w:val="Compact"/>
+              <w:jc w:val="center"/>
+            </w:pPr>
+            <w:r>
+              <w:t xml:space="preserve">open</w:t>
+            </w:r>
+          </w:p>
+        </w:tc>
+        <w:tc>
+          <w:tcPr/>
+          <w:p>
+            <w:pPr>
+              <w:pStyle w:val="Compact"/>
+              <w:jc w:val="center"/>
+            </w:pPr>
+            <w:r>
+              <w:t xml:space="preserve">open</w:t>
+            </w:r>
+          </w:p>
+        </w:tc>
+      </w:tr>
+      <w:tr>
+        <w:tc>
+          <w:tcPr/>
+          <w:p>
+            <w:pPr>
+              <w:pStyle w:val="Compact"/>
+              <w:jc w:val="left"/>
+            </w:pPr>
+            <w:r>
+              <w:t xml:space="preserve">2 (WARM)</w:t>
+            </w:r>
+          </w:p>
+        </w:tc>
+        <w:tc>
+          <w:tcPr/>
+          <w:p>
+            <w:pPr>
+              <w:pStyle w:val="Compact"/>
+              <w:jc w:val="center"/>
+            </w:pPr>
+            <w:r>
+              <w:rPr>
+                <w:bCs/>
+                <w:b/>
+              </w:rPr>
+              <w:t xml:space="preserve">10k</w:t>
+            </w:r>
+          </w:p>
+        </w:tc>
+        <w:tc>
+          <w:tcPr/>
+          <w:p>
+            <w:pPr>
+              <w:pStyle w:val="Compact"/>
+              <w:jc w:val="center"/>
+            </w:pPr>
+            <w:r>
+              <w:rPr>
+                <w:bCs/>
+                <w:b/>
+              </w:rPr>
+              <w:t xml:space="preserve">22k</w:t>
+            </w:r>
+          </w:p>
+        </w:tc>
+        <w:tc>
+          <w:tcPr/>
+          <w:p>
+            <w:pPr>
+              <w:pStyle w:val="Compact"/>
+              <w:jc w:val="center"/>
+            </w:pPr>
+            <w:r>
+              <w:rPr>
+                <w:bCs/>
+                <w:b/>
+              </w:rPr>
+              <w:t xml:space="preserve">4.7k</w:t>
+            </w:r>
+          </w:p>
+        </w:tc>
+        <w:tc>
+          <w:tcPr/>
+          <w:p>
+            <w:pPr>
+              <w:pStyle w:val="Compact"/>
+              <w:jc w:val="center"/>
+            </w:pPr>
+            <w:r>
+              <w:t xml:space="preserve">open</w:t>
+            </w:r>
+          </w:p>
+        </w:tc>
+      </w:tr>
+      <w:tr>
+        <w:tc>
+          <w:tcPr/>
+          <w:p>
+            <w:pPr>
+              <w:pStyle w:val="Compact"/>
+              <w:jc w:val="left"/>
+            </w:pPr>
+            <w:r>
+              <w:t xml:space="preserve">3 (DARK)</w:t>
+            </w:r>
+          </w:p>
+        </w:tc>
+        <w:tc>
+          <w:tcPr/>
+          <w:p>
+            <w:pPr>
+              <w:pStyle w:val="Compact"/>
+              <w:jc w:val="center"/>
+            </w:pPr>
+            <w:r>
+              <w:t xml:space="preserve">open</w:t>
+            </w:r>
+          </w:p>
+        </w:tc>
+        <w:tc>
+          <w:tcPr/>
+          <w:p>
+            <w:pPr>
+              <w:pStyle w:val="Compact"/>
+              <w:jc w:val="center"/>
+            </w:pPr>
+            <w:r>
+              <w:rPr>
+                <w:bCs/>
+                <w:b/>
+              </w:rPr>
+              <w:t xml:space="preserve">8.2k</w:t>
+            </w:r>
+          </w:p>
+        </w:tc>
+        <w:tc>
+          <w:tcPr/>
+          <w:p>
+            <w:pPr>
+              <w:pStyle w:val="Compact"/>
+              <w:jc w:val="center"/>
+            </w:pPr>
+            <w:r>
+              <w:rPr>
+                <w:bCs/>
+                <w:b/>
+              </w:rPr>
+              <w:t xml:space="preserve">1.5k</w:t>
+            </w:r>
+          </w:p>
+        </w:tc>
+        <w:tc>
+          <w:tcPr/>
+          <w:p>
+            <w:pPr>
+              <w:pStyle w:val="Compact"/>
+              <w:jc w:val="center"/>
+            </w:pPr>
+            <w:r>
+              <w:t xml:space="preserve">open</w:t>
+            </w:r>
+          </w:p>
+        </w:tc>
+      </w:tr>
+      <w:tr>
+        <w:tc>
+          <w:tcPr/>
+          <w:p>
+            <w:pPr>
+              <w:pStyle w:val="Compact"/>
+              <w:jc w:val="left"/>
+            </w:pPr>
+            <w:r>
+              <w:t xml:space="preserve">4 (COLOR mid)</w:t>
+            </w:r>
+          </w:p>
+        </w:tc>
+        <w:tc>
+          <w:tcPr/>
+          <w:p>
+            <w:pPr>
+              <w:pStyle w:val="Compact"/>
+              <w:jc w:val="center"/>
+            </w:pPr>
+            <w:r>
+              <w:rPr>
+                <w:bCs/>
+                <w:b/>
+              </w:rPr>
+              <w:t xml:space="preserve">22k</w:t>
+            </w:r>
+          </w:p>
+        </w:tc>
+        <w:tc>
+          <w:tcPr/>
+          <w:p>
+            <w:pPr>
+              <w:pStyle w:val="Compact"/>
+              <w:jc w:val="center"/>
+            </w:pPr>
+            <w:r>
+              <w:rPr>
+                <w:bCs/>
+                <w:b/>
+              </w:rPr>
+              <w:t xml:space="preserve">47k</w:t>
+            </w:r>
+          </w:p>
+        </w:tc>
+        <w:tc>
+          <w:tcPr/>
+          <w:p>
+            <w:pPr>
+              <w:pStyle w:val="Compact"/>
+              <w:jc w:val="center"/>
+            </w:pPr>
+            <w:r>
+              <w:rPr>
+                <w:bCs/>
+                <w:b/>
+              </w:rPr>
+              <w:t xml:space="preserve">10k</w:t>
+            </w:r>
+          </w:p>
+        </w:tc>
+        <w:tc>
+          <w:tcPr/>
+          <w:p>
+            <w:pPr>
+              <w:pStyle w:val="Compact"/>
+              <w:jc w:val="center"/>
+            </w:pPr>
+            <w:r>
+              <w:rPr>
+                <w:bCs/>
+                <w:b/>
+              </w:rPr>
+              <w:t xml:space="preserve">47k</w:t>
+            </w:r>
+          </w:p>
+        </w:tc>
+      </w:tr>
+      <w:tr>
+        <w:tc>
+          <w:tcPr/>
+          <w:p>
+            <w:pPr>
+              <w:pStyle w:val="Compact"/>
+              <w:jc w:val="left"/>
+            </w:pPr>
+            <w:r>
+              <w:t xml:space="preserve">5 (MIX)</w:t>
+            </w:r>
+          </w:p>
+        </w:tc>
+        <w:tc>
+          <w:tcPr/>
+          <w:p>
+            <w:pPr>
+              <w:pStyle w:val="Compact"/>
+              <w:jc w:val="center"/>
+            </w:pPr>
+            <w:r>
+              <w:rPr>
+                <w:bCs/>
+                <w:b/>
+              </w:rPr>
+              <w:t xml:space="preserve">6.8k</w:t>
+            </w:r>
+          </w:p>
+        </w:tc>
+        <w:tc>
+          <w:tcPr/>
+          <w:p>
+            <w:pPr>
+              <w:pStyle w:val="Compact"/>
+              <w:jc w:val="center"/>
+            </w:pPr>
+            <w:r>
+              <w:rPr>
+                <w:bCs/>
+                <w:b/>
+              </w:rPr>
+              <w:t xml:space="preserve">15k</w:t>
+            </w:r>
+          </w:p>
+        </w:tc>
+        <w:tc>
+          <w:tcPr/>
+          <w:p>
+            <w:pPr>
+              <w:pStyle w:val="Compact"/>
+              <w:jc w:val="center"/>
+            </w:pPr>
+            <w:r>
+              <w:rPr>
+                <w:bCs/>
+                <w:b/>
+              </w:rPr>
+              <w:t xml:space="preserve">2.2k</w:t>
+            </w:r>
+          </w:p>
+        </w:tc>
+        <w:tc>
+          <w:tcPr/>
+          <w:p>
+            <w:pPr>
+              <w:pStyle w:val="Compact"/>
+              <w:jc w:val="center"/>
+            </w:pPr>
+            <w:r>
+              <w:rPr>
+                <w:bCs/>
+                <w:b/>
+              </w:rPr>
+              <w:t xml:space="preserve">33k</w:t>
+            </w:r>
+          </w:p>
+        </w:tc>
+      </w:tr>
+    </w:tbl>
+    <w:p>
+      <w:pPr>
+        <w:pStyle w:val="BodyText"/>
+      </w:pPr>
+      <w:r>
+        <w:t xml:space="preserve">(Open positions = no resistor on that pole, циркуит inactive для данной позиции).</w:t>
+      </w:r>
+    </w:p>
+    <w:p>
+      <w:pPr>
+        <w:pStyle w:val="BodyText"/>
+      </w:pPr>
+      <w:r>
+        <w:rPr>
+          <w:bCs/>
+          <w:b/>
+        </w:rPr>
+        <w:t xml:space="preserve">Common components</w:t>
+      </w:r>
+      <w:r>
+        <w:t xml:space="preserve"> </w:t>
+      </w:r>
+      <w:r>
+        <w:t xml:space="preserve">(вне 4P5T switch):</w:t>
+      </w:r>
+    </w:p>
+    <w:p>
+      <w:pPr>
+        <w:numPr>
+          <w:ilvl w:val="0"/>
+          <w:numId w:val="1027"/>
+        </w:numPr>
+        <w:pStyle w:val="Compact"/>
+      </w:pPr>
+      <w:r>
+        <w:t xml:space="preserve">C_LF: 100nF film (LF shelf cap).</w:t>
+      </w:r>
+    </w:p>
+    <w:p>
+      <w:pPr>
+        <w:numPr>
+          <w:ilvl w:val="0"/>
+          <w:numId w:val="1027"/>
+        </w:numPr>
+        <w:pStyle w:val="Compact"/>
+      </w:pPr>
+      <w:r>
+        <w:t xml:space="preserve">C_HF: 1nF C0G ceramic (HF shelf cap).</w:t>
+      </w:r>
+    </w:p>
+    <w:p>
+      <w:pPr>
+        <w:numPr>
+          <w:ilvl w:val="0"/>
+          <w:numId w:val="1027"/>
+        </w:numPr>
+        <w:pStyle w:val="Compact"/>
+      </w:pPr>
+      <w:r>
+        <w:t xml:space="preserve">D_SAT_A, D_SAT_B: 2× 1N4148 anti-parallel (saturation pair).</w:t>
+      </w:r>
+    </w:p>
+    <w:p>
+      <w:pPr>
+        <w:numPr>
+          <w:ilvl w:val="0"/>
+          <w:numId w:val="1027"/>
+        </w:numPr>
+        <w:pStyle w:val="Compact"/>
+      </w:pPr>
+      <w:r>
+        <w:t xml:space="preserve">U_COLOR_OP: half of TL072 (или TL074 spare half) для shelf feedback amp.</w:t>
+      </w:r>
+    </w:p>
+    <w:p>
+      <w:pPr>
+        <w:numPr>
+          <w:ilvl w:val="0"/>
+          <w:numId w:val="1027"/>
+        </w:numPr>
+        <w:pStyle w:val="Compact"/>
+      </w:pPr>
+      <w:r>
+        <w:t xml:space="preserve">Resonance cell (Pole 4): twin-T network (3R + 3C) или state-variable BPF (2× OTA из spare LM13700 OTA halves).</w:t>
+      </w:r>
+    </w:p>
+    <w:bookmarkEnd w:id="45"/>
+    <w:bookmarkStart w:id="46" w:name="bom"/>
+    <w:p>
+      <w:pPr>
+        <w:pStyle w:val="Heading4"/>
+      </w:pPr>
+      <w:r>
+        <w:t xml:space="preserve">BOM</w:t>
+      </w:r>
+    </w:p>
+    <w:tbl>
+      <w:tblPr>
+        <w:tblStyle w:val="Table"/>
+        <w:tblW w:type="auto" w:w="0"/>
+        <w:tblLook w:firstRow="1" w:lastRow="0" w:firstColumn="0" w:lastColumn="0" w:noHBand="0" w:noVBand="0" w:val="0020"/>
+        <w:jc w:val="start"/>
+      </w:tblPr>
+      <w:tblGrid>
+        <w:gridCol w:w="1584"/>
+        <w:gridCol w:w="1584"/>
+        <w:gridCol w:w="1584"/>
+        <w:gridCol w:w="1584"/>
+        <w:gridCol w:w="1584"/>
+      </w:tblGrid>
+      <w:tr>
+        <w:trPr>
+          <w:tblHeader w:val="true"/>
+        </w:trPr>
+        <w:tc>
+          <w:tcPr/>
+          <w:p>
+            <w:pPr>
+              <w:pStyle w:val="Compact"/>
+              <w:jc w:val="left"/>
+            </w:pPr>
+            <w:r>
+              <w:t xml:space="preserve">Ref</w:t>
+            </w:r>
+          </w:p>
+        </w:tc>
+        <w:tc>
+          <w:tcPr/>
+          <w:p>
+            <w:pPr>
+              <w:pStyle w:val="Compact"/>
+              <w:jc w:val="left"/>
+            </w:pPr>
+            <w:r>
+              <w:t xml:space="preserve">Part</w:t>
+            </w:r>
+          </w:p>
+        </w:tc>
+        <w:tc>
+          <w:tcPr/>
+          <w:p>
+            <w:pPr>
+              <w:pStyle w:val="Compact"/>
+              <w:jc w:val="left"/>
+            </w:pPr>
+            <w:r>
+              <w:t xml:space="preserve">Qty</w:t>
+            </w:r>
+          </w:p>
+        </w:tc>
+        <w:tc>
+          <w:tcPr/>
+          <w:p>
+            <w:pPr>
+              <w:pStyle w:val="Compact"/>
+              <w:jc w:val="left"/>
+            </w:pPr>
+            <w:r>
+              <w:t xml:space="preserve">Unit $</w:t>
+            </w:r>
+          </w:p>
+        </w:tc>
+        <w:tc>
+          <w:tcPr/>
+          <w:p>
+            <w:pPr>
+              <w:pStyle w:val="Compact"/>
+              <w:jc w:val="left"/>
+            </w:pPr>
+            <w:r>
+              <w:t xml:space="preserve">Total</w:t>
+            </w:r>
+          </w:p>
+        </w:tc>
+      </w:tr>
+      <w:tr>
+        <w:tc>
+          <w:tcPr/>
+          <w:p>
+            <w:pPr>
+              <w:pStyle w:val="Compact"/>
+              <w:jc w:val="left"/>
+            </w:pPr>
+            <w:r>
+              <w:t xml:space="preserve">SW_COLOR</w:t>
+            </w:r>
+          </w:p>
+        </w:tc>
+        <w:tc>
+          <w:tcPr/>
+          <w:p>
+            <w:pPr>
+              <w:pStyle w:val="Compact"/>
+              <w:jc w:val="left"/>
+            </w:pPr>
+            <w:r>
+              <w:t xml:space="preserve">Alpha SL-4P5T (4-pole 5-throw vertical slider)</w:t>
+            </w:r>
+          </w:p>
+        </w:tc>
+        <w:tc>
+          <w:tcPr/>
+          <w:p>
+            <w:pPr>
+              <w:pStyle w:val="Compact"/>
+              <w:jc w:val="left"/>
+            </w:pPr>
+            <w:r>
+              <w:t xml:space="preserve">1</w:t>
+            </w:r>
+          </w:p>
+        </w:tc>
+        <w:tc>
+          <w:tcPr/>
+          <w:p>
+            <w:pPr>
+              <w:pStyle w:val="Compact"/>
+              <w:jc w:val="left"/>
+            </w:pPr>
+            <w:r>
+              <w:t xml:space="preserve">$5.00</w:t>
+            </w:r>
+          </w:p>
+        </w:tc>
+        <w:tc>
+          <w:tcPr/>
+          <w:p>
+            <w:pPr>
+              <w:pStyle w:val="Compact"/>
+              <w:jc w:val="left"/>
+            </w:pPr>
+            <w:r>
+              <w:t xml:space="preserve">$5.00</w:t>
+            </w:r>
+          </w:p>
+        </w:tc>
+      </w:tr>
+      <w:tr>
+        <w:tc>
+          <w:tcPr/>
+          <w:p>
+            <w:pPr>
+              <w:pStyle w:val="Compact"/>
+              <w:jc w:val="left"/>
+            </w:pPr>
+            <w:r>
+              <w:t xml:space="preserve">R_LF2..R_FB5</w:t>
+            </w:r>
+          </w:p>
+        </w:tc>
+        <w:tc>
+          <w:tcPr/>
+          <w:p>
+            <w:pPr>
+              <w:pStyle w:val="Compact"/>
+              <w:jc w:val="left"/>
+            </w:pPr>
+            <w:r>
+              <w:t xml:space="preserve">Resistor banks (12 active resistors)</w:t>
+            </w:r>
+          </w:p>
+        </w:tc>
+        <w:tc>
+          <w:tcPr/>
+          <w:p>
+            <w:pPr>
+              <w:pStyle w:val="Compact"/>
+              <w:jc w:val="left"/>
+            </w:pPr>
+            <w:r>
+              <w:t xml:space="preserve">12</w:t>
+            </w:r>
+          </w:p>
+        </w:tc>
+        <w:tc>
+          <w:tcPr/>
+          <w:p>
+            <w:pPr>
+              <w:pStyle w:val="Compact"/>
+              <w:jc w:val="left"/>
+            </w:pPr>
+            <w:r>
+              <w:t xml:space="preserve">$0.01</w:t>
+            </w:r>
+          </w:p>
+        </w:tc>
+        <w:tc>
+          <w:tcPr/>
+          <w:p>
+            <w:pPr>
+              <w:pStyle w:val="Compact"/>
+              <w:jc w:val="left"/>
+            </w:pPr>
+            <w:r>
+              <w:t xml:space="preserve">$0.12</w:t>
+            </w:r>
+          </w:p>
+        </w:tc>
+      </w:tr>
+      <w:tr>
+        <w:tc>
+          <w:tcPr/>
+          <w:p>
+            <w:pPr>
+              <w:pStyle w:val="Compact"/>
+              <w:jc w:val="left"/>
+            </w:pPr>
+            <w:r>
+              <w:t xml:space="preserve">C_LF</w:t>
+            </w:r>
+          </w:p>
+        </w:tc>
+        <w:tc>
+          <w:tcPr/>
+          <w:p>
+            <w:pPr>
+              <w:pStyle w:val="Compact"/>
+              <w:jc w:val="left"/>
+            </w:pPr>
+            <w:r>
+              <w:t xml:space="preserve">100nF film cap</w:t>
+            </w:r>
+          </w:p>
+        </w:tc>
+        <w:tc>
+          <w:tcPr/>
+          <w:p>
+            <w:pPr>
+              <w:pStyle w:val="Compact"/>
+              <w:jc w:val="left"/>
+            </w:pPr>
+            <w:r>
+              <w:t xml:space="preserve">1</w:t>
+            </w:r>
+          </w:p>
+        </w:tc>
+        <w:tc>
+          <w:tcPr/>
+          <w:p>
+            <w:pPr>
+              <w:pStyle w:val="Compact"/>
+              <w:jc w:val="left"/>
+            </w:pPr>
+            <w:r>
+              <w:t xml:space="preserve">$0.10</w:t>
+            </w:r>
+          </w:p>
+        </w:tc>
+        <w:tc>
+          <w:tcPr/>
+          <w:p>
+            <w:pPr>
+              <w:pStyle w:val="Compact"/>
+              <w:jc w:val="left"/>
+            </w:pPr>
+            <w:r>
+              <w:t xml:space="preserve">$0.10</w:t>
+            </w:r>
+          </w:p>
+        </w:tc>
+      </w:tr>
+      <w:tr>
+        <w:tc>
+          <w:tcPr/>
+          <w:p>
+            <w:pPr>
+              <w:pStyle w:val="Compact"/>
+              <w:jc w:val="left"/>
+            </w:pPr>
+            <w:r>
+              <w:t xml:space="preserve">C_HF</w:t>
+            </w:r>
+          </w:p>
+        </w:tc>
+        <w:tc>
+          <w:tcPr/>
+          <w:p>
+            <w:pPr>
+              <w:pStyle w:val="Compact"/>
+              <w:jc w:val="left"/>
+            </w:pPr>
+            <w:r>
+              <w:t xml:space="preserve">1nF C0G ceramic</w:t>
+            </w:r>
+          </w:p>
+        </w:tc>
+        <w:tc>
+          <w:tcPr/>
+          <w:p>
+            <w:pPr>
+              <w:pStyle w:val="Compact"/>
+              <w:jc w:val="left"/>
+            </w:pPr>
+            <w:r>
+              <w:t xml:space="preserve">1</w:t>
+            </w:r>
+          </w:p>
+        </w:tc>
+        <w:tc>
+          <w:tcPr/>
+          <w:p>
+            <w:pPr>
+              <w:pStyle w:val="Compact"/>
+              <w:jc w:val="left"/>
+            </w:pPr>
+            <w:r>
+              <w:t xml:space="preserve">$0.05</w:t>
+            </w:r>
+          </w:p>
+        </w:tc>
+        <w:tc>
+          <w:tcPr/>
+          <w:p>
+            <w:pPr>
+              <w:pStyle w:val="Compact"/>
+              <w:jc w:val="left"/>
+            </w:pPr>
+            <w:r>
+              <w:t xml:space="preserve">$0.05</w:t>
+            </w:r>
+          </w:p>
+        </w:tc>
+      </w:tr>
+      <w:tr>
+        <w:tc>
+          <w:tcPr/>
+          <w:p>
+            <w:pPr>
+              <w:pStyle w:val="Compact"/>
+              <w:jc w:val="left"/>
+            </w:pPr>
+            <w:r>
+              <w:t xml:space="preserve">D_SAT_A, D_SAT_B</w:t>
+            </w:r>
+          </w:p>
+        </w:tc>
+        <w:tc>
+          <w:tcPr/>
+          <w:p>
+            <w:pPr>
+              <w:pStyle w:val="Compact"/>
+              <w:jc w:val="left"/>
+            </w:pPr>
+            <w:r>
+              <w:t xml:space="preserve">1N4148 saturation pair</w:t>
+            </w:r>
+          </w:p>
+        </w:tc>
+        <w:tc>
+          <w:tcPr/>
+          <w:p>
+            <w:pPr>
+              <w:pStyle w:val="Compact"/>
+              <w:jc w:val="left"/>
+            </w:pPr>
+            <w:r>
+              <w:t xml:space="preserve">2</w:t>
+            </w:r>
+          </w:p>
+        </w:tc>
+        <w:tc>
+          <w:tcPr/>
+          <w:p>
+            <w:pPr>
+              <w:pStyle w:val="Compact"/>
+              <w:jc w:val="left"/>
+            </w:pPr>
+            <w:r>
+              <w:t xml:space="preserve">$0.01</w:t>
+            </w:r>
+          </w:p>
+        </w:tc>
+        <w:tc>
+          <w:tcPr/>
+          <w:p>
+            <w:pPr>
+              <w:pStyle w:val="Compact"/>
+              <w:jc w:val="left"/>
+            </w:pPr>
+            <w:r>
+              <w:t xml:space="preserve">$0.02</w:t>
+            </w:r>
+          </w:p>
+        </w:tc>
+      </w:tr>
+      <w:tr>
+        <w:tc>
+          <w:tcPr/>
+          <w:p>
+            <w:pPr>
+              <w:pStyle w:val="Compact"/>
+              <w:jc w:val="left"/>
+            </w:pPr>
+            <w:r>
+              <w:t xml:space="preserve">Twin-T network (Pole 4 resonance)</w:t>
+            </w:r>
+          </w:p>
+        </w:tc>
+        <w:tc>
+          <w:tcPr/>
+          <w:p>
+            <w:pPr>
+              <w:pStyle w:val="Compact"/>
+              <w:jc w:val="left"/>
+            </w:pPr>
+            <w:r>
+              <w:t xml:space="preserve">3R + 3C</w:t>
+            </w:r>
+          </w:p>
+        </w:tc>
+        <w:tc>
+          <w:tcPr/>
+          <w:p>
+            <w:pPr>
+              <w:pStyle w:val="Compact"/>
+              <w:jc w:val="left"/>
+            </w:pPr>
+            <w:r>
+              <w:t xml:space="preserve">6</w:t>
+            </w:r>
+          </w:p>
+        </w:tc>
+        <w:tc>
+          <w:tcPr/>
+          <w:p>
+            <w:pPr>
+              <w:pStyle w:val="Compact"/>
+              <w:jc w:val="left"/>
+            </w:pPr>
+            <w:r>
+              <w:t xml:space="preserve">$0.02</w:t>
+            </w:r>
+          </w:p>
+        </w:tc>
+        <w:tc>
+          <w:tcPr/>
+          <w:p>
+            <w:pPr>
+              <w:pStyle w:val="Compact"/>
+              <w:jc w:val="left"/>
+            </w:pPr>
+            <w:r>
+              <w:t xml:space="preserve">$0.12</w:t>
+            </w:r>
+          </w:p>
+        </w:tc>
+      </w:tr>
+      <w:tr>
+        <w:tc>
+          <w:tcPr/>
+          <w:p>
+            <w:pPr>
+              <w:pStyle w:val="Compact"/>
+              <w:jc w:val="left"/>
+            </w:pPr>
+            <w:r>
+              <w:rPr>
+                <w:bCs/>
+                <w:b/>
+              </w:rPr>
+              <w:t xml:space="preserve">Block 20 total</w:t>
+            </w:r>
+          </w:p>
+        </w:tc>
+        <w:tc>
+          <w:tcPr/>
+          <w:p>
+            <w:pPr>
+              <w:pStyle w:val="Compact"/>
+            </w:pPr>
+          </w:p>
+        </w:tc>
+        <w:tc>
+          <w:tcPr/>
+          <w:p>
+            <w:pPr>
+              <w:pStyle w:val="Compact"/>
+            </w:pPr>
+          </w:p>
+        </w:tc>
+        <w:tc>
+          <w:tcPr/>
+          <w:p>
+            <w:pPr>
+              <w:pStyle w:val="Compact"/>
+            </w:pPr>
+          </w:p>
+        </w:tc>
+        <w:tc>
+          <w:tcPr/>
+          <w:p>
+            <w:pPr>
+              <w:pStyle w:val="Compact"/>
+              <w:jc w:val="left"/>
+            </w:pPr>
+            <w:r>
+              <w:rPr>
+                <w:bCs/>
+                <w:b/>
+              </w:rPr>
+              <w:t xml:space="preserve">$5.41</w:t>
+            </w:r>
+          </w:p>
+        </w:tc>
+      </w:tr>
+    </w:tbl>
+    <w:p>
+      <w:pPr>
+        <w:pStyle w:val="BodyText"/>
+      </w:pPr>
+      <w:r>
+        <w:t xml:space="preserve">Резисторы: используются</w:t>
+      </w:r>
+      <w:r>
+        <w:t xml:space="preserve"> </w:t>
+      </w:r>
+      <w:r>
+        <w:rPr>
+          <w:bCs/>
+          <w:b/>
+        </w:rPr>
+        <w:t xml:space="preserve">существующие slot'ы U2 (TL074)</w:t>
+      </w:r>
+      <w:r>
+        <w:t xml:space="preserve"> </w:t>
+      </w:r>
+      <w:r>
+        <w:t xml:space="preserve">и</w:t>
+      </w:r>
+      <w:r>
+        <w:t xml:space="preserve"> </w:t>
+      </w:r>
+      <w:r>
+        <w:rPr>
+          <w:bCs/>
+          <w:b/>
+        </w:rPr>
+        <w:t xml:space="preserve">spare LM13700 OTA half</w:t>
+      </w:r>
+      <w:r>
+        <w:t xml:space="preserve"> </w:t>
+      </w:r>
+      <w:r>
+        <w:t xml:space="preserve">(Block 11 envelope follower OTA2 unused → reuse here для saturation buffer / resonance amp). Без необходимости новых ICs.</w:t>
+      </w:r>
+    </w:p>
+    <w:bookmarkEnd w:id="46"/>
+    <w:bookmarkStart w:id="47" w:name="verification"/>
+    <w:p>
+      <w:pPr>
+        <w:pStyle w:val="Heading4"/>
+      </w:pPr>
+      <w:r>
+        <w:t xml:space="preserve">Verification</w:t>
+      </w:r>
+    </w:p>
+    <w:p>
+      <w:pPr>
+        <w:numPr>
+          <w:ilvl w:val="0"/>
+          <w:numId w:val="1028"/>
+        </w:numPr>
+        <w:pStyle w:val="Compact"/>
+      </w:pPr>
+      <w:r>
+        <w:rPr>
+          <w:bCs/>
+          <w:b/>
+        </w:rPr>
+        <w:t xml:space="preserve">A/B switch test</w:t>
+      </w:r>
+      <w:r>
+        <w:t xml:space="preserve">: passing 1kHz sine через каждую позицию, измерить EQ response с audio analyzer. Должно match таблицу выше ±1dB.</w:t>
+      </w:r>
+    </w:p>
+    <w:p>
+      <w:pPr>
+        <w:numPr>
+          <w:ilvl w:val="0"/>
+          <w:numId w:val="1028"/>
+        </w:numPr>
+        <w:pStyle w:val="Compact"/>
+      </w:pPr>
+      <w:r>
+        <w:rPr>
+          <w:bCs/>
+          <w:b/>
+        </w:rPr>
+        <w:t xml:space="preserve">THD test</w:t>
+      </w:r>
+      <w:r>
+        <w:t xml:space="preserve">: на DARK position при +6dBu input → THD должна быть 5–10% (heavy saturation). На MIX position → 3–5%. На COLOR raw → &lt;0.5%.</w:t>
+      </w:r>
+    </w:p>
+    <w:p>
+      <w:pPr>
+        <w:numPr>
+          <w:ilvl w:val="0"/>
+          <w:numId w:val="1028"/>
+        </w:numPr>
+        <w:pStyle w:val="Compact"/>
+      </w:pPr>
+      <w:r>
+        <w:rPr>
+          <w:bCs/>
+          <w:b/>
+        </w:rPr>
+        <w:t xml:space="preserve">Click-free switching</w:t>
+      </w:r>
+      <w:r>
+        <w:t xml:space="preserve">: переключение между позициями не должно давать audible pop. Если pop — добавить muting cap (10µF) на slider's common node.</w:t>
+      </w:r>
+    </w:p>
+    <w:bookmarkEnd w:id="47"/>
+    <w:bookmarkStart w:id="48" w:name="why-slider-не-rotary-switch"/>
+    <w:p>
+      <w:pPr>
+        <w:pStyle w:val="Heading4"/>
+      </w:pPr>
+      <w:r>
+        <w:t xml:space="preserve">Why slider, не rotary switch</w:t>
+      </w:r>
+    </w:p>
+    <w:p>
+      <w:pPr>
+        <w:numPr>
+          <w:ilvl w:val="0"/>
+          <w:numId w:val="1029"/>
+        </w:numPr>
+        <w:pStyle w:val="Compact"/>
+      </w:pPr>
+      <w:r>
+        <w:rPr>
+          <w:bCs/>
+          <w:b/>
+        </w:rPr>
+        <w:t xml:space="preserve">Visual</w:t>
+      </w:r>
+      <w:r>
+        <w:t xml:space="preserve">: vertical slider визуально transparent — пользователь сразу видит current preset position по labeled markings.</w:t>
+      </w:r>
+    </w:p>
+    <w:p>
+      <w:pPr>
+        <w:numPr>
+          <w:ilvl w:val="0"/>
+          <w:numId w:val="1029"/>
+        </w:numPr>
+        <w:pStyle w:val="Compact"/>
+      </w:pPr>
+      <w:r>
+        <w:rPr>
+          <w:bCs/>
+          <w:b/>
+        </w:rPr>
+        <w:t xml:space="preserve">Tactile</w:t>
+      </w:r>
+      <w:r>
+        <w:t xml:space="preserve">: slider thumb easy to slide one position за one finger movement.</w:t>
+      </w:r>
+    </w:p>
+    <w:p>
+      <w:pPr>
+        <w:numPr>
+          <w:ilvl w:val="0"/>
+          <w:numId w:val="1029"/>
+        </w:numPr>
+        <w:pStyle w:val="Compact"/>
+      </w:pPr>
+      <w:r>
+        <w:rPr>
+          <w:bCs/>
+          <w:b/>
+        </w:rPr>
+        <w:t xml:space="preserve">Performance</w:t>
+      </w:r>
+      <w:r>
+        <w:t xml:space="preserve">: для live use slider faster чем rotary 5-pos switch (no need crутить through multiple positions).</w:t>
       </w:r>
     </w:p>
     <w:p>
@@ -7453,9 +9452,10 @@
         </w:pict>
       </w:r>
     </w:p>
-    <w:bookmarkEnd w:id="42"/>
-    <w:bookmarkEnd w:id="43"/>
-    <w:bookmarkStart w:id="49" w:name="X7343272bfa033a5f4c3cc7426a1e14aa710c560"/>
+    <w:bookmarkEnd w:id="48"/>
+    <w:bookmarkEnd w:id="49"/>
+    <w:bookmarkEnd w:id="50"/>
+    <w:bookmarkStart w:id="56" w:name="X7343272bfa033a5f4c3cc7426a1e14aa710c560"/>
     <w:p>
       <w:pPr>
         <w:pStyle w:val="Heading2"/>
@@ -7488,7 +9488,7 @@
         <w:t xml:space="preserve">к Phase 1 ship. Pin-header экспансия PCB (10-pin) позволяет cold palette daughter-board подключаться без замены main board. Можно также включить в main board сразу — для full-feature SKU.</w:t>
       </w:r>
     </w:p>
-    <w:bookmarkStart w:id="44" w:name="X4792ecbc2eee596f5bcfef7a6cbfb02b7905d56"/>
+    <w:bookmarkStart w:id="51" w:name="X4792ecbc2eee596f5bcfef7a6cbfb02b7905d56"/>
     <w:p>
       <w:pPr>
         <w:pStyle w:val="Heading3"/>
@@ -7637,8 +9637,8 @@
         <w:t xml:space="preserve">: J_PULSE_CV (modulate rate from external).</w:t>
       </w:r>
     </w:p>
-    <w:bookmarkEnd w:id="44"/>
-    <w:bookmarkStart w:id="45" w:name="Xba0163400960f0b1ae1d6a253182333ef2696c7"/>
+    <w:bookmarkEnd w:id="51"/>
+    <w:bookmarkStart w:id="52" w:name="Xba0163400960f0b1ae1d6a253182333ef2696c7"/>
     <w:p>
       <w:pPr>
         <w:pStyle w:val="Heading3"/>
@@ -7802,8 +9802,8 @@
         <w:t xml:space="preserve">: J_FOG_CV.</w:t>
       </w:r>
     </w:p>
-    <w:bookmarkEnd w:id="45"/>
-    <w:bookmarkStart w:id="46" w:name="Xa3fa9830d31905e1e8300420858c9ce8eb48f98"/>
+    <w:bookmarkEnd w:id="52"/>
+    <w:bookmarkStart w:id="53" w:name="Xa3fa9830d31905e1e8300420858c9ce8eb48f98"/>
     <w:p>
       <w:pPr>
         <w:pStyle w:val="Heading3"/>
@@ -7919,8 +9919,8 @@
         <w:t xml:space="preserve">: 20кГц (frost = 0, transparent) → 800Гц (frost = max, only midrange survives).</w:t>
       </w:r>
     </w:p>
-    <w:bookmarkEnd w:id="46"/>
-    <w:bookmarkStart w:id="47" w:name="Xefc62232e309129052d11ac022b15ccc904958a"/>
+    <w:bookmarkEnd w:id="53"/>
+    <w:bookmarkStart w:id="54" w:name="Xefc62232e309129052d11ac022b15ccc904958a"/>
     <w:p>
       <w:pPr>
         <w:pStyle w:val="Heading3"/>
@@ -8057,8 +10057,8 @@
         <w:t xml:space="preserve">: J_CHILL_CV.</w:t>
       </w:r>
     </w:p>
-    <w:bookmarkEnd w:id="47"/>
-    <w:bookmarkStart w:id="48" w:name="X7d58f496dfe184905a139fb1c289e0552e956b3"/>
+    <w:bookmarkEnd w:id="54"/>
+    <w:bookmarkStart w:id="55" w:name="X7d58f496dfe184905a139fb1c289e0552e956b3"/>
     <w:p>
       <w:pPr>
         <w:pStyle w:val="Heading3"/>
@@ -8238,22 +10238,22 @@
         </w:pict>
       </w:r>
     </w:p>
-    <w:bookmarkEnd w:id="48"/>
-    <w:bookmarkEnd w:id="49"/>
-    <w:bookmarkStart w:id="50" w:name="сводная-сводка-v4-consolidated"/>
+    <w:bookmarkEnd w:id="55"/>
+    <w:bookmarkEnd w:id="56"/>
+    <w:bookmarkStart w:id="57" w:name="сводная-сводка-v5-hybrid--decision-09"/>
     <w:p>
       <w:pPr>
         <w:pStyle w:val="Heading2"/>
       </w:pPr>
       <w:r>
-        <w:t xml:space="preserve">Сводная сводка (v4 consolidated)</w:t>
-      </w:r>
-    </w:p>
-    <w:p>
-      <w:pPr>
-        <w:numPr>
-          <w:ilvl w:val="0"/>
-          <w:numId w:val="1022"/>
+        <w:t xml:space="preserve">Сводная сводка (v5 hybrid — Decision 09)</w:t>
+      </w:r>
+    </w:p>
+    <w:p>
+      <w:pPr>
+        <w:numPr>
+          <w:ilvl w:val="0"/>
+          <w:numId w:val="1030"/>
         </w:numPr>
         <w:pStyle w:val="Compact"/>
       </w:pPr>
@@ -8268,131 +10268,122 @@
         <w:t xml:space="preserve"> </w:t>
       </w:r>
       <w:r>
-        <w:t xml:space="preserve">total (15 ядро + 6 base FX/utility + 5 cold palette Phase 2):</w:t>
+        <w:t xml:space="preserve">total (15 ядро + 6 base FX/utility/perform + 5 cold palette Phase 2):</w:t>
       </w:r>
     </w:p>
     <w:p>
       <w:pPr>
         <w:numPr>
           <w:ilvl w:val="1"/>
-          <w:numId w:val="1023"/>
-        </w:numPr>
-        <w:pStyle w:val="Compact"/>
-      </w:pPr>
-      <w:r>
-        <w:t xml:space="preserve">Blocks 1–15: core v2.1 schematic + cold palette consolidated (block 12 объединён, 15 reserved, 17/18 removed).</w:t>
+          <w:numId w:val="1031"/>
+        </w:numPr>
+        <w:pStyle w:val="Compact"/>
+      </w:pPr>
+      <w:r>
+        <w:t xml:space="preserve">Blocks 1–15: core v2.1 schematic. Block 12 объединяет noise+geiger через 2 knob frontend + crossfader OTA. Block 15 reserved.</w:t>
       </w:r>
     </w:p>
     <w:p>
       <w:pPr>
         <w:numPr>
           <w:ilvl w:val="1"/>
-          <w:numId w:val="1023"/>
-        </w:numPr>
-        <w:pStyle w:val="Compact"/>
-      </w:pPr>
-      <w:r>
-        <w:t xml:space="preserve">Block 16: optional phaser (immersion layer).</w:t>
-      </w:r>
-    </w:p>
-    <w:p>
-      <w:pPr>
-        <w:numPr>
-          <w:ilvl w:val="1"/>
-          <w:numId w:val="1023"/>
-        </w:numPr>
-        <w:pStyle w:val="Compact"/>
-      </w:pPr>
-      <w:r>
-        <w:t xml:space="preserve">Block 19: isolated DC-DC (pedal SKU only).</w:t>
-      </w:r>
-    </w:p>
-    <w:p>
-      <w:pPr>
-        <w:numPr>
-          <w:ilvl w:val="1"/>
-          <w:numId w:val="1023"/>
-        </w:numPr>
-        <w:pStyle w:val="Compact"/>
-      </w:pPr>
-      <w:r>
-        <w:t xml:space="preserve">Block 20: color preset slider.</w:t>
-      </w:r>
-    </w:p>
-    <w:p>
-      <w:pPr>
-        <w:numPr>
-          <w:ilvl w:val="1"/>
-          <w:numId w:val="1023"/>
-        </w:numPr>
-        <w:pStyle w:val="Compact"/>
-      </w:pPr>
-      <w:r>
-        <w:t xml:space="preserve">Blocks 21–25: cold palette FX layer (Phase 2 upgrade — PULSE/FOG/FROST/CHILL/HUM).</w:t>
-      </w:r>
-    </w:p>
-    <w:p>
-      <w:pPr>
-        <w:numPr>
-          <w:ilvl w:val="0"/>
-          <w:numId w:val="1022"/>
-        </w:numPr>
-        <w:pStyle w:val="Compact"/>
-      </w:pPr>
+          <w:numId w:val="1031"/>
+        </w:numPr>
+        <w:pStyle w:val="Compact"/>
+      </w:pPr>
+      <w:r>
+        <w:t xml:space="preserve">Block 16:</w:t>
+      </w:r>
+      <w:r>
+        <w:t xml:space="preserve"> </w:t>
+      </w:r>
       <w:r>
         <w:rPr>
           <w:bCs/>
           <w:b/>
         </w:rPr>
-        <w:t xml:space="preserve">6 ICs analog</w:t>
-      </w:r>
-      <w:r>
-        <w:t xml:space="preserve">: 2× TL072 + 2× TL074 + 2× LM13700 (multiple OTA halves reused).</w:t>
-      </w:r>
-    </w:p>
-    <w:p>
-      <w:pPr>
-        <w:numPr>
-          <w:ilvl w:val="0"/>
-          <w:numId w:val="1022"/>
-        </w:numPr>
-        <w:pStyle w:val="Compact"/>
-      </w:pPr>
+        <w:t xml:space="preserve">always-on phaser</w:t>
+      </w:r>
+      <w:r>
+        <w:t xml:space="preserve"> </w:t>
+      </w:r>
+      <w:r>
+        <w:t xml:space="preserve">(named effect, не optional layer).</w:t>
+      </w:r>
+    </w:p>
+    <w:p>
+      <w:pPr>
+        <w:numPr>
+          <w:ilvl w:val="1"/>
+          <w:numId w:val="1031"/>
+        </w:numPr>
+        <w:pStyle w:val="Compact"/>
+      </w:pPr>
+      <w:r>
+        <w:t xml:space="preserve">Block 17:</w:t>
+      </w:r>
+      <w:r>
+        <w:t xml:space="preserve"> </w:t>
+      </w:r>
       <w:r>
         <w:rPr>
           <w:bCs/>
           <w:b/>
         </w:rPr>
-        <w:t xml:space="preserve">1 MCU</w:t>
-      </w:r>
-      <w:r>
-        <w:t xml:space="preserve">: ATtiny85 (Geiger LFSR cluster pattern + bipolar split helper logic).</w:t>
-      </w:r>
-    </w:p>
-    <w:p>
-      <w:pPr>
-        <w:numPr>
-          <w:ilvl w:val="0"/>
-          <w:numId w:val="1022"/>
-        </w:numPr>
-        <w:pStyle w:val="Compact"/>
-      </w:pPr>
+        <w:t xml:space="preserve">REMOVED</w:t>
+      </w:r>
+      <w:r>
+        <w:t xml:space="preserve"> </w:t>
+      </w:r>
+      <w:r>
+        <w:t xml:space="preserve">(BBD vinyl wow → переехал в Last Day).</w:t>
+      </w:r>
+    </w:p>
+    <w:p>
+      <w:pPr>
+        <w:numPr>
+          <w:ilvl w:val="1"/>
+          <w:numId w:val="1031"/>
+        </w:numPr>
+        <w:pStyle w:val="Compact"/>
+      </w:pPr>
+      <w:r>
+        <w:t xml:space="preserve">Block 18:</w:t>
+      </w:r>
+      <w:r>
+        <w:t xml:space="preserve"> </w:t>
+      </w:r>
       <w:r>
         <w:rPr>
           <w:bCs/>
           <w:b/>
         </w:rPr>
-        <w:t xml:space="preserve">1 timer</w:t>
-      </w:r>
-      <w:r>
-        <w:t xml:space="preserve">: NE555 (TOLL pulse monostable).</w:t>
-      </w:r>
-    </w:p>
-    <w:p>
-      <w:pPr>
-        <w:numPr>
-          <w:ilvl w:val="0"/>
-          <w:numId w:val="1022"/>
+        <w:t xml:space="preserve">Gate/Crush footswitch</w:t>
+      </w:r>
+      <w:r>
+        <w:t xml:space="preserve"> </w:t>
+      </w:r>
+      <w:r>
+        <w:t xml:space="preserve">(CD4066 + LF398 + LM393, restored from v4 removal).</w:t>
+      </w:r>
+    </w:p>
+    <w:p>
+      <w:pPr>
+        <w:numPr>
+          <w:ilvl w:val="1"/>
+          <w:numId w:val="1031"/>
+        </w:numPr>
+        <w:pStyle w:val="Compact"/>
+      </w:pPr>
+      <w:r>
+        <w:t xml:space="preserve">Block 19: isolated DC-DC (pedal SKU only — TRACO TMR 3-1212WI / Recom RKD-1212-D).</w:t>
+      </w:r>
+    </w:p>
+    <w:p>
+      <w:pPr>
+        <w:numPr>
+          <w:ilvl w:val="1"/>
+          <w:numId w:val="1031"/>
         </w:numPr>
         <w:pStyle w:val="Compact"/>
       </w:pPr>
@@ -8401,36 +10392,42 @@
           <w:bCs/>
           <w:b/>
         </w:rPr>
-        <w:t xml:space="preserve">6 transistors</w:t>
-      </w:r>
-      <w:r>
-        <w:t xml:space="preserve">: LSK489A dual JFET + BD139 + BD140 + 2N7000 (solenoid driver shared DAMP+TOLL).</w:t>
-      </w:r>
-    </w:p>
-    <w:p>
-      <w:pPr>
-        <w:numPr>
-          <w:ilvl w:val="0"/>
-          <w:numId w:val="1022"/>
-        </w:numPr>
-        <w:pStyle w:val="Compact"/>
-      </w:pPr>
+        <w:t xml:space="preserve">Block 20</w:t>
+      </w:r>
+      <w:r>
+        <w:t xml:space="preserve">: COLOR preset slider (4P5T,</w:t>
+      </w:r>
+      <w:r>
+        <w:t xml:space="preserve"> </w:t>
+      </w:r>
       <w:r>
         <w:rPr>
           <w:bCs/>
           <w:b/>
         </w:rPr>
-        <w:t xml:space="preserve">1 zener</w:t>
-      </w:r>
-      <w:r>
-        <w:t xml:space="preserve">: BZX55C9V1.</w:t>
-      </w:r>
-    </w:p>
-    <w:p>
-      <w:pPr>
-        <w:numPr>
-          <w:ilvl w:val="0"/>
-          <w:numId w:val="1022"/>
+        <w:t xml:space="preserve">detailed schematic с 5 R-banks</w:t>
+      </w:r>
+      <w:r>
+        <w:t xml:space="preserve">, see above).</w:t>
+      </w:r>
+    </w:p>
+    <w:p>
+      <w:pPr>
+        <w:numPr>
+          <w:ilvl w:val="1"/>
+          <w:numId w:val="1031"/>
+        </w:numPr>
+        <w:pStyle w:val="Compact"/>
+      </w:pPr>
+      <w:r>
+        <w:t xml:space="preserve">Blocks 21–25: cold palette FX layer (Phase 2 v3 PCB upgrade — PULSE/FOG/FROST/CHILL/HUM).</w:t>
+      </w:r>
+    </w:p>
+    <w:p>
+      <w:pPr>
+        <w:numPr>
+          <w:ilvl w:val="0"/>
+          <w:numId w:val="1030"/>
         </w:numPr>
         <w:pStyle w:val="Compact"/>
       </w:pPr>
@@ -8439,20 +10436,17 @@
           <w:bCs/>
           <w:b/>
         </w:rPr>
-        <w:t xml:space="preserve">1 isolated DC-DC</w:t>
-      </w:r>
-      <w:r>
-        <w:t xml:space="preserve"> </w:t>
-      </w:r>
-      <w:r>
-        <w:t xml:space="preserve">(pedal only): TRACO TMR 3-1212WI (budget) или Recom RKD-1212-D (premium).</w:t>
-      </w:r>
-    </w:p>
-    <w:p>
-      <w:pPr>
-        <w:numPr>
-          <w:ilvl w:val="0"/>
-          <w:numId w:val="1022"/>
+        <w:t xml:space="preserve">8 ICs analog</w:t>
+      </w:r>
+      <w:r>
+        <w:t xml:space="preserve">: 2× TL072 + 2× TL074 + 2× LM13700 (multiple OTA halves reused для VCA + phaser + crossfader + saturation buffers + resonance amps) + CD4066 (Gate cell) + LF398 (Crush cell).</w:t>
+      </w:r>
+    </w:p>
+    <w:p>
+      <w:pPr>
+        <w:numPr>
+          <w:ilvl w:val="0"/>
+          <w:numId w:val="1030"/>
         </w:numPr>
         <w:pStyle w:val="Compact"/>
       </w:pPr>
@@ -8461,35 +10455,191 @@
           <w:bCs/>
           <w:b/>
         </w:rPr>
-        <w:t xml:space="preserve">No BBD chip, no Gate/Crush ICs</w:t>
-      </w:r>
-      <w:r>
-        <w:t xml:space="preserve"> </w:t>
-      </w:r>
-      <w:r>
-        <w:t xml:space="preserve">— removed in v4 consolidation.</w:t>
-      </w:r>
-    </w:p>
-    <w:p>
-      <w:pPr>
-        <w:pStyle w:val="FirstParagraph"/>
+        <w:t xml:space="preserve">1 dual comparator</w:t>
+      </w:r>
+      <w:r>
+        <w:t xml:space="preserve">: LM393 (Gate threshold + tap-tempo).</w:t>
+      </w:r>
+    </w:p>
+    <w:p>
+      <w:pPr>
+        <w:numPr>
+          <w:ilvl w:val="0"/>
+          <w:numId w:val="1030"/>
+        </w:numPr>
+        <w:pStyle w:val="Compact"/>
       </w:pPr>
       <w:r>
         <w:rPr>
           <w:bCs/>
           <w:b/>
         </w:rPr>
+        <w:t xml:space="preserve">1 MCU</w:t>
+      </w:r>
+      <w:r>
+        <w:t xml:space="preserve">: ATtiny85 (Geiger LFSR cluster pattern + crush sample clock + tap-tempo divider).</w:t>
+      </w:r>
+    </w:p>
+    <w:p>
+      <w:pPr>
+        <w:numPr>
+          <w:ilvl w:val="0"/>
+          <w:numId w:val="1030"/>
+        </w:numPr>
+        <w:pStyle w:val="Compact"/>
+      </w:pPr>
+      <w:r>
+        <w:rPr>
+          <w:bCs/>
+          <w:b/>
+        </w:rPr>
+        <w:t xml:space="preserve">1 timer</w:t>
+      </w:r>
+      <w:r>
+        <w:t xml:space="preserve">: NE555 (TOLL pulse monostable, J_TOLL_TRIG path).</w:t>
+      </w:r>
+    </w:p>
+    <w:p>
+      <w:pPr>
+        <w:numPr>
+          <w:ilvl w:val="0"/>
+          <w:numId w:val="1030"/>
+        </w:numPr>
+        <w:pStyle w:val="Compact"/>
+      </w:pPr>
+      <w:r>
+        <w:rPr>
+          <w:bCs/>
+          <w:b/>
+        </w:rPr>
+        <w:t xml:space="preserve">6 transistors</w:t>
+      </w:r>
+      <w:r>
+        <w:t xml:space="preserve">: LSK489A dual JFET + BD139 + BD140 + 2N7000 (solenoid driver — shared DAMP+TOLL+STALL via 3-way diode-OR).</w:t>
+      </w:r>
+    </w:p>
+    <w:p>
+      <w:pPr>
+        <w:numPr>
+          <w:ilvl w:val="0"/>
+          <w:numId w:val="1030"/>
+        </w:numPr>
+        <w:pStyle w:val="Compact"/>
+      </w:pPr>
+      <w:r>
+        <w:rPr>
+          <w:bCs/>
+          <w:b/>
+        </w:rPr>
+        <w:t xml:space="preserve">1 zener</w:t>
+      </w:r>
+      <w:r>
+        <w:t xml:space="preserve">: BZX55C9V1.</w:t>
+      </w:r>
+    </w:p>
+    <w:p>
+      <w:pPr>
+        <w:numPr>
+          <w:ilvl w:val="0"/>
+          <w:numId w:val="1030"/>
+        </w:numPr>
+        <w:pStyle w:val="Compact"/>
+      </w:pPr>
+      <w:r>
+        <w:rPr>
+          <w:bCs/>
+          <w:b/>
+        </w:rPr>
+        <w:t xml:space="preserve">1 isolated DC-DC</w:t>
+      </w:r>
+      <w:r>
+        <w:t xml:space="preserve"> </w:t>
+      </w:r>
+      <w:r>
+        <w:t xml:space="preserve">(pedal only): TRACO TMR 3-1212WI (budget) или Recom RKD-1212-D (premium).</w:t>
+      </w:r>
+    </w:p>
+    <w:p>
+      <w:pPr>
+        <w:numPr>
+          <w:ilvl w:val="0"/>
+          <w:numId w:val="1030"/>
+        </w:numPr>
+        <w:pStyle w:val="Compact"/>
+      </w:pPr>
+      <w:r>
+        <w:rPr>
+          <w:bCs/>
+          <w:b/>
+        </w:rPr>
+        <w:t xml:space="preserve">Footswitches</w:t>
+      </w:r>
+      <w:r>
+        <w:t xml:space="preserve"> </w:t>
+      </w:r>
+      <w:r>
+        <w:t xml:space="preserve">(mockup canon): TAP / GATE-CRUSH / BYPASS / FREEZE.</w:t>
+      </w:r>
+    </w:p>
+    <w:p>
+      <w:pPr>
+        <w:numPr>
+          <w:ilvl w:val="0"/>
+          <w:numId w:val="1030"/>
+        </w:numPr>
+        <w:pStyle w:val="Compact"/>
+      </w:pPr>
+      <w:r>
+        <w:rPr>
+          <w:bCs/>
+          <w:b/>
+        </w:rPr>
+        <w:t xml:space="preserve">CV-only triggers</w:t>
+      </w:r>
+      <w:r>
+        <w:t xml:space="preserve"> </w:t>
+      </w:r>
+      <w:r>
+        <w:t xml:space="preserve">(modular advanced): J_TOLL_TRIG, J_STALL_CV.</w:t>
+      </w:r>
+    </w:p>
+    <w:p>
+      <w:pPr>
+        <w:pStyle w:val="FirstParagraph"/>
+      </w:pPr>
+      <w:r>
+        <w:rPr>
+          <w:bCs/>
+          <w:b/>
+        </w:rPr>
         <w:t xml:space="preserve">Phase 1 ship BOM</w:t>
       </w:r>
       <w:r>
-        <w:t xml:space="preserve">: $90 budget /</w:t>
-      </w:r>
-      <w:r>
+        <w:t xml:space="preserve"> </w:t>
+      </w:r>
+      <w:r>
+        <w:t xml:space="preserve">(v5 hybrid, ядро + Gate/Crush + phaser + Color preset + base FX):</w:t>
+      </w:r>
+      <w:r>
+        <w:t xml:space="preserve"> </w:t>
+      </w:r>
+      <w:r>
+        <w:rPr>
+          <w:bCs/>
+          <w:b/>
+        </w:rPr>
+        <w:t xml:space="preserve">~$92 budget /</w:t>
+      </w:r>
+      <w:r>
+        <w:rPr>
+          <w:bCs/>
+          <w:b/>
+        </w:rPr>
         <w:t xml:space="preserve"> </w:t>
       </w:r>
       <m:oMath>
         <m:r>
-          <m:t>115</m:t>
+          <m:t>118</m:t>
         </m:r>
         <m:r>
           <m:t>p</m:t>
@@ -8512,97 +10662,18 @@
         <m:r>
           <m:t>m</m:t>
         </m:r>
-        <m:d>
-          <m:dPr>
-            <m:begChr m:val="("/>
-            <m:endChr m:val=")"/>
-            <m:sepChr m:val=""/>
-            <m:grow/>
-          </m:dPr>
-          <m:e>
-            <m:r>
-              <m:t>v</m:t>
-            </m:r>
-            <m:r>
-              <m:t>4</m:t>
-            </m:r>
-            <m:r>
-              <m:t>б</m:t>
-            </m:r>
-            <m:r>
-              <m:t>а</m:t>
-            </m:r>
-            <m:r>
-              <m:t>з</m:t>
-            </m:r>
-            <m:r>
-              <m:t>о</m:t>
-            </m:r>
-            <m:r>
-              <m:t>в</m:t>
-            </m:r>
-            <m:r>
-              <m:t>ы</m:t>
-            </m:r>
-            <m:r>
-              <m:t>й</m:t>
-            </m:r>
-            <m:r>
-              <m:rPr>
-                <m:sty m:val="p"/>
-              </m:rPr>
-              <m:t>,</m:t>
-            </m:r>
-            <m:r>
-              <m:t>б</m:t>
-            </m:r>
-            <m:r>
-              <m:t>е</m:t>
-            </m:r>
-            <m:r>
-              <m:t>з</m:t>
-            </m:r>
-            <m:r>
-              <m:t>c</m:t>
-            </m:r>
-            <m:r>
-              <m:t>o</m:t>
-            </m:r>
-            <m:r>
-              <m:t>l</m:t>
-            </m:r>
-            <m:r>
-              <m:t>d</m:t>
-            </m:r>
-            <m:r>
-              <m:t>p</m:t>
-            </m:r>
-            <m:r>
-              <m:t>a</m:t>
-            </m:r>
-            <m:r>
-              <m:t>l</m:t>
-            </m:r>
-            <m:r>
-              <m:t>e</m:t>
-            </m:r>
-            <m:r>
-              <m:t>t</m:t>
-            </m:r>
-            <m:r>
-              <m:t>t</m:t>
-            </m:r>
-            <m:r>
-              <m:t>e</m:t>
-            </m:r>
-            <m:r>
-              <m:t>F</m:t>
-            </m:r>
-            <m:r>
-              <m:t>X</m:t>
-            </m:r>
-          </m:e>
-        </m:d>
+        <m:r>
+          <m:rPr>
+            <m:sty m:val="p"/>
+          </m:rPr>
+          <m:t>*</m:t>
+        </m:r>
+        <m:r>
+          <m:rPr>
+            <m:sty m:val="p"/>
+          </m:rPr>
+          <m:t>*</m:t>
+        </m:r>
         <m:r>
           <m:rPr>
             <m:sty m:val="p"/>
@@ -8689,26 +10760,36 @@
         </m:r>
       </m:oMath>
       <w:r>
-        <w:t xml:space="preserve">15 для cold palette layer → $105 budget / $130 premium full feature.</w:t>
-      </w:r>
-    </w:p>
-    <w:p>
-      <w:pPr>
-        <w:pStyle w:val="BodyText"/>
-      </w:pPr>
-      <w:r>
         <w:rPr>
           <w:bCs/>
           <w:b/>
         </w:rPr>
+        <w:t xml:space="preserve">15 для cold palette layer → **~$107 budget / $133 premium</w:t>
+      </w:r>
+      <w:r>
+        <w:t xml:space="preserve"> </w:t>
+      </w:r>
+      <w:r>
+        <w:t xml:space="preserve">full feature.</w:t>
+      </w:r>
+    </w:p>
+    <w:p>
+      <w:pPr>
+        <w:pStyle w:val="BodyText"/>
+      </w:pPr>
+      <w:r>
+        <w:rPr>
+          <w:bCs/>
+          <w:b/>
+        </w:rPr>
         <w:t xml:space="preserve">Retail target</w:t>
       </w:r>
       <w:r>
-        <w:t xml:space="preserve">: $499 budget / $649 premium (matches initial spec, sustainable margin даже с Phase 2 features included).</w:t>
-      </w:r>
-    </w:p>
-    <w:bookmarkEnd w:id="50"/>
-    <w:bookmarkStart w:id="66" w:name="полный-bom"/>
+        <w:t xml:space="preserve">: $499 budget / $649 premium (sustainable margin, premium tier alongside Strymon BigSky / Eventide H9 Max).</w:t>
+      </w:r>
+    </w:p>
+    <w:bookmarkEnd w:id="57"/>
+    <w:bookmarkStart w:id="73" w:name="полный-bom"/>
     <w:p>
       <w:pPr>
         <w:pStyle w:val="Heading2"/>
@@ -8725,7 +10806,7 @@
         <w:t xml:space="preserve">Таблица закупок Last Night v3.0 — все компоненты для одного модуля. Цены ориентировочные (USD, retail small-quantity, Mouser/Digi-Key 2025).</w:t>
       </w:r>
     </w:p>
-    <w:bookmarkStart w:id="51" w:name="active-components-ics-transistors-diodes"/>
+    <w:bookmarkStart w:id="58" w:name="active-components-ics-transistors-diodes"/>
     <w:p>
       <w:pPr>
         <w:pStyle w:val="Heading3"/>
@@ -11227,7 +13308,7 @@
       <w:pPr>
         <w:numPr>
           <w:ilvl w:val="0"/>
-          <w:numId w:val="1024"/>
+          <w:numId w:val="1032"/>
         </w:numPr>
         <w:pStyle w:val="Compact"/>
       </w:pPr>
@@ -11239,7 +13320,7 @@
       <w:pPr>
         <w:numPr>
           <w:ilvl w:val="0"/>
-          <w:numId w:val="1024"/>
+          <w:numId w:val="1032"/>
         </w:numPr>
         <w:pStyle w:val="Compact"/>
       </w:pPr>
@@ -11281,7 +13362,7 @@
       <w:pPr>
         <w:numPr>
           <w:ilvl w:val="0"/>
-          <w:numId w:val="1025"/>
+          <w:numId w:val="1033"/>
         </w:numPr>
         <w:pStyle w:val="Compact"/>
       </w:pPr>
@@ -11293,7 +13374,7 @@
       <w:pPr>
         <w:numPr>
           <w:ilvl w:val="0"/>
-          <w:numId w:val="1025"/>
+          <w:numId w:val="1033"/>
         </w:numPr>
         <w:pStyle w:val="Compact"/>
       </w:pPr>
@@ -11305,7 +13386,7 @@
       <w:pPr>
         <w:numPr>
           <w:ilvl w:val="0"/>
-          <w:numId w:val="1025"/>
+          <w:numId w:val="1033"/>
         </w:numPr>
         <w:pStyle w:val="Compact"/>
       </w:pPr>
@@ -11332,7 +13413,7 @@
       <w:pPr>
         <w:numPr>
           <w:ilvl w:val="0"/>
-          <w:numId w:val="1026"/>
+          <w:numId w:val="1034"/>
         </w:numPr>
         <w:pStyle w:val="Compact"/>
       </w:pPr>
@@ -11344,7 +13425,7 @@
       <w:pPr>
         <w:numPr>
           <w:ilvl w:val="0"/>
-          <w:numId w:val="1026"/>
+          <w:numId w:val="1034"/>
         </w:numPr>
         <w:pStyle w:val="Compact"/>
       </w:pPr>
@@ -11356,7 +13437,7 @@
       <w:pPr>
         <w:numPr>
           <w:ilvl w:val="0"/>
-          <w:numId w:val="1026"/>
+          <w:numId w:val="1034"/>
         </w:numPr>
         <w:pStyle w:val="Compact"/>
       </w:pPr>
@@ -11368,7 +13449,7 @@
       <w:pPr>
         <w:numPr>
           <w:ilvl w:val="0"/>
-          <w:numId w:val="1026"/>
+          <w:numId w:val="1034"/>
         </w:numPr>
         <w:pStyle w:val="Compact"/>
       </w:pPr>
@@ -11596,8 +13677,8 @@
         <w:t xml:space="preserve">| |</w:t>
       </w:r>
     </w:p>
-    <w:bookmarkEnd w:id="51"/>
-    <w:bookmarkStart w:id="52" w:name="fx-engine-new-components-v30"/>
+    <w:bookmarkEnd w:id="58"/>
+    <w:bookmarkStart w:id="59" w:name="fx-engine-new-components-v30"/>
     <w:p>
       <w:pPr>
         <w:pStyle w:val="Heading3"/>
@@ -12027,7 +14108,7 @@
               <w:jc w:val="left"/>
             </w:pPr>
             <w:r>
-              <w:t xml:space="preserve">5-position vertical slider for tone preset</w:t>
+              <w:t xml:space="preserve">5-position vertical slider for tone preset (Block 20 — see detailed schematic)</w:t>
             </w:r>
           </w:p>
         </w:tc>
@@ -12064,6 +14145,80 @@
             </w:pPr>
             <w:r>
               <w:t xml:space="preserve">$5.00</w:t>
+            </w:r>
+          </w:p>
+        </w:tc>
+      </w:tr>
+      <w:tr>
+        <w:tc>
+          <w:tcPr/>
+          <w:p>
+            <w:pPr>
+              <w:pStyle w:val="Compact"/>
+              <w:jc w:val="left"/>
+            </w:pPr>
+            <w:r>
+              <w:t xml:space="preserve">Color preset banks (resistors + caps + diodes + twin-T)</w:t>
+            </w:r>
+          </w:p>
+        </w:tc>
+        <w:tc>
+          <w:tcPr/>
+          <w:p>
+            <w:pPr>
+              <w:pStyle w:val="Compact"/>
+              <w:jc w:val="left"/>
+            </w:pPr>
+            <w:r>
+              <w:t xml:space="preserve">См. Block 20 BOM</w:t>
+            </w:r>
+          </w:p>
+        </w:tc>
+        <w:tc>
+          <w:tcPr/>
+          <w:p>
+            <w:pPr>
+              <w:pStyle w:val="Compact"/>
+              <w:jc w:val="left"/>
+            </w:pPr>
+            <w:r>
+              <w:t xml:space="preserve">12× R + 1× 100nF + 1× 1nF + 2× 1N4148 + 6× twin-T</w:t>
+            </w:r>
+          </w:p>
+        </w:tc>
+        <w:tc>
+          <w:tcPr/>
+          <w:p>
+            <w:pPr>
+              <w:pStyle w:val="Compact"/>
+              <w:jc w:val="left"/>
+            </w:pPr>
+            <w:r>
+              <w:t xml:space="preserve">22</w:t>
+            </w:r>
+          </w:p>
+        </w:tc>
+        <w:tc>
+          <w:tcPr/>
+          <w:p>
+            <w:pPr>
+              <w:pStyle w:val="Compact"/>
+              <w:jc w:val="left"/>
+            </w:pPr>
+            <w:r>
+              <w:t xml:space="preserve">—</w:t>
+            </w:r>
+          </w:p>
+        </w:tc>
+        <w:tc>
+          <w:tcPr/>
+          <w:p>
+            <w:pPr>
+              <w:pStyle w:val="Compact"/>
+              <w:jc w:val="left"/>
+            </w:pPr>
+            <w:r>
+              <w:t xml:space="preserve">$0.41</w:t>
             </w:r>
           </w:p>
         </w:tc>
@@ -12361,8 +14516,8 @@
         </w:tc>
       </w:tr>
     </w:tbl>
-    <w:bookmarkEnd w:id="52"/>
-    <w:bookmarkStart w:id="53" w:name="power-supply-per-sku"/>
+    <w:bookmarkEnd w:id="59"/>
+    <w:bookmarkStart w:id="60" w:name="power-supply-per-sku"/>
     <w:p>
       <w:pPr>
         <w:pStyle w:val="Heading3"/>
@@ -12390,7 +14545,7 @@
       <w:pPr>
         <w:numPr>
           <w:ilvl w:val="0"/>
-          <w:numId w:val="1027"/>
+          <w:numId w:val="1035"/>
         </w:numPr>
         <w:pStyle w:val="Compact"/>
       </w:pPr>
@@ -12402,7 +14557,7 @@
       <w:pPr>
         <w:numPr>
           <w:ilvl w:val="0"/>
-          <w:numId w:val="1027"/>
+          <w:numId w:val="1035"/>
         </w:numPr>
         <w:pStyle w:val="Compact"/>
       </w:pPr>
@@ -12414,7 +14569,7 @@
       <w:pPr>
         <w:numPr>
           <w:ilvl w:val="0"/>
-          <w:numId w:val="1027"/>
+          <w:numId w:val="1035"/>
         </w:numPr>
         <w:pStyle w:val="Compact"/>
       </w:pPr>
@@ -12444,7 +14599,7 @@
       <w:pPr>
         <w:numPr>
           <w:ilvl w:val="0"/>
-          <w:numId w:val="1028"/>
+          <w:numId w:val="1036"/>
         </w:numPr>
         <w:pStyle w:val="Compact"/>
       </w:pPr>
@@ -12456,7 +14611,7 @@
       <w:pPr>
         <w:numPr>
           <w:ilvl w:val="0"/>
-          <w:numId w:val="1028"/>
+          <w:numId w:val="1036"/>
         </w:numPr>
         <w:pStyle w:val="Compact"/>
       </w:pPr>
@@ -12491,7 +14646,7 @@
       <w:pPr>
         <w:numPr>
           <w:ilvl w:val="0"/>
-          <w:numId w:val="1028"/>
+          <w:numId w:val="1036"/>
         </w:numPr>
         <w:pStyle w:val="Compact"/>
       </w:pPr>
@@ -12532,7 +14687,7 @@
       <w:pPr>
         <w:numPr>
           <w:ilvl w:val="0"/>
-          <w:numId w:val="1028"/>
+          <w:numId w:val="1036"/>
         </w:numPr>
         <w:pStyle w:val="Compact"/>
       </w:pPr>
@@ -12540,8 +14695,8 @@
         <w:t xml:space="preserve">LC filter post-DC-DC (×2 rails): $2.00.</w:t>
       </w:r>
     </w:p>
-    <w:bookmarkEnd w:id="53"/>
-    <w:bookmarkStart w:id="54" w:name="заmена-subtotal"/>
+    <w:bookmarkEnd w:id="60"/>
+    <w:bookmarkStart w:id="61" w:name="заmена-subtotal"/>
     <w:p>
       <w:pPr>
         <w:pStyle w:val="Heading3"/>
@@ -12845,8 +15000,8 @@
         </w:tc>
       </w:tr>
     </w:tbl>
-    <w:bookmarkEnd w:id="54"/>
-    <w:bookmarkStart w:id="55" w:name="resistors-14w-metal-film-1-unless-noted"/>
+    <w:bookmarkEnd w:id="61"/>
+    <w:bookmarkStart w:id="62" w:name="resistors-14w-metal-film-1-unless-noted"/>
     <w:p>
       <w:pPr>
         <w:pStyle w:val="Heading3"/>
@@ -14610,8 +16765,8 @@
         </w:tc>
       </w:tr>
     </w:tbl>
-    <w:bookmarkEnd w:id="55"/>
-    <w:bookmarkStart w:id="56" w:name="capacitors"/>
+    <w:bookmarkEnd w:id="62"/>
+    <w:bookmarkStart w:id="63" w:name="capacitors"/>
     <w:p>
       <w:pPr>
         <w:pStyle w:val="Heading3"/>
@@ -15910,8 +18065,8 @@
         </w:tc>
       </w:tr>
     </w:tbl>
-    <w:bookmarkEnd w:id="56"/>
-    <w:bookmarkStart w:id="57" w:name="X6be5d36cbbd1fc65f131cbee989caa2f7168655"/>
+    <w:bookmarkEnd w:id="63"/>
+    <w:bookmarkStart w:id="64" w:name="X6be5d36cbbd1fc65f131cbee989caa2f7168655"/>
     <w:p>
       <w:pPr>
         <w:pStyle w:val="Heading3"/>
@@ -16986,8 +19141,8 @@
         </w:tc>
       </w:tr>
     </w:tbl>
-    <w:bookmarkEnd w:id="57"/>
-    <w:bookmarkStart w:id="58" w:name="switches--connectors"/>
+    <w:bookmarkEnd w:id="64"/>
+    <w:bookmarkStart w:id="65" w:name="switches--connectors"/>
     <w:p>
       <w:pPr>
         <w:pStyle w:val="Heading3"/>
@@ -17555,8 +19710,8 @@
         </w:tc>
       </w:tr>
     </w:tbl>
-    <w:bookmarkEnd w:id="58"/>
-    <w:bookmarkStart w:id="59" w:name="Xc68da4b79e2e6cf5bdf79fd2b3defdf59e87d1c"/>
+    <w:bookmarkEnd w:id="65"/>
+    <w:bookmarkStart w:id="66" w:name="Xc68da4b79e2e6cf5bdf79fd2b3defdf59e87d1c"/>
     <w:p>
       <w:pPr>
         <w:pStyle w:val="Heading3"/>
@@ -17895,8 +20050,8 @@
         </w:tc>
       </w:tr>
     </w:tbl>
-    <w:bookmarkEnd w:id="59"/>
-    <w:bookmarkStart w:id="60" w:name="mechanical--misc-на-module"/>
+    <w:bookmarkEnd w:id="66"/>
+    <w:bookmarkStart w:id="67" w:name="mechanical--misc-на-module"/>
     <w:p>
       <w:pPr>
         <w:pStyle w:val="Heading3"/>
@@ -18322,8 +20477,8 @@
         </w:tc>
       </w:tr>
     </w:tbl>
-    <w:bookmarkEnd w:id="60"/>
-    <w:bookmarkStart w:id="61" w:name="pcb-190108мм-для-40hp-формата"/>
+    <w:bookmarkEnd w:id="67"/>
+    <w:bookmarkStart w:id="68" w:name="pcb-190108мм-для-40hp-формата"/>
     <w:p>
       <w:pPr>
         <w:pStyle w:val="Heading3"/>
@@ -18515,8 +20670,8 @@
         <w:t xml:space="preserve">(40HP PCB — больше площадь, чем 20HP, поэтому цена ~2× выше.)</w:t>
       </w:r>
     </w:p>
-    <w:bookmarkEnd w:id="61"/>
-    <w:bookmarkStart w:id="62" w:name="total-bom-per-module-40hp"/>
+    <w:bookmarkEnd w:id="68"/>
+    <w:bookmarkStart w:id="69" w:name="total-bom-per-module-40hp"/>
     <w:p>
       <w:pPr>
         <w:pStyle w:val="Heading3"/>
@@ -18895,8 +21050,8 @@
         </w:tc>
       </w:tr>
     </w:tbl>
-    <w:bookmarkEnd w:id="62"/>
-    <w:bookmarkStart w:id="63" w:name="per-cartridge-typical-wood-oak"/>
+    <w:bookmarkEnd w:id="69"/>
+    <w:bookmarkStart w:id="70" w:name="per-cartridge-typical-wood-oak"/>
     <w:p>
       <w:pPr>
         <w:pStyle w:val="Heading3"/>
@@ -19188,8 +21343,8 @@
         </w:tc>
       </w:tr>
     </w:tbl>
-    <w:bookmarkEnd w:id="63"/>
-    <w:bookmarkStart w:id="64" w:name="premium-cartridge-titanium-с-pvdf"/>
+    <w:bookmarkEnd w:id="70"/>
+    <w:bookmarkStart w:id="71" w:name="premium-cartridge-titanium-с-pvdf"/>
     <w:p>
       <w:pPr>
         <w:pStyle w:val="Heading3"/>
@@ -19455,8 +21610,8 @@
         </w:tc>
       </w:tr>
     </w:tbl>
-    <w:bookmarkEnd w:id="64"/>
-    <w:bookmarkStart w:id="65" w:name="X748a95703a1a920a972b07dc299a51d757c74ee"/>
+    <w:bookmarkEnd w:id="71"/>
+    <w:bookmarkStart w:id="72" w:name="X748a95703a1a920a972b07dc299a51d757c74ee"/>
     <w:p>
       <w:pPr>
         <w:pStyle w:val="Heading3"/>
@@ -20003,9 +22158,9 @@
         <w:t xml:space="preserve">750). Last Night sits в premium half с unique physical differentiation.</w:t>
       </w:r>
     </w:p>
-    <w:bookmarkEnd w:id="65"/>
-    <w:bookmarkEnd w:id="66"/>
-    <w:bookmarkStart w:id="80" w:name="pcb-layout--зоны-и-правила-разводки"/>
+    <w:bookmarkEnd w:id="72"/>
+    <w:bookmarkEnd w:id="73"/>
+    <w:bookmarkStart w:id="87" w:name="pcb-layout--зоны-и-правила-разводки"/>
     <w:p>
       <w:pPr>
         <w:pStyle w:val="Heading2"/>
@@ -20038,7 +22193,7 @@
         <w:t xml:space="preserve">(для 40HP формата), 2-layer FR4 1.6мм (budget) или 4-layer FR4 1.6мм (premium).</w:t>
       </w:r>
     </w:p>
-    <w:bookmarkStart w:id="67" w:name="zone-diagram-top-view"/>
+    <w:bookmarkStart w:id="74" w:name="zone-diagram-top-view"/>
     <w:p>
       <w:pPr>
         <w:pStyle w:val="Heading3"/>
@@ -20382,8 +22537,8 @@
         <w:t xml:space="preserve">└─────────────────────────────────────────────────────────────────────┘</w:t>
       </w:r>
     </w:p>
-    <w:bookmarkEnd w:id="67"/>
-    <w:bookmarkStart w:id="68" w:name="strategy-разделение-gnd-зон"/>
+    <w:bookmarkEnd w:id="74"/>
+    <w:bookmarkStart w:id="75" w:name="strategy-разделение-gnd-зон"/>
     <w:p>
       <w:pPr>
         <w:pStyle w:val="Heading3"/>
@@ -20414,7 +22569,7 @@
       <w:pPr>
         <w:numPr>
           <w:ilvl w:val="0"/>
-          <w:numId w:val="1029"/>
+          <w:numId w:val="1037"/>
         </w:numPr>
         <w:pStyle w:val="Compact"/>
       </w:pPr>
@@ -20426,7 +22581,7 @@
       <w:pPr>
         <w:numPr>
           <w:ilvl w:val="0"/>
-          <w:numId w:val="1029"/>
+          <w:numId w:val="1037"/>
         </w:numPr>
         <w:pStyle w:val="Compact"/>
       </w:pPr>
@@ -20438,7 +22593,7 @@
       <w:pPr>
         <w:numPr>
           <w:ilvl w:val="0"/>
-          <w:numId w:val="1029"/>
+          <w:numId w:val="1037"/>
         </w:numPr>
         <w:pStyle w:val="Compact"/>
       </w:pPr>
@@ -20450,7 +22605,7 @@
       <w:pPr>
         <w:numPr>
           <w:ilvl w:val="0"/>
-          <w:numId w:val="1029"/>
+          <w:numId w:val="1037"/>
         </w:numPr>
         <w:pStyle w:val="Compact"/>
       </w:pPr>
@@ -20462,7 +22617,7 @@
       <w:pPr>
         <w:numPr>
           <w:ilvl w:val="0"/>
-          <w:numId w:val="1029"/>
+          <w:numId w:val="1037"/>
         </w:numPr>
         <w:pStyle w:val="Compact"/>
       </w:pPr>
@@ -20492,7 +22647,7 @@
       <w:pPr>
         <w:numPr>
           <w:ilvl w:val="0"/>
-          <w:numId w:val="1030"/>
+          <w:numId w:val="1038"/>
         </w:numPr>
         <w:pStyle w:val="Compact"/>
       </w:pPr>
@@ -20504,7 +22659,7 @@
       <w:pPr>
         <w:numPr>
           <w:ilvl w:val="0"/>
-          <w:numId w:val="1030"/>
+          <w:numId w:val="1038"/>
         </w:numPr>
         <w:pStyle w:val="Compact"/>
       </w:pPr>
@@ -20516,7 +22671,7 @@
       <w:pPr>
         <w:numPr>
           <w:ilvl w:val="0"/>
-          <w:numId w:val="1030"/>
+          <w:numId w:val="1038"/>
         </w:numPr>
         <w:pStyle w:val="Compact"/>
       </w:pPr>
@@ -20546,7 +22701,7 @@
       <w:pPr>
         <w:numPr>
           <w:ilvl w:val="0"/>
-          <w:numId w:val="1031"/>
+          <w:numId w:val="1039"/>
         </w:numPr>
         <w:pStyle w:val="Compact"/>
       </w:pPr>
@@ -20558,7 +22713,7 @@
       <w:pPr>
         <w:numPr>
           <w:ilvl w:val="0"/>
-          <w:numId w:val="1031"/>
+          <w:numId w:val="1039"/>
         </w:numPr>
         <w:pStyle w:val="Compact"/>
       </w:pPr>
@@ -20597,8 +22752,8 @@
         <w:t xml:space="preserve">около J_PWR. Выглядит как 3 отдельных pour zones, ведущих в одну central point.</w:t>
       </w:r>
     </w:p>
-    <w:bookmarkEnd w:id="68"/>
-    <w:bookmarkStart w:id="73" w:name="critical-routing-rules"/>
+    <w:bookmarkEnd w:id="75"/>
+    <w:bookmarkStart w:id="80" w:name="critical-routing-rules"/>
     <w:p>
       <w:pPr>
         <w:pStyle w:val="Heading3"/>
@@ -20607,7 +22762,7 @@
         <w:t xml:space="preserve">Critical routing rules</w:t>
       </w:r>
     </w:p>
-    <w:bookmarkStart w:id="69" w:name="jfet-gate-trace-zone-4"/>
+    <w:bookmarkStart w:id="76" w:name="jfet-gate-trace-zone-4"/>
     <w:p>
       <w:pPr>
         <w:pStyle w:val="Heading4"/>
@@ -20675,7 +22830,7 @@
       <w:pPr>
         <w:numPr>
           <w:ilvl w:val="0"/>
-          <w:numId w:val="1032"/>
+          <w:numId w:val="1040"/>
         </w:numPr>
         <w:pStyle w:val="Compact"/>
       </w:pPr>
@@ -20687,7 +22842,7 @@
       <w:pPr>
         <w:numPr>
           <w:ilvl w:val="0"/>
-          <w:numId w:val="1032"/>
+          <w:numId w:val="1040"/>
         </w:numPr>
         <w:pStyle w:val="Compact"/>
       </w:pPr>
@@ -20699,7 +22854,7 @@
       <w:pPr>
         <w:numPr>
           <w:ilvl w:val="0"/>
-          <w:numId w:val="1032"/>
+          <w:numId w:val="1040"/>
         </w:numPr>
         <w:pStyle w:val="Compact"/>
       </w:pPr>
@@ -20721,7 +22876,7 @@
       <w:pPr>
         <w:numPr>
           <w:ilvl w:val="0"/>
-          <w:numId w:val="1032"/>
+          <w:numId w:val="1040"/>
         </w:numPr>
         <w:pStyle w:val="Compact"/>
       </w:pPr>
@@ -20729,8 +22884,8 @@
         <w:t xml:space="preserve">4-layer PCB: GND plane на layer 2 directly under guard area.</w:t>
       </w:r>
     </w:p>
-    <w:bookmarkEnd w:id="69"/>
-    <w:bookmarkStart w:id="70" w:name="solenoid-driver-loop-zone-8"/>
+    <w:bookmarkEnd w:id="76"/>
+    <w:bookmarkStart w:id="77" w:name="solenoid-driver-loop-zone-8"/>
     <w:p>
       <w:pPr>
         <w:pStyle w:val="Heading4"/>
@@ -20829,8 +22984,8 @@
         <w:t xml:space="preserve">Loop physical area &lt;100мм² recommended. Compact placement: D_SOL within 5мм от Q5.</w:t>
       </w:r>
     </w:p>
-    <w:bookmarkEnd w:id="70"/>
-    <w:bookmarkStart w:id="71" w:name="piezo-input-traces-zone-4"/>
+    <w:bookmarkEnd w:id="77"/>
+    <w:bookmarkStart w:id="78" w:name="piezo-input-traces-zone-4"/>
     <w:p>
       <w:pPr>
         <w:pStyle w:val="Heading4"/>
@@ -20843,7 +22998,7 @@
       <w:pPr>
         <w:numPr>
           <w:ilvl w:val="0"/>
-          <w:numId w:val="1033"/>
+          <w:numId w:val="1041"/>
         </w:numPr>
         <w:pStyle w:val="Compact"/>
       </w:pPr>
@@ -20865,7 +23020,7 @@
       <w:pPr>
         <w:numPr>
           <w:ilvl w:val="0"/>
-          <w:numId w:val="1033"/>
+          <w:numId w:val="1041"/>
         </w:numPr>
         <w:pStyle w:val="Compact"/>
       </w:pPr>
@@ -20887,7 +23042,7 @@
       <w:pPr>
         <w:numPr>
           <w:ilvl w:val="0"/>
-          <w:numId w:val="1033"/>
+          <w:numId w:val="1041"/>
         </w:numPr>
         <w:pStyle w:val="Compact"/>
       </w:pPr>
@@ -20909,7 +23064,7 @@
       <w:pPr>
         <w:numPr>
           <w:ilvl w:val="0"/>
-          <w:numId w:val="1033"/>
+          <w:numId w:val="1041"/>
         </w:numPr>
         <w:pStyle w:val="Compact"/>
       </w:pPr>
@@ -20931,7 +23086,7 @@
       <w:pPr>
         <w:numPr>
           <w:ilvl w:val="0"/>
-          <w:numId w:val="1033"/>
+          <w:numId w:val="1041"/>
         </w:numPr>
         <w:pStyle w:val="Compact"/>
       </w:pPr>
@@ -20939,8 +23094,8 @@
         <w:t xml:space="preserve">4-layer PCB: signal trace on top layer, GND plane (layer 2) directly underneath = de facto coaxial.</w:t>
       </w:r>
     </w:p>
-    <w:bookmarkEnd w:id="71"/>
-    <w:bookmarkStart w:id="72" w:name="push-pull-power-path-zone-2"/>
+    <w:bookmarkEnd w:id="78"/>
+    <w:bookmarkStart w:id="79" w:name="push-pull-power-path-zone-2"/>
     <w:p>
       <w:pPr>
         <w:pStyle w:val="Heading4"/>
@@ -20953,7 +23108,7 @@
       <w:pPr>
         <w:numPr>
           <w:ilvl w:val="0"/>
-          <w:numId w:val="1034"/>
+          <w:numId w:val="1042"/>
         </w:numPr>
         <w:pStyle w:val="Compact"/>
       </w:pPr>
@@ -20965,7 +23120,7 @@
       <w:pPr>
         <w:numPr>
           <w:ilvl w:val="0"/>
-          <w:numId w:val="1034"/>
+          <w:numId w:val="1042"/>
         </w:numPr>
         <w:pStyle w:val="Compact"/>
       </w:pPr>
@@ -20977,7 +23132,7 @@
       <w:pPr>
         <w:numPr>
           <w:ilvl w:val="0"/>
-          <w:numId w:val="1034"/>
+          <w:numId w:val="1042"/>
         </w:numPr>
         <w:pStyle w:val="Compact"/>
       </w:pPr>
@@ -20989,7 +23144,7 @@
       <w:pPr>
         <w:numPr>
           <w:ilvl w:val="0"/>
-          <w:numId w:val="1034"/>
+          <w:numId w:val="1042"/>
         </w:numPr>
         <w:pStyle w:val="Compact"/>
       </w:pPr>
@@ -20997,9 +23152,9 @@
         <w:t xml:space="preserve">C_DC (1000µF electrolytic): polarized, marker visible после assembly.</w:t>
       </w:r>
     </w:p>
-    <w:bookmarkEnd w:id="72"/>
-    <w:bookmarkEnd w:id="73"/>
-    <w:bookmarkStart w:id="74" w:name="decoupling-placement"/>
+    <w:bookmarkEnd w:id="79"/>
+    <w:bookmarkEnd w:id="80"/>
+    <w:bookmarkStart w:id="81" w:name="decoupling-placement"/>
     <w:p>
       <w:pPr>
         <w:pStyle w:val="Heading3"/>
@@ -21240,8 +23395,8 @@
         <w:t xml:space="preserve">parallel с 100nF (для switching transients OTA Iabc).</w:t>
       </w:r>
     </w:p>
-    <w:bookmarkEnd w:id="74"/>
-    <w:bookmarkStart w:id="75" w:name="X2b3c0f37428bc2980474e4947d2b6fd362d2526"/>
+    <w:bookmarkEnd w:id="81"/>
+    <w:bookmarkStart w:id="82" w:name="X2b3c0f37428bc2980474e4947d2b6fd362d2526"/>
     <w:p>
       <w:pPr>
         <w:pStyle w:val="Heading3"/>
@@ -21300,7 +23455,7 @@
       <w:pPr>
         <w:numPr>
           <w:ilvl w:val="0"/>
-          <w:numId w:val="1035"/>
+          <w:numId w:val="1043"/>
         </w:numPr>
         <w:pStyle w:val="Compact"/>
       </w:pPr>
@@ -21312,7 +23467,7 @@
       <w:pPr>
         <w:numPr>
           <w:ilvl w:val="0"/>
-          <w:numId w:val="1035"/>
+          <w:numId w:val="1043"/>
         </w:numPr>
         <w:pStyle w:val="Compact"/>
       </w:pPr>
@@ -21324,7 +23479,7 @@
       <w:pPr>
         <w:numPr>
           <w:ilvl w:val="0"/>
-          <w:numId w:val="1035"/>
+          <w:numId w:val="1043"/>
         </w:numPr>
         <w:pStyle w:val="Compact"/>
       </w:pPr>
@@ -21332,8 +23487,8 @@
         <w:t xml:space="preserve">GND tie vias: top GND ↔ AGND plane ↔ bottom DGND/PGND через single-point.</w:t>
       </w:r>
     </w:p>
-    <w:bookmarkEnd w:id="75"/>
-    <w:bookmarkStart w:id="76" w:name="X3f74c4e4fb56d1c0519043504b11c40402f4390"/>
+    <w:bookmarkEnd w:id="82"/>
+    <w:bookmarkStart w:id="83" w:name="X3f74c4e4fb56d1c0519043504b11c40402f4390"/>
     <w:p>
       <w:pPr>
         <w:pStyle w:val="Heading3"/>
@@ -21354,7 +23509,7 @@
       <w:pPr>
         <w:numPr>
           <w:ilvl w:val="0"/>
-          <w:numId w:val="1036"/>
+          <w:numId w:val="1044"/>
         </w:numPr>
         <w:pStyle w:val="Compact"/>
       </w:pPr>
@@ -21366,7 +23521,7 @@
       <w:pPr>
         <w:numPr>
           <w:ilvl w:val="0"/>
-          <w:numId w:val="1036"/>
+          <w:numId w:val="1044"/>
         </w:numPr>
         <w:pStyle w:val="Compact"/>
       </w:pPr>
@@ -21378,7 +23533,7 @@
       <w:pPr>
         <w:numPr>
           <w:ilvl w:val="0"/>
-          <w:numId w:val="1036"/>
+          <w:numId w:val="1044"/>
         </w:numPr>
         <w:pStyle w:val="Compact"/>
       </w:pPr>
@@ -21386,8 +23541,8 @@
         <w:t xml:space="preserve">Ferrite bead optional на solenoid +12V supply (snubs switching transients на shared supply).</w:t>
       </w:r>
     </w:p>
-    <w:bookmarkEnd w:id="76"/>
-    <w:bookmarkStart w:id="77" w:name="component-placement-priority"/>
+    <w:bookmarkEnd w:id="83"/>
+    <w:bookmarkStart w:id="84" w:name="component-placement-priority"/>
     <w:p>
       <w:pPr>
         <w:pStyle w:val="Heading3"/>
@@ -21400,7 +23555,7 @@
       <w:pPr>
         <w:numPr>
           <w:ilvl w:val="0"/>
-          <w:numId w:val="1037"/>
+          <w:numId w:val="1045"/>
         </w:numPr>
         <w:pStyle w:val="Compact"/>
       </w:pPr>
@@ -21422,7 +23577,7 @@
       <w:pPr>
         <w:numPr>
           <w:ilvl w:val="0"/>
-          <w:numId w:val="1037"/>
+          <w:numId w:val="1045"/>
         </w:numPr>
         <w:pStyle w:val="Compact"/>
       </w:pPr>
@@ -21444,7 +23599,7 @@
       <w:pPr>
         <w:numPr>
           <w:ilvl w:val="0"/>
-          <w:numId w:val="1037"/>
+          <w:numId w:val="1045"/>
         </w:numPr>
         <w:pStyle w:val="Compact"/>
       </w:pPr>
@@ -21466,7 +23621,7 @@
       <w:pPr>
         <w:numPr>
           <w:ilvl w:val="0"/>
-          <w:numId w:val="1037"/>
+          <w:numId w:val="1045"/>
         </w:numPr>
         <w:pStyle w:val="Compact"/>
       </w:pPr>
@@ -21488,7 +23643,7 @@
       <w:pPr>
         <w:numPr>
           <w:ilvl w:val="0"/>
-          <w:numId w:val="1037"/>
+          <w:numId w:val="1045"/>
         </w:numPr>
         <w:pStyle w:val="Compact"/>
       </w:pPr>
@@ -21510,7 +23665,7 @@
       <w:pPr>
         <w:numPr>
           <w:ilvl w:val="0"/>
-          <w:numId w:val="1037"/>
+          <w:numId w:val="1045"/>
         </w:numPr>
         <w:pStyle w:val="Compact"/>
       </w:pPr>
@@ -21532,7 +23687,7 @@
       <w:pPr>
         <w:numPr>
           <w:ilvl w:val="0"/>
-          <w:numId w:val="1037"/>
+          <w:numId w:val="1045"/>
         </w:numPr>
         <w:pStyle w:val="Compact"/>
       </w:pPr>
@@ -21554,7 +23709,7 @@
       <w:pPr>
         <w:numPr>
           <w:ilvl w:val="0"/>
-          <w:numId w:val="1037"/>
+          <w:numId w:val="1045"/>
         </w:numPr>
         <w:pStyle w:val="Compact"/>
       </w:pPr>
@@ -21572,8 +23727,8 @@
         <w:t xml:space="preserve">— у edge near panel jacks.</w:t>
       </w:r>
     </w:p>
-    <w:bookmarkEnd w:id="77"/>
-    <w:bookmarkStart w:id="78" w:name="mounting-holes"/>
+    <w:bookmarkEnd w:id="84"/>
+    <w:bookmarkStart w:id="85" w:name="mounting-holes"/>
     <w:p>
       <w:pPr>
         <w:pStyle w:val="Heading3"/>
@@ -21590,8 +23745,8 @@
         <w:t xml:space="preserve">4× M3 holes на corners PCB — secured к panel rails. Не overlapping traces (1мм keepout).</w:t>
       </w:r>
     </w:p>
-    <w:bookmarkEnd w:id="78"/>
-    <w:bookmarkStart w:id="79" w:name="silkscreen"/>
+    <w:bookmarkEnd w:id="85"/>
+    <w:bookmarkStart w:id="86" w:name="silkscreen"/>
     <w:p>
       <w:pPr>
         <w:pStyle w:val="Heading3"/>
@@ -21604,7 +23759,7 @@
       <w:pPr>
         <w:numPr>
           <w:ilvl w:val="0"/>
-          <w:numId w:val="1038"/>
+          <w:numId w:val="1046"/>
         </w:numPr>
         <w:pStyle w:val="Compact"/>
       </w:pPr>
@@ -21616,7 +23771,7 @@
       <w:pPr>
         <w:numPr>
           <w:ilvl w:val="0"/>
-          <w:numId w:val="1038"/>
+          <w:numId w:val="1046"/>
         </w:numPr>
         <w:pStyle w:val="Compact"/>
       </w:pPr>
@@ -21628,7 +23783,7 @@
       <w:pPr>
         <w:numPr>
           <w:ilvl w:val="0"/>
-          <w:numId w:val="1038"/>
+          <w:numId w:val="1046"/>
         </w:numPr>
         <w:pStyle w:val="Compact"/>
       </w:pPr>
@@ -21640,7 +23795,7 @@
       <w:pPr>
         <w:numPr>
           <w:ilvl w:val="0"/>
-          <w:numId w:val="1038"/>
+          <w:numId w:val="1046"/>
         </w:numPr>
         <w:pStyle w:val="Compact"/>
       </w:pPr>
@@ -21648,9 +23803,9 @@
         <w:t xml:space="preserve">Critical notes: "DO NOT ROUTE SIGNALS NEAR JFET GATE (guard zone)" и "R8 5W WIREWOUND ONLY".</w:t>
       </w:r>
     </w:p>
-    <w:bookmarkEnd w:id="79"/>
-    <w:bookmarkEnd w:id="80"/>
-    <w:bookmarkStart w:id="92" w:name="картридж--механика-и-сборка"/>
+    <w:bookmarkEnd w:id="86"/>
+    <w:bookmarkEnd w:id="87"/>
+    <w:bookmarkStart w:id="99" w:name="картридж--механика-и-сборка"/>
     <w:p>
       <w:pPr>
         <w:pStyle w:val="Heading2"/>
@@ -21659,7 +23814,7 @@
         <w:t xml:space="preserve">Картридж — механика и сборка</w:t>
       </w:r>
     </w:p>
-    <w:bookmarkStart w:id="81" w:name="cartridge-frame-design"/>
+    <w:bookmarkStart w:id="88" w:name="cartridge-frame-design"/>
     <w:p>
       <w:pPr>
         <w:pStyle w:val="Heading3"/>
@@ -21943,8 +24098,8 @@
         <w:t xml:space="preserve">└──────────────────────────────────┘</w:t>
       </w:r>
     </w:p>
-    <w:bookmarkEnd w:id="81"/>
-    <w:bookmarkStart w:id="82" w:name="mounting-hardware"/>
+    <w:bookmarkEnd w:id="88"/>
+    <w:bookmarkStart w:id="89" w:name="mounting-hardware"/>
     <w:p>
       <w:pPr>
         <w:pStyle w:val="Heading3"/>
@@ -21957,7 +24112,7 @@
       <w:pPr>
         <w:numPr>
           <w:ilvl w:val="0"/>
-          <w:numId w:val="1039"/>
+          <w:numId w:val="1047"/>
         </w:numPr>
         <w:pStyle w:val="Compact"/>
       </w:pPr>
@@ -21976,7 +24131,7 @@
       <w:pPr>
         <w:numPr>
           <w:ilvl w:val="0"/>
-          <w:numId w:val="1039"/>
+          <w:numId w:val="1047"/>
         </w:numPr>
         <w:pStyle w:val="Compact"/>
       </w:pPr>
@@ -21995,7 +24150,7 @@
       <w:pPr>
         <w:numPr>
           <w:ilvl w:val="0"/>
-          <w:numId w:val="1039"/>
+          <w:numId w:val="1047"/>
         </w:numPr>
         <w:pStyle w:val="Compact"/>
       </w:pPr>
@@ -22010,8 +24165,8 @@
         <w:t xml:space="preserve">: spring-loaded plunger (small, like от mini-DIN connector) prevents accidental drop при rack inversion.</w:t>
       </w:r>
     </w:p>
-    <w:bookmarkEnd w:id="82"/>
-    <w:bookmarkStart w:id="83" w:name="cartridge-interface"/>
+    <w:bookmarkEnd w:id="89"/>
+    <w:bookmarkStart w:id="90" w:name="cartridge-interface"/>
     <w:p>
       <w:pPr>
         <w:pStyle w:val="Heading3"/>
@@ -22208,8 +24363,8 @@
         <w:t xml:space="preserve">JST-XH (Solenoid) ─── 50мм twisted pair ─── (passes through frame to module's solenoid mount)</w:t>
       </w:r>
     </w:p>
-    <w:bookmarkEnd w:id="83"/>
-    <w:bookmarkStart w:id="84" w:name="mounting-plate-в-frame"/>
+    <w:bookmarkEnd w:id="90"/>
+    <w:bookmarkStart w:id="91" w:name="mounting-plate-в-frame"/>
     <w:p>
       <w:pPr>
         <w:pStyle w:val="Heading3"/>
@@ -22222,7 +24377,7 @@
       <w:pPr>
         <w:numPr>
           <w:ilvl w:val="0"/>
-          <w:numId w:val="1040"/>
+          <w:numId w:val="1048"/>
         </w:numPr>
         <w:pStyle w:val="Compact"/>
       </w:pPr>
@@ -22234,7 +24389,7 @@
       <w:pPr>
         <w:numPr>
           <w:ilvl w:val="0"/>
-          <w:numId w:val="1040"/>
+          <w:numId w:val="1048"/>
         </w:numPr>
         <w:pStyle w:val="Compact"/>
       </w:pPr>
@@ -22246,7 +24401,7 @@
       <w:pPr>
         <w:numPr>
           <w:ilvl w:val="0"/>
-          <w:numId w:val="1040"/>
+          <w:numId w:val="1048"/>
         </w:numPr>
         <w:pStyle w:val="Compact"/>
       </w:pPr>
@@ -22258,7 +24413,7 @@
       <w:pPr>
         <w:numPr>
           <w:ilvl w:val="0"/>
-          <w:numId w:val="1040"/>
+          <w:numId w:val="1048"/>
         </w:numPr>
         <w:pStyle w:val="Compact"/>
       </w:pPr>
@@ -22286,7 +24441,7 @@
       <w:pPr>
         <w:numPr>
           <w:ilvl w:val="0"/>
-          <w:numId w:val="1040"/>
+          <w:numId w:val="1048"/>
         </w:numPr>
         <w:pStyle w:val="Compact"/>
       </w:pPr>
@@ -22298,7 +24453,7 @@
       <w:pPr>
         <w:numPr>
           <w:ilvl w:val="0"/>
-          <w:numId w:val="1040"/>
+          <w:numId w:val="1048"/>
         </w:numPr>
         <w:pStyle w:val="Compact"/>
       </w:pPr>
@@ -22310,7 +24465,7 @@
       <w:pPr>
         <w:numPr>
           <w:ilvl w:val="0"/>
-          <w:numId w:val="1040"/>
+          <w:numId w:val="1048"/>
         </w:numPr>
         <w:pStyle w:val="Compact"/>
       </w:pPr>
@@ -22322,7 +24477,7 @@
       <w:pPr>
         <w:numPr>
           <w:ilvl w:val="0"/>
-          <w:numId w:val="1040"/>
+          <w:numId w:val="1048"/>
         </w:numPr>
         <w:pStyle w:val="Compact"/>
       </w:pPr>
@@ -22330,8 +24485,8 @@
         <w:t xml:space="preserve">Wire solenoid coil (если cartridge содержит solenoid mount) к JST.</w:t>
       </w:r>
     </w:p>
-    <w:bookmarkEnd w:id="84"/>
-    <w:bookmarkStart w:id="85" w:name="X5c34f3498b2cab74006850b09c32d078ab767ea"/>
+    <w:bookmarkEnd w:id="91"/>
+    <w:bookmarkStart w:id="92" w:name="X5c34f3498b2cab74006850b09c32d078ab767ea"/>
     <w:p>
       <w:pPr>
         <w:pStyle w:val="Heading3"/>
@@ -22400,8 +24555,8 @@
         <w:t xml:space="preserve">: per-cartridge tuned damping (felt thickness и position varies по plate thickness). Cost: solenoid +$5 per cartridge.</w:t>
       </w:r>
     </w:p>
-    <w:bookmarkEnd w:id="85"/>
-    <w:bookmarkStart w:id="90" w:name="cartridge-specific-specifications"/>
+    <w:bookmarkEnd w:id="92"/>
+    <w:bookmarkStart w:id="97" w:name="cartridge-specific-specifications"/>
     <w:p>
       <w:pPr>
         <w:pStyle w:val="Heading3"/>
@@ -22410,7 +24565,7 @@
         <w:t xml:space="preserve">Cartridge-specific specifications</w:t>
       </w:r>
     </w:p>
-    <w:bookmarkStart w:id="86" w:name="wood-cartridge-oak-example"/>
+    <w:bookmarkStart w:id="93" w:name="wood-cartridge-oak-example"/>
     <w:p>
       <w:pPr>
         <w:pStyle w:val="Heading4"/>
@@ -22423,7 +24578,7 @@
       <w:pPr>
         <w:numPr>
           <w:ilvl w:val="0"/>
-          <w:numId w:val="1041"/>
+          <w:numId w:val="1049"/>
         </w:numPr>
         <w:pStyle w:val="Compact"/>
       </w:pPr>
@@ -22435,7 +24590,7 @@
       <w:pPr>
         <w:numPr>
           <w:ilvl w:val="0"/>
-          <w:numId w:val="1041"/>
+          <w:numId w:val="1049"/>
         </w:numPr>
         <w:pStyle w:val="Compact"/>
       </w:pPr>
@@ -22447,7 +24602,7 @@
       <w:pPr>
         <w:numPr>
           <w:ilvl w:val="0"/>
-          <w:numId w:val="1041"/>
+          <w:numId w:val="1049"/>
         </w:numPr>
         <w:pStyle w:val="Compact"/>
       </w:pPr>
@@ -22459,7 +24614,7 @@
       <w:pPr>
         <w:numPr>
           <w:ilvl w:val="0"/>
-          <w:numId w:val="1041"/>
+          <w:numId w:val="1049"/>
         </w:numPr>
         <w:pStyle w:val="Compact"/>
       </w:pPr>
@@ -22467,8 +24622,8 @@
         <w:t xml:space="preserve">Mounting position: ~33мм from one edge (1/3 length, off-center, avoids mode 1,1 antinode).</w:t>
       </w:r>
     </w:p>
-    <w:bookmarkEnd w:id="86"/>
-    <w:bookmarkStart w:id="87" w:name="stone-cartridge-marble-example"/>
+    <w:bookmarkEnd w:id="93"/>
+    <w:bookmarkStart w:id="94" w:name="stone-cartridge-marble-example"/>
     <w:p>
       <w:pPr>
         <w:pStyle w:val="Heading4"/>
@@ -22481,7 +24636,7 @@
       <w:pPr>
         <w:numPr>
           <w:ilvl w:val="0"/>
-          <w:numId w:val="1042"/>
+          <w:numId w:val="1050"/>
         </w:numPr>
         <w:pStyle w:val="Compact"/>
       </w:pPr>
@@ -22493,7 +24648,7 @@
       <w:pPr>
         <w:numPr>
           <w:ilvl w:val="0"/>
-          <w:numId w:val="1042"/>
+          <w:numId w:val="1050"/>
         </w:numPr>
         <w:pStyle w:val="Compact"/>
       </w:pPr>
@@ -22505,7 +24660,7 @@
       <w:pPr>
         <w:numPr>
           <w:ilvl w:val="0"/>
-          <w:numId w:val="1042"/>
+          <w:numId w:val="1050"/>
         </w:numPr>
         <w:pStyle w:val="Compact"/>
       </w:pPr>
@@ -22517,7 +24672,7 @@
       <w:pPr>
         <w:numPr>
           <w:ilvl w:val="0"/>
-          <w:numId w:val="1042"/>
+          <w:numId w:val="1050"/>
         </w:numPr>
         <w:pStyle w:val="Compact"/>
       </w:pPr>
@@ -22525,8 +24680,8 @@
         <w:t xml:space="preserve">Reinforced rubber rails (heavier plate).</w:t>
       </w:r>
     </w:p>
-    <w:bookmarkEnd w:id="87"/>
-    <w:bookmarkStart w:id="88" w:name="X7567c1ad79ed64a34fb711a42aa78abc5df563f"/>
+    <w:bookmarkEnd w:id="94"/>
+    <w:bookmarkStart w:id="95" w:name="X7567c1ad79ed64a34fb711a42aa78abc5df563f"/>
     <w:p>
       <w:pPr>
         <w:pStyle w:val="Heading4"/>
@@ -22539,7 +24694,7 @@
       <w:pPr>
         <w:numPr>
           <w:ilvl w:val="0"/>
-          <w:numId w:val="1043"/>
+          <w:numId w:val="1051"/>
         </w:numPr>
         <w:pStyle w:val="Compact"/>
       </w:pPr>
@@ -22551,7 +24706,7 @@
       <w:pPr>
         <w:numPr>
           <w:ilvl w:val="0"/>
-          <w:numId w:val="1043"/>
+          <w:numId w:val="1051"/>
         </w:numPr>
         <w:pStyle w:val="Compact"/>
       </w:pPr>
@@ -22563,7 +24718,7 @@
       <w:pPr>
         <w:numPr>
           <w:ilvl w:val="0"/>
-          <w:numId w:val="1043"/>
+          <w:numId w:val="1051"/>
         </w:numPr>
         <w:pStyle w:val="Compact"/>
       </w:pPr>
@@ -22575,7 +24730,7 @@
       <w:pPr>
         <w:numPr>
           <w:ilvl w:val="0"/>
-          <w:numId w:val="1043"/>
+          <w:numId w:val="1051"/>
         </w:numPr>
         <w:pStyle w:val="Compact"/>
       </w:pPr>
@@ -22593,8 +24748,8 @@
         <w:t xml:space="preserve">instead of rubber rails (preserves Q for thin metal).</w:t>
       </w:r>
     </w:p>
-    <w:bookmarkEnd w:id="88"/>
-    <w:bookmarkStart w:id="89" w:name="glass-cartridge-pyrex-example"/>
+    <w:bookmarkEnd w:id="95"/>
+    <w:bookmarkStart w:id="96" w:name="glass-cartridge-pyrex-example"/>
     <w:p>
       <w:pPr>
         <w:pStyle w:val="Heading4"/>
@@ -22607,7 +24762,7 @@
       <w:pPr>
         <w:numPr>
           <w:ilvl w:val="0"/>
-          <w:numId w:val="1044"/>
+          <w:numId w:val="1052"/>
         </w:numPr>
         <w:pStyle w:val="Compact"/>
       </w:pPr>
@@ -22619,7 +24774,7 @@
       <w:pPr>
         <w:numPr>
           <w:ilvl w:val="0"/>
-          <w:numId w:val="1044"/>
+          <w:numId w:val="1052"/>
         </w:numPr>
         <w:pStyle w:val="Compact"/>
       </w:pPr>
@@ -22631,7 +24786,7 @@
       <w:pPr>
         <w:numPr>
           <w:ilvl w:val="0"/>
-          <w:numId w:val="1044"/>
+          <w:numId w:val="1052"/>
         </w:numPr>
         <w:pStyle w:val="Compact"/>
       </w:pPr>
@@ -22659,7 +24814,7 @@
       <w:pPr>
         <w:numPr>
           <w:ilvl w:val="0"/>
-          <w:numId w:val="1044"/>
+          <w:numId w:val="1052"/>
         </w:numPr>
         <w:pStyle w:val="Compact"/>
       </w:pPr>
@@ -22667,9 +24822,9 @@
         <w:t xml:space="preserve">Warning sticker: "FRAGILE — handle с care, не drop. Self-oscillation may shatter".</w:t>
       </w:r>
     </w:p>
-    <w:bookmarkEnd w:id="89"/>
-    <w:bookmarkEnd w:id="90"/>
-    <w:bookmarkStart w:id="91" w:name="производство-картриджа--флow"/>
+    <w:bookmarkEnd w:id="96"/>
+    <w:bookmarkEnd w:id="97"/>
+    <w:bookmarkStart w:id="98" w:name="производство-картриджа--флow"/>
     <w:p>
       <w:pPr>
         <w:pStyle w:val="Heading3"/>
@@ -22697,7 +24852,7 @@
       <w:pPr>
         <w:numPr>
           <w:ilvl w:val="0"/>
-          <w:numId w:val="1045"/>
+          <w:numId w:val="1053"/>
         </w:numPr>
         <w:pStyle w:val="Compact"/>
       </w:pPr>
@@ -22709,7 +24864,7 @@
       <w:pPr>
         <w:numPr>
           <w:ilvl w:val="0"/>
-          <w:numId w:val="1045"/>
+          <w:numId w:val="1053"/>
         </w:numPr>
         <w:pStyle w:val="Compact"/>
       </w:pPr>
@@ -22721,7 +24876,7 @@
       <w:pPr>
         <w:numPr>
           <w:ilvl w:val="0"/>
-          <w:numId w:val="1045"/>
+          <w:numId w:val="1053"/>
         </w:numPr>
         <w:pStyle w:val="Compact"/>
       </w:pPr>
@@ -22733,7 +24888,7 @@
       <w:pPr>
         <w:numPr>
           <w:ilvl w:val="0"/>
-          <w:numId w:val="1045"/>
+          <w:numId w:val="1053"/>
         </w:numPr>
         <w:pStyle w:val="Compact"/>
       </w:pPr>
@@ -22745,7 +24900,7 @@
       <w:pPr>
         <w:numPr>
           <w:ilvl w:val="0"/>
-          <w:numId w:val="1045"/>
+          <w:numId w:val="1053"/>
         </w:numPr>
         <w:pStyle w:val="Compact"/>
       </w:pPr>
@@ -22757,7 +24912,7 @@
       <w:pPr>
         <w:numPr>
           <w:ilvl w:val="0"/>
-          <w:numId w:val="1045"/>
+          <w:numId w:val="1053"/>
         </w:numPr>
         <w:pStyle w:val="Compact"/>
       </w:pPr>
@@ -22769,7 +24924,7 @@
       <w:pPr>
         <w:numPr>
           <w:ilvl w:val="0"/>
-          <w:numId w:val="1045"/>
+          <w:numId w:val="1053"/>
         </w:numPr>
         <w:pStyle w:val="Compact"/>
       </w:pPr>
@@ -22781,7 +24936,7 @@
       <w:pPr>
         <w:numPr>
           <w:ilvl w:val="0"/>
-          <w:numId w:val="1045"/>
+          <w:numId w:val="1053"/>
         </w:numPr>
         <w:pStyle w:val="Compact"/>
       </w:pPr>
@@ -22793,7 +24948,7 @@
       <w:pPr>
         <w:numPr>
           <w:ilvl w:val="0"/>
-          <w:numId w:val="1045"/>
+          <w:numId w:val="1053"/>
         </w:numPr>
         <w:pStyle w:val="Compact"/>
       </w:pPr>
@@ -22805,7 +24960,7 @@
       <w:pPr>
         <w:numPr>
           <w:ilvl w:val="0"/>
-          <w:numId w:val="1045"/>
+          <w:numId w:val="1053"/>
         </w:numPr>
         <w:pStyle w:val="Compact"/>
       </w:pPr>
@@ -22832,7 +24987,7 @@
       <w:pPr>
         <w:numPr>
           <w:ilvl w:val="0"/>
-          <w:numId w:val="1046"/>
+          <w:numId w:val="1054"/>
         </w:numPr>
         <w:pStyle w:val="Compact"/>
       </w:pPr>
@@ -22844,7 +24999,7 @@
       <w:pPr>
         <w:numPr>
           <w:ilvl w:val="0"/>
-          <w:numId w:val="1046"/>
+          <w:numId w:val="1054"/>
         </w:numPr>
         <w:pStyle w:val="Compact"/>
       </w:pPr>
@@ -22856,7 +25011,7 @@
       <w:pPr>
         <w:numPr>
           <w:ilvl w:val="0"/>
-          <w:numId w:val="1046"/>
+          <w:numId w:val="1054"/>
         </w:numPr>
         <w:pStyle w:val="Compact"/>
       </w:pPr>
@@ -22868,7 +25023,7 @@
       <w:pPr>
         <w:numPr>
           <w:ilvl w:val="0"/>
-          <w:numId w:val="1046"/>
+          <w:numId w:val="1054"/>
         </w:numPr>
         <w:pStyle w:val="Compact"/>
       </w:pPr>
@@ -22876,9 +25031,9 @@
         <w:t xml:space="preserve">Assembly line: 6 cartridges per hour solo.</w:t>
       </w:r>
     </w:p>
-    <w:bookmarkEnd w:id="91"/>
-    <w:bookmarkEnd w:id="92"/>
-    <w:bookmarkStart w:id="111" w:name="sequence-сборки-модуля"/>
+    <w:bookmarkEnd w:id="98"/>
+    <w:bookmarkEnd w:id="99"/>
+    <w:bookmarkStart w:id="118" w:name="sequence-сборки-модуля"/>
     <w:p>
       <w:pPr>
         <w:pStyle w:val="Heading2"/>
@@ -22895,7 +25050,7 @@
         <w:t xml:space="preserve">Step-by-step assembly procedure для DIY single-unit или small batch (≤10 units).</w:t>
       </w:r>
     </w:p>
-    <w:bookmarkStart w:id="93" w:name="preparation-1-hour"/>
+    <w:bookmarkStart w:id="100" w:name="preparation-1-hour"/>
     <w:p>
       <w:pPr>
         <w:pStyle w:val="Heading3"/>
@@ -22908,7 +25063,7 @@
       <w:pPr>
         <w:numPr>
           <w:ilvl w:val="0"/>
-          <w:numId w:val="1047"/>
+          <w:numId w:val="1055"/>
         </w:numPr>
         <w:pStyle w:val="Compact"/>
       </w:pPr>
@@ -22920,7 +25075,7 @@
       <w:pPr>
         <w:numPr>
           <w:ilvl w:val="0"/>
-          <w:numId w:val="1047"/>
+          <w:numId w:val="1055"/>
         </w:numPr>
         <w:pStyle w:val="Compact"/>
       </w:pPr>
@@ -22932,7 +25087,7 @@
       <w:pPr>
         <w:numPr>
           <w:ilvl w:val="0"/>
-          <w:numId w:val="1047"/>
+          <w:numId w:val="1055"/>
         </w:numPr>
         <w:pStyle w:val="Compact"/>
       </w:pPr>
@@ -22944,7 +25099,7 @@
       <w:pPr>
         <w:numPr>
           <w:ilvl w:val="0"/>
-          <w:numId w:val="1047"/>
+          <w:numId w:val="1055"/>
         </w:numPr>
         <w:pStyle w:val="Compact"/>
       </w:pPr>
@@ -22956,7 +25111,7 @@
       <w:pPr>
         <w:numPr>
           <w:ilvl w:val="0"/>
-          <w:numId w:val="1047"/>
+          <w:numId w:val="1055"/>
         </w:numPr>
         <w:pStyle w:val="Compact"/>
       </w:pPr>
@@ -22964,8 +25119,8 @@
         <w:t xml:space="preserve">Read schematic for placement reference.</w:t>
       </w:r>
     </w:p>
-    <w:bookmarkEnd w:id="93"/>
-    <w:bookmarkStart w:id="94" w:name="X1bca34f2cc3391245d7e607ca19a85a382950e3"/>
+    <w:bookmarkEnd w:id="100"/>
+    <w:bookmarkStart w:id="101" w:name="X1bca34f2cc3391245d7e607ca19a85a382950e3"/>
     <w:p>
       <w:pPr>
         <w:pStyle w:val="Heading3"/>
@@ -22986,7 +25141,7 @@
       <w:pPr>
         <w:numPr>
           <w:ilvl w:val="0"/>
-          <w:numId w:val="1048"/>
+          <w:numId w:val="1056"/>
         </w:numPr>
         <w:pStyle w:val="Compact"/>
       </w:pPr>
@@ -22998,7 +25153,7 @@
       <w:pPr>
         <w:numPr>
           <w:ilvl w:val="0"/>
-          <w:numId w:val="1048"/>
+          <w:numId w:val="1056"/>
         </w:numPr>
         <w:pStyle w:val="Compact"/>
       </w:pPr>
@@ -23010,7 +25165,7 @@
       <w:pPr>
         <w:numPr>
           <w:ilvl w:val="0"/>
-          <w:numId w:val="1048"/>
+          <w:numId w:val="1056"/>
         </w:numPr>
         <w:pStyle w:val="Compact"/>
       </w:pPr>
@@ -23022,7 +25177,7 @@
       <w:pPr>
         <w:numPr>
           <w:ilvl w:val="0"/>
-          <w:numId w:val="1048"/>
+          <w:numId w:val="1056"/>
         </w:numPr>
         <w:pStyle w:val="Compact"/>
       </w:pPr>
@@ -23034,7 +25189,7 @@
       <w:pPr>
         <w:numPr>
           <w:ilvl w:val="0"/>
-          <w:numId w:val="1048"/>
+          <w:numId w:val="1056"/>
         </w:numPr>
         <w:pStyle w:val="Compact"/>
       </w:pPr>
@@ -23046,7 +25201,7 @@
       <w:pPr>
         <w:numPr>
           <w:ilvl w:val="0"/>
-          <w:numId w:val="1048"/>
+          <w:numId w:val="1056"/>
         </w:numPr>
         <w:pStyle w:val="Compact"/>
       </w:pPr>
@@ -23054,8 +25209,8 @@
         <w:t xml:space="preserve">Clean flux residue с isopropyl alcohol.</w:t>
       </w:r>
     </w:p>
-    <w:bookmarkEnd w:id="94"/>
-    <w:bookmarkStart w:id="95" w:name="step-2--resistors-10-minutes"/>
+    <w:bookmarkEnd w:id="101"/>
+    <w:bookmarkStart w:id="102" w:name="step-2--resistors-10-minutes"/>
     <w:p>
       <w:pPr>
         <w:pStyle w:val="Heading3"/>
@@ -23076,7 +25231,7 @@
       <w:pPr>
         <w:numPr>
           <w:ilvl w:val="0"/>
-          <w:numId w:val="1049"/>
+          <w:numId w:val="1057"/>
         </w:numPr>
         <w:pStyle w:val="Compact"/>
       </w:pPr>
@@ -23088,7 +25243,7 @@
       <w:pPr>
         <w:numPr>
           <w:ilvl w:val="0"/>
-          <w:numId w:val="1049"/>
+          <w:numId w:val="1057"/>
         </w:numPr>
         <w:pStyle w:val="Compact"/>
       </w:pPr>
@@ -23100,7 +25255,7 @@
       <w:pPr>
         <w:numPr>
           <w:ilvl w:val="0"/>
-          <w:numId w:val="1049"/>
+          <w:numId w:val="1057"/>
         </w:numPr>
         <w:pStyle w:val="Compact"/>
       </w:pPr>
@@ -23122,7 +25277,7 @@
       <w:pPr>
         <w:numPr>
           <w:ilvl w:val="0"/>
-          <w:numId w:val="1049"/>
+          <w:numId w:val="1057"/>
         </w:numPr>
         <w:pStyle w:val="Compact"/>
       </w:pPr>
@@ -23134,7 +25289,7 @@
       <w:pPr>
         <w:numPr>
           <w:ilvl w:val="0"/>
-          <w:numId w:val="1049"/>
+          <w:numId w:val="1057"/>
         </w:numPr>
         <w:pStyle w:val="Compact"/>
       </w:pPr>
@@ -23157,8 +25312,8 @@
         <w:t xml:space="preserve">: установить tallest components last (electrolytic capacitors), shortest first (resistors).</w:t>
       </w:r>
     </w:p>
-    <w:bookmarkEnd w:id="95"/>
-    <w:bookmarkStart w:id="96" w:name="step-3--diodes-5-minutes"/>
+    <w:bookmarkEnd w:id="102"/>
+    <w:bookmarkStart w:id="103" w:name="step-3--diodes-5-minutes"/>
     <w:p>
       <w:pPr>
         <w:pStyle w:val="Heading3"/>
@@ -23171,7 +25326,7 @@
       <w:pPr>
         <w:numPr>
           <w:ilvl w:val="0"/>
-          <w:numId w:val="1050"/>
+          <w:numId w:val="1058"/>
         </w:numPr>
         <w:pStyle w:val="Compact"/>
       </w:pPr>
@@ -23190,7 +25345,7 @@
       <w:pPr>
         <w:numPr>
           <w:ilvl w:val="0"/>
-          <w:numId w:val="1050"/>
+          <w:numId w:val="1058"/>
         </w:numPr>
         <w:pStyle w:val="Compact"/>
       </w:pPr>
@@ -23202,7 +25357,7 @@
       <w:pPr>
         <w:numPr>
           <w:ilvl w:val="0"/>
-          <w:numId w:val="1050"/>
+          <w:numId w:val="1058"/>
         </w:numPr>
         <w:pStyle w:val="Compact"/>
       </w:pPr>
@@ -23214,7 +25369,7 @@
       <w:pPr>
         <w:numPr>
           <w:ilvl w:val="0"/>
-          <w:numId w:val="1050"/>
+          <w:numId w:val="1058"/>
         </w:numPr>
         <w:pStyle w:val="Compact"/>
       </w:pPr>
@@ -23226,7 +25381,7 @@
       <w:pPr>
         <w:numPr>
           <w:ilvl w:val="0"/>
-          <w:numId w:val="1050"/>
+          <w:numId w:val="1058"/>
         </w:numPr>
         <w:pStyle w:val="Compact"/>
       </w:pPr>
@@ -23260,8 +25415,8 @@
         <w:t xml:space="preserve">(anode to ground, cathode pulled up через R_NOISE).</w:t>
       </w:r>
     </w:p>
-    <w:bookmarkEnd w:id="96"/>
-    <w:bookmarkStart w:id="97" w:name="step-4--capacitors-15-minutes"/>
+    <w:bookmarkEnd w:id="103"/>
+    <w:bookmarkStart w:id="104" w:name="step-4--capacitors-15-minutes"/>
     <w:p>
       <w:pPr>
         <w:pStyle w:val="Heading3"/>
@@ -23274,7 +25429,7 @@
       <w:pPr>
         <w:numPr>
           <w:ilvl w:val="0"/>
-          <w:numId w:val="1051"/>
+          <w:numId w:val="1059"/>
         </w:numPr>
         <w:pStyle w:val="Compact"/>
       </w:pPr>
@@ -23296,7 +25451,7 @@
       <w:pPr>
         <w:numPr>
           <w:ilvl w:val="0"/>
-          <w:numId w:val="1051"/>
+          <w:numId w:val="1059"/>
         </w:numPr>
         <w:pStyle w:val="Compact"/>
       </w:pPr>
@@ -23331,7 +25486,7 @@
       <w:pPr>
         <w:numPr>
           <w:ilvl w:val="0"/>
-          <w:numId w:val="1051"/>
+          <w:numId w:val="1059"/>
         </w:numPr>
         <w:pStyle w:val="Compact"/>
       </w:pPr>
@@ -23350,7 +25505,7 @@
       <w:pPr>
         <w:numPr>
           <w:ilvl w:val="1"/>
-          <w:numId w:val="1052"/>
+          <w:numId w:val="1060"/>
         </w:numPr>
         <w:pStyle w:val="Compact"/>
       </w:pPr>
@@ -23362,7 +25517,7 @@
       <w:pPr>
         <w:numPr>
           <w:ilvl w:val="1"/>
-          <w:numId w:val="1052"/>
+          <w:numId w:val="1060"/>
         </w:numPr>
         <w:pStyle w:val="Compact"/>
       </w:pPr>
@@ -23370,8 +25525,8 @@
         <w:t xml:space="preserve">Double-check before soldering — reversed electrolytic explodes при первом power-on.</w:t>
       </w:r>
     </w:p>
-    <w:bookmarkEnd w:id="97"/>
-    <w:bookmarkStart w:id="98" w:name="step-5--transistors-10-minutes"/>
+    <w:bookmarkEnd w:id="104"/>
+    <w:bookmarkStart w:id="105" w:name="step-5--transistors-10-minutes"/>
     <w:p>
       <w:pPr>
         <w:pStyle w:val="Heading3"/>
@@ -23384,7 +25539,7 @@
       <w:pPr>
         <w:numPr>
           <w:ilvl w:val="0"/>
-          <w:numId w:val="1053"/>
+          <w:numId w:val="1061"/>
         </w:numPr>
         <w:pStyle w:val="Compact"/>
       </w:pPr>
@@ -23422,7 +25577,7 @@
       <w:pPr>
         <w:numPr>
           <w:ilvl w:val="0"/>
-          <w:numId w:val="1053"/>
+          <w:numId w:val="1061"/>
         </w:numPr>
         <w:pStyle w:val="Compact"/>
       </w:pPr>
@@ -23476,7 +25631,7 @@
       <w:pPr>
         <w:numPr>
           <w:ilvl w:val="0"/>
-          <w:numId w:val="1053"/>
+          <w:numId w:val="1061"/>
         </w:numPr>
         <w:pStyle w:val="Compact"/>
       </w:pPr>
@@ -23529,7 +25684,7 @@
       <w:pPr>
         <w:numPr>
           <w:ilvl w:val="0"/>
-          <w:numId w:val="1054"/>
+          <w:numId w:val="1062"/>
         </w:numPr>
         <w:pStyle w:val="Compact"/>
       </w:pPr>
@@ -23541,7 +25696,7 @@
       <w:pPr>
         <w:numPr>
           <w:ilvl w:val="0"/>
-          <w:numId w:val="1054"/>
+          <w:numId w:val="1062"/>
         </w:numPr>
         <w:pStyle w:val="Compact"/>
       </w:pPr>
@@ -23549,8 +25704,8 @@
         <w:t xml:space="preserve">Optional: bend transistors flat against PCB и attach с screw к panel mount tab.</w:t>
       </w:r>
     </w:p>
-    <w:bookmarkEnd w:id="98"/>
-    <w:bookmarkStart w:id="99" w:name="X54af3084753a83d6f770928495af3b97b6525ef"/>
+    <w:bookmarkEnd w:id="105"/>
+    <w:bookmarkStart w:id="106" w:name="X54af3084753a83d6f770928495af3b97b6525ef"/>
     <w:p>
       <w:pPr>
         <w:pStyle w:val="Heading3"/>
@@ -23563,7 +25718,7 @@
       <w:pPr>
         <w:numPr>
           <w:ilvl w:val="0"/>
-          <w:numId w:val="1055"/>
+          <w:numId w:val="1063"/>
         </w:numPr>
         <w:pStyle w:val="Compact"/>
       </w:pPr>
@@ -23575,7 +25730,7 @@
       <w:pPr>
         <w:numPr>
           <w:ilvl w:val="0"/>
-          <w:numId w:val="1055"/>
+          <w:numId w:val="1063"/>
         </w:numPr>
         <w:pStyle w:val="Compact"/>
       </w:pPr>
@@ -23597,7 +25752,7 @@
       <w:pPr>
         <w:numPr>
           <w:ilvl w:val="0"/>
-          <w:numId w:val="1055"/>
+          <w:numId w:val="1063"/>
         </w:numPr>
         <w:pStyle w:val="Compact"/>
       </w:pPr>
@@ -23605,8 +25760,8 @@
         <w:t xml:space="preserve">Insert sockets без ICs first, solder в place.</w:t>
       </w:r>
     </w:p>
-    <w:bookmarkEnd w:id="99"/>
-    <w:bookmarkStart w:id="100" w:name="step-7--ics"/>
+    <w:bookmarkEnd w:id="106"/>
+    <w:bookmarkStart w:id="107" w:name="step-7--ics"/>
     <w:p>
       <w:pPr>
         <w:pStyle w:val="Heading3"/>
@@ -23619,7 +25774,7 @@
       <w:pPr>
         <w:numPr>
           <w:ilvl w:val="0"/>
-          <w:numId w:val="1056"/>
+          <w:numId w:val="1064"/>
         </w:numPr>
         <w:pStyle w:val="Compact"/>
       </w:pPr>
@@ -23641,7 +25796,7 @@
       <w:pPr>
         <w:numPr>
           <w:ilvl w:val="0"/>
-          <w:numId w:val="1056"/>
+          <w:numId w:val="1064"/>
         </w:numPr>
         <w:pStyle w:val="Compact"/>
       </w:pPr>
@@ -23649,8 +25804,8 @@
         <w:t xml:space="preserve">After steps 8–12 below complete, then insert.</w:t>
       </w:r>
     </w:p>
-    <w:bookmarkEnd w:id="100"/>
-    <w:bookmarkStart w:id="101" w:name="step-8--pots-10-minutes"/>
+    <w:bookmarkEnd w:id="107"/>
+    <w:bookmarkStart w:id="108" w:name="step-8--pots-10-minutes"/>
     <w:p>
       <w:pPr>
         <w:pStyle w:val="Heading3"/>
@@ -23671,7 +25826,7 @@
       <w:pPr>
         <w:numPr>
           <w:ilvl w:val="0"/>
-          <w:numId w:val="1057"/>
+          <w:numId w:val="1065"/>
         </w:numPr>
         <w:pStyle w:val="Compact"/>
       </w:pPr>
@@ -23683,7 +25838,7 @@
       <w:pPr>
         <w:numPr>
           <w:ilvl w:val="0"/>
-          <w:numId w:val="1057"/>
+          <w:numId w:val="1065"/>
         </w:numPr>
         <w:pStyle w:val="Compact"/>
       </w:pPr>
@@ -23695,7 +25850,7 @@
       <w:pPr>
         <w:numPr>
           <w:ilvl w:val="0"/>
-          <w:numId w:val="1057"/>
+          <w:numId w:val="1065"/>
         </w:numPr>
         <w:pStyle w:val="Compact"/>
       </w:pPr>
@@ -23713,8 +25868,8 @@
         <w:t xml:space="preserve">until panel mounted.</w:t>
       </w:r>
     </w:p>
-    <w:bookmarkEnd w:id="101"/>
-    <w:bookmarkStart w:id="102" w:name="step-9--switches--jacks-10-minutes"/>
+    <w:bookmarkEnd w:id="108"/>
+    <w:bookmarkStart w:id="109" w:name="step-9--switches--jacks-10-minutes"/>
     <w:p>
       <w:pPr>
         <w:pStyle w:val="Heading3"/>
@@ -23727,7 +25882,7 @@
       <w:pPr>
         <w:numPr>
           <w:ilvl w:val="0"/>
-          <w:numId w:val="1058"/>
+          <w:numId w:val="1066"/>
         </w:numPr>
         <w:pStyle w:val="Compact"/>
       </w:pPr>
@@ -23749,7 +25904,7 @@
       <w:pPr>
         <w:numPr>
           <w:ilvl w:val="0"/>
-          <w:numId w:val="1058"/>
+          <w:numId w:val="1066"/>
         </w:numPr>
         <w:pStyle w:val="Compact"/>
       </w:pPr>
@@ -23771,7 +25926,7 @@
       <w:pPr>
         <w:numPr>
           <w:ilvl w:val="0"/>
-          <w:numId w:val="1058"/>
+          <w:numId w:val="1066"/>
         </w:numPr>
         <w:pStyle w:val="Compact"/>
       </w:pPr>
@@ -23793,7 +25948,7 @@
       <w:pPr>
         <w:numPr>
           <w:ilvl w:val="0"/>
-          <w:numId w:val="1058"/>
+          <w:numId w:val="1066"/>
         </w:numPr>
         <w:pStyle w:val="Compact"/>
       </w:pPr>
@@ -23815,7 +25970,7 @@
       <w:pPr>
         <w:numPr>
           <w:ilvl w:val="0"/>
-          <w:numId w:val="1058"/>
+          <w:numId w:val="1066"/>
         </w:numPr>
         <w:pStyle w:val="Compact"/>
       </w:pPr>
@@ -23849,8 +26004,8 @@
         <w:t xml:space="preserve">(red stripe = -12V).</w:t>
       </w:r>
     </w:p>
-    <w:bookmarkEnd w:id="102"/>
-    <w:bookmarkStart w:id="103" w:name="step-10--leds"/>
+    <w:bookmarkEnd w:id="109"/>
+    <w:bookmarkStart w:id="110" w:name="step-10--leds"/>
     <w:p>
       <w:pPr>
         <w:pStyle w:val="Heading3"/>
@@ -23871,7 +26026,7 @@
       <w:pPr>
         <w:numPr>
           <w:ilvl w:val="0"/>
-          <w:numId w:val="1059"/>
+          <w:numId w:val="1067"/>
         </w:numPr>
         <w:pStyle w:val="Compact"/>
       </w:pPr>
@@ -23890,7 +26045,7 @@
       <w:pPr>
         <w:numPr>
           <w:ilvl w:val="0"/>
-          <w:numId w:val="1059"/>
+          <w:numId w:val="1067"/>
         </w:numPr>
         <w:pStyle w:val="Compact"/>
       </w:pPr>
@@ -23902,7 +26057,7 @@
       <w:pPr>
         <w:numPr>
           <w:ilvl w:val="0"/>
-          <w:numId w:val="1059"/>
+          <w:numId w:val="1067"/>
         </w:numPr>
         <w:pStyle w:val="Compact"/>
       </w:pPr>
@@ -23914,7 +26069,7 @@
       <w:pPr>
         <w:numPr>
           <w:ilvl w:val="0"/>
-          <w:numId w:val="1059"/>
+          <w:numId w:val="1067"/>
         </w:numPr>
         <w:pStyle w:val="Compact"/>
       </w:pPr>
@@ -23922,8 +26077,8 @@
         <w:t xml:space="preserve">Test fit с panel before soldering.</w:t>
       </w:r>
     </w:p>
-    <w:bookmarkEnd w:id="103"/>
-    <w:bookmarkStart w:id="104" w:name="step-11--mechanical-preparation"/>
+    <w:bookmarkEnd w:id="110"/>
+    <w:bookmarkStart w:id="111" w:name="step-11--mechanical-preparation"/>
     <w:p>
       <w:pPr>
         <w:pStyle w:val="Heading3"/>
@@ -23936,7 +26091,7 @@
       <w:pPr>
         <w:numPr>
           <w:ilvl w:val="0"/>
-          <w:numId w:val="1060"/>
+          <w:numId w:val="1068"/>
         </w:numPr>
         <w:pStyle w:val="Compact"/>
       </w:pPr>
@@ -23948,7 +26103,7 @@
       <w:pPr>
         <w:numPr>
           <w:ilvl w:val="0"/>
-          <w:numId w:val="1060"/>
+          <w:numId w:val="1068"/>
         </w:numPr>
         <w:pStyle w:val="Compact"/>
       </w:pPr>
@@ -23960,7 +26115,7 @@
       <w:pPr>
         <w:numPr>
           <w:ilvl w:val="0"/>
-          <w:numId w:val="1060"/>
+          <w:numId w:val="1068"/>
         </w:numPr>
         <w:pStyle w:val="Compact"/>
       </w:pPr>
@@ -23968,8 +26123,8 @@
         <w:t xml:space="preserve">Apply M3 standoffs к PCB corners.</w:t>
       </w:r>
     </w:p>
-    <w:bookmarkEnd w:id="104"/>
-    <w:bookmarkStart w:id="105" w:name="step-12--pre-power-on-inspection"/>
+    <w:bookmarkEnd w:id="111"/>
+    <w:bookmarkStart w:id="112" w:name="step-12--pre-power-on-inspection"/>
     <w:p>
       <w:pPr>
         <w:pStyle w:val="Heading3"/>
@@ -23997,7 +26152,7 @@
       <w:pPr>
         <w:numPr>
           <w:ilvl w:val="0"/>
-          <w:numId w:val="1061"/>
+          <w:numId w:val="1069"/>
         </w:numPr>
         <w:pStyle w:val="Compact"/>
       </w:pPr>
@@ -24019,7 +26174,7 @@
       <w:pPr>
         <w:numPr>
           <w:ilvl w:val="0"/>
-          <w:numId w:val="1061"/>
+          <w:numId w:val="1069"/>
         </w:numPr>
         <w:pStyle w:val="Compact"/>
       </w:pPr>
@@ -24038,7 +26193,7 @@
       <w:pPr>
         <w:numPr>
           <w:ilvl w:val="1"/>
-          <w:numId w:val="1062"/>
+          <w:numId w:val="1070"/>
         </w:numPr>
         <w:pStyle w:val="Compact"/>
       </w:pPr>
@@ -24050,7 +26205,7 @@
       <w:pPr>
         <w:numPr>
           <w:ilvl w:val="1"/>
-          <w:numId w:val="1062"/>
+          <w:numId w:val="1070"/>
         </w:numPr>
         <w:pStyle w:val="Compact"/>
       </w:pPr>
@@ -24062,7 +26217,7 @@
       <w:pPr>
         <w:numPr>
           <w:ilvl w:val="1"/>
-          <w:numId w:val="1062"/>
+          <w:numId w:val="1070"/>
         </w:numPr>
         <w:pStyle w:val="Compact"/>
       </w:pPr>
@@ -24074,7 +26229,7 @@
       <w:pPr>
         <w:numPr>
           <w:ilvl w:val="1"/>
-          <w:numId w:val="1062"/>
+          <w:numId w:val="1070"/>
         </w:numPr>
         <w:pStyle w:val="Compact"/>
       </w:pPr>
@@ -24086,7 +26241,7 @@
       <w:pPr>
         <w:numPr>
           <w:ilvl w:val="0"/>
-          <w:numId w:val="1061"/>
+          <w:numId w:val="1069"/>
         </w:numPr>
         <w:pStyle w:val="Compact"/>
       </w:pPr>
@@ -24108,7 +26263,7 @@
       <w:pPr>
         <w:numPr>
           <w:ilvl w:val="0"/>
-          <w:numId w:val="1061"/>
+          <w:numId w:val="1069"/>
         </w:numPr>
         <w:pStyle w:val="Compact"/>
       </w:pPr>
@@ -24126,8 +26281,8 @@
         <w:t xml:space="preserve">correctly oriented (electrolytics, diodes, transistors).</w:t>
       </w:r>
     </w:p>
-    <w:bookmarkEnd w:id="105"/>
-    <w:bookmarkStart w:id="106" w:name="step-13--ic-insertion"/>
+    <w:bookmarkEnd w:id="112"/>
+    <w:bookmarkStart w:id="113" w:name="step-13--ic-insertion"/>
     <w:p>
       <w:pPr>
         <w:pStyle w:val="Heading3"/>
@@ -24148,7 +26303,7 @@
       <w:pPr>
         <w:numPr>
           <w:ilvl w:val="0"/>
-          <w:numId w:val="1063"/>
+          <w:numId w:val="1071"/>
         </w:numPr>
         <w:pStyle w:val="Compact"/>
       </w:pPr>
@@ -24160,7 +26315,7 @@
       <w:pPr>
         <w:numPr>
           <w:ilvl w:val="0"/>
-          <w:numId w:val="1063"/>
+          <w:numId w:val="1071"/>
         </w:numPr>
         <w:pStyle w:val="Compact"/>
       </w:pPr>
@@ -24185,7 +26340,7 @@
       <w:pPr>
         <w:numPr>
           <w:ilvl w:val="0"/>
-          <w:numId w:val="1063"/>
+          <w:numId w:val="1071"/>
         </w:numPr>
         <w:pStyle w:val="Compact"/>
       </w:pPr>
@@ -24203,8 +26358,8 @@
         <w:t xml:space="preserve">— no bent pins.</w:t>
       </w:r>
     </w:p>
-    <w:bookmarkEnd w:id="106"/>
-    <w:bookmarkStart w:id="107" w:name="step-14--first-power-on-smoke-test"/>
+    <w:bookmarkEnd w:id="113"/>
+    <w:bookmarkStart w:id="114" w:name="step-14--first-power-on-smoke-test"/>
     <w:p>
       <w:pPr>
         <w:pStyle w:val="Heading3"/>
@@ -24232,7 +26387,7 @@
       <w:pPr>
         <w:numPr>
           <w:ilvl w:val="0"/>
-          <w:numId w:val="1064"/>
+          <w:numId w:val="1072"/>
         </w:numPr>
         <w:pStyle w:val="Compact"/>
       </w:pPr>
@@ -24244,7 +26399,7 @@
       <w:pPr>
         <w:numPr>
           <w:ilvl w:val="0"/>
-          <w:numId w:val="1064"/>
+          <w:numId w:val="1072"/>
         </w:numPr>
         <w:pStyle w:val="Compact"/>
       </w:pPr>
@@ -24271,7 +26426,7 @@
       <w:pPr>
         <w:numPr>
           <w:ilvl w:val="0"/>
-          <w:numId w:val="1065"/>
+          <w:numId w:val="1073"/>
         </w:numPr>
         <w:pStyle w:val="Compact"/>
       </w:pPr>
@@ -24283,7 +26438,7 @@
       <w:pPr>
         <w:numPr>
           <w:ilvl w:val="0"/>
-          <w:numId w:val="1065"/>
+          <w:numId w:val="1073"/>
         </w:numPr>
         <w:pStyle w:val="Compact"/>
       </w:pPr>
@@ -24305,7 +26460,7 @@
       <w:pPr>
         <w:numPr>
           <w:ilvl w:val="0"/>
-          <w:numId w:val="1065"/>
+          <w:numId w:val="1073"/>
         </w:numPr>
         <w:pStyle w:val="Compact"/>
       </w:pPr>
@@ -24317,7 +26472,7 @@
       <w:pPr>
         <w:numPr>
           <w:ilvl w:val="0"/>
-          <w:numId w:val="1065"/>
+          <w:numId w:val="1073"/>
         </w:numPr>
         <w:pStyle w:val="Compact"/>
       </w:pPr>
@@ -24336,7 +26491,7 @@
       <w:pPr>
         <w:numPr>
           <w:ilvl w:val="0"/>
-          <w:numId w:val="1065"/>
+          <w:numId w:val="1073"/>
         </w:numPr>
         <w:pStyle w:val="Compact"/>
       </w:pPr>
@@ -24348,7 +26503,7 @@
       <w:pPr>
         <w:numPr>
           <w:ilvl w:val="0"/>
-          <w:numId w:val="1065"/>
+          <w:numId w:val="1073"/>
         </w:numPr>
         <w:pStyle w:val="Compact"/>
       </w:pPr>
@@ -24367,7 +26522,7 @@
       <w:pPr>
         <w:numPr>
           <w:ilvl w:val="0"/>
-          <w:numId w:val="1065"/>
+          <w:numId w:val="1073"/>
         </w:numPr>
         <w:pStyle w:val="Compact"/>
       </w:pPr>
@@ -24385,8 +26540,8 @@
         <w:t xml:space="preserve">before next steps.</w:t>
       </w:r>
     </w:p>
-    <w:bookmarkEnd w:id="107"/>
-    <w:bookmarkStart w:id="108" w:name="X479259cdb8b88e0713e158812087dba5d3cc81f"/>
+    <w:bookmarkEnd w:id="114"/>
+    <w:bookmarkStart w:id="115" w:name="X479259cdb8b88e0713e158812087dba5d3cc81f"/>
     <w:p>
       <w:pPr>
         <w:pStyle w:val="Heading3"/>
@@ -24399,7 +26554,7 @@
       <w:pPr>
         <w:numPr>
           <w:ilvl w:val="0"/>
-          <w:numId w:val="1066"/>
+          <w:numId w:val="1074"/>
         </w:numPr>
         <w:pStyle w:val="Compact"/>
       </w:pPr>
@@ -24411,7 +26566,7 @@
       <w:pPr>
         <w:numPr>
           <w:ilvl w:val="0"/>
-          <w:numId w:val="1066"/>
+          <w:numId w:val="1074"/>
         </w:numPr>
         <w:pStyle w:val="Compact"/>
       </w:pPr>
@@ -24423,7 +26578,7 @@
       <w:pPr>
         <w:numPr>
           <w:ilvl w:val="0"/>
-          <w:numId w:val="1066"/>
+          <w:numId w:val="1074"/>
         </w:numPr>
         <w:pStyle w:val="Compact"/>
       </w:pPr>
@@ -24435,7 +26590,7 @@
       <w:pPr>
         <w:numPr>
           <w:ilvl w:val="0"/>
-          <w:numId w:val="1066"/>
+          <w:numId w:val="1074"/>
         </w:numPr>
         <w:pStyle w:val="Compact"/>
       </w:pPr>
@@ -24443,8 +26598,8 @@
         <w:t xml:space="preserve">Visually verify exciter exciter sits flush к plate.</w:t>
       </w:r>
     </w:p>
-    <w:bookmarkEnd w:id="108"/>
-    <w:bookmarkStart w:id="109" w:name="step-16--functional-test-basic"/>
+    <w:bookmarkEnd w:id="115"/>
+    <w:bookmarkStart w:id="116" w:name="step-16--functional-test-basic"/>
     <w:p>
       <w:pPr>
         <w:pStyle w:val="Heading3"/>
@@ -24476,8 +26631,8 @@
         <w:t xml:space="preserve">section.</w:t>
       </w:r>
     </w:p>
-    <w:bookmarkEnd w:id="109"/>
-    <w:bookmarkStart w:id="110" w:name="estimated-time"/>
+    <w:bookmarkEnd w:id="116"/>
+    <w:bookmarkStart w:id="117" w:name="estimated-time"/>
     <w:p>
       <w:pPr>
         <w:pStyle w:val="Heading3"/>
@@ -24750,9 +26905,9 @@
         <w:t xml:space="preserve">Production batch (5–10 units) — multiply by ~0.7× per-unit (assembly line efficiency).</w:t>
       </w:r>
     </w:p>
-    <w:bookmarkEnd w:id="110"/>
-    <w:bookmarkEnd w:id="111"/>
-    <w:bookmarkStart w:id="120" w:name="калибровка"/>
+    <w:bookmarkEnd w:id="117"/>
+    <w:bookmarkEnd w:id="118"/>
+    <w:bookmarkStart w:id="127" w:name="калибровка"/>
     <w:p>
       <w:pPr>
         <w:pStyle w:val="Heading2"/>
@@ -24769,7 +26924,7 @@
         <w:t xml:space="preserve">После assembly пройти калибровочные шаги для optimal performance.</w:t>
       </w:r>
     </w:p>
-    <w:bookmarkStart w:id="112" w:name="calibration-1--jfet-preamp-bias"/>
+    <w:bookmarkStart w:id="119" w:name="calibration-1--jfet-preamp-bias"/>
     <w:p>
       <w:pPr>
         <w:pStyle w:val="Heading3"/>
@@ -24821,7 +26976,7 @@
       <w:pPr>
         <w:numPr>
           <w:ilvl w:val="0"/>
-          <w:numId w:val="1067"/>
+          <w:numId w:val="1075"/>
         </w:numPr>
         <w:pStyle w:val="Compact"/>
       </w:pPr>
@@ -24833,7 +26988,7 @@
       <w:pPr>
         <w:numPr>
           <w:ilvl w:val="0"/>
-          <w:numId w:val="1067"/>
+          <w:numId w:val="1075"/>
         </w:numPr>
         <w:pStyle w:val="Compact"/>
       </w:pPr>
@@ -24845,7 +27000,7 @@
       <w:pPr>
         <w:numPr>
           <w:ilvl w:val="0"/>
-          <w:numId w:val="1067"/>
+          <w:numId w:val="1075"/>
         </w:numPr>
         <w:pStyle w:val="Compact"/>
       </w:pPr>
@@ -24857,7 +27012,7 @@
       <w:pPr>
         <w:numPr>
           <w:ilvl w:val="0"/>
-          <w:numId w:val="1067"/>
+          <w:numId w:val="1075"/>
         </w:numPr>
         <w:pStyle w:val="Compact"/>
       </w:pPr>
@@ -24869,7 +27024,7 @@
       <w:pPr>
         <w:numPr>
           <w:ilvl w:val="0"/>
-          <w:numId w:val="1067"/>
+          <w:numId w:val="1075"/>
         </w:numPr>
         <w:pStyle w:val="Compact"/>
       </w:pPr>
@@ -24887,8 +27042,8 @@
         <w:t xml:space="preserve">→ swap LSK489A (Idss too high or too low).</w:t>
       </w:r>
     </w:p>
-    <w:bookmarkEnd w:id="112"/>
-    <w:bookmarkStart w:id="113" w:name="calibration-2--solenoid-gate-threshold"/>
+    <w:bookmarkEnd w:id="119"/>
+    <w:bookmarkStart w:id="120" w:name="calibration-2--solenoid-gate-threshold"/>
     <w:p>
       <w:pPr>
         <w:pStyle w:val="Heading3"/>
@@ -24924,7 +27079,7 @@
       <w:pPr>
         <w:numPr>
           <w:ilvl w:val="0"/>
-          <w:numId w:val="1068"/>
+          <w:numId w:val="1076"/>
         </w:numPr>
         <w:pStyle w:val="Compact"/>
       </w:pPr>
@@ -24936,7 +27091,7 @@
       <w:pPr>
         <w:numPr>
           <w:ilvl w:val="0"/>
-          <w:numId w:val="1068"/>
+          <w:numId w:val="1076"/>
         </w:numPr>
         <w:pStyle w:val="Compact"/>
       </w:pPr>
@@ -24948,7 +27103,7 @@
       <w:pPr>
         <w:numPr>
           <w:ilvl w:val="0"/>
-          <w:numId w:val="1068"/>
+          <w:numId w:val="1076"/>
         </w:numPr>
         <w:pStyle w:val="Compact"/>
       </w:pPr>
@@ -24970,7 +27125,7 @@
       <w:pPr>
         <w:numPr>
           <w:ilvl w:val="0"/>
-          <w:numId w:val="1068"/>
+          <w:numId w:val="1076"/>
         </w:numPr>
         <w:pStyle w:val="Compact"/>
       </w:pPr>
@@ -24982,7 +27137,7 @@
       <w:pPr>
         <w:numPr>
           <w:ilvl w:val="0"/>
-          <w:numId w:val="1068"/>
+          <w:numId w:val="1076"/>
         </w:numPr>
         <w:pStyle w:val="Compact"/>
       </w:pPr>
@@ -24990,8 +27145,8 @@
         <w:t xml:space="preserve">If gate &lt;2.1V с CV 5V → swap Q5 (low Vth specimen) or reduce R_DAM1 to 33кΩ.</w:t>
       </w:r>
     </w:p>
-    <w:bookmarkEnd w:id="113"/>
-    <w:bookmarkStart w:id="114" w:name="calibration-3--prede-emphasis-matching"/>
+    <w:bookmarkEnd w:id="120"/>
+    <w:bookmarkStart w:id="121" w:name="calibration-3--prede-emphasis-matching"/>
     <w:p>
       <w:pPr>
         <w:pStyle w:val="Heading3"/>
@@ -25027,7 +27182,7 @@
       <w:pPr>
         <w:numPr>
           <w:ilvl w:val="0"/>
-          <w:numId w:val="1069"/>
+          <w:numId w:val="1077"/>
         </w:numPr>
         <w:pStyle w:val="Compact"/>
       </w:pPr>
@@ -25039,7 +27194,7 @@
       <w:pPr>
         <w:numPr>
           <w:ilvl w:val="0"/>
-          <w:numId w:val="1069"/>
+          <w:numId w:val="1077"/>
         </w:numPr>
         <w:pStyle w:val="Compact"/>
       </w:pPr>
@@ -25051,7 +27206,7 @@
       <w:pPr>
         <w:numPr>
           <w:ilvl w:val="0"/>
-          <w:numId w:val="1069"/>
+          <w:numId w:val="1077"/>
         </w:numPr>
         <w:pStyle w:val="Compact"/>
       </w:pPr>
@@ -25063,7 +27218,7 @@
       <w:pPr>
         <w:numPr>
           <w:ilvl w:val="0"/>
-          <w:numId w:val="1069"/>
+          <w:numId w:val="1077"/>
         </w:numPr>
         <w:pStyle w:val="Compact"/>
       </w:pPr>
@@ -25085,7 +27240,7 @@
       <w:pPr>
         <w:numPr>
           <w:ilvl w:val="0"/>
-          <w:numId w:val="1069"/>
+          <w:numId w:val="1077"/>
         </w:numPr>
         <w:pStyle w:val="Compact"/>
       </w:pPr>
@@ -25113,7 +27268,7 @@
       <w:pPr>
         <w:numPr>
           <w:ilvl w:val="0"/>
-          <w:numId w:val="1069"/>
+          <w:numId w:val="1077"/>
         </w:numPr>
         <w:pStyle w:val="Compact"/>
       </w:pPr>
@@ -25121,8 +27276,8 @@
         <w:t xml:space="preserve">If not flat → C_PE1 ≠ C_DE1. Replace caps from same batch.</w:t>
       </w:r>
     </w:p>
-    <w:bookmarkEnd w:id="114"/>
-    <w:bookmarkStart w:id="115" w:name="X70dac0f71a553446f69d4ac846d01ce546c340c"/>
+    <w:bookmarkEnd w:id="121"/>
+    <w:bookmarkStart w:id="122" w:name="X70dac0f71a553446f69d4ac846d01ce546c340c"/>
     <w:p>
       <w:pPr>
         <w:pStyle w:val="Heading3"/>
@@ -25158,7 +27313,7 @@
       <w:pPr>
         <w:numPr>
           <w:ilvl w:val="0"/>
-          <w:numId w:val="1070"/>
+          <w:numId w:val="1078"/>
         </w:numPr>
         <w:pStyle w:val="Compact"/>
       </w:pPr>
@@ -25170,7 +27325,7 @@
       <w:pPr>
         <w:numPr>
           <w:ilvl w:val="0"/>
-          <w:numId w:val="1070"/>
+          <w:numId w:val="1078"/>
         </w:numPr>
         <w:pStyle w:val="Compact"/>
       </w:pPr>
@@ -25182,7 +27337,7 @@
       <w:pPr>
         <w:numPr>
           <w:ilvl w:val="0"/>
-          <w:numId w:val="1070"/>
+          <w:numId w:val="1078"/>
         </w:numPr>
         <w:pStyle w:val="Compact"/>
       </w:pPr>
@@ -25194,7 +27349,7 @@
       <w:pPr>
         <w:numPr>
           <w:ilvl w:val="0"/>
-          <w:numId w:val="1070"/>
+          <w:numId w:val="1078"/>
         </w:numPr>
         <w:pStyle w:val="Compact"/>
       </w:pPr>
@@ -25206,7 +27361,7 @@
       <w:pPr>
         <w:numPr>
           <w:ilvl w:val="0"/>
-          <w:numId w:val="1070"/>
+          <w:numId w:val="1078"/>
         </w:numPr>
         <w:pStyle w:val="Compact"/>
       </w:pPr>
@@ -25224,8 +27379,8 @@
         <w:t xml:space="preserve">→ loop gain too high, reduce R_FS3 от 47k к 33k.</w:t>
       </w:r>
     </w:p>
-    <w:bookmarkEnd w:id="115"/>
-    <w:bookmarkStart w:id="116" w:name="calibration-5--vca-bias"/>
+    <w:bookmarkEnd w:id="122"/>
+    <w:bookmarkStart w:id="123" w:name="calibration-5--vca-bias"/>
     <w:p>
       <w:pPr>
         <w:pStyle w:val="Heading3"/>
@@ -25261,7 +27416,7 @@
       <w:pPr>
         <w:numPr>
           <w:ilvl w:val="0"/>
-          <w:numId w:val="1071"/>
+          <w:numId w:val="1079"/>
         </w:numPr>
         <w:pStyle w:val="Compact"/>
       </w:pPr>
@@ -25273,7 +27428,7 @@
       <w:pPr>
         <w:numPr>
           <w:ilvl w:val="0"/>
-          <w:numId w:val="1071"/>
+          <w:numId w:val="1079"/>
         </w:numPr>
         <w:pStyle w:val="Compact"/>
       </w:pPr>
@@ -25285,7 +27440,7 @@
       <w:pPr>
         <w:numPr>
           <w:ilvl w:val="0"/>
-          <w:numId w:val="1071"/>
+          <w:numId w:val="1079"/>
         </w:numPr>
         <w:pStyle w:val="Compact"/>
       </w:pPr>
@@ -25297,7 +27452,7 @@
       <w:pPr>
         <w:numPr>
           <w:ilvl w:val="0"/>
-          <w:numId w:val="1071"/>
+          <w:numId w:val="1079"/>
         </w:numPr>
         <w:pStyle w:val="Compact"/>
       </w:pPr>
@@ -25309,7 +27464,7 @@
       <w:pPr>
         <w:numPr>
           <w:ilvl w:val="0"/>
-          <w:numId w:val="1071"/>
+          <w:numId w:val="1079"/>
         </w:numPr>
         <w:pStyle w:val="Compact"/>
       </w:pPr>
@@ -25317,8 +27472,8 @@
         <w:t xml:space="preserve">If output saturates / cuts off → check R_BLIN value (typical 10kΩ for ±12V supply, 30kΩ Iabc resistor).</w:t>
       </w:r>
     </w:p>
-    <w:bookmarkEnd w:id="116"/>
-    <w:bookmarkStart w:id="117" w:name="calibration-6--led-clipper-threshold"/>
+    <w:bookmarkEnd w:id="123"/>
+    <w:bookmarkStart w:id="124" w:name="calibration-6--led-clipper-threshold"/>
     <w:p>
       <w:pPr>
         <w:pStyle w:val="Heading3"/>
@@ -25354,7 +27509,7 @@
       <w:pPr>
         <w:numPr>
           <w:ilvl w:val="0"/>
-          <w:numId w:val="1072"/>
+          <w:numId w:val="1080"/>
         </w:numPr>
         <w:pStyle w:val="Compact"/>
       </w:pPr>
@@ -25366,7 +27521,7 @@
       <w:pPr>
         <w:numPr>
           <w:ilvl w:val="0"/>
-          <w:numId w:val="1072"/>
+          <w:numId w:val="1080"/>
         </w:numPr>
         <w:pStyle w:val="Compact"/>
       </w:pPr>
@@ -25378,7 +27533,7 @@
       <w:pPr>
         <w:numPr>
           <w:ilvl w:val="0"/>
-          <w:numId w:val="1072"/>
+          <w:numId w:val="1080"/>
         </w:numPr>
         <w:pStyle w:val="Compact"/>
       </w:pPr>
@@ -25390,7 +27545,7 @@
       <w:pPr>
         <w:numPr>
           <w:ilvl w:val="0"/>
-          <w:numId w:val="1072"/>
+          <w:numId w:val="1080"/>
         </w:numPr>
         <w:pStyle w:val="Compact"/>
       </w:pPr>
@@ -25402,7 +27557,7 @@
       <w:pPr>
         <w:numPr>
           <w:ilvl w:val="0"/>
-          <w:numId w:val="1072"/>
+          <w:numId w:val="1080"/>
         </w:numPr>
         <w:pStyle w:val="Compact"/>
       </w:pPr>
@@ -25410,8 +27565,8 @@
         <w:t xml:space="preserve">If not clipping at all → wiring error, verify cathode-anode polarity each LED.</w:t>
       </w:r>
     </w:p>
-    <w:bookmarkEnd w:id="117"/>
-    <w:bookmarkStart w:id="118" w:name="X6bd895bc20ac0e7b105dbf909e622216729ef54"/>
+    <w:bookmarkEnd w:id="124"/>
+    <w:bookmarkStart w:id="125" w:name="X6bd895bc20ac0e7b105dbf909e622216729ef54"/>
     <w:p>
       <w:pPr>
         <w:pStyle w:val="Heading3"/>
@@ -25442,7 +27597,7 @@
       <w:pPr>
         <w:numPr>
           <w:ilvl w:val="0"/>
-          <w:numId w:val="1073"/>
+          <w:numId w:val="1081"/>
         </w:numPr>
         <w:pStyle w:val="Compact"/>
       </w:pPr>
@@ -25454,7 +27609,7 @@
       <w:pPr>
         <w:numPr>
           <w:ilvl w:val="0"/>
-          <w:numId w:val="1073"/>
+          <w:numId w:val="1081"/>
         </w:numPr>
         <w:pStyle w:val="Compact"/>
       </w:pPr>
@@ -25466,7 +27621,7 @@
       <w:pPr>
         <w:numPr>
           <w:ilvl w:val="0"/>
-          <w:numId w:val="1073"/>
+          <w:numId w:val="1081"/>
         </w:numPr>
         <w:pStyle w:val="Compact"/>
       </w:pPr>
@@ -25478,7 +27633,7 @@
       <w:pPr>
         <w:numPr>
           <w:ilvl w:val="0"/>
-          <w:numId w:val="1073"/>
+          <w:numId w:val="1081"/>
         </w:numPr>
         <w:pStyle w:val="Compact"/>
       </w:pPr>
@@ -25490,7 +27645,7 @@
       <w:pPr>
         <w:numPr>
           <w:ilvl w:val="0"/>
-          <w:numId w:val="1073"/>
+          <w:numId w:val="1081"/>
         </w:numPr>
         <w:pStyle w:val="Compact"/>
       </w:pPr>
@@ -25506,8 +27661,8 @@
         <w:t xml:space="preserve">This data packed с cartridge для customer reference.</w:t>
       </w:r>
     </w:p>
-    <w:bookmarkEnd w:id="118"/>
-    <w:bookmarkStart w:id="119" w:name="калибровочный-паспорт-модуля"/>
+    <w:bookmarkEnd w:id="125"/>
+    <w:bookmarkStart w:id="126" w:name="калибровочный-паспорт-модуля"/>
     <w:p>
       <w:pPr>
         <w:pStyle w:val="Heading3"/>
@@ -25544,7 +27699,7 @@
       <w:pPr>
         <w:numPr>
           <w:ilvl w:val="0"/>
-          <w:numId w:val="1074"/>
+          <w:numId w:val="1082"/>
         </w:numPr>
         <w:pStyle w:val="Compact"/>
       </w:pPr>
@@ -25556,7 +27711,7 @@
       <w:pPr>
         <w:numPr>
           <w:ilvl w:val="0"/>
-          <w:numId w:val="1074"/>
+          <w:numId w:val="1082"/>
         </w:numPr>
         <w:pStyle w:val="Compact"/>
       </w:pPr>
@@ -25568,7 +27723,7 @@
       <w:pPr>
         <w:numPr>
           <w:ilvl w:val="0"/>
-          <w:numId w:val="1074"/>
+          <w:numId w:val="1082"/>
         </w:numPr>
         <w:pStyle w:val="Compact"/>
       </w:pPr>
@@ -25580,7 +27735,7 @@
       <w:pPr>
         <w:numPr>
           <w:ilvl w:val="0"/>
-          <w:numId w:val="1074"/>
+          <w:numId w:val="1082"/>
         </w:numPr>
         <w:pStyle w:val="Compact"/>
       </w:pPr>
@@ -25592,7 +27747,7 @@
       <w:pPr>
         <w:numPr>
           <w:ilvl w:val="0"/>
-          <w:numId w:val="1074"/>
+          <w:numId w:val="1082"/>
         </w:numPr>
         <w:pStyle w:val="Compact"/>
       </w:pPr>
@@ -25604,7 +27759,7 @@
       <w:pPr>
         <w:numPr>
           <w:ilvl w:val="0"/>
-          <w:numId w:val="1074"/>
+          <w:numId w:val="1082"/>
         </w:numPr>
         <w:pStyle w:val="Compact"/>
       </w:pPr>
@@ -25616,7 +27771,7 @@
       <w:pPr>
         <w:numPr>
           <w:ilvl w:val="0"/>
-          <w:numId w:val="1074"/>
+          <w:numId w:val="1082"/>
         </w:numPr>
         <w:pStyle w:val="Compact"/>
       </w:pPr>
@@ -25628,7 +27783,7 @@
       <w:pPr>
         <w:numPr>
           <w:ilvl w:val="0"/>
-          <w:numId w:val="1074"/>
+          <w:numId w:val="1082"/>
         </w:numPr>
         <w:pStyle w:val="Compact"/>
       </w:pPr>
@@ -25640,7 +27795,7 @@
       <w:pPr>
         <w:numPr>
           <w:ilvl w:val="0"/>
-          <w:numId w:val="1074"/>
+          <w:numId w:val="1082"/>
         </w:numPr>
         <w:pStyle w:val="Compact"/>
       </w:pPr>
@@ -25656,9 +27811,9 @@
         <w:t xml:space="preserve">Customer keeps for warranty + future reference.</w:t>
       </w:r>
     </w:p>
-    <w:bookmarkEnd w:id="119"/>
-    <w:bookmarkEnd w:id="120"/>
-    <w:bookmarkStart w:id="129" w:name="тестирование"/>
+    <w:bookmarkEnd w:id="126"/>
+    <w:bookmarkEnd w:id="127"/>
+    <w:bookmarkStart w:id="136" w:name="тестирование"/>
     <w:p>
       <w:pPr>
         <w:pStyle w:val="Heading2"/>
@@ -25695,7 +27850,7 @@
         <w:t xml:space="preserve">. Здесь — concise summary для production reference.)</w:t>
       </w:r>
     </w:p>
-    <w:bookmarkStart w:id="121" w:name="phase-0--visual--dmm-continuity"/>
+    <w:bookmarkStart w:id="128" w:name="phase-0--visual--dmm-continuity"/>
     <w:p>
       <w:pPr>
         <w:pStyle w:val="Heading3"/>
@@ -25708,7 +27863,7 @@
       <w:pPr>
         <w:numPr>
           <w:ilvl w:val="0"/>
-          <w:numId w:val="1075"/>
+          <w:numId w:val="1083"/>
         </w:numPr>
         <w:pStyle w:val="Compact"/>
       </w:pPr>
@@ -25720,7 +27875,7 @@
       <w:pPr>
         <w:numPr>
           <w:ilvl w:val="0"/>
-          <w:numId w:val="1075"/>
+          <w:numId w:val="1083"/>
         </w:numPr>
         <w:pStyle w:val="Compact"/>
       </w:pPr>
@@ -25732,7 +27887,7 @@
       <w:pPr>
         <w:numPr>
           <w:ilvl w:val="0"/>
-          <w:numId w:val="1075"/>
+          <w:numId w:val="1083"/>
         </w:numPr>
         <w:pStyle w:val="Compact"/>
       </w:pPr>
@@ -25755,8 +27910,8 @@
         <w:t xml:space="preserve">: no shorts, joints clean.</w:t>
       </w:r>
     </w:p>
-    <w:bookmarkEnd w:id="121"/>
-    <w:bookmarkStart w:id="122" w:name="phase-1--power-validation"/>
+    <w:bookmarkEnd w:id="128"/>
+    <w:bookmarkStart w:id="129" w:name="phase-1--power-validation"/>
     <w:p>
       <w:pPr>
         <w:pStyle w:val="Heading3"/>
@@ -25769,7 +27924,7 @@
       <w:pPr>
         <w:numPr>
           <w:ilvl w:val="0"/>
-          <w:numId w:val="1076"/>
+          <w:numId w:val="1084"/>
         </w:numPr>
         <w:pStyle w:val="Compact"/>
       </w:pPr>
@@ -25781,7 +27936,7 @@
       <w:pPr>
         <w:numPr>
           <w:ilvl w:val="0"/>
-          <w:numId w:val="1076"/>
+          <w:numId w:val="1084"/>
         </w:numPr>
         <w:pStyle w:val="Compact"/>
       </w:pPr>
@@ -25793,7 +27948,7 @@
       <w:pPr>
         <w:numPr>
           <w:ilvl w:val="0"/>
-          <w:numId w:val="1076"/>
+          <w:numId w:val="1084"/>
         </w:numPr>
         <w:pStyle w:val="Compact"/>
       </w:pPr>
@@ -25816,8 +27971,8 @@
         <w:t xml:space="preserve">: rails stable, IC powered.</w:t>
       </w:r>
     </w:p>
-    <w:bookmarkEnd w:id="122"/>
-    <w:bookmarkStart w:id="123" w:name="phase-2--per-block-functional-test"/>
+    <w:bookmarkEnd w:id="129"/>
+    <w:bookmarkStart w:id="130" w:name="phase-2--per-block-functional-test"/>
     <w:p>
       <w:pPr>
         <w:pStyle w:val="Heading3"/>
@@ -26214,8 +28369,8 @@
         <w:t xml:space="preserve">: all blocks functional individually.</w:t>
       </w:r>
     </w:p>
-    <w:bookmarkEnd w:id="123"/>
-    <w:bookmarkStart w:id="124" w:name="phase-3--noise-floor-measurement"/>
+    <w:bookmarkEnd w:id="130"/>
+    <w:bookmarkStart w:id="131" w:name="phase-3--noise-floor-measurement"/>
     <w:p>
       <w:pPr>
         <w:pStyle w:val="Heading3"/>
@@ -26251,7 +28406,7 @@
       <w:pPr>
         <w:numPr>
           <w:ilvl w:val="0"/>
-          <w:numId w:val="1077"/>
+          <w:numId w:val="1085"/>
         </w:numPr>
         <w:pStyle w:val="Compact"/>
       </w:pPr>
@@ -26263,7 +28418,7 @@
       <w:pPr>
         <w:numPr>
           <w:ilvl w:val="0"/>
-          <w:numId w:val="1077"/>
+          <w:numId w:val="1085"/>
         </w:numPr>
         <w:pStyle w:val="Compact"/>
       </w:pPr>
@@ -26275,7 +28430,7 @@
       <w:pPr>
         <w:numPr>
           <w:ilvl w:val="0"/>
-          <w:numId w:val="1077"/>
+          <w:numId w:val="1085"/>
         </w:numPr>
         <w:pStyle w:val="Compact"/>
       </w:pPr>
@@ -26287,7 +28442,7 @@
       <w:pPr>
         <w:numPr>
           <w:ilvl w:val="0"/>
-          <w:numId w:val="1077"/>
+          <w:numId w:val="1085"/>
         </w:numPr>
         <w:pStyle w:val="Compact"/>
       </w:pPr>
@@ -26321,7 +28476,7 @@
       <w:pPr>
         <w:numPr>
           <w:ilvl w:val="0"/>
-          <w:numId w:val="1078"/>
+          <w:numId w:val="1086"/>
         </w:numPr>
         <w:pStyle w:val="Compact"/>
       </w:pPr>
@@ -26333,7 +28488,7 @@
       <w:pPr>
         <w:numPr>
           <w:ilvl w:val="0"/>
-          <w:numId w:val="1078"/>
+          <w:numId w:val="1086"/>
         </w:numPr>
         <w:pStyle w:val="Compact"/>
       </w:pPr>
@@ -26360,7 +28515,7 @@
       <w:pPr>
         <w:numPr>
           <w:ilvl w:val="0"/>
-          <w:numId w:val="1079"/>
+          <w:numId w:val="1087"/>
         </w:numPr>
         <w:pStyle w:val="Compact"/>
       </w:pPr>
@@ -26372,7 +28527,7 @@
       <w:pPr>
         <w:numPr>
           <w:ilvl w:val="0"/>
-          <w:numId w:val="1079"/>
+          <w:numId w:val="1087"/>
         </w:numPr>
         <w:pStyle w:val="Compact"/>
       </w:pPr>
@@ -26384,7 +28539,7 @@
       <w:pPr>
         <w:numPr>
           <w:ilvl w:val="0"/>
-          <w:numId w:val="1079"/>
+          <w:numId w:val="1087"/>
         </w:numPr>
         <w:pStyle w:val="Compact"/>
       </w:pPr>
@@ -26414,8 +28569,8 @@
         <w:t xml:space="preserve">: noise floor and THD within targets.</w:t>
       </w:r>
     </w:p>
-    <w:bookmarkEnd w:id="124"/>
-    <w:bookmarkStart w:id="125" w:name="phase-4--acoustic-verification"/>
+    <w:bookmarkEnd w:id="131"/>
+    <w:bookmarkStart w:id="132" w:name="phase-4--acoustic-verification"/>
     <w:p>
       <w:pPr>
         <w:pStyle w:val="Heading3"/>
@@ -26443,7 +28598,7 @@
       <w:pPr>
         <w:numPr>
           <w:ilvl w:val="0"/>
-          <w:numId w:val="1080"/>
+          <w:numId w:val="1088"/>
         </w:numPr>
         <w:pStyle w:val="Compact"/>
       </w:pPr>
@@ -26455,7 +28610,7 @@
       <w:pPr>
         <w:numPr>
           <w:ilvl w:val="0"/>
-          <w:numId w:val="1080"/>
+          <w:numId w:val="1088"/>
         </w:numPr>
         <w:pStyle w:val="Compact"/>
       </w:pPr>
@@ -26467,7 +28622,7 @@
       <w:pPr>
         <w:numPr>
           <w:ilvl w:val="0"/>
-          <w:numId w:val="1080"/>
+          <w:numId w:val="1088"/>
         </w:numPr>
         <w:pStyle w:val="Compact"/>
       </w:pPr>
@@ -26479,7 +28634,7 @@
       <w:pPr>
         <w:numPr>
           <w:ilvl w:val="0"/>
-          <w:numId w:val="1080"/>
+          <w:numId w:val="1088"/>
         </w:numPr>
         <w:pStyle w:val="Compact"/>
       </w:pPr>
@@ -26513,7 +28668,7 @@
       <w:pPr>
         <w:numPr>
           <w:ilvl w:val="0"/>
-          <w:numId w:val="1081"/>
+          <w:numId w:val="1089"/>
         </w:numPr>
         <w:pStyle w:val="Compact"/>
       </w:pPr>
@@ -26525,7 +28680,7 @@
       <w:pPr>
         <w:numPr>
           <w:ilvl w:val="0"/>
-          <w:numId w:val="1081"/>
+          <w:numId w:val="1089"/>
         </w:numPr>
         <w:pStyle w:val="Compact"/>
       </w:pPr>
@@ -26537,7 +28692,7 @@
       <w:pPr>
         <w:numPr>
           <w:ilvl w:val="0"/>
-          <w:numId w:val="1081"/>
+          <w:numId w:val="1089"/>
         </w:numPr>
         <w:pStyle w:val="Compact"/>
       </w:pPr>
@@ -26571,7 +28726,7 @@
       <w:pPr>
         <w:numPr>
           <w:ilvl w:val="0"/>
-          <w:numId w:val="1082"/>
+          <w:numId w:val="1090"/>
         </w:numPr>
         <w:pStyle w:val="Compact"/>
       </w:pPr>
@@ -26583,7 +28738,7 @@
       <w:pPr>
         <w:numPr>
           <w:ilvl w:val="0"/>
-          <w:numId w:val="1082"/>
+          <w:numId w:val="1090"/>
         </w:numPr>
         <w:pStyle w:val="Compact"/>
       </w:pPr>
@@ -26606,8 +28761,8 @@
         <w:t xml:space="preserve">: realistic acoustic claims, no overheating.</w:t>
       </w:r>
     </w:p>
-    <w:bookmarkEnd w:id="125"/>
-    <w:bookmarkStart w:id="126" w:name="phase-5--integration-eurorack"/>
+    <w:bookmarkEnd w:id="132"/>
+    <w:bookmarkStart w:id="133" w:name="phase-5--integration-eurorack"/>
     <w:p>
       <w:pPr>
         <w:pStyle w:val="Heading3"/>
@@ -26620,7 +28775,7 @@
       <w:pPr>
         <w:numPr>
           <w:ilvl w:val="0"/>
-          <w:numId w:val="1083"/>
+          <w:numId w:val="1091"/>
         </w:numPr>
         <w:pStyle w:val="Compact"/>
       </w:pPr>
@@ -26632,7 +28787,7 @@
       <w:pPr>
         <w:numPr>
           <w:ilvl w:val="0"/>
-          <w:numId w:val="1083"/>
+          <w:numId w:val="1091"/>
         </w:numPr>
         <w:pStyle w:val="Compact"/>
       </w:pPr>
@@ -26644,7 +28799,7 @@
       <w:pPr>
         <w:numPr>
           <w:ilvl w:val="0"/>
-          <w:numId w:val="1083"/>
+          <w:numId w:val="1091"/>
         </w:numPr>
         <w:pStyle w:val="Compact"/>
       </w:pPr>
@@ -26656,7 +28811,7 @@
       <w:pPr>
         <w:numPr>
           <w:ilvl w:val="0"/>
-          <w:numId w:val="1083"/>
+          <w:numId w:val="1091"/>
         </w:numPr>
         <w:pStyle w:val="Compact"/>
       </w:pPr>
@@ -26679,8 +28834,8 @@
         <w:t xml:space="preserve">: works в context.</w:t>
       </w:r>
     </w:p>
-    <w:bookmarkEnd w:id="126"/>
-    <w:bookmarkStart w:id="127" w:name="phase-6--24-hour-burn-in"/>
+    <w:bookmarkEnd w:id="133"/>
+    <w:bookmarkStart w:id="134" w:name="phase-6--24-hour-burn-in"/>
     <w:p>
       <w:pPr>
         <w:pStyle w:val="Heading3"/>
@@ -26693,7 +28848,7 @@
       <w:pPr>
         <w:numPr>
           <w:ilvl w:val="0"/>
-          <w:numId w:val="1084"/>
+          <w:numId w:val="1092"/>
         </w:numPr>
         <w:pStyle w:val="Compact"/>
       </w:pPr>
@@ -26705,7 +28860,7 @@
       <w:pPr>
         <w:numPr>
           <w:ilvl w:val="0"/>
-          <w:numId w:val="1084"/>
+          <w:numId w:val="1092"/>
         </w:numPr>
         <w:pStyle w:val="Compact"/>
       </w:pPr>
@@ -26717,7 +28872,7 @@
       <w:pPr>
         <w:numPr>
           <w:ilvl w:val="0"/>
-          <w:numId w:val="1084"/>
+          <w:numId w:val="1092"/>
         </w:numPr>
         <w:pStyle w:val="Compact"/>
       </w:pPr>
@@ -26732,8 +28887,8 @@
         <w:t xml:space="preserve">: all parameters stable ±10% over 24h.</w:t>
       </w:r>
     </w:p>
-    <w:bookmarkEnd w:id="127"/>
-    <w:bookmarkStart w:id="128" w:name="production-qc-per-unit"/>
+    <w:bookmarkEnd w:id="134"/>
+    <w:bookmarkStart w:id="135" w:name="production-qc-per-unit"/>
     <w:p>
       <w:pPr>
         <w:pStyle w:val="Heading3"/>
@@ -26754,7 +28909,7 @@
       <w:pPr>
         <w:numPr>
           <w:ilvl w:val="0"/>
-          <w:numId w:val="1085"/>
+          <w:numId w:val="1093"/>
         </w:numPr>
         <w:pStyle w:val="Compact"/>
       </w:pPr>
@@ -26766,7 +28921,7 @@
       <w:pPr>
         <w:numPr>
           <w:ilvl w:val="0"/>
-          <w:numId w:val="1085"/>
+          <w:numId w:val="1093"/>
         </w:numPr>
         <w:pStyle w:val="Compact"/>
       </w:pPr>
@@ -26778,7 +28933,7 @@
       <w:pPr>
         <w:numPr>
           <w:ilvl w:val="0"/>
-          <w:numId w:val="1085"/>
+          <w:numId w:val="1093"/>
         </w:numPr>
         <w:pStyle w:val="Compact"/>
       </w:pPr>
@@ -26790,7 +28945,7 @@
       <w:pPr>
         <w:numPr>
           <w:ilvl w:val="0"/>
-          <w:numId w:val="1085"/>
+          <w:numId w:val="1093"/>
         </w:numPr>
         <w:pStyle w:val="Compact"/>
       </w:pPr>
@@ -26802,7 +28957,7 @@
       <w:pPr>
         <w:numPr>
           <w:ilvl w:val="0"/>
-          <w:numId w:val="1085"/>
+          <w:numId w:val="1093"/>
         </w:numPr>
         <w:pStyle w:val="Compact"/>
       </w:pPr>
@@ -26814,7 +28969,7 @@
       <w:pPr>
         <w:numPr>
           <w:ilvl w:val="0"/>
-          <w:numId w:val="1085"/>
+          <w:numId w:val="1093"/>
         </w:numPr>
         <w:pStyle w:val="Compact"/>
       </w:pPr>
@@ -26840,9 +28995,9 @@
         <w:t xml:space="preserve">(production line): ~2 hours QC + 4 hours burn-in (parallel).</w:t>
       </w:r>
     </w:p>
-    <w:bookmarkEnd w:id="128"/>
-    <w:bookmarkEnd w:id="129"/>
-    <w:bookmarkStart w:id="141" w:name="troubleshooting"/>
+    <w:bookmarkEnd w:id="135"/>
+    <w:bookmarkEnd w:id="136"/>
+    <w:bookmarkStart w:id="148" w:name="troubleshooting"/>
     <w:p>
       <w:pPr>
         <w:pStyle w:val="Heading2"/>
@@ -26859,7 +29014,7 @@
         <w:t xml:space="preserve">Common issues и their resolutions, organized by symptom.</w:t>
       </w:r>
     </w:p>
-    <w:bookmarkStart w:id="130" w:name="X0be3568c0cad7c861e7fecfdc1dc4f89aa05c4a"/>
+    <w:bookmarkStart w:id="137" w:name="X0be3568c0cad7c861e7fecfdc1dc4f89aa05c4a"/>
     <w:p>
       <w:pPr>
         <w:pStyle w:val="Heading3"/>
@@ -26902,7 +29057,7 @@
       <w:pPr>
         <w:numPr>
           <w:ilvl w:val="0"/>
-          <w:numId w:val="1086"/>
+          <w:numId w:val="1094"/>
         </w:numPr>
         <w:pStyle w:val="Compact"/>
       </w:pPr>
@@ -26914,7 +29069,7 @@
       <w:pPr>
         <w:numPr>
           <w:ilvl w:val="0"/>
-          <w:numId w:val="1086"/>
+          <w:numId w:val="1094"/>
         </w:numPr>
         <w:pStyle w:val="Compact"/>
       </w:pPr>
@@ -26926,7 +29081,7 @@
       <w:pPr>
         <w:numPr>
           <w:ilvl w:val="0"/>
-          <w:numId w:val="1086"/>
+          <w:numId w:val="1094"/>
         </w:numPr>
         <w:pStyle w:val="Compact"/>
       </w:pPr>
@@ -26953,7 +29108,7 @@
       <w:pPr>
         <w:numPr>
           <w:ilvl w:val="0"/>
-          <w:numId w:val="1087"/>
+          <w:numId w:val="1095"/>
         </w:numPr>
         <w:pStyle w:val="Compact"/>
       </w:pPr>
@@ -26965,7 +29120,7 @@
       <w:pPr>
         <w:numPr>
           <w:ilvl w:val="0"/>
-          <w:numId w:val="1087"/>
+          <w:numId w:val="1095"/>
         </w:numPr>
         <w:pStyle w:val="Compact"/>
       </w:pPr>
@@ -26977,7 +29132,7 @@
       <w:pPr>
         <w:numPr>
           <w:ilvl w:val="0"/>
-          <w:numId w:val="1087"/>
+          <w:numId w:val="1095"/>
         </w:numPr>
         <w:pStyle w:val="Compact"/>
       </w:pPr>
@@ -27000,8 +29155,8 @@
         <w:t xml:space="preserve">: replace shorted component, verify polarity, retry.</w:t>
       </w:r>
     </w:p>
-    <w:bookmarkEnd w:id="130"/>
-    <w:bookmarkStart w:id="131" w:name="idle-current-draw-150ma"/>
+    <w:bookmarkEnd w:id="137"/>
+    <w:bookmarkStart w:id="138" w:name="idle-current-draw-150ma"/>
     <w:p>
       <w:pPr>
         <w:pStyle w:val="Heading3"/>
@@ -27044,7 +29199,7 @@
       <w:pPr>
         <w:numPr>
           <w:ilvl w:val="0"/>
-          <w:numId w:val="1088"/>
+          <w:numId w:val="1096"/>
         </w:numPr>
         <w:pStyle w:val="Compact"/>
       </w:pPr>
@@ -27056,7 +29211,7 @@
       <w:pPr>
         <w:numPr>
           <w:ilvl w:val="0"/>
-          <w:numId w:val="1088"/>
+          <w:numId w:val="1096"/>
         </w:numPr>
         <w:pStyle w:val="Compact"/>
       </w:pPr>
@@ -27068,7 +29223,7 @@
       <w:pPr>
         <w:numPr>
           <w:ilvl w:val="0"/>
-          <w:numId w:val="1088"/>
+          <w:numId w:val="1096"/>
         </w:numPr>
         <w:pStyle w:val="Compact"/>
       </w:pPr>
@@ -27095,7 +29250,7 @@
       <w:pPr>
         <w:numPr>
           <w:ilvl w:val="0"/>
-          <w:numId w:val="1089"/>
+          <w:numId w:val="1097"/>
         </w:numPr>
         <w:pStyle w:val="Compact"/>
       </w:pPr>
@@ -27107,7 +29262,7 @@
       <w:pPr>
         <w:numPr>
           <w:ilvl w:val="0"/>
-          <w:numId w:val="1089"/>
+          <w:numId w:val="1097"/>
         </w:numPr>
         <w:pStyle w:val="Compact"/>
       </w:pPr>
@@ -27119,7 +29274,7 @@
       <w:pPr>
         <w:numPr>
           <w:ilvl w:val="0"/>
-          <w:numId w:val="1089"/>
+          <w:numId w:val="1097"/>
         </w:numPr>
         <w:pStyle w:val="Compact"/>
       </w:pPr>
@@ -27142,8 +29297,8 @@
         <w:t xml:space="preserve">: fix wiring, replace IC if damaged.</w:t>
       </w:r>
     </w:p>
-    <w:bookmarkEnd w:id="131"/>
-    <w:bookmarkStart w:id="132" w:name="no-audio-output"/>
+    <w:bookmarkEnd w:id="138"/>
+    <w:bookmarkStart w:id="139" w:name="no-audio-output"/>
     <w:p>
       <w:pPr>
         <w:pStyle w:val="Heading3"/>
@@ -27186,7 +29341,7 @@
       <w:pPr>
         <w:numPr>
           <w:ilvl w:val="0"/>
-          <w:numId w:val="1090"/>
+          <w:numId w:val="1098"/>
         </w:numPr>
         <w:pStyle w:val="Compact"/>
       </w:pPr>
@@ -27198,7 +29353,7 @@
       <w:pPr>
         <w:numPr>
           <w:ilvl w:val="0"/>
-          <w:numId w:val="1090"/>
+          <w:numId w:val="1098"/>
         </w:numPr>
         <w:pStyle w:val="Compact"/>
       </w:pPr>
@@ -27210,7 +29365,7 @@
       <w:pPr>
         <w:numPr>
           <w:ilvl w:val="0"/>
-          <w:numId w:val="1090"/>
+          <w:numId w:val="1098"/>
         </w:numPr>
         <w:pStyle w:val="Compact"/>
       </w:pPr>
@@ -27237,7 +29392,7 @@
       <w:pPr>
         <w:numPr>
           <w:ilvl w:val="0"/>
-          <w:numId w:val="1091"/>
+          <w:numId w:val="1099"/>
         </w:numPr>
         <w:pStyle w:val="Compact"/>
       </w:pPr>
@@ -27249,7 +29404,7 @@
       <w:pPr>
         <w:numPr>
           <w:ilvl w:val="0"/>
-          <w:numId w:val="1091"/>
+          <w:numId w:val="1099"/>
         </w:numPr>
         <w:pStyle w:val="Compact"/>
       </w:pPr>
@@ -27261,7 +29416,7 @@
       <w:pPr>
         <w:numPr>
           <w:ilvl w:val="0"/>
-          <w:numId w:val="1091"/>
+          <w:numId w:val="1099"/>
         </w:numPr>
         <w:pStyle w:val="Compact"/>
       </w:pPr>
@@ -27284,8 +29439,8 @@
         <w:t xml:space="preserve">: trace signal, identify bad junction.</w:t>
       </w:r>
     </w:p>
-    <w:bookmarkEnd w:id="132"/>
-    <w:bookmarkStart w:id="133" w:name="hum-5060hz"/>
+    <w:bookmarkEnd w:id="139"/>
+    <w:bookmarkStart w:id="140" w:name="hum-5060hz"/>
     <w:p>
       <w:pPr>
         <w:pStyle w:val="Heading3"/>
@@ -27328,7 +29483,7 @@
       <w:pPr>
         <w:numPr>
           <w:ilvl w:val="0"/>
-          <w:numId w:val="1092"/>
+          <w:numId w:val="1100"/>
         </w:numPr>
         <w:pStyle w:val="Compact"/>
       </w:pPr>
@@ -27340,7 +29495,7 @@
       <w:pPr>
         <w:numPr>
           <w:ilvl w:val="0"/>
-          <w:numId w:val="1092"/>
+          <w:numId w:val="1100"/>
         </w:numPr>
         <w:pStyle w:val="Compact"/>
       </w:pPr>
@@ -27352,7 +29507,7 @@
       <w:pPr>
         <w:numPr>
           <w:ilvl w:val="0"/>
-          <w:numId w:val="1092"/>
+          <w:numId w:val="1100"/>
         </w:numPr>
         <w:pStyle w:val="Compact"/>
       </w:pPr>
@@ -27379,7 +29534,7 @@
       <w:pPr>
         <w:numPr>
           <w:ilvl w:val="0"/>
-          <w:numId w:val="1093"/>
+          <w:numId w:val="1101"/>
         </w:numPr>
         <w:pStyle w:val="Compact"/>
       </w:pPr>
@@ -27391,7 +29546,7 @@
       <w:pPr>
         <w:numPr>
           <w:ilvl w:val="0"/>
-          <w:numId w:val="1093"/>
+          <w:numId w:val="1101"/>
         </w:numPr>
         <w:pStyle w:val="Compact"/>
       </w:pPr>
@@ -27403,7 +29558,7 @@
       <w:pPr>
         <w:numPr>
           <w:ilvl w:val="0"/>
-          <w:numId w:val="1093"/>
+          <w:numId w:val="1101"/>
         </w:numPr>
         <w:pStyle w:val="Compact"/>
       </w:pPr>
@@ -27430,7 +29585,7 @@
       <w:pPr>
         <w:numPr>
           <w:ilvl w:val="0"/>
-          <w:numId w:val="1094"/>
+          <w:numId w:val="1102"/>
         </w:numPr>
         <w:pStyle w:val="Compact"/>
       </w:pPr>
@@ -27442,7 +29597,7 @@
       <w:pPr>
         <w:numPr>
           <w:ilvl w:val="0"/>
-          <w:numId w:val="1094"/>
+          <w:numId w:val="1102"/>
         </w:numPr>
         <w:pStyle w:val="Compact"/>
       </w:pPr>
@@ -27454,7 +29609,7 @@
       <w:pPr>
         <w:numPr>
           <w:ilvl w:val="0"/>
-          <w:numId w:val="1094"/>
+          <w:numId w:val="1102"/>
         </w:numPr>
         <w:pStyle w:val="Compact"/>
       </w:pPr>
@@ -27462,8 +29617,8 @@
         <w:t xml:space="preserve">Check PCB für AGND/DGND breaks.</w:t>
       </w:r>
     </w:p>
-    <w:bookmarkEnd w:id="133"/>
-    <w:bookmarkStart w:id="134" w:name="click--pop-при-solenoid-activation"/>
+    <w:bookmarkEnd w:id="140"/>
+    <w:bookmarkStart w:id="141" w:name="click--pop-при-solenoid-activation"/>
     <w:p>
       <w:pPr>
         <w:pStyle w:val="Heading3"/>
@@ -27506,7 +29661,7 @@
       <w:pPr>
         <w:numPr>
           <w:ilvl w:val="0"/>
-          <w:numId w:val="1095"/>
+          <w:numId w:val="1103"/>
         </w:numPr>
         <w:pStyle w:val="Compact"/>
       </w:pPr>
@@ -27518,7 +29673,7 @@
       <w:pPr>
         <w:numPr>
           <w:ilvl w:val="0"/>
-          <w:numId w:val="1095"/>
+          <w:numId w:val="1103"/>
         </w:numPr>
         <w:pStyle w:val="Compact"/>
       </w:pPr>
@@ -27530,7 +29685,7 @@
       <w:pPr>
         <w:numPr>
           <w:ilvl w:val="0"/>
-          <w:numId w:val="1095"/>
+          <w:numId w:val="1103"/>
         </w:numPr>
         <w:pStyle w:val="Compact"/>
       </w:pPr>
@@ -27557,7 +29712,7 @@
       <w:pPr>
         <w:numPr>
           <w:ilvl w:val="0"/>
-          <w:numId w:val="1096"/>
+          <w:numId w:val="1104"/>
         </w:numPr>
         <w:pStyle w:val="Compact"/>
       </w:pPr>
@@ -27569,7 +29724,7 @@
       <w:pPr>
         <w:numPr>
           <w:ilvl w:val="0"/>
-          <w:numId w:val="1096"/>
+          <w:numId w:val="1104"/>
         </w:numPr>
         <w:pStyle w:val="Compact"/>
       </w:pPr>
@@ -27581,7 +29736,7 @@
       <w:pPr>
         <w:numPr>
           <w:ilvl w:val="0"/>
-          <w:numId w:val="1096"/>
+          <w:numId w:val="1104"/>
         </w:numPr>
         <w:pStyle w:val="Compact"/>
       </w:pPr>
@@ -27608,7 +29763,7 @@
       <w:pPr>
         <w:numPr>
           <w:ilvl w:val="0"/>
-          <w:numId w:val="1097"/>
+          <w:numId w:val="1105"/>
         </w:numPr>
         <w:pStyle w:val="Compact"/>
       </w:pPr>
@@ -27620,7 +29775,7 @@
       <w:pPr>
         <w:numPr>
           <w:ilvl w:val="0"/>
-          <w:numId w:val="1097"/>
+          <w:numId w:val="1105"/>
         </w:numPr>
         <w:pStyle w:val="Compact"/>
       </w:pPr>
@@ -27632,7 +29787,7 @@
       <w:pPr>
         <w:numPr>
           <w:ilvl w:val="0"/>
-          <w:numId w:val="1097"/>
+          <w:numId w:val="1105"/>
         </w:numPr>
         <w:pStyle w:val="Compact"/>
       </w:pPr>
@@ -27640,8 +29795,8 @@
         <w:t xml:space="preserve">Replace D_SOL if reversed.</w:t>
       </w:r>
     </w:p>
-    <w:bookmarkEnd w:id="134"/>
-    <w:bookmarkStart w:id="135" w:name="self-oscillation-runaway"/>
+    <w:bookmarkEnd w:id="141"/>
+    <w:bookmarkStart w:id="142" w:name="self-oscillation-runaway"/>
     <w:p>
       <w:pPr>
         <w:pStyle w:val="Heading3"/>
@@ -27684,7 +29839,7 @@
       <w:pPr>
         <w:numPr>
           <w:ilvl w:val="0"/>
-          <w:numId w:val="1098"/>
+          <w:numId w:val="1106"/>
         </w:numPr>
         <w:pStyle w:val="Compact"/>
       </w:pPr>
@@ -27696,7 +29851,7 @@
       <w:pPr>
         <w:numPr>
           <w:ilvl w:val="0"/>
-          <w:numId w:val="1098"/>
+          <w:numId w:val="1106"/>
         </w:numPr>
         <w:pStyle w:val="Compact"/>
       </w:pPr>
@@ -27723,7 +29878,7 @@
       <w:pPr>
         <w:numPr>
           <w:ilvl w:val="0"/>
-          <w:numId w:val="1099"/>
+          <w:numId w:val="1107"/>
         </w:numPr>
         <w:pStyle w:val="Compact"/>
       </w:pPr>
@@ -27735,7 +29890,7 @@
       <w:pPr>
         <w:numPr>
           <w:ilvl w:val="0"/>
-          <w:numId w:val="1099"/>
+          <w:numId w:val="1107"/>
         </w:numPr>
         <w:pStyle w:val="Compact"/>
       </w:pPr>
@@ -27747,7 +29902,7 @@
       <w:pPr>
         <w:numPr>
           <w:ilvl w:val="0"/>
-          <w:numId w:val="1099"/>
+          <w:numId w:val="1107"/>
         </w:numPr>
         <w:pStyle w:val="Compact"/>
       </w:pPr>
@@ -27774,7 +29929,7 @@
       <w:pPr>
         <w:numPr>
           <w:ilvl w:val="0"/>
-          <w:numId w:val="1100"/>
+          <w:numId w:val="1108"/>
         </w:numPr>
         <w:pStyle w:val="Compact"/>
       </w:pPr>
@@ -27786,7 +29941,7 @@
       <w:pPr>
         <w:numPr>
           <w:ilvl w:val="0"/>
-          <w:numId w:val="1100"/>
+          <w:numId w:val="1108"/>
         </w:numPr>
         <w:pStyle w:val="Compact"/>
       </w:pPr>
@@ -27798,7 +29953,7 @@
       <w:pPr>
         <w:numPr>
           <w:ilvl w:val="0"/>
-          <w:numId w:val="1100"/>
+          <w:numId w:val="1108"/>
         </w:numPr>
         <w:pStyle w:val="Compact"/>
       </w:pPr>
@@ -27806,8 +29961,8 @@
         <w:t xml:space="preserve">Reduce R_FS3 от 47k к 33k.</w:t>
       </w:r>
     </w:p>
-    <w:bookmarkEnd w:id="135"/>
-    <w:bookmarkStart w:id="136" w:name="solenoid-не-activates"/>
+    <w:bookmarkEnd w:id="142"/>
+    <w:bookmarkStart w:id="143" w:name="solenoid-не-activates"/>
     <w:p>
       <w:pPr>
         <w:pStyle w:val="Heading3"/>
@@ -27850,7 +30005,7 @@
       <w:pPr>
         <w:numPr>
           <w:ilvl w:val="0"/>
-          <w:numId w:val="1101"/>
+          <w:numId w:val="1109"/>
         </w:numPr>
         <w:pStyle w:val="Compact"/>
       </w:pPr>
@@ -27862,7 +30017,7 @@
       <w:pPr>
         <w:numPr>
           <w:ilvl w:val="0"/>
-          <w:numId w:val="1101"/>
+          <w:numId w:val="1109"/>
         </w:numPr>
         <w:pStyle w:val="Compact"/>
       </w:pPr>
@@ -27874,7 +30029,7 @@
       <w:pPr>
         <w:numPr>
           <w:ilvl w:val="0"/>
-          <w:numId w:val="1101"/>
+          <w:numId w:val="1109"/>
         </w:numPr>
         <w:pStyle w:val="Compact"/>
       </w:pPr>
@@ -27901,7 +30056,7 @@
       <w:pPr>
         <w:numPr>
           <w:ilvl w:val="0"/>
-          <w:numId w:val="1102"/>
+          <w:numId w:val="1110"/>
         </w:numPr>
         <w:pStyle w:val="Compact"/>
       </w:pPr>
@@ -27913,7 +30068,7 @@
       <w:pPr>
         <w:numPr>
           <w:ilvl w:val="0"/>
-          <w:numId w:val="1102"/>
+          <w:numId w:val="1110"/>
         </w:numPr>
         <w:pStyle w:val="Compact"/>
       </w:pPr>
@@ -27925,7 +30080,7 @@
       <w:pPr>
         <w:numPr>
           <w:ilvl w:val="0"/>
-          <w:numId w:val="1102"/>
+          <w:numId w:val="1110"/>
         </w:numPr>
         <w:pStyle w:val="Compact"/>
       </w:pPr>
@@ -27937,7 +30092,7 @@
       <w:pPr>
         <w:numPr>
           <w:ilvl w:val="0"/>
-          <w:numId w:val="1102"/>
+          <w:numId w:val="1110"/>
         </w:numPr>
         <w:pStyle w:val="Compact"/>
       </w:pPr>
@@ -27964,7 +30119,7 @@
       <w:pPr>
         <w:numPr>
           <w:ilvl w:val="0"/>
-          <w:numId w:val="1103"/>
+          <w:numId w:val="1111"/>
         </w:numPr>
         <w:pStyle w:val="Compact"/>
       </w:pPr>
@@ -27976,7 +30131,7 @@
       <w:pPr>
         <w:numPr>
           <w:ilvl w:val="0"/>
-          <w:numId w:val="1103"/>
+          <w:numId w:val="1111"/>
         </w:numPr>
         <w:pStyle w:val="Compact"/>
       </w:pPr>
@@ -27988,7 +30143,7 @@
       <w:pPr>
         <w:numPr>
           <w:ilvl w:val="0"/>
-          <w:numId w:val="1103"/>
+          <w:numId w:val="1111"/>
         </w:numPr>
         <w:pStyle w:val="Compact"/>
       </w:pPr>
@@ -27996,8 +30151,8 @@
         <w:t xml:space="preserve">Verify cartridge connection.</w:t>
       </w:r>
     </w:p>
-    <w:bookmarkEnd w:id="136"/>
-    <w:bookmarkStart w:id="137" w:name="one-channel-dead-стерео"/>
+    <w:bookmarkEnd w:id="143"/>
+    <w:bookmarkStart w:id="144" w:name="one-channel-dead-стерео"/>
     <w:p>
       <w:pPr>
         <w:pStyle w:val="Heading3"/>
@@ -28040,7 +30195,7 @@
       <w:pPr>
         <w:numPr>
           <w:ilvl w:val="0"/>
-          <w:numId w:val="1104"/>
+          <w:numId w:val="1112"/>
         </w:numPr>
         <w:pStyle w:val="Compact"/>
       </w:pPr>
@@ -28052,7 +30207,7 @@
       <w:pPr>
         <w:numPr>
           <w:ilvl w:val="0"/>
-          <w:numId w:val="1104"/>
+          <w:numId w:val="1112"/>
         </w:numPr>
         <w:pStyle w:val="Compact"/>
       </w:pPr>
@@ -28079,7 +30234,7 @@
       <w:pPr>
         <w:numPr>
           <w:ilvl w:val="0"/>
-          <w:numId w:val="1105"/>
+          <w:numId w:val="1113"/>
         </w:numPr>
         <w:pStyle w:val="Compact"/>
       </w:pPr>
@@ -28091,7 +30246,7 @@
       <w:pPr>
         <w:numPr>
           <w:ilvl w:val="0"/>
-          <w:numId w:val="1105"/>
+          <w:numId w:val="1113"/>
         </w:numPr>
         <w:pStyle w:val="Compact"/>
       </w:pPr>
@@ -28103,7 +30258,7 @@
       <w:pPr>
         <w:numPr>
           <w:ilvl w:val="0"/>
-          <w:numId w:val="1105"/>
+          <w:numId w:val="1113"/>
         </w:numPr>
         <w:pStyle w:val="Compact"/>
       </w:pPr>
@@ -28130,7 +30285,7 @@
       <w:pPr>
         <w:numPr>
           <w:ilvl w:val="0"/>
-          <w:numId w:val="1106"/>
+          <w:numId w:val="1114"/>
         </w:numPr>
         <w:pStyle w:val="Compact"/>
       </w:pPr>
@@ -28142,7 +30297,7 @@
       <w:pPr>
         <w:numPr>
           <w:ilvl w:val="0"/>
-          <w:numId w:val="1106"/>
+          <w:numId w:val="1114"/>
         </w:numPr>
         <w:pStyle w:val="Compact"/>
       </w:pPr>
@@ -28154,7 +30309,7 @@
       <w:pPr>
         <w:numPr>
           <w:ilvl w:val="0"/>
-          <w:numId w:val="1106"/>
+          <w:numId w:val="1114"/>
         </w:numPr>
         <w:pStyle w:val="Compact"/>
       </w:pPr>
@@ -28162,8 +30317,8 @@
         <w:t xml:space="preserve">Replace cartridge cable.</w:t>
       </w:r>
     </w:p>
-    <w:bookmarkEnd w:id="137"/>
-    <w:bookmarkStart w:id="138" w:name="distortion-на-line-level-signal"/>
+    <w:bookmarkEnd w:id="144"/>
+    <w:bookmarkStart w:id="145" w:name="distortion-на-line-level-signal"/>
     <w:p>
       <w:pPr>
         <w:pStyle w:val="Heading3"/>
@@ -28206,7 +30361,7 @@
       <w:pPr>
         <w:numPr>
           <w:ilvl w:val="0"/>
-          <w:numId w:val="1107"/>
+          <w:numId w:val="1115"/>
         </w:numPr>
         <w:pStyle w:val="Compact"/>
       </w:pPr>
@@ -28218,7 +30373,7 @@
       <w:pPr>
         <w:numPr>
           <w:ilvl w:val="0"/>
-          <w:numId w:val="1107"/>
+          <w:numId w:val="1115"/>
         </w:numPr>
         <w:pStyle w:val="Compact"/>
       </w:pPr>
@@ -28230,7 +30385,7 @@
       <w:pPr>
         <w:numPr>
           <w:ilvl w:val="0"/>
-          <w:numId w:val="1107"/>
+          <w:numId w:val="1115"/>
         </w:numPr>
         <w:pStyle w:val="Compact"/>
       </w:pPr>
@@ -28257,7 +30412,7 @@
       <w:pPr>
         <w:numPr>
           <w:ilvl w:val="0"/>
-          <w:numId w:val="1108"/>
+          <w:numId w:val="1116"/>
         </w:numPr>
         <w:pStyle w:val="Compact"/>
       </w:pPr>
@@ -28269,7 +30424,7 @@
       <w:pPr>
         <w:numPr>
           <w:ilvl w:val="0"/>
-          <w:numId w:val="1108"/>
+          <w:numId w:val="1116"/>
         </w:numPr>
         <w:pStyle w:val="Compact"/>
       </w:pPr>
@@ -28281,7 +30436,7 @@
       <w:pPr>
         <w:numPr>
           <w:ilvl w:val="0"/>
-          <w:numId w:val="1108"/>
+          <w:numId w:val="1116"/>
         </w:numPr>
         <w:pStyle w:val="Compact"/>
       </w:pPr>
@@ -28308,7 +30463,7 @@
       <w:pPr>
         <w:numPr>
           <w:ilvl w:val="0"/>
-          <w:numId w:val="1109"/>
+          <w:numId w:val="1117"/>
         </w:numPr>
         <w:pStyle w:val="Compact"/>
       </w:pPr>
@@ -28320,7 +30475,7 @@
       <w:pPr>
         <w:numPr>
           <w:ilvl w:val="0"/>
-          <w:numId w:val="1109"/>
+          <w:numId w:val="1117"/>
         </w:numPr>
         <w:pStyle w:val="Compact"/>
       </w:pPr>
@@ -28332,7 +30487,7 @@
       <w:pPr>
         <w:numPr>
           <w:ilvl w:val="0"/>
-          <w:numId w:val="1109"/>
+          <w:numId w:val="1117"/>
         </w:numPr>
         <w:pStyle w:val="Compact"/>
       </w:pPr>
@@ -28340,8 +30495,8 @@
         <w:t xml:space="preserve">Add thermal pads to BD transistors.</w:t>
       </w:r>
     </w:p>
-    <w:bookmarkEnd w:id="138"/>
-    <w:bookmarkStart w:id="139" w:name="hiss-above-noise-floor-target"/>
+    <w:bookmarkEnd w:id="145"/>
+    <w:bookmarkStart w:id="146" w:name="hiss-above-noise-floor-target"/>
     <w:p>
       <w:pPr>
         <w:pStyle w:val="Heading3"/>
@@ -28384,7 +30539,7 @@
       <w:pPr>
         <w:numPr>
           <w:ilvl w:val="0"/>
-          <w:numId w:val="1110"/>
+          <w:numId w:val="1118"/>
         </w:numPr>
         <w:pStyle w:val="Compact"/>
       </w:pPr>
@@ -28396,7 +30551,7 @@
       <w:pPr>
         <w:numPr>
           <w:ilvl w:val="0"/>
-          <w:numId w:val="1110"/>
+          <w:numId w:val="1118"/>
         </w:numPr>
         <w:pStyle w:val="Compact"/>
       </w:pPr>
@@ -28408,7 +30563,7 @@
       <w:pPr>
         <w:numPr>
           <w:ilvl w:val="0"/>
-          <w:numId w:val="1110"/>
+          <w:numId w:val="1118"/>
         </w:numPr>
         <w:pStyle w:val="Compact"/>
       </w:pPr>
@@ -28435,7 +30590,7 @@
       <w:pPr>
         <w:numPr>
           <w:ilvl w:val="0"/>
-          <w:numId w:val="1111"/>
+          <w:numId w:val="1119"/>
         </w:numPr>
         <w:pStyle w:val="Compact"/>
       </w:pPr>
@@ -28447,7 +30602,7 @@
       <w:pPr>
         <w:numPr>
           <w:ilvl w:val="0"/>
-          <w:numId w:val="1111"/>
+          <w:numId w:val="1119"/>
         </w:numPr>
         <w:pStyle w:val="Compact"/>
       </w:pPr>
@@ -28459,7 +30614,7 @@
       <w:pPr>
         <w:numPr>
           <w:ilvl w:val="0"/>
-          <w:numId w:val="1111"/>
+          <w:numId w:val="1119"/>
         </w:numPr>
         <w:pStyle w:val="Compact"/>
       </w:pPr>
@@ -28486,7 +30641,7 @@
       <w:pPr>
         <w:numPr>
           <w:ilvl w:val="0"/>
-          <w:numId w:val="1112"/>
+          <w:numId w:val="1120"/>
         </w:numPr>
         <w:pStyle w:val="Compact"/>
       </w:pPr>
@@ -28498,7 +30653,7 @@
       <w:pPr>
         <w:numPr>
           <w:ilvl w:val="0"/>
-          <w:numId w:val="1112"/>
+          <w:numId w:val="1120"/>
         </w:numPr>
         <w:pStyle w:val="Compact"/>
       </w:pPr>
@@ -28510,7 +30665,7 @@
       <w:pPr>
         <w:numPr>
           <w:ilvl w:val="0"/>
-          <w:numId w:val="1112"/>
+          <w:numId w:val="1120"/>
         </w:numPr>
         <w:pStyle w:val="Compact"/>
       </w:pPr>
@@ -28518,8 +30673,8 @@
         <w:t xml:space="preserve">Add additional 10µF ceramic decoupling near LM13700.</w:t>
       </w:r>
     </w:p>
-    <w:bookmarkEnd w:id="139"/>
-    <w:bookmarkStart w:id="140" w:name="wood-cartridge-sounds-thin"/>
+    <w:bookmarkEnd w:id="146"/>
+    <w:bookmarkStart w:id="147" w:name="wood-cartridge-sounds-thin"/>
     <w:p>
       <w:pPr>
         <w:pStyle w:val="Heading3"/>
@@ -28562,7 +30717,7 @@
       <w:pPr>
         <w:numPr>
           <w:ilvl w:val="0"/>
-          <w:numId w:val="1113"/>
+          <w:numId w:val="1121"/>
         </w:numPr>
         <w:pStyle w:val="Compact"/>
       </w:pPr>
@@ -28574,7 +30729,7 @@
       <w:pPr>
         <w:numPr>
           <w:ilvl w:val="0"/>
-          <w:numId w:val="1113"/>
+          <w:numId w:val="1121"/>
         </w:numPr>
         <w:pStyle w:val="Compact"/>
       </w:pPr>
@@ -28601,7 +30756,7 @@
       <w:pPr>
         <w:numPr>
           <w:ilvl w:val="0"/>
-          <w:numId w:val="1114"/>
+          <w:numId w:val="1122"/>
         </w:numPr>
         <w:pStyle w:val="Compact"/>
       </w:pPr>
@@ -28613,7 +30768,7 @@
       <w:pPr>
         <w:numPr>
           <w:ilvl w:val="0"/>
-          <w:numId w:val="1114"/>
+          <w:numId w:val="1122"/>
         </w:numPr>
         <w:pStyle w:val="Compact"/>
       </w:pPr>
@@ -28625,7 +30780,7 @@
       <w:pPr>
         <w:numPr>
           <w:ilvl w:val="0"/>
-          <w:numId w:val="1114"/>
+          <w:numId w:val="1122"/>
         </w:numPr>
         <w:pStyle w:val="Compact"/>
       </w:pPr>
@@ -28652,7 +30807,7 @@
       <w:pPr>
         <w:numPr>
           <w:ilvl w:val="0"/>
-          <w:numId w:val="1115"/>
+          <w:numId w:val="1123"/>
         </w:numPr>
         <w:pStyle w:val="Compact"/>
       </w:pPr>
@@ -28664,7 +30819,7 @@
       <w:pPr>
         <w:numPr>
           <w:ilvl w:val="0"/>
-          <w:numId w:val="1115"/>
+          <w:numId w:val="1123"/>
         </w:numPr>
         <w:pStyle w:val="Compact"/>
       </w:pPr>
@@ -28676,7 +30831,7 @@
       <w:pPr>
         <w:numPr>
           <w:ilvl w:val="0"/>
-          <w:numId w:val="1115"/>
+          <w:numId w:val="1123"/>
         </w:numPr>
         <w:pStyle w:val="Compact"/>
       </w:pPr>
@@ -28684,9 +30839,9 @@
         <w:t xml:space="preserve">Test exciter resistance (~4Ω) с DMM.</w:t>
       </w:r>
     </w:p>
-    <w:bookmarkEnd w:id="140"/>
-    <w:bookmarkEnd w:id="141"/>
-    <w:bookmarkStart w:id="155" w:name="sourcing--supply-chain"/>
+    <w:bookmarkEnd w:id="147"/>
+    <w:bookmarkEnd w:id="148"/>
+    <w:bookmarkStart w:id="162" w:name="sourcing--supply-chain"/>
     <w:p>
       <w:pPr>
         <w:pStyle w:val="Heading2"/>
@@ -28695,7 +30850,7 @@
         <w:t xml:space="preserve">Sourcing &amp; supply chain</w:t>
       </w:r>
     </w:p>
-    <w:bookmarkStart w:id="142" w:name="critical-components-sole-или-dual-source"/>
+    <w:bookmarkStart w:id="149" w:name="critical-components-sole-или-dual-source"/>
     <w:p>
       <w:pPr>
         <w:pStyle w:val="Heading3"/>
@@ -29656,8 +31811,8 @@
         </w:tc>
       </w:tr>
     </w:tbl>
-    <w:bookmarkEnd w:id="142"/>
-    <w:bookmarkStart w:id="143" w:name="standard-components-multi-source"/>
+    <w:bookmarkEnd w:id="149"/>
+    <w:bookmarkStart w:id="150" w:name="standard-components-multi-source"/>
     <w:p>
       <w:pPr>
         <w:pStyle w:val="Heading3"/>
@@ -29941,8 +32096,8 @@
         </w:tc>
       </w:tr>
     </w:tbl>
-    <w:bookmarkEnd w:id="143"/>
-    <w:bookmarkStart w:id="149" w:name="cartridge-materials-sourcing"/>
+    <w:bookmarkEnd w:id="150"/>
+    <w:bookmarkStart w:id="156" w:name="cartridge-materials-sourcing"/>
     <w:p>
       <w:pPr>
         <w:pStyle w:val="Heading3"/>
@@ -29951,7 +32106,7 @@
         <w:t xml:space="preserve">Cartridge materials sourcing</w:t>
       </w:r>
     </w:p>
-    <w:bookmarkStart w:id="144" w:name="wood-oak-maple-ebony"/>
+    <w:bookmarkStart w:id="151" w:name="wood-oak-maple-ebony"/>
     <w:p>
       <w:pPr>
         <w:pStyle w:val="Heading4"/>
@@ -29964,7 +32119,7 @@
       <w:pPr>
         <w:numPr>
           <w:ilvl w:val="0"/>
-          <w:numId w:val="1116"/>
+          <w:numId w:val="1124"/>
         </w:numPr>
         <w:pStyle w:val="Compact"/>
       </w:pPr>
@@ -29976,7 +32131,7 @@
       <w:pPr>
         <w:numPr>
           <w:ilvl w:val="0"/>
-          <w:numId w:val="1116"/>
+          <w:numId w:val="1124"/>
         </w:numPr>
         <w:pStyle w:val="Compact"/>
       </w:pPr>
@@ -29995,7 +32150,7 @@
       <w:pPr>
         <w:numPr>
           <w:ilvl w:val="0"/>
-          <w:numId w:val="1116"/>
+          <w:numId w:val="1124"/>
         </w:numPr>
         <w:pStyle w:val="Compact"/>
       </w:pPr>
@@ -30007,7 +32162,7 @@
       <w:pPr>
         <w:numPr>
           <w:ilvl w:val="0"/>
-          <w:numId w:val="1116"/>
+          <w:numId w:val="1124"/>
         </w:numPr>
         <w:pStyle w:val="Compact"/>
       </w:pPr>
@@ -30019,7 +32174,7 @@
       <w:pPr>
         <w:numPr>
           <w:ilvl w:val="0"/>
-          <w:numId w:val="1116"/>
+          <w:numId w:val="1124"/>
         </w:numPr>
         <w:pStyle w:val="Compact"/>
       </w:pPr>
@@ -30027,8 +32182,8 @@
         <w:t xml:space="preserve">Cost: $5-8 per piece для oak, $15-20 для ebony.</w:t>
       </w:r>
     </w:p>
-    <w:bookmarkEnd w:id="144"/>
-    <w:bookmarkStart w:id="145" w:name="stone-marble-slate-granite"/>
+    <w:bookmarkEnd w:id="151"/>
+    <w:bookmarkStart w:id="152" w:name="stone-marble-slate-granite"/>
     <w:p>
       <w:pPr>
         <w:pStyle w:val="Heading4"/>
@@ -30041,7 +32196,7 @@
       <w:pPr>
         <w:numPr>
           <w:ilvl w:val="0"/>
-          <w:numId w:val="1117"/>
+          <w:numId w:val="1125"/>
         </w:numPr>
         <w:pStyle w:val="Compact"/>
       </w:pPr>
@@ -30053,7 +32208,7 @@
       <w:pPr>
         <w:numPr>
           <w:ilvl w:val="0"/>
-          <w:numId w:val="1117"/>
+          <w:numId w:val="1125"/>
         </w:numPr>
         <w:pStyle w:val="Compact"/>
       </w:pPr>
@@ -30065,7 +32220,7 @@
       <w:pPr>
         <w:numPr>
           <w:ilvl w:val="0"/>
-          <w:numId w:val="1117"/>
+          <w:numId w:val="1125"/>
         </w:numPr>
         <w:pStyle w:val="Compact"/>
       </w:pPr>
@@ -30077,7 +32232,7 @@
       <w:pPr>
         <w:numPr>
           <w:ilvl w:val="0"/>
-          <w:numId w:val="1117"/>
+          <w:numId w:val="1125"/>
         </w:numPr>
         <w:pStyle w:val="Compact"/>
       </w:pPr>
@@ -30085,8 +32240,8 @@
         <w:t xml:space="preserve">Heavy shipping cost — local sourcing preferred.</w:t>
       </w:r>
     </w:p>
-    <w:bookmarkEnd w:id="145"/>
-    <w:bookmarkStart w:id="146" w:name="metal-brass-spring-steel-copper-titanium"/>
+    <w:bookmarkEnd w:id="152"/>
+    <w:bookmarkStart w:id="153" w:name="metal-brass-spring-steel-copper-titanium"/>
     <w:p>
       <w:pPr>
         <w:pStyle w:val="Heading4"/>
@@ -30099,7 +32254,7 @@
       <w:pPr>
         <w:numPr>
           <w:ilvl w:val="0"/>
-          <w:numId w:val="1118"/>
+          <w:numId w:val="1126"/>
         </w:numPr>
         <w:pStyle w:val="Compact"/>
       </w:pPr>
@@ -30118,7 +32273,7 @@
       <w:pPr>
         <w:numPr>
           <w:ilvl w:val="0"/>
-          <w:numId w:val="1118"/>
+          <w:numId w:val="1126"/>
         </w:numPr>
         <w:pStyle w:val="Compact"/>
       </w:pPr>
@@ -30137,7 +32292,7 @@
       <w:pPr>
         <w:numPr>
           <w:ilvl w:val="0"/>
-          <w:numId w:val="1118"/>
+          <w:numId w:val="1126"/>
         </w:numPr>
         <w:pStyle w:val="Compact"/>
       </w:pPr>
@@ -30152,8 +32307,8 @@
         <w:t xml:space="preserve">: aerospace-grade supplier (Online Metals). Premium price ($30-50/piece).</w:t>
       </w:r>
     </w:p>
-    <w:bookmarkEnd w:id="146"/>
-    <w:bookmarkStart w:id="147" w:name="glass-pyrex"/>
+    <w:bookmarkEnd w:id="153"/>
+    <w:bookmarkStart w:id="154" w:name="glass-pyrex"/>
     <w:p>
       <w:pPr>
         <w:pStyle w:val="Heading4"/>
@@ -30166,7 +32321,7 @@
       <w:pPr>
         <w:numPr>
           <w:ilvl w:val="0"/>
-          <w:numId w:val="1119"/>
+          <w:numId w:val="1127"/>
         </w:numPr>
         <w:pStyle w:val="Compact"/>
       </w:pPr>
@@ -30178,7 +32333,7 @@
       <w:pPr>
         <w:numPr>
           <w:ilvl w:val="0"/>
-          <w:numId w:val="1119"/>
+          <w:numId w:val="1127"/>
         </w:numPr>
         <w:pStyle w:val="Compact"/>
       </w:pPr>
@@ -30190,7 +32345,7 @@
       <w:pPr>
         <w:numPr>
           <w:ilvl w:val="0"/>
-          <w:numId w:val="1119"/>
+          <w:numId w:val="1127"/>
         </w:numPr>
         <w:pStyle w:val="Compact"/>
       </w:pPr>
@@ -30202,7 +32357,7 @@
       <w:pPr>
         <w:numPr>
           <w:ilvl w:val="0"/>
-          <w:numId w:val="1119"/>
+          <w:numId w:val="1127"/>
         </w:numPr>
         <w:pStyle w:val="Compact"/>
       </w:pPr>
@@ -30210,8 +32365,8 @@
         <w:t xml:space="preserve">Lead time 4-6 weeks (custom cut).</w:t>
       </w:r>
     </w:p>
-    <w:bookmarkEnd w:id="147"/>
-    <w:bookmarkStart w:id="148" w:name="bone"/>
+    <w:bookmarkEnd w:id="154"/>
+    <w:bookmarkStart w:id="155" w:name="bone"/>
     <w:p>
       <w:pPr>
         <w:pStyle w:val="Heading4"/>
@@ -30224,7 +32379,7 @@
       <w:pPr>
         <w:numPr>
           <w:ilvl w:val="0"/>
-          <w:numId w:val="1120"/>
+          <w:numId w:val="1128"/>
         </w:numPr>
         <w:pStyle w:val="Compact"/>
       </w:pPr>
@@ -30236,7 +32391,7 @@
       <w:pPr>
         <w:numPr>
           <w:ilvl w:val="0"/>
-          <w:numId w:val="1120"/>
+          <w:numId w:val="1128"/>
         </w:numPr>
         <w:pStyle w:val="Compact"/>
       </w:pPr>
@@ -30248,7 +32403,7 @@
       <w:pPr>
         <w:numPr>
           <w:ilvl w:val="0"/>
-          <w:numId w:val="1120"/>
+          <w:numId w:val="1128"/>
         </w:numPr>
         <w:pStyle w:val="Compact"/>
       </w:pPr>
@@ -30256,9 +32411,9 @@
         <w:t xml:space="preserve">Specialty supplier — sometimes from artisan craft markets.</w:t>
       </w:r>
     </w:p>
-    <w:bookmarkEnd w:id="148"/>
-    <w:bookmarkEnd w:id="149"/>
-    <w:bookmarkStart w:id="150" w:name="pcb-sourcing"/>
+    <w:bookmarkEnd w:id="155"/>
+    <w:bookmarkEnd w:id="156"/>
+    <w:bookmarkStart w:id="157" w:name="pcb-sourcing"/>
     <w:p>
       <w:pPr>
         <w:pStyle w:val="Heading3"/>
@@ -30589,8 +32744,8 @@
         <w:t xml:space="preserve">: JLCPCB для prototype, PCBWay для production batch (better quality control).</w:t>
       </w:r>
     </w:p>
-    <w:bookmarkEnd w:id="150"/>
-    <w:bookmarkStart w:id="151" w:name="stencil-для-smd"/>
+    <w:bookmarkEnd w:id="157"/>
+    <w:bookmarkStart w:id="158" w:name="stencil-для-smd"/>
     <w:p>
       <w:pPr>
         <w:pStyle w:val="Heading3"/>
@@ -30611,7 +32766,7 @@
       <w:pPr>
         <w:numPr>
           <w:ilvl w:val="0"/>
-          <w:numId w:val="1121"/>
+          <w:numId w:val="1129"/>
         </w:numPr>
         <w:pStyle w:val="Compact"/>
       </w:pPr>
@@ -30623,7 +32778,7 @@
       <w:pPr>
         <w:numPr>
           <w:ilvl w:val="0"/>
-          <w:numId w:val="1121"/>
+          <w:numId w:val="1129"/>
         </w:numPr>
         <w:pStyle w:val="Compact"/>
       </w:pPr>
@@ -30631,8 +32786,8 @@
         <w:t xml:space="preserve">Manual application с syringe possible но slower.</w:t>
       </w:r>
     </w:p>
-    <w:bookmarkEnd w:id="151"/>
-    <w:bookmarkStart w:id="152" w:name="bulk-pricing-tiers"/>
+    <w:bookmarkEnd w:id="158"/>
+    <w:bookmarkStart w:id="159" w:name="bulk-pricing-tiers"/>
     <w:p>
       <w:pPr>
         <w:pStyle w:val="Heading3"/>
@@ -30794,8 +32949,8 @@
         </w:tc>
       </w:tr>
     </w:tbl>
-    <w:bookmarkEnd w:id="152"/>
-    <w:bookmarkStart w:id="153" w:name="inventory-recommendations"/>
+    <w:bookmarkEnd w:id="159"/>
+    <w:bookmarkStart w:id="160" w:name="inventory-recommendations"/>
     <w:p>
       <w:pPr>
         <w:pStyle w:val="Heading3"/>
@@ -30816,7 +32971,7 @@
       <w:pPr>
         <w:numPr>
           <w:ilvl w:val="0"/>
-          <w:numId w:val="1122"/>
+          <w:numId w:val="1130"/>
         </w:numPr>
         <w:pStyle w:val="Compact"/>
       </w:pPr>
@@ -30835,7 +32990,7 @@
       <w:pPr>
         <w:numPr>
           <w:ilvl w:val="0"/>
-          <w:numId w:val="1122"/>
+          <w:numId w:val="1130"/>
         </w:numPr>
         <w:pStyle w:val="Compact"/>
       </w:pPr>
@@ -30854,7 +33009,7 @@
       <w:pPr>
         <w:numPr>
           <w:ilvl w:val="0"/>
-          <w:numId w:val="1122"/>
+          <w:numId w:val="1130"/>
         </w:numPr>
         <w:pStyle w:val="Compact"/>
       </w:pPr>
@@ -30873,7 +33028,7 @@
       <w:pPr>
         <w:numPr>
           <w:ilvl w:val="0"/>
-          <w:numId w:val="1122"/>
+          <w:numId w:val="1130"/>
         </w:numPr>
         <w:pStyle w:val="Compact"/>
       </w:pPr>
@@ -30892,7 +33047,7 @@
       <w:pPr>
         <w:numPr>
           <w:ilvl w:val="0"/>
-          <w:numId w:val="1122"/>
+          <w:numId w:val="1130"/>
         </w:numPr>
         <w:pStyle w:val="Compact"/>
       </w:pPr>
@@ -30911,7 +33066,7 @@
       <w:pPr>
         <w:numPr>
           <w:ilvl w:val="0"/>
-          <w:numId w:val="1122"/>
+          <w:numId w:val="1130"/>
         </w:numPr>
         <w:pStyle w:val="Compact"/>
       </w:pPr>
@@ -30941,8 +33096,8 @@
         <w:t xml:space="preserve">: ~$5,000-7,000.</w:t>
       </w:r>
     </w:p>
-    <w:bookmarkEnd w:id="153"/>
-    <w:bookmarkStart w:id="154" w:name="cartridge-production-batch"/>
+    <w:bookmarkEnd w:id="160"/>
+    <w:bookmarkStart w:id="161" w:name="cartridge-production-batch"/>
     <w:p>
       <w:pPr>
         <w:pStyle w:val="Heading3"/>
@@ -30963,7 +33118,7 @@
       <w:pPr>
         <w:numPr>
           <w:ilvl w:val="0"/>
-          <w:numId w:val="1123"/>
+          <w:numId w:val="1131"/>
         </w:numPr>
         <w:pStyle w:val="Compact"/>
       </w:pPr>
@@ -30975,7 +33130,7 @@
       <w:pPr>
         <w:numPr>
           <w:ilvl w:val="0"/>
-          <w:numId w:val="1123"/>
+          <w:numId w:val="1131"/>
         </w:numPr>
         <w:pStyle w:val="Compact"/>
       </w:pPr>
@@ -30987,7 +33142,7 @@
       <w:pPr>
         <w:numPr>
           <w:ilvl w:val="0"/>
-          <w:numId w:val="1123"/>
+          <w:numId w:val="1131"/>
         </w:numPr>
         <w:pStyle w:val="Compact"/>
       </w:pPr>
@@ -30999,7 +33154,7 @@
       <w:pPr>
         <w:numPr>
           <w:ilvl w:val="0"/>
-          <w:numId w:val="1123"/>
+          <w:numId w:val="1131"/>
         </w:numPr>
         <w:pStyle w:val="Compact"/>
       </w:pPr>
@@ -31011,7 +33166,7 @@
       <w:pPr>
         <w:numPr>
           <w:ilvl w:val="0"/>
-          <w:numId w:val="1123"/>
+          <w:numId w:val="1131"/>
         </w:numPr>
         <w:pStyle w:val="Compact"/>
       </w:pPr>
@@ -31023,7 +33178,7 @@
       <w:pPr>
         <w:numPr>
           <w:ilvl w:val="0"/>
-          <w:numId w:val="1123"/>
+          <w:numId w:val="1131"/>
         </w:numPr>
         <w:pStyle w:val="Compact"/>
       </w:pPr>
@@ -31238,9 +33393,9 @@
         <w:t xml:space="preserve">54-95 depending material.</w:t>
       </w:r>
     </w:p>
-    <w:bookmarkEnd w:id="154"/>
-    <w:bookmarkEnd w:id="155"/>
-    <w:bookmarkStart w:id="171" w:name="производственные-batch-processes"/>
+    <w:bookmarkEnd w:id="161"/>
+    <w:bookmarkEnd w:id="162"/>
+    <w:bookmarkStart w:id="178" w:name="производственные-batch-processes"/>
     <w:p>
       <w:pPr>
         <w:pStyle w:val="Heading2"/>
@@ -31257,7 +33412,7 @@
         <w:t xml:space="preserve">Optimized workflow для small batch (10-50 units) Phase 1 production.</w:t>
       </w:r>
     </w:p>
-    <w:bookmarkStart w:id="156" w:name="pre-production-checklist"/>
+    <w:bookmarkStart w:id="163" w:name="pre-production-checklist"/>
     <w:p>
       <w:pPr>
         <w:pStyle w:val="Heading3"/>
@@ -31270,7 +33425,7 @@
       <w:pPr>
         <w:numPr>
           <w:ilvl w:val="0"/>
-          <w:numId w:val="1124"/>
+          <w:numId w:val="1132"/>
         </w:numPr>
         <w:pStyle w:val="Compact"/>
       </w:pPr>
@@ -31289,7 +33444,7 @@
       <w:pPr>
         <w:numPr>
           <w:ilvl w:val="0"/>
-          <w:numId w:val="1124"/>
+          <w:numId w:val="1132"/>
         </w:numPr>
         <w:pStyle w:val="Compact"/>
       </w:pPr>
@@ -31308,7 +33463,7 @@
       <w:pPr>
         <w:numPr>
           <w:ilvl w:val="0"/>
-          <w:numId w:val="1124"/>
+          <w:numId w:val="1132"/>
         </w:numPr>
         <w:pStyle w:val="Compact"/>
       </w:pPr>
@@ -31327,7 +33482,7 @@
       <w:pPr>
         <w:numPr>
           <w:ilvl w:val="0"/>
-          <w:numId w:val="1124"/>
+          <w:numId w:val="1132"/>
         </w:numPr>
         <w:pStyle w:val="Compact"/>
       </w:pPr>
@@ -31346,7 +33501,7 @@
       <w:pPr>
         <w:numPr>
           <w:ilvl w:val="0"/>
-          <w:numId w:val="1124"/>
+          <w:numId w:val="1132"/>
         </w:numPr>
         <w:pStyle w:val="Compact"/>
       </w:pPr>
@@ -31365,7 +33520,7 @@
       <w:pPr>
         <w:numPr>
           <w:ilvl w:val="0"/>
-          <w:numId w:val="1124"/>
+          <w:numId w:val="1132"/>
         </w:numPr>
         <w:pStyle w:val="Compact"/>
       </w:pPr>
@@ -31380,8 +33535,8 @@
         <w:t xml:space="preserve">: assembly guide, calibration procedure, QC sheet template.</w:t>
       </w:r>
     </w:p>
-    <w:bookmarkEnd w:id="156"/>
-    <w:bookmarkStart w:id="164" w:name="Xc8c52027aad1b50ccc89f67c938aca9aa92a8c4"/>
+    <w:bookmarkEnd w:id="163"/>
+    <w:bookmarkStart w:id="171" w:name="Xc8c52027aad1b50ccc89f67c938aca9aa92a8c4"/>
     <w:p>
       <w:pPr>
         <w:pStyle w:val="Heading3"/>
@@ -31390,7 +33545,7 @@
         <w:t xml:space="preserve">50-unit batch workflow</w:t>
       </w:r>
     </w:p>
-    <w:bookmarkStart w:id="157" w:name="day-1-3-component-intake"/>
+    <w:bookmarkStart w:id="164" w:name="day-1-3-component-intake"/>
     <w:p>
       <w:pPr>
         <w:pStyle w:val="Heading4"/>
@@ -31403,7 +33558,7 @@
       <w:pPr>
         <w:numPr>
           <w:ilvl w:val="0"/>
-          <w:numId w:val="1125"/>
+          <w:numId w:val="1133"/>
         </w:numPr>
         <w:pStyle w:val="Compact"/>
       </w:pPr>
@@ -31415,7 +33570,7 @@
       <w:pPr>
         <w:numPr>
           <w:ilvl w:val="0"/>
-          <w:numId w:val="1125"/>
+          <w:numId w:val="1133"/>
         </w:numPr>
         <w:pStyle w:val="Compact"/>
       </w:pPr>
@@ -31427,7 +33582,7 @@
       <w:pPr>
         <w:numPr>
           <w:ilvl w:val="0"/>
-          <w:numId w:val="1125"/>
+          <w:numId w:val="1133"/>
         </w:numPr>
         <w:pStyle w:val="Compact"/>
       </w:pPr>
@@ -31439,7 +33594,7 @@
       <w:pPr>
         <w:numPr>
           <w:ilvl w:val="0"/>
-          <w:numId w:val="1125"/>
+          <w:numId w:val="1133"/>
         </w:numPr>
         <w:pStyle w:val="Compact"/>
       </w:pPr>
@@ -31451,7 +33606,7 @@
       <w:pPr>
         <w:numPr>
           <w:ilvl w:val="0"/>
-          <w:numId w:val="1125"/>
+          <w:numId w:val="1133"/>
         </w:numPr>
         <w:pStyle w:val="Compact"/>
       </w:pPr>
@@ -31459,8 +33614,8 @@
         <w:t xml:space="preserve">Sort into per-unit kits (small bags or trays).</w:t>
       </w:r>
     </w:p>
-    <w:bookmarkEnd w:id="157"/>
-    <w:bookmarkStart w:id="158" w:name="X27c63100a5930c8e89447c128557e20516fbef8"/>
+    <w:bookmarkEnd w:id="164"/>
+    <w:bookmarkStart w:id="165" w:name="X27c63100a5930c8e89447c128557e20516fbef8"/>
     <w:p>
       <w:pPr>
         <w:pStyle w:val="Heading4"/>
@@ -31473,7 +33628,7 @@
       <w:pPr>
         <w:numPr>
           <w:ilvl w:val="0"/>
-          <w:numId w:val="1126"/>
+          <w:numId w:val="1134"/>
         </w:numPr>
         <w:pStyle w:val="Compact"/>
       </w:pPr>
@@ -31492,7 +33647,7 @@
       <w:pPr>
         <w:numPr>
           <w:ilvl w:val="0"/>
-          <w:numId w:val="1126"/>
+          <w:numId w:val="1134"/>
         </w:numPr>
         <w:pStyle w:val="Compact"/>
       </w:pPr>
@@ -31511,7 +33666,7 @@
       <w:pPr>
         <w:numPr>
           <w:ilvl w:val="0"/>
-          <w:numId w:val="1126"/>
+          <w:numId w:val="1134"/>
         </w:numPr>
         <w:pStyle w:val="Compact"/>
       </w:pPr>
@@ -31545,7 +33700,7 @@
       <w:pPr>
         <w:numPr>
           <w:ilvl w:val="0"/>
-          <w:numId w:val="1127"/>
+          <w:numId w:val="1135"/>
         </w:numPr>
         <w:pStyle w:val="Compact"/>
       </w:pPr>
@@ -31557,7 +33712,7 @@
       <w:pPr>
         <w:numPr>
           <w:ilvl w:val="0"/>
-          <w:numId w:val="1127"/>
+          <w:numId w:val="1135"/>
         </w:numPr>
         <w:pStyle w:val="Compact"/>
       </w:pPr>
@@ -31569,7 +33724,7 @@
       <w:pPr>
         <w:numPr>
           <w:ilvl w:val="0"/>
-          <w:numId w:val="1127"/>
+          <w:numId w:val="1135"/>
         </w:numPr>
         <w:pStyle w:val="Compact"/>
       </w:pPr>
@@ -31581,7 +33736,7 @@
       <w:pPr>
         <w:numPr>
           <w:ilvl w:val="0"/>
-          <w:numId w:val="1127"/>
+          <w:numId w:val="1135"/>
         </w:numPr>
         <w:pStyle w:val="Compact"/>
       </w:pPr>
@@ -31589,8 +33744,8 @@
         <w:t xml:space="preserve">Component dispensers (resistor / cap reels).</w:t>
       </w:r>
     </w:p>
-    <w:bookmarkEnd w:id="158"/>
-    <w:bookmarkStart w:id="159" w:name="day-11-12-power-test--calibration"/>
+    <w:bookmarkEnd w:id="165"/>
+    <w:bookmarkStart w:id="166" w:name="day-11-12-power-test--calibration"/>
     <w:p>
       <w:pPr>
         <w:pStyle w:val="Heading4"/>
@@ -31603,7 +33758,7 @@
       <w:pPr>
         <w:numPr>
           <w:ilvl w:val="0"/>
-          <w:numId w:val="1128"/>
+          <w:numId w:val="1136"/>
         </w:numPr>
         <w:pStyle w:val="Compact"/>
       </w:pPr>
@@ -31615,7 +33770,7 @@
       <w:pPr>
         <w:numPr>
           <w:ilvl w:val="0"/>
-          <w:numId w:val="1128"/>
+          <w:numId w:val="1136"/>
         </w:numPr>
         <w:pStyle w:val="Compact"/>
       </w:pPr>
@@ -31627,7 +33782,7 @@
       <w:pPr>
         <w:numPr>
           <w:ilvl w:val="0"/>
-          <w:numId w:val="1128"/>
+          <w:numId w:val="1136"/>
         </w:numPr>
         <w:pStyle w:val="Compact"/>
       </w:pPr>
@@ -31639,7 +33794,7 @@
       <w:pPr>
         <w:numPr>
           <w:ilvl w:val="0"/>
-          <w:numId w:val="1128"/>
+          <w:numId w:val="1136"/>
         </w:numPr>
         <w:pStyle w:val="Compact"/>
       </w:pPr>
@@ -31647,8 +33802,8 @@
         <w:t xml:space="preserve">Generate calibration certificates.</w:t>
       </w:r>
     </w:p>
-    <w:bookmarkEnd w:id="159"/>
-    <w:bookmarkStart w:id="160" w:name="day-13-15-burn-in--qc"/>
+    <w:bookmarkEnd w:id="166"/>
+    <w:bookmarkStart w:id="167" w:name="day-13-15-burn-in--qc"/>
     <w:p>
       <w:pPr>
         <w:pStyle w:val="Heading4"/>
@@ -31661,7 +33816,7 @@
       <w:pPr>
         <w:numPr>
           <w:ilvl w:val="0"/>
-          <w:numId w:val="1129"/>
+          <w:numId w:val="1137"/>
         </w:numPr>
         <w:pStyle w:val="Compact"/>
       </w:pPr>
@@ -31673,7 +33828,7 @@
       <w:pPr>
         <w:numPr>
           <w:ilvl w:val="0"/>
-          <w:numId w:val="1129"/>
+          <w:numId w:val="1137"/>
         </w:numPr>
         <w:pStyle w:val="Compact"/>
       </w:pPr>
@@ -31685,7 +33840,7 @@
       <w:pPr>
         <w:numPr>
           <w:ilvl w:val="0"/>
-          <w:numId w:val="1129"/>
+          <w:numId w:val="1137"/>
         </w:numPr>
         <w:pStyle w:val="Compact"/>
       </w:pPr>
@@ -31693,8 +33848,8 @@
         <w:t xml:space="preserve">Identify any units failing → rework queue.</w:t>
       </w:r>
     </w:p>
-    <w:bookmarkEnd w:id="160"/>
-    <w:bookmarkStart w:id="161" w:name="Xe49877e7a303292ff05f49abd8c59fb0c85bd5d"/>
+    <w:bookmarkEnd w:id="167"/>
+    <w:bookmarkStart w:id="168" w:name="Xe49877e7a303292ff05f49abd8c59fb0c85bd5d"/>
     <w:p>
       <w:pPr>
         <w:pStyle w:val="Heading4"/>
@@ -31707,7 +33862,7 @@
       <w:pPr>
         <w:numPr>
           <w:ilvl w:val="0"/>
-          <w:numId w:val="1130"/>
+          <w:numId w:val="1138"/>
         </w:numPr>
         <w:pStyle w:val="Compact"/>
       </w:pPr>
@@ -31719,7 +33874,7 @@
       <w:pPr>
         <w:numPr>
           <w:ilvl w:val="0"/>
-          <w:numId w:val="1130"/>
+          <w:numId w:val="1138"/>
         </w:numPr>
         <w:pStyle w:val="Compact"/>
       </w:pPr>
@@ -31731,7 +33886,7 @@
       <w:pPr>
         <w:numPr>
           <w:ilvl w:val="0"/>
-          <w:numId w:val="1130"/>
+          <w:numId w:val="1138"/>
         </w:numPr>
         <w:pStyle w:val="Compact"/>
       </w:pPr>
@@ -31743,7 +33898,7 @@
       <w:pPr>
         <w:numPr>
           <w:ilvl w:val="0"/>
-          <w:numId w:val="1130"/>
+          <w:numId w:val="1138"/>
         </w:numPr>
         <w:pStyle w:val="Compact"/>
       </w:pPr>
@@ -31755,7 +33910,7 @@
       <w:pPr>
         <w:numPr>
           <w:ilvl w:val="0"/>
-          <w:numId w:val="1130"/>
+          <w:numId w:val="1138"/>
         </w:numPr>
         <w:pStyle w:val="Compact"/>
       </w:pPr>
@@ -31767,7 +33922,7 @@
       <w:pPr>
         <w:numPr>
           <w:ilvl w:val="0"/>
-          <w:numId w:val="1130"/>
+          <w:numId w:val="1138"/>
         </w:numPr>
         <w:pStyle w:val="Compact"/>
       </w:pPr>
@@ -31775,8 +33930,8 @@
         <w:t xml:space="preserve">Packaging.</w:t>
       </w:r>
     </w:p>
-    <w:bookmarkEnd w:id="161"/>
-    <w:bookmarkStart w:id="162" w:name="day-19-20-final-assembly--packaging"/>
+    <w:bookmarkEnd w:id="168"/>
+    <w:bookmarkStart w:id="169" w:name="day-19-20-final-assembly--packaging"/>
     <w:p>
       <w:pPr>
         <w:pStyle w:val="Heading4"/>
@@ -31789,7 +33944,7 @@
       <w:pPr>
         <w:numPr>
           <w:ilvl w:val="0"/>
-          <w:numId w:val="1131"/>
+          <w:numId w:val="1139"/>
         </w:numPr>
         <w:pStyle w:val="Compact"/>
       </w:pPr>
@@ -31801,7 +33956,7 @@
       <w:pPr>
         <w:numPr>
           <w:ilvl w:val="0"/>
-          <w:numId w:val="1131"/>
+          <w:numId w:val="1139"/>
         </w:numPr>
         <w:pStyle w:val="Compact"/>
       </w:pPr>
@@ -31813,7 +33968,7 @@
       <w:pPr>
         <w:numPr>
           <w:ilvl w:val="0"/>
-          <w:numId w:val="1131"/>
+          <w:numId w:val="1139"/>
         </w:numPr>
         <w:pStyle w:val="Compact"/>
       </w:pPr>
@@ -31825,7 +33980,7 @@
       <w:pPr>
         <w:numPr>
           <w:ilvl w:val="0"/>
-          <w:numId w:val="1131"/>
+          <w:numId w:val="1139"/>
         </w:numPr>
         <w:pStyle w:val="Compact"/>
       </w:pPr>
@@ -31833,8 +33988,8 @@
         <w:t xml:space="preserve">Label с serial #.</w:t>
       </w:r>
     </w:p>
-    <w:bookmarkEnd w:id="162"/>
-    <w:bookmarkStart w:id="163" w:name="day-21-shipping"/>
+    <w:bookmarkEnd w:id="169"/>
+    <w:bookmarkStart w:id="170" w:name="day-21-shipping"/>
     <w:p>
       <w:pPr>
         <w:pStyle w:val="Heading4"/>
@@ -31847,7 +34002,7 @@
       <w:pPr>
         <w:numPr>
           <w:ilvl w:val="0"/>
-          <w:numId w:val="1132"/>
+          <w:numId w:val="1140"/>
         </w:numPr>
         <w:pStyle w:val="Compact"/>
       </w:pPr>
@@ -31859,7 +34014,7 @@
       <w:pPr>
         <w:numPr>
           <w:ilvl w:val="0"/>
-          <w:numId w:val="1132"/>
+          <w:numId w:val="1140"/>
         </w:numPr>
         <w:pStyle w:val="Compact"/>
       </w:pPr>
@@ -31867,9 +34022,9 @@
         <w:t xml:space="preserve">International: 1-3 weeks.</w:t>
       </w:r>
     </w:p>
-    <w:bookmarkEnd w:id="163"/>
-    <w:bookmarkEnd w:id="164"/>
-    <w:bookmarkStart w:id="165" w:name="total-timeline-для-50-unit-batch"/>
+    <w:bookmarkEnd w:id="170"/>
+    <w:bookmarkEnd w:id="171"/>
+    <w:bookmarkStart w:id="172" w:name="total-timeline-для-50-unit-batch"/>
     <w:p>
       <w:pPr>
         <w:pStyle w:val="Heading3"/>
@@ -31904,8 +34059,8 @@
         <w:t xml:space="preserve">Solo / part-time effort: 8-12 weeks (working part-time).</w:t>
       </w:r>
     </w:p>
-    <w:bookmarkEnd w:id="165"/>
-    <w:bookmarkStart w:id="166" w:name="quality-control-gates"/>
+    <w:bookmarkEnd w:id="172"/>
+    <w:bookmarkStart w:id="173" w:name="quality-control-gates"/>
     <w:p>
       <w:pPr>
         <w:pStyle w:val="Heading3"/>
@@ -31918,7 +34073,7 @@
       <w:pPr>
         <w:numPr>
           <w:ilvl w:val="0"/>
-          <w:numId w:val="1133"/>
+          <w:numId w:val="1141"/>
         </w:numPr>
         <w:pStyle w:val="Compact"/>
       </w:pPr>
@@ -31937,7 +34092,7 @@
       <w:pPr>
         <w:numPr>
           <w:ilvl w:val="0"/>
-          <w:numId w:val="1133"/>
+          <w:numId w:val="1141"/>
         </w:numPr>
         <w:pStyle w:val="Compact"/>
       </w:pPr>
@@ -31956,7 +34111,7 @@
       <w:pPr>
         <w:numPr>
           <w:ilvl w:val="0"/>
-          <w:numId w:val="1133"/>
+          <w:numId w:val="1141"/>
         </w:numPr>
         <w:pStyle w:val="Compact"/>
       </w:pPr>
@@ -31975,7 +34130,7 @@
       <w:pPr>
         <w:numPr>
           <w:ilvl w:val="0"/>
-          <w:numId w:val="1133"/>
+          <w:numId w:val="1141"/>
         </w:numPr>
         <w:pStyle w:val="Compact"/>
       </w:pPr>
@@ -31994,7 +34149,7 @@
       <w:pPr>
         <w:numPr>
           <w:ilvl w:val="0"/>
-          <w:numId w:val="1133"/>
+          <w:numId w:val="1141"/>
         </w:numPr>
         <w:pStyle w:val="Compact"/>
       </w:pPr>
@@ -32013,7 +34168,7 @@
       <w:pPr>
         <w:numPr>
           <w:ilvl w:val="0"/>
-          <w:numId w:val="1133"/>
+          <w:numId w:val="1141"/>
         </w:numPr>
         <w:pStyle w:val="Compact"/>
       </w:pPr>
@@ -32043,8 +34198,8 @@
         <w:t xml:space="preserve">: &lt;5% (should be &lt;1% после first batch experience).</w:t>
       </w:r>
     </w:p>
-    <w:bookmarkEnd w:id="166"/>
-    <w:bookmarkStart w:id="167" w:name="production-tools-investment"/>
+    <w:bookmarkEnd w:id="173"/>
+    <w:bookmarkStart w:id="174" w:name="production-tools-investment"/>
     <w:p>
       <w:pPr>
         <w:pStyle w:val="Heading3"/>
@@ -32065,7 +34220,7 @@
       <w:pPr>
         <w:numPr>
           <w:ilvl w:val="0"/>
-          <w:numId w:val="1134"/>
+          <w:numId w:val="1142"/>
         </w:numPr>
         <w:pStyle w:val="Compact"/>
       </w:pPr>
@@ -32077,7 +34232,7 @@
       <w:pPr>
         <w:numPr>
           <w:ilvl w:val="0"/>
-          <w:numId w:val="1134"/>
+          <w:numId w:val="1142"/>
         </w:numPr>
         <w:pStyle w:val="Compact"/>
       </w:pPr>
@@ -32089,7 +34244,7 @@
       <w:pPr>
         <w:numPr>
           <w:ilvl w:val="0"/>
-          <w:numId w:val="1134"/>
+          <w:numId w:val="1142"/>
         </w:numPr>
         <w:pStyle w:val="Compact"/>
       </w:pPr>
@@ -32101,7 +34256,7 @@
       <w:pPr>
         <w:numPr>
           <w:ilvl w:val="0"/>
-          <w:numId w:val="1134"/>
+          <w:numId w:val="1142"/>
         </w:numPr>
         <w:pStyle w:val="Compact"/>
       </w:pPr>
@@ -32113,7 +34268,7 @@
       <w:pPr>
         <w:numPr>
           <w:ilvl w:val="0"/>
-          <w:numId w:val="1134"/>
+          <w:numId w:val="1142"/>
         </w:numPr>
         <w:pStyle w:val="Compact"/>
       </w:pPr>
@@ -32125,7 +34280,7 @@
       <w:pPr>
         <w:numPr>
           <w:ilvl w:val="0"/>
-          <w:numId w:val="1134"/>
+          <w:numId w:val="1142"/>
         </w:numPr>
         <w:pStyle w:val="Compact"/>
       </w:pPr>
@@ -32137,7 +34292,7 @@
       <w:pPr>
         <w:numPr>
           <w:ilvl w:val="0"/>
-          <w:numId w:val="1134"/>
+          <w:numId w:val="1142"/>
         </w:numPr>
         <w:pStyle w:val="Compact"/>
       </w:pPr>
@@ -32149,7 +34304,7 @@
       <w:pPr>
         <w:numPr>
           <w:ilvl w:val="0"/>
-          <w:numId w:val="1134"/>
+          <w:numId w:val="1142"/>
         </w:numPr>
         <w:pStyle w:val="Compact"/>
       </w:pPr>
@@ -32172,8 +34327,8 @@
         <w:t xml:space="preserve">: ~$1,700 one-time investment. Reuses across all future batches.</w:t>
       </w:r>
     </w:p>
-    <w:bookmarkEnd w:id="167"/>
-    <w:bookmarkStart w:id="168" w:name="Xfe0d01da6ead06b379b0aa9a950d4715322da6a"/>
+    <w:bookmarkEnd w:id="174"/>
+    <w:bookmarkStart w:id="175" w:name="Xfe0d01da6ead06b379b0aa9a950d4715322da6a"/>
     <w:p>
       <w:pPr>
         <w:pStyle w:val="Heading3"/>
@@ -32201,7 +34356,7 @@
       <w:pPr>
         <w:numPr>
           <w:ilvl w:val="0"/>
-          <w:numId w:val="1135"/>
+          <w:numId w:val="1143"/>
         </w:numPr>
         <w:pStyle w:val="Compact"/>
       </w:pPr>
@@ -32213,7 +34368,7 @@
       <w:pPr>
         <w:numPr>
           <w:ilvl w:val="0"/>
-          <w:numId w:val="1135"/>
+          <w:numId w:val="1143"/>
         </w:numPr>
         <w:pStyle w:val="Compact"/>
       </w:pPr>
@@ -32225,7 +34380,7 @@
       <w:pPr>
         <w:numPr>
           <w:ilvl w:val="0"/>
-          <w:numId w:val="1135"/>
+          <w:numId w:val="1143"/>
         </w:numPr>
         <w:pStyle w:val="Compact"/>
       </w:pPr>
@@ -32234,7 +34389,7 @@
       <w:pPr>
         <w:numPr>
           <w:ilvl w:val="1"/>
-          <w:numId w:val="1136"/>
+          <w:numId w:val="1144"/>
         </w:numPr>
         <w:pStyle w:val="Compact"/>
       </w:pPr>
@@ -32246,7 +34401,7 @@
       <w:pPr>
         <w:numPr>
           <w:ilvl w:val="0"/>
-          <w:numId w:val="1135"/>
+          <w:numId w:val="1143"/>
         </w:numPr>
         <w:pStyle w:val="Compact"/>
       </w:pPr>
@@ -32280,7 +34435,7 @@
       <w:pPr>
         <w:numPr>
           <w:ilvl w:val="0"/>
-          <w:numId w:val="1137"/>
+          <w:numId w:val="1145"/>
         </w:numPr>
         <w:pStyle w:val="Compact"/>
       </w:pPr>
@@ -32292,7 +34447,7 @@
       <w:pPr>
         <w:numPr>
           <w:ilvl w:val="0"/>
-          <w:numId w:val="1137"/>
+          <w:numId w:val="1145"/>
         </w:numPr>
         <w:pStyle w:val="Compact"/>
       </w:pPr>
@@ -32304,7 +34459,7 @@
       <w:pPr>
         <w:numPr>
           <w:ilvl w:val="0"/>
-          <w:numId w:val="1137"/>
+          <w:numId w:val="1145"/>
         </w:numPr>
         <w:pStyle w:val="Compact"/>
       </w:pPr>
@@ -32316,7 +34471,7 @@
       <w:pPr>
         <w:numPr>
           <w:ilvl w:val="0"/>
-          <w:numId w:val="1137"/>
+          <w:numId w:val="1145"/>
         </w:numPr>
         <w:pStyle w:val="Compact"/>
       </w:pPr>
@@ -32328,7 +34483,7 @@
       <w:pPr>
         <w:numPr>
           <w:ilvl w:val="0"/>
-          <w:numId w:val="1137"/>
+          <w:numId w:val="1145"/>
         </w:numPr>
         <w:pStyle w:val="Compact"/>
       </w:pPr>
@@ -32340,7 +34495,7 @@
       <w:pPr>
         <w:numPr>
           <w:ilvl w:val="0"/>
-          <w:numId w:val="1137"/>
+          <w:numId w:val="1145"/>
         </w:numPr>
         <w:pStyle w:val="Compact"/>
       </w:pPr>
@@ -32393,8 +34548,8 @@
         <w:t xml:space="preserve">Sufficient для Phase 2 R&amp;D funding и cushion.</w:t>
       </w:r>
     </w:p>
-    <w:bookmarkEnd w:id="168"/>
-    <w:bookmarkStart w:id="169" w:name="scaling-beyond-50-units"/>
+    <w:bookmarkEnd w:id="175"/>
+    <w:bookmarkStart w:id="176" w:name="scaling-beyond-50-units"/>
     <w:p>
       <w:pPr>
         <w:pStyle w:val="Heading3"/>
@@ -32415,7 +34570,7 @@
       <w:pPr>
         <w:numPr>
           <w:ilvl w:val="0"/>
-          <w:numId w:val="1138"/>
+          <w:numId w:val="1146"/>
         </w:numPr>
         <w:pStyle w:val="Compact"/>
       </w:pPr>
@@ -32427,7 +34582,7 @@
       <w:pPr>
         <w:numPr>
           <w:ilvl w:val="0"/>
-          <w:numId w:val="1138"/>
+          <w:numId w:val="1146"/>
         </w:numPr>
         <w:pStyle w:val="Compact"/>
       </w:pPr>
@@ -32439,7 +34594,7 @@
       <w:pPr>
         <w:numPr>
           <w:ilvl w:val="0"/>
-          <w:numId w:val="1138"/>
+          <w:numId w:val="1146"/>
         </w:numPr>
         <w:pStyle w:val="Compact"/>
       </w:pPr>
@@ -32451,7 +34606,7 @@
       <w:pPr>
         <w:numPr>
           <w:ilvl w:val="0"/>
-          <w:numId w:val="1138"/>
+          <w:numId w:val="1146"/>
         </w:numPr>
         <w:pStyle w:val="Compact"/>
       </w:pPr>
@@ -32459,8 +34614,8 @@
         <w:t xml:space="preserve">Distribution: approach Schneidersladen, Control, Perfect Circuit.</w:t>
       </w:r>
     </w:p>
-    <w:bookmarkEnd w:id="169"/>
-    <w:bookmarkStart w:id="170" w:name="X39cb7e3d97a8127f436bafc2b7acb2190b29a92"/>
+    <w:bookmarkEnd w:id="176"/>
+    <w:bookmarkStart w:id="177" w:name="X39cb7e3d97a8127f436bafc2b7acb2190b29a92"/>
     <w:p>
       <w:pPr>
         <w:pStyle w:val="Heading3"/>
@@ -32655,9 +34810,9 @@
         </w:pict>
       </w:r>
     </w:p>
-    <w:bookmarkEnd w:id="170"/>
-    <w:bookmarkEnd w:id="171"/>
-    <w:bookmarkStart w:id="172" w:name="conclusion"/>
+    <w:bookmarkEnd w:id="177"/>
+    <w:bookmarkEnd w:id="178"/>
+    <w:bookmarkStart w:id="179" w:name="conclusion"/>
     <w:p>
       <w:pPr>
         <w:pStyle w:val="Heading2"/>
@@ -32800,8 +34955,8 @@
         <w:t xml:space="preserve">.</w:t>
       </w:r>
     </w:p>
-    <w:bookmarkEnd w:id="172"/>
-    <w:bookmarkEnd w:id="173"/>
+    <w:bookmarkEnd w:id="179"/>
+    <w:bookmarkEnd w:id="180"/>
     <w:sectPr/>
   </w:body>
 </w:document>
@@ -33208,34 +35363,7 @@
     <w:abstractNumId w:val="991"/>
   </w:num>
   <w:num w:numId="1037">
-    <w:abstractNumId w:val="99411"/>
-    <w:lvlOverride w:ilvl="0">
-      <w:startOverride w:val="1"/>
-    </w:lvlOverride>
-    <w:lvlOverride w:ilvl="1">
-      <w:startOverride w:val="1"/>
-    </w:lvlOverride>
-    <w:lvlOverride w:ilvl="2">
-      <w:startOverride w:val="1"/>
-    </w:lvlOverride>
-    <w:lvlOverride w:ilvl="3">
-      <w:startOverride w:val="1"/>
-    </w:lvlOverride>
-    <w:lvlOverride w:ilvl="4">
-      <w:startOverride w:val="1"/>
-    </w:lvlOverride>
-    <w:lvlOverride w:ilvl="5">
-      <w:startOverride w:val="1"/>
-    </w:lvlOverride>
-    <w:lvlOverride w:ilvl="6">
-      <w:startOverride w:val="1"/>
-    </w:lvlOverride>
-    <w:lvlOverride w:ilvl="7">
-      <w:startOverride w:val="1"/>
-    </w:lvlOverride>
-    <w:lvlOverride w:ilvl="8">
-      <w:startOverride w:val="1"/>
-    </w:lvlOverride>
+    <w:abstractNumId w:val="991"/>
   </w:num>
   <w:num w:numId="1038">
     <w:abstractNumId w:val="991"/>
@@ -33244,34 +35372,7 @@
     <w:abstractNumId w:val="991"/>
   </w:num>
   <w:num w:numId="1040">
-    <w:abstractNumId w:val="99411"/>
-    <w:lvlOverride w:ilvl="0">
-      <w:startOverride w:val="1"/>
-    </w:lvlOverride>
-    <w:lvlOverride w:ilvl="1">
-      <w:startOverride w:val="1"/>
-    </w:lvlOverride>
-    <w:lvlOverride w:ilvl="2">
-      <w:startOverride w:val="1"/>
-    </w:lvlOverride>
-    <w:lvlOverride w:ilvl="3">
-      <w:startOverride w:val="1"/>
-    </w:lvlOverride>
-    <w:lvlOverride w:ilvl="4">
-      <w:startOverride w:val="1"/>
-    </w:lvlOverride>
-    <w:lvlOverride w:ilvl="5">
-      <w:startOverride w:val="1"/>
-    </w:lvlOverride>
-    <w:lvlOverride w:ilvl="6">
-      <w:startOverride w:val="1"/>
-    </w:lvlOverride>
-    <w:lvlOverride w:ilvl="7">
-      <w:startOverride w:val="1"/>
-    </w:lvlOverride>
-    <w:lvlOverride w:ilvl="8">
-      <w:startOverride w:val="1"/>
-    </w:lvlOverride>
+    <w:abstractNumId w:val="991"/>
   </w:num>
   <w:num w:numId="1041">
     <w:abstractNumId w:val="991"/>
@@ -33319,34 +35420,7 @@
     <w:abstractNumId w:val="991"/>
   </w:num>
   <w:num w:numId="1047">
-    <w:abstractNumId w:val="99411"/>
-    <w:lvlOverride w:ilvl="0">
-      <w:startOverride w:val="1"/>
-    </w:lvlOverride>
-    <w:lvlOverride w:ilvl="1">
-      <w:startOverride w:val="1"/>
-    </w:lvlOverride>
-    <w:lvlOverride w:ilvl="2">
-      <w:startOverride w:val="1"/>
-    </w:lvlOverride>
-    <w:lvlOverride w:ilvl="3">
-      <w:startOverride w:val="1"/>
-    </w:lvlOverride>
-    <w:lvlOverride w:ilvl="4">
-      <w:startOverride w:val="1"/>
-    </w:lvlOverride>
-    <w:lvlOverride w:ilvl="5">
-      <w:startOverride w:val="1"/>
-    </w:lvlOverride>
-    <w:lvlOverride w:ilvl="6">
-      <w:startOverride w:val="1"/>
-    </w:lvlOverride>
-    <w:lvlOverride w:ilvl="7">
-      <w:startOverride w:val="1"/>
-    </w:lvlOverride>
-    <w:lvlOverride w:ilvl="8">
-      <w:startOverride w:val="1"/>
-    </w:lvlOverride>
+    <w:abstractNumId w:val="991"/>
   </w:num>
   <w:num w:numId="1048">
     <w:abstractNumId w:val="99411"/>
@@ -33379,94 +35453,13 @@
     </w:lvlOverride>
   </w:num>
   <w:num w:numId="1049">
-    <w:abstractNumId w:val="99411"/>
-    <w:lvlOverride w:ilvl="0">
-      <w:startOverride w:val="1"/>
-    </w:lvlOverride>
-    <w:lvlOverride w:ilvl="1">
-      <w:startOverride w:val="1"/>
-    </w:lvlOverride>
-    <w:lvlOverride w:ilvl="2">
-      <w:startOverride w:val="1"/>
-    </w:lvlOverride>
-    <w:lvlOverride w:ilvl="3">
-      <w:startOverride w:val="1"/>
-    </w:lvlOverride>
-    <w:lvlOverride w:ilvl="4">
-      <w:startOverride w:val="1"/>
-    </w:lvlOverride>
-    <w:lvlOverride w:ilvl="5">
-      <w:startOverride w:val="1"/>
-    </w:lvlOverride>
-    <w:lvlOverride w:ilvl="6">
-      <w:startOverride w:val="1"/>
-    </w:lvlOverride>
-    <w:lvlOverride w:ilvl="7">
-      <w:startOverride w:val="1"/>
-    </w:lvlOverride>
-    <w:lvlOverride w:ilvl="8">
-      <w:startOverride w:val="1"/>
-    </w:lvlOverride>
+    <w:abstractNumId w:val="991"/>
   </w:num>
   <w:num w:numId="1050">
-    <w:abstractNumId w:val="99411"/>
-    <w:lvlOverride w:ilvl="0">
-      <w:startOverride w:val="1"/>
-    </w:lvlOverride>
-    <w:lvlOverride w:ilvl="1">
-      <w:startOverride w:val="1"/>
-    </w:lvlOverride>
-    <w:lvlOverride w:ilvl="2">
-      <w:startOverride w:val="1"/>
-    </w:lvlOverride>
-    <w:lvlOverride w:ilvl="3">
-      <w:startOverride w:val="1"/>
-    </w:lvlOverride>
-    <w:lvlOverride w:ilvl="4">
-      <w:startOverride w:val="1"/>
-    </w:lvlOverride>
-    <w:lvlOverride w:ilvl="5">
-      <w:startOverride w:val="1"/>
-    </w:lvlOverride>
-    <w:lvlOverride w:ilvl="6">
-      <w:startOverride w:val="1"/>
-    </w:lvlOverride>
-    <w:lvlOverride w:ilvl="7">
-      <w:startOverride w:val="1"/>
-    </w:lvlOverride>
-    <w:lvlOverride w:ilvl="8">
-      <w:startOverride w:val="1"/>
-    </w:lvlOverride>
+    <w:abstractNumId w:val="991"/>
   </w:num>
   <w:num w:numId="1051">
-    <w:abstractNumId w:val="99411"/>
-    <w:lvlOverride w:ilvl="0">
-      <w:startOverride w:val="1"/>
-    </w:lvlOverride>
-    <w:lvlOverride w:ilvl="1">
-      <w:startOverride w:val="1"/>
-    </w:lvlOverride>
-    <w:lvlOverride w:ilvl="2">
-      <w:startOverride w:val="1"/>
-    </w:lvlOverride>
-    <w:lvlOverride w:ilvl="3">
-      <w:startOverride w:val="1"/>
-    </w:lvlOverride>
-    <w:lvlOverride w:ilvl="4">
-      <w:startOverride w:val="1"/>
-    </w:lvlOverride>
-    <w:lvlOverride w:ilvl="5">
-      <w:startOverride w:val="1"/>
-    </w:lvlOverride>
-    <w:lvlOverride w:ilvl="6">
-      <w:startOverride w:val="1"/>
-    </w:lvlOverride>
-    <w:lvlOverride w:ilvl="7">
-      <w:startOverride w:val="1"/>
-    </w:lvlOverride>
-    <w:lvlOverride w:ilvl="8">
-      <w:startOverride w:val="1"/>
-    </w:lvlOverride>
+    <w:abstractNumId w:val="991"/>
   </w:num>
   <w:num w:numId="1052">
     <w:abstractNumId w:val="991"/>
@@ -33505,7 +35498,34 @@
     <w:abstractNumId w:val="991"/>
   </w:num>
   <w:num w:numId="1055">
-    <w:abstractNumId w:val="991"/>
+    <w:abstractNumId w:val="99411"/>
+    <w:lvlOverride w:ilvl="0">
+      <w:startOverride w:val="1"/>
+    </w:lvlOverride>
+    <w:lvlOverride w:ilvl="1">
+      <w:startOverride w:val="1"/>
+    </w:lvlOverride>
+    <w:lvlOverride w:ilvl="2">
+      <w:startOverride w:val="1"/>
+    </w:lvlOverride>
+    <w:lvlOverride w:ilvl="3">
+      <w:startOverride w:val="1"/>
+    </w:lvlOverride>
+    <w:lvlOverride w:ilvl="4">
+      <w:startOverride w:val="1"/>
+    </w:lvlOverride>
+    <w:lvlOverride w:ilvl="5">
+      <w:startOverride w:val="1"/>
+    </w:lvlOverride>
+    <w:lvlOverride w:ilvl="6">
+      <w:startOverride w:val="1"/>
+    </w:lvlOverride>
+    <w:lvlOverride w:ilvl="7">
+      <w:startOverride w:val="1"/>
+    </w:lvlOverride>
+    <w:lvlOverride w:ilvl="8">
+      <w:startOverride w:val="1"/>
+    </w:lvlOverride>
   </w:num>
   <w:num w:numId="1056">
     <w:abstractNumId w:val="99411"/>
@@ -33628,34 +35648,7 @@
     </w:lvlOverride>
   </w:num>
   <w:num w:numId="1060">
-    <w:abstractNumId w:val="99411"/>
-    <w:lvlOverride w:ilvl="0">
-      <w:startOverride w:val="1"/>
-    </w:lvlOverride>
-    <w:lvlOverride w:ilvl="1">
-      <w:startOverride w:val="1"/>
-    </w:lvlOverride>
-    <w:lvlOverride w:ilvl="2">
-      <w:startOverride w:val="1"/>
-    </w:lvlOverride>
-    <w:lvlOverride w:ilvl="3">
-      <w:startOverride w:val="1"/>
-    </w:lvlOverride>
-    <w:lvlOverride w:ilvl="4">
-      <w:startOverride w:val="1"/>
-    </w:lvlOverride>
-    <w:lvlOverride w:ilvl="5">
-      <w:startOverride w:val="1"/>
-    </w:lvlOverride>
-    <w:lvlOverride w:ilvl="6">
-      <w:startOverride w:val="1"/>
-    </w:lvlOverride>
-    <w:lvlOverride w:ilvl="7">
-      <w:startOverride w:val="1"/>
-    </w:lvlOverride>
-    <w:lvlOverride w:ilvl="8">
-      <w:startOverride w:val="1"/>
-    </w:lvlOverride>
+    <w:abstractNumId w:val="991"/>
   </w:num>
   <w:num w:numId="1061">
     <w:abstractNumId w:val="99411"/>
@@ -33691,6 +35684,9 @@
     <w:abstractNumId w:val="991"/>
   </w:num>
   <w:num w:numId="1063">
+    <w:abstractNumId w:val="991"/>
+  </w:num>
+  <w:num w:numId="1064">
     <w:abstractNumId w:val="99411"/>
     <w:lvlOverride w:ilvl="0">
       <w:startOverride w:val="1"/>
@@ -33719,9 +35715,6 @@
     <w:lvlOverride w:ilvl="8">
       <w:startOverride w:val="1"/>
     </w:lvlOverride>
-  </w:num>
-  <w:num w:numId="1064">
-    <w:abstractNumId w:val="991"/>
   </w:num>
   <w:num w:numId="1065">
     <w:abstractNumId w:val="99411"/>
@@ -33874,34 +35867,7 @@
     </w:lvlOverride>
   </w:num>
   <w:num w:numId="1070">
-    <w:abstractNumId w:val="99411"/>
-    <w:lvlOverride w:ilvl="0">
-      <w:startOverride w:val="1"/>
-    </w:lvlOverride>
-    <w:lvlOverride w:ilvl="1">
-      <w:startOverride w:val="1"/>
-    </w:lvlOverride>
-    <w:lvlOverride w:ilvl="2">
-      <w:startOverride w:val="1"/>
-    </w:lvlOverride>
-    <w:lvlOverride w:ilvl="3">
-      <w:startOverride w:val="1"/>
-    </w:lvlOverride>
-    <w:lvlOverride w:ilvl="4">
-      <w:startOverride w:val="1"/>
-    </w:lvlOverride>
-    <w:lvlOverride w:ilvl="5">
-      <w:startOverride w:val="1"/>
-    </w:lvlOverride>
-    <w:lvlOverride w:ilvl="6">
-      <w:startOverride w:val="1"/>
-    </w:lvlOverride>
-    <w:lvlOverride w:ilvl="7">
-      <w:startOverride w:val="1"/>
-    </w:lvlOverride>
-    <w:lvlOverride w:ilvl="8">
-      <w:startOverride w:val="1"/>
-    </w:lvlOverride>
+    <w:abstractNumId w:val="991"/>
   </w:num>
   <w:num w:numId="1071">
     <w:abstractNumId w:val="99411"/>
@@ -33934,6 +35900,9 @@
     </w:lvlOverride>
   </w:num>
   <w:num w:numId="1072">
+    <w:abstractNumId w:val="991"/>
+  </w:num>
+  <w:num w:numId="1073">
     <w:abstractNumId w:val="99411"/>
     <w:lvlOverride w:ilvl="0">
       <w:startOverride w:val="1"/>
@@ -33963,43 +35932,7 @@
       <w:startOverride w:val="1"/>
     </w:lvlOverride>
   </w:num>
-  <w:num w:numId="1073">
-    <w:abstractNumId w:val="991"/>
-  </w:num>
   <w:num w:numId="1074">
-    <w:abstractNumId w:val="991"/>
-  </w:num>
-  <w:num w:numId="1075">
-    <w:abstractNumId w:val="991"/>
-  </w:num>
-  <w:num w:numId="1076">
-    <w:abstractNumId w:val="991"/>
-  </w:num>
-  <w:num w:numId="1077">
-    <w:abstractNumId w:val="991"/>
-  </w:num>
-  <w:num w:numId="1078">
-    <w:abstractNumId w:val="991"/>
-  </w:num>
-  <w:num w:numId="1079">
-    <w:abstractNumId w:val="991"/>
-  </w:num>
-  <w:num w:numId="1080">
-    <w:abstractNumId w:val="991"/>
-  </w:num>
-  <w:num w:numId="1081">
-    <w:abstractNumId w:val="991"/>
-  </w:num>
-  <w:num w:numId="1082">
-    <w:abstractNumId w:val="991"/>
-  </w:num>
-  <w:num w:numId="1083">
-    <w:abstractNumId w:val="991"/>
-  </w:num>
-  <w:num w:numId="1084">
-    <w:abstractNumId w:val="991"/>
-  </w:num>
-  <w:num w:numId="1085">
     <w:abstractNumId w:val="99411"/>
     <w:lvlOverride w:ilvl="0">
       <w:startOverride w:val="1"/>
@@ -34029,7 +35962,7 @@
       <w:startOverride w:val="1"/>
     </w:lvlOverride>
   </w:num>
-  <w:num w:numId="1086">
+  <w:num w:numId="1075">
     <w:abstractNumId w:val="99411"/>
     <w:lvlOverride w:ilvl="0">
       <w:startOverride w:val="1"/>
@@ -34059,10 +35992,7 @@
       <w:startOverride w:val="1"/>
     </w:lvlOverride>
   </w:num>
-  <w:num w:numId="1087">
-    <w:abstractNumId w:val="991"/>
-  </w:num>
-  <w:num w:numId="1088">
+  <w:num w:numId="1076">
     <w:abstractNumId w:val="99411"/>
     <w:lvlOverride w:ilvl="0">
       <w:startOverride w:val="1"/>
@@ -34092,10 +36022,7 @@
       <w:startOverride w:val="1"/>
     </w:lvlOverride>
   </w:num>
-  <w:num w:numId="1089">
-    <w:abstractNumId w:val="991"/>
-  </w:num>
-  <w:num w:numId="1090">
+  <w:num w:numId="1077">
     <w:abstractNumId w:val="99411"/>
     <w:lvlOverride w:ilvl="0">
       <w:startOverride w:val="1"/>
@@ -34125,10 +36052,7 @@
       <w:startOverride w:val="1"/>
     </w:lvlOverride>
   </w:num>
-  <w:num w:numId="1091">
-    <w:abstractNumId w:val="991"/>
-  </w:num>
-  <w:num w:numId="1092">
+  <w:num w:numId="1078">
     <w:abstractNumId w:val="99411"/>
     <w:lvlOverride w:ilvl="0">
       <w:startOverride w:val="1"/>
@@ -34158,13 +36082,7 @@
       <w:startOverride w:val="1"/>
     </w:lvlOverride>
   </w:num>
-  <w:num w:numId="1093">
-    <w:abstractNumId w:val="991"/>
-  </w:num>
-  <w:num w:numId="1094">
-    <w:abstractNumId w:val="991"/>
-  </w:num>
-  <w:num w:numId="1095">
+  <w:num w:numId="1079">
     <w:abstractNumId w:val="99411"/>
     <w:lvlOverride w:ilvl="0">
       <w:startOverride w:val="1"/>
@@ -34194,8 +36112,164 @@
       <w:startOverride w:val="1"/>
     </w:lvlOverride>
   </w:num>
+  <w:num w:numId="1080">
+    <w:abstractNumId w:val="99411"/>
+    <w:lvlOverride w:ilvl="0">
+      <w:startOverride w:val="1"/>
+    </w:lvlOverride>
+    <w:lvlOverride w:ilvl="1">
+      <w:startOverride w:val="1"/>
+    </w:lvlOverride>
+    <w:lvlOverride w:ilvl="2">
+      <w:startOverride w:val="1"/>
+    </w:lvlOverride>
+    <w:lvlOverride w:ilvl="3">
+      <w:startOverride w:val="1"/>
+    </w:lvlOverride>
+    <w:lvlOverride w:ilvl="4">
+      <w:startOverride w:val="1"/>
+    </w:lvlOverride>
+    <w:lvlOverride w:ilvl="5">
+      <w:startOverride w:val="1"/>
+    </w:lvlOverride>
+    <w:lvlOverride w:ilvl="6">
+      <w:startOverride w:val="1"/>
+    </w:lvlOverride>
+    <w:lvlOverride w:ilvl="7">
+      <w:startOverride w:val="1"/>
+    </w:lvlOverride>
+    <w:lvlOverride w:ilvl="8">
+      <w:startOverride w:val="1"/>
+    </w:lvlOverride>
+  </w:num>
+  <w:num w:numId="1081">
+    <w:abstractNumId w:val="991"/>
+  </w:num>
+  <w:num w:numId="1082">
+    <w:abstractNumId w:val="991"/>
+  </w:num>
+  <w:num w:numId="1083">
+    <w:abstractNumId w:val="991"/>
+  </w:num>
+  <w:num w:numId="1084">
+    <w:abstractNumId w:val="991"/>
+  </w:num>
+  <w:num w:numId="1085">
+    <w:abstractNumId w:val="991"/>
+  </w:num>
+  <w:num w:numId="1086">
+    <w:abstractNumId w:val="991"/>
+  </w:num>
+  <w:num w:numId="1087">
+    <w:abstractNumId w:val="991"/>
+  </w:num>
+  <w:num w:numId="1088">
+    <w:abstractNumId w:val="991"/>
+  </w:num>
+  <w:num w:numId="1089">
+    <w:abstractNumId w:val="991"/>
+  </w:num>
+  <w:num w:numId="1090">
+    <w:abstractNumId w:val="991"/>
+  </w:num>
+  <w:num w:numId="1091">
+    <w:abstractNumId w:val="991"/>
+  </w:num>
+  <w:num w:numId="1092">
+    <w:abstractNumId w:val="991"/>
+  </w:num>
+  <w:num w:numId="1093">
+    <w:abstractNumId w:val="99411"/>
+    <w:lvlOverride w:ilvl="0">
+      <w:startOverride w:val="1"/>
+    </w:lvlOverride>
+    <w:lvlOverride w:ilvl="1">
+      <w:startOverride w:val="1"/>
+    </w:lvlOverride>
+    <w:lvlOverride w:ilvl="2">
+      <w:startOverride w:val="1"/>
+    </w:lvlOverride>
+    <w:lvlOverride w:ilvl="3">
+      <w:startOverride w:val="1"/>
+    </w:lvlOverride>
+    <w:lvlOverride w:ilvl="4">
+      <w:startOverride w:val="1"/>
+    </w:lvlOverride>
+    <w:lvlOverride w:ilvl="5">
+      <w:startOverride w:val="1"/>
+    </w:lvlOverride>
+    <w:lvlOverride w:ilvl="6">
+      <w:startOverride w:val="1"/>
+    </w:lvlOverride>
+    <w:lvlOverride w:ilvl="7">
+      <w:startOverride w:val="1"/>
+    </w:lvlOverride>
+    <w:lvlOverride w:ilvl="8">
+      <w:startOverride w:val="1"/>
+    </w:lvlOverride>
+  </w:num>
+  <w:num w:numId="1094">
+    <w:abstractNumId w:val="99411"/>
+    <w:lvlOverride w:ilvl="0">
+      <w:startOverride w:val="1"/>
+    </w:lvlOverride>
+    <w:lvlOverride w:ilvl="1">
+      <w:startOverride w:val="1"/>
+    </w:lvlOverride>
+    <w:lvlOverride w:ilvl="2">
+      <w:startOverride w:val="1"/>
+    </w:lvlOverride>
+    <w:lvlOverride w:ilvl="3">
+      <w:startOverride w:val="1"/>
+    </w:lvlOverride>
+    <w:lvlOverride w:ilvl="4">
+      <w:startOverride w:val="1"/>
+    </w:lvlOverride>
+    <w:lvlOverride w:ilvl="5">
+      <w:startOverride w:val="1"/>
+    </w:lvlOverride>
+    <w:lvlOverride w:ilvl="6">
+      <w:startOverride w:val="1"/>
+    </w:lvlOverride>
+    <w:lvlOverride w:ilvl="7">
+      <w:startOverride w:val="1"/>
+    </w:lvlOverride>
+    <w:lvlOverride w:ilvl="8">
+      <w:startOverride w:val="1"/>
+    </w:lvlOverride>
+  </w:num>
+  <w:num w:numId="1095">
+    <w:abstractNumId w:val="991"/>
+  </w:num>
   <w:num w:numId="1096">
-    <w:abstractNumId w:val="991"/>
+    <w:abstractNumId w:val="99411"/>
+    <w:lvlOverride w:ilvl="0">
+      <w:startOverride w:val="1"/>
+    </w:lvlOverride>
+    <w:lvlOverride w:ilvl="1">
+      <w:startOverride w:val="1"/>
+    </w:lvlOverride>
+    <w:lvlOverride w:ilvl="2">
+      <w:startOverride w:val="1"/>
+    </w:lvlOverride>
+    <w:lvlOverride w:ilvl="3">
+      <w:startOverride w:val="1"/>
+    </w:lvlOverride>
+    <w:lvlOverride w:ilvl="4">
+      <w:startOverride w:val="1"/>
+    </w:lvlOverride>
+    <w:lvlOverride w:ilvl="5">
+      <w:startOverride w:val="1"/>
+    </w:lvlOverride>
+    <w:lvlOverride w:ilvl="6">
+      <w:startOverride w:val="1"/>
+    </w:lvlOverride>
+    <w:lvlOverride w:ilvl="7">
+      <w:startOverride w:val="1"/>
+    </w:lvlOverride>
+    <w:lvlOverride w:ilvl="8">
+      <w:startOverride w:val="1"/>
+    </w:lvlOverride>
   </w:num>
   <w:num w:numId="1097">
     <w:abstractNumId w:val="991"/>
@@ -34234,9 +36308,6 @@
     <w:abstractNumId w:val="991"/>
   </w:num>
   <w:num w:numId="1100">
-    <w:abstractNumId w:val="991"/>
-  </w:num>
-  <w:num w:numId="1101">
     <w:abstractNumId w:val="99411"/>
     <w:lvlOverride w:ilvl="0">
       <w:startOverride w:val="1"/>
@@ -34266,13 +36337,13 @@
       <w:startOverride w:val="1"/>
     </w:lvlOverride>
   </w:num>
+  <w:num w:numId="1101">
+    <w:abstractNumId w:val="991"/>
+  </w:num>
   <w:num w:numId="1102">
     <w:abstractNumId w:val="991"/>
   </w:num>
   <w:num w:numId="1103">
-    <w:abstractNumId w:val="991"/>
-  </w:num>
-  <w:num w:numId="1104">
     <w:abstractNumId w:val="99411"/>
     <w:lvlOverride w:ilvl="0">
       <w:startOverride w:val="1"/>
@@ -34302,13 +36373,13 @@
       <w:startOverride w:val="1"/>
     </w:lvlOverride>
   </w:num>
+  <w:num w:numId="1104">
+    <w:abstractNumId w:val="991"/>
+  </w:num>
   <w:num w:numId="1105">
     <w:abstractNumId w:val="991"/>
   </w:num>
   <w:num w:numId="1106">
-    <w:abstractNumId w:val="991"/>
-  </w:num>
-  <w:num w:numId="1107">
     <w:abstractNumId w:val="99411"/>
     <w:lvlOverride w:ilvl="0">
       <w:startOverride w:val="1"/>
@@ -34338,13 +36409,13 @@
       <w:startOverride w:val="1"/>
     </w:lvlOverride>
   </w:num>
+  <w:num w:numId="1107">
+    <w:abstractNumId w:val="991"/>
+  </w:num>
   <w:num w:numId="1108">
     <w:abstractNumId w:val="991"/>
   </w:num>
   <w:num w:numId="1109">
-    <w:abstractNumId w:val="991"/>
-  </w:num>
-  <w:num w:numId="1110">
     <w:abstractNumId w:val="99411"/>
     <w:lvlOverride w:ilvl="0">
       <w:startOverride w:val="1"/>
@@ -34374,13 +36445,13 @@
       <w:startOverride w:val="1"/>
     </w:lvlOverride>
   </w:num>
+  <w:num w:numId="1110">
+    <w:abstractNumId w:val="991"/>
+  </w:num>
   <w:num w:numId="1111">
     <w:abstractNumId w:val="991"/>
   </w:num>
   <w:num w:numId="1112">
-    <w:abstractNumId w:val="991"/>
-  </w:num>
-  <w:num w:numId="1113">
     <w:abstractNumId w:val="99411"/>
     <w:lvlOverride w:ilvl="0">
       <w:startOverride w:val="1"/>
@@ -34410,37 +36481,13 @@
       <w:startOverride w:val="1"/>
     </w:lvlOverride>
   </w:num>
+  <w:num w:numId="1113">
+    <w:abstractNumId w:val="991"/>
+  </w:num>
   <w:num w:numId="1114">
     <w:abstractNumId w:val="991"/>
   </w:num>
   <w:num w:numId="1115">
-    <w:abstractNumId w:val="991"/>
-  </w:num>
-  <w:num w:numId="1116">
-    <w:abstractNumId w:val="991"/>
-  </w:num>
-  <w:num w:numId="1117">
-    <w:abstractNumId w:val="991"/>
-  </w:num>
-  <w:num w:numId="1118">
-    <w:abstractNumId w:val="991"/>
-  </w:num>
-  <w:num w:numId="1119">
-    <w:abstractNumId w:val="991"/>
-  </w:num>
-  <w:num w:numId="1120">
-    <w:abstractNumId w:val="991"/>
-  </w:num>
-  <w:num w:numId="1121">
-    <w:abstractNumId w:val="991"/>
-  </w:num>
-  <w:num w:numId="1122">
-    <w:abstractNumId w:val="991"/>
-  </w:num>
-  <w:num w:numId="1123">
-    <w:abstractNumId w:val="991"/>
-  </w:num>
-  <w:num w:numId="1124">
     <w:abstractNumId w:val="99411"/>
     <w:lvlOverride w:ilvl="0">
       <w:startOverride w:val="1"/>
@@ -34470,6 +36517,87 @@
       <w:startOverride w:val="1"/>
     </w:lvlOverride>
   </w:num>
+  <w:num w:numId="1116">
+    <w:abstractNumId w:val="991"/>
+  </w:num>
+  <w:num w:numId="1117">
+    <w:abstractNumId w:val="991"/>
+  </w:num>
+  <w:num w:numId="1118">
+    <w:abstractNumId w:val="99411"/>
+    <w:lvlOverride w:ilvl="0">
+      <w:startOverride w:val="1"/>
+    </w:lvlOverride>
+    <w:lvlOverride w:ilvl="1">
+      <w:startOverride w:val="1"/>
+    </w:lvlOverride>
+    <w:lvlOverride w:ilvl="2">
+      <w:startOverride w:val="1"/>
+    </w:lvlOverride>
+    <w:lvlOverride w:ilvl="3">
+      <w:startOverride w:val="1"/>
+    </w:lvlOverride>
+    <w:lvlOverride w:ilvl="4">
+      <w:startOverride w:val="1"/>
+    </w:lvlOverride>
+    <w:lvlOverride w:ilvl="5">
+      <w:startOverride w:val="1"/>
+    </w:lvlOverride>
+    <w:lvlOverride w:ilvl="6">
+      <w:startOverride w:val="1"/>
+    </w:lvlOverride>
+    <w:lvlOverride w:ilvl="7">
+      <w:startOverride w:val="1"/>
+    </w:lvlOverride>
+    <w:lvlOverride w:ilvl="8">
+      <w:startOverride w:val="1"/>
+    </w:lvlOverride>
+  </w:num>
+  <w:num w:numId="1119">
+    <w:abstractNumId w:val="991"/>
+  </w:num>
+  <w:num w:numId="1120">
+    <w:abstractNumId w:val="991"/>
+  </w:num>
+  <w:num w:numId="1121">
+    <w:abstractNumId w:val="99411"/>
+    <w:lvlOverride w:ilvl="0">
+      <w:startOverride w:val="1"/>
+    </w:lvlOverride>
+    <w:lvlOverride w:ilvl="1">
+      <w:startOverride w:val="1"/>
+    </w:lvlOverride>
+    <w:lvlOverride w:ilvl="2">
+      <w:startOverride w:val="1"/>
+    </w:lvlOverride>
+    <w:lvlOverride w:ilvl="3">
+      <w:startOverride w:val="1"/>
+    </w:lvlOverride>
+    <w:lvlOverride w:ilvl="4">
+      <w:startOverride w:val="1"/>
+    </w:lvlOverride>
+    <w:lvlOverride w:ilvl="5">
+      <w:startOverride w:val="1"/>
+    </w:lvlOverride>
+    <w:lvlOverride w:ilvl="6">
+      <w:startOverride w:val="1"/>
+    </w:lvlOverride>
+    <w:lvlOverride w:ilvl="7">
+      <w:startOverride w:val="1"/>
+    </w:lvlOverride>
+    <w:lvlOverride w:ilvl="8">
+      <w:startOverride w:val="1"/>
+    </w:lvlOverride>
+  </w:num>
+  <w:num w:numId="1122">
+    <w:abstractNumId w:val="991"/>
+  </w:num>
+  <w:num w:numId="1123">
+    <w:abstractNumId w:val="991"/>
+  </w:num>
+  <w:num w:numId="1124">
+    <w:abstractNumId w:val="991"/>
+  </w:num>
   <w:num w:numId="1125">
     <w:abstractNumId w:val="991"/>
   </w:num>
@@ -34492,7 +36620,34 @@
     <w:abstractNumId w:val="991"/>
   </w:num>
   <w:num w:numId="1132">
-    <w:abstractNumId w:val="991"/>
+    <w:abstractNumId w:val="99411"/>
+    <w:lvlOverride w:ilvl="0">
+      <w:startOverride w:val="1"/>
+    </w:lvlOverride>
+    <w:lvlOverride w:ilvl="1">
+      <w:startOverride w:val="1"/>
+    </w:lvlOverride>
+    <w:lvlOverride w:ilvl="2">
+      <w:startOverride w:val="1"/>
+    </w:lvlOverride>
+    <w:lvlOverride w:ilvl="3">
+      <w:startOverride w:val="1"/>
+    </w:lvlOverride>
+    <w:lvlOverride w:ilvl="4">
+      <w:startOverride w:val="1"/>
+    </w:lvlOverride>
+    <w:lvlOverride w:ilvl="5">
+      <w:startOverride w:val="1"/>
+    </w:lvlOverride>
+    <w:lvlOverride w:ilvl="6">
+      <w:startOverride w:val="1"/>
+    </w:lvlOverride>
+    <w:lvlOverride w:ilvl="7">
+      <w:startOverride w:val="1"/>
+    </w:lvlOverride>
+    <w:lvlOverride w:ilvl="8">
+      <w:startOverride w:val="1"/>
+    </w:lvlOverride>
   </w:num>
   <w:num w:numId="1133">
     <w:abstractNumId w:val="991"/>
@@ -34510,6 +36665,30 @@
     <w:abstractNumId w:val="991"/>
   </w:num>
   <w:num w:numId="1138">
+    <w:abstractNumId w:val="991"/>
+  </w:num>
+  <w:num w:numId="1139">
+    <w:abstractNumId w:val="991"/>
+  </w:num>
+  <w:num w:numId="1140">
+    <w:abstractNumId w:val="991"/>
+  </w:num>
+  <w:num w:numId="1141">
+    <w:abstractNumId w:val="991"/>
+  </w:num>
+  <w:num w:numId="1142">
+    <w:abstractNumId w:val="991"/>
+  </w:num>
+  <w:num w:numId="1143">
+    <w:abstractNumId w:val="991"/>
+  </w:num>
+  <w:num w:numId="1144">
+    <w:abstractNumId w:val="991"/>
+  </w:num>
+  <w:num w:numId="1145">
+    <w:abstractNumId w:val="991"/>
+  </w:num>
+  <w:num w:numId="1146">
     <w:abstractNumId w:val="991"/>
   </w:num>
 </w:numbering>

--- a/synth/LAST_NIGHT_BUILD.docx
+++ b/synth/LAST_NIGHT_BUILD.docx
@@ -337,13 +337,13 @@
       </w:r>
     </w:p>
     <w:bookmarkEnd w:id="20"/>
-    <w:bookmarkStart w:id="70" w:name="логическая-схема--15-блоков"/>
+    <w:bookmarkStart w:id="70" w:name="логическая-схема--25-блоков-v5-hybrid"/>
     <w:p>
       <w:pPr>
         <w:pStyle w:val="Heading2"/>
       </w:pPr>
       <w:r>
-        <w:t xml:space="preserve">Логическая схема — 15 блоков</w:t>
+        <w:t xml:space="preserve">Логическая схема — 25 блоков (v5 hybrid)</w:t>
       </w:r>
     </w:p>
     <w:p>
@@ -351,7 +351,7 @@
         <w:pStyle w:val="FirstParagraph"/>
       </w:pPr>
       <w:r>
-        <w:t xml:space="preserve">Полная сигнальная цепь Last Night v3.0 разбита на</w:t>
+        <w:t xml:space="preserve">Полная сигнальная цепь Last Night v5 hybrid разбита на</w:t>
       </w:r>
       <w:r>
         <w:t xml:space="preserve"> </w:t>
@@ -361,58 +361,209 @@
           <w:bCs/>
           <w:b/>
         </w:rPr>
-        <w:t xml:space="preserve">20 функциональных блоков</w:t>
-      </w:r>
-      <w:r>
-        <w:t xml:space="preserve">: 15 исходных + 5 новых (Geiger noise MCU, phaser, vinyl FX, gate/crush, isolated DC-DC для pedal SKU). Каждый блок документируется в стиле каркаса</w:t>
-      </w:r>
-      <w:r>
-        <w:t xml:space="preserve"> </w:t>
-      </w:r>
-      <w:r>
-        <w:rPr>
-          <w:rStyle w:val="VerbatimChar"/>
-        </w:rPr>
-        <w:t xml:space="preserve">audit/wood_reverb_logical_schematic.html</w:t>
-      </w:r>
-      <w:r>
-        <w:t xml:space="preserve">.</w:t>
-      </w:r>
-    </w:p>
-    <w:p>
-      <w:pPr>
-        <w:pStyle w:val="BodyText"/>
-      </w:pPr>
-      <w:r>
-        <w:t xml:space="preserve">Изменения от v2.0 (caркас) → v3.0 (current) помечены</w:t>
-      </w:r>
-      <w:r>
-        <w:t xml:space="preserve"> </w:t>
-      </w:r>
+        <w:t xml:space="preserve">25 функциональных блоков</w:t>
+      </w:r>
+      <w:r>
+        <w:t xml:space="preserve">:</w:t>
+      </w:r>
+    </w:p>
+    <w:p>
+      <w:pPr>
+        <w:numPr>
+          <w:ilvl w:val="0"/>
+          <w:numId w:val="1002"/>
+        </w:numPr>
+        <w:pStyle w:val="Compact"/>
+      </w:pPr>
       <w:r>
         <w:rPr>
           <w:bCs/>
           <w:b/>
         </w:rPr>
-        <w:t xml:space="preserve">[REVISED]</w:t>
-      </w:r>
-      <w:r>
-        <w:t xml:space="preserve"> </w:t>
-      </w:r>
-      <w:r>
-        <w:t xml:space="preserve">или</w:t>
-      </w:r>
-      <w:r>
-        <w:t xml:space="preserve"> </w:t>
-      </w:r>
+        <w:t xml:space="preserve">Блоки 1–15</w:t>
+      </w:r>
+      <w:r>
+        <w:t xml:space="preserve">: ядро (reverb engine — exciter / piezo preamp / feedback / VCA / solenoid / noise / mix).</w:t>
+      </w:r>
+    </w:p>
+    <w:p>
+      <w:pPr>
+        <w:numPr>
+          <w:ilvl w:val="0"/>
+          <w:numId w:val="1002"/>
+        </w:numPr>
+        <w:pStyle w:val="Compact"/>
+      </w:pPr>
       <w:r>
         <w:rPr>
           <w:bCs/>
           <w:b/>
         </w:rPr>
+        <w:t xml:space="preserve">Блок 16</w:t>
+      </w:r>
+      <w:r>
+        <w:t xml:space="preserve">: always-on phaser (4-stage OTA all-pass + Shape Form slider).</w:t>
+      </w:r>
+    </w:p>
+    <w:p>
+      <w:pPr>
+        <w:numPr>
+          <w:ilvl w:val="0"/>
+          <w:numId w:val="1002"/>
+        </w:numPr>
+        <w:pStyle w:val="Compact"/>
+      </w:pPr>
+      <w:r>
+        <w:rPr>
+          <w:bCs/>
+          <w:b/>
+        </w:rPr>
+        <w:t xml:space="preserve">Блок 17</w:t>
+      </w:r>
+      <w:r>
+        <w:t xml:space="preserve">: REMOVED (was BBD vinyl wow → переехал в Last Day как OLD VINYL PT2399).</w:t>
+      </w:r>
+    </w:p>
+    <w:p>
+      <w:pPr>
+        <w:numPr>
+          <w:ilvl w:val="0"/>
+          <w:numId w:val="1002"/>
+        </w:numPr>
+        <w:pStyle w:val="Compact"/>
+      </w:pPr>
+      <w:r>
+        <w:rPr>
+          <w:bCs/>
+          <w:b/>
+        </w:rPr>
+        <w:t xml:space="preserve">Блок 18</w:t>
+      </w:r>
+      <w:r>
+        <w:t xml:space="preserve">: Gate/Crush footswitch (CD4066 + LF398 + LM393, restored per Decision 09 v5 hybrid).</w:t>
+      </w:r>
+    </w:p>
+    <w:p>
+      <w:pPr>
+        <w:numPr>
+          <w:ilvl w:val="0"/>
+          <w:numId w:val="1002"/>
+        </w:numPr>
+        <w:pStyle w:val="Compact"/>
+      </w:pPr>
+      <w:r>
+        <w:rPr>
+          <w:bCs/>
+          <w:b/>
+        </w:rPr>
+        <w:t xml:space="preserve">Блок 19</w:t>
+      </w:r>
+      <w:r>
+        <w:t xml:space="preserve">: Isolated DC-DC (pedal SKU only — TRACO TMR 3-1212WI / Recom RKD-1212-D).</w:t>
+      </w:r>
+    </w:p>
+    <w:p>
+      <w:pPr>
+        <w:numPr>
+          <w:ilvl w:val="0"/>
+          <w:numId w:val="1002"/>
+        </w:numPr>
+        <w:pStyle w:val="Compact"/>
+      </w:pPr>
+      <w:r>
+        <w:rPr>
+          <w:bCs/>
+          <w:b/>
+        </w:rPr>
+        <w:t xml:space="preserve">Блок 20</w:t>
+      </w:r>
+      <w:r>
+        <w:t xml:space="preserve">: COLOR preset slider (4P5T detailed schematic).</w:t>
+      </w:r>
+    </w:p>
+    <w:p>
+      <w:pPr>
+        <w:numPr>
+          <w:ilvl w:val="0"/>
+          <w:numId w:val="1002"/>
+        </w:numPr>
+        <w:pStyle w:val="Compact"/>
+      </w:pPr>
+      <w:r>
+        <w:rPr>
+          <w:bCs/>
+          <w:b/>
+        </w:rPr>
+        <w:t xml:space="preserve">Блоки 21–25</w:t>
+      </w:r>
+      <w:r>
+        <w:t xml:space="preserve">: Phase 2 cold palette upgrade kit (PULSE / FOG / FROST / CHILL / HUM).</w:t>
+      </w:r>
+    </w:p>
+    <w:p>
+      <w:pPr>
+        <w:pStyle w:val="FirstParagraph"/>
+      </w:pPr>
+      <w:r>
+        <w:t xml:space="preserve">Каждый блок документируется в стиле каркаса</w:t>
+      </w:r>
+      <w:r>
+        <w:t xml:space="preserve"> </w:t>
+      </w:r>
+      <w:r>
+        <w:rPr>
+          <w:rStyle w:val="VerbatimChar"/>
+        </w:rPr>
+        <w:t xml:space="preserve">audit/wood_reverb_logical_schematic.html</w:t>
+      </w:r>
+      <w:r>
+        <w:t xml:space="preserve">.</w:t>
+      </w:r>
+    </w:p>
+    <w:p>
+      <w:pPr>
+        <w:pStyle w:val="BodyText"/>
+      </w:pPr>
+      <w:r>
+        <w:t xml:space="preserve">Изменения от v2.0 (каркас) → v5 hybrid (current) помечены</w:t>
+      </w:r>
+      <w:r>
+        <w:t xml:space="preserve"> </w:t>
+      </w:r>
+      <w:r>
+        <w:rPr>
+          <w:bCs/>
+          <w:b/>
+        </w:rPr>
+        <w:t xml:space="preserve">[REVISED]</w:t>
+      </w:r>
+      <w:r>
+        <w:t xml:space="preserve">,</w:t>
+      </w:r>
+      <w:r>
+        <w:t xml:space="preserve"> </w:t>
+      </w:r>
+      <w:r>
+        <w:rPr>
+          <w:bCs/>
+          <w:b/>
+        </w:rPr>
         <w:t xml:space="preserve">[NEW]</w:t>
       </w:r>
       <w:r>
+        <w:t xml:space="preserve">, или</w:t>
+      </w:r>
+      <w:r>
+        <w:t xml:space="preserve"> </w:t>
+      </w:r>
+      <w:r>
+        <w:rPr>
+          <w:bCs/>
+          <w:b/>
+        </w:rPr>
+        <w:t xml:space="preserve">[REMOVED]</w:t>
+      </w:r>
+      <w:r>
         <w:t xml:space="preserve">.</w:t>
       </w:r>
     </w:p>
@@ -550,7 +701,7 @@
       <w:pPr>
         <w:numPr>
           <w:ilvl w:val="0"/>
-          <w:numId w:val="1002"/>
+          <w:numId w:val="1003"/>
         </w:numPr>
         <w:pStyle w:val="Compact"/>
       </w:pPr>
@@ -562,7 +713,7 @@
       <w:pPr>
         <w:numPr>
           <w:ilvl w:val="0"/>
-          <w:numId w:val="1002"/>
+          <w:numId w:val="1003"/>
         </w:numPr>
         <w:pStyle w:val="Compact"/>
       </w:pPr>
@@ -574,7 +725,7 @@
       <w:pPr>
         <w:numPr>
           <w:ilvl w:val="0"/>
-          <w:numId w:val="1002"/>
+          <w:numId w:val="1003"/>
         </w:numPr>
         <w:pStyle w:val="Compact"/>
       </w:pPr>
@@ -586,7 +737,7 @@
       <w:pPr>
         <w:numPr>
           <w:ilvl w:val="0"/>
-          <w:numId w:val="1002"/>
+          <w:numId w:val="1003"/>
         </w:numPr>
         <w:pStyle w:val="Compact"/>
       </w:pPr>
@@ -598,7 +749,7 @@
       <w:pPr>
         <w:numPr>
           <w:ilvl w:val="0"/>
-          <w:numId w:val="1002"/>
+          <w:numId w:val="1003"/>
         </w:numPr>
         <w:pStyle w:val="Compact"/>
       </w:pPr>
@@ -610,7 +761,7 @@
       <w:pPr>
         <w:numPr>
           <w:ilvl w:val="0"/>
-          <w:numId w:val="1002"/>
+          <w:numId w:val="1003"/>
         </w:numPr>
         <w:pStyle w:val="Compact"/>
       </w:pPr>
@@ -1401,7 +1552,7 @@
       <w:pPr>
         <w:numPr>
           <w:ilvl w:val="0"/>
-          <w:numId w:val="1003"/>
+          <w:numId w:val="1004"/>
         </w:numPr>
         <w:pStyle w:val="Compact"/>
       </w:pPr>
@@ -1413,7 +1564,7 @@
       <w:pPr>
         <w:numPr>
           <w:ilvl w:val="0"/>
-          <w:numId w:val="1003"/>
+          <w:numId w:val="1004"/>
         </w:numPr>
         <w:pStyle w:val="Compact"/>
       </w:pPr>
@@ -1425,7 +1576,7 @@
       <w:pPr>
         <w:numPr>
           <w:ilvl w:val="0"/>
-          <w:numId w:val="1003"/>
+          <w:numId w:val="1004"/>
         </w:numPr>
         <w:pStyle w:val="Compact"/>
       </w:pPr>
@@ -1437,7 +1588,7 @@
       <w:pPr>
         <w:numPr>
           <w:ilvl w:val="0"/>
-          <w:numId w:val="1003"/>
+          <w:numId w:val="1004"/>
         </w:numPr>
         <w:pStyle w:val="Compact"/>
       </w:pPr>
@@ -1449,7 +1600,7 @@
       <w:pPr>
         <w:numPr>
           <w:ilvl w:val="0"/>
-          <w:numId w:val="1003"/>
+          <w:numId w:val="1004"/>
         </w:numPr>
         <w:pStyle w:val="Compact"/>
       </w:pPr>
@@ -2204,7 +2355,7 @@
       <w:pPr>
         <w:numPr>
           <w:ilvl w:val="0"/>
-          <w:numId w:val="1004"/>
+          <w:numId w:val="1005"/>
         </w:numPr>
         <w:pStyle w:val="Compact"/>
       </w:pPr>
@@ -2232,7 +2383,7 @@
       <w:pPr>
         <w:numPr>
           <w:ilvl w:val="0"/>
-          <w:numId w:val="1004"/>
+          <w:numId w:val="1005"/>
         </w:numPr>
         <w:pStyle w:val="Compact"/>
       </w:pPr>
@@ -2260,7 +2411,7 @@
       <w:pPr>
         <w:numPr>
           <w:ilvl w:val="0"/>
-          <w:numId w:val="1004"/>
+          <w:numId w:val="1005"/>
         </w:numPr>
         <w:pStyle w:val="Compact"/>
       </w:pPr>
@@ -2874,7 +3025,7 @@
       <w:pPr>
         <w:numPr>
           <w:ilvl w:val="0"/>
-          <w:numId w:val="1005"/>
+          <w:numId w:val="1006"/>
         </w:numPr>
         <w:pStyle w:val="Compact"/>
       </w:pPr>
@@ -2899,7 +3050,7 @@
       <w:pPr>
         <w:numPr>
           <w:ilvl w:val="0"/>
-          <w:numId w:val="1005"/>
+          <w:numId w:val="1006"/>
         </w:numPr>
         <w:pStyle w:val="Compact"/>
       </w:pPr>
@@ -2921,7 +3072,7 @@
       <w:pPr>
         <w:numPr>
           <w:ilvl w:val="0"/>
-          <w:numId w:val="1005"/>
+          <w:numId w:val="1006"/>
         </w:numPr>
         <w:pStyle w:val="Compact"/>
       </w:pPr>
@@ -3726,7 +3877,7 @@
       <w:pPr>
         <w:numPr>
           <w:ilvl w:val="0"/>
-          <w:numId w:val="1006"/>
+          <w:numId w:val="1007"/>
         </w:numPr>
         <w:pStyle w:val="Compact"/>
       </w:pPr>
@@ -3754,7 +3905,7 @@
       <w:pPr>
         <w:numPr>
           <w:ilvl w:val="0"/>
-          <w:numId w:val="1006"/>
+          <w:numId w:val="1007"/>
         </w:numPr>
         <w:pStyle w:val="Compact"/>
       </w:pPr>
@@ -3782,7 +3933,7 @@
       <w:pPr>
         <w:numPr>
           <w:ilvl w:val="0"/>
-          <w:numId w:val="1006"/>
+          <w:numId w:val="1007"/>
         </w:numPr>
         <w:pStyle w:val="Compact"/>
       </w:pPr>
@@ -3804,7 +3955,7 @@
       <w:pPr>
         <w:numPr>
           <w:ilvl w:val="0"/>
-          <w:numId w:val="1006"/>
+          <w:numId w:val="1007"/>
         </w:numPr>
         <w:pStyle w:val="Compact"/>
       </w:pPr>
@@ -4227,7 +4378,7 @@
       <w:pPr>
         <w:numPr>
           <w:ilvl w:val="0"/>
-          <w:numId w:val="1007"/>
+          <w:numId w:val="1008"/>
         </w:numPr>
         <w:pStyle w:val="Compact"/>
       </w:pPr>
@@ -4246,7 +4397,7 @@
       <w:pPr>
         <w:numPr>
           <w:ilvl w:val="0"/>
-          <w:numId w:val="1007"/>
+          <w:numId w:val="1008"/>
         </w:numPr>
         <w:pStyle w:val="Compact"/>
       </w:pPr>
@@ -4265,7 +4416,7 @@
       <w:pPr>
         <w:numPr>
           <w:ilvl w:val="0"/>
-          <w:numId w:val="1007"/>
+          <w:numId w:val="1008"/>
         </w:numPr>
         <w:pStyle w:val="Compact"/>
       </w:pPr>
@@ -4284,7 +4435,7 @@
       <w:pPr>
         <w:numPr>
           <w:ilvl w:val="0"/>
-          <w:numId w:val="1007"/>
+          <w:numId w:val="1008"/>
         </w:numPr>
         <w:pStyle w:val="Compact"/>
       </w:pPr>
@@ -4303,7 +4454,7 @@
       <w:pPr>
         <w:numPr>
           <w:ilvl w:val="0"/>
-          <w:numId w:val="1007"/>
+          <w:numId w:val="1008"/>
         </w:numPr>
         <w:pStyle w:val="Compact"/>
       </w:pPr>
@@ -4322,7 +4473,7 @@
       <w:pPr>
         <w:numPr>
           <w:ilvl w:val="0"/>
-          <w:numId w:val="1007"/>
+          <w:numId w:val="1008"/>
         </w:numPr>
         <w:pStyle w:val="Compact"/>
       </w:pPr>
@@ -4341,7 +4492,7 @@
       <w:pPr>
         <w:numPr>
           <w:ilvl w:val="0"/>
-          <w:numId w:val="1007"/>
+          <w:numId w:val="1008"/>
         </w:numPr>
         <w:pStyle w:val="Compact"/>
       </w:pPr>
@@ -4375,7 +4526,7 @@
       <w:pPr>
         <w:numPr>
           <w:ilvl w:val="0"/>
-          <w:numId w:val="1008"/>
+          <w:numId w:val="1009"/>
         </w:numPr>
         <w:pStyle w:val="Compact"/>
       </w:pPr>
@@ -4387,7 +4538,7 @@
       <w:pPr>
         <w:numPr>
           <w:ilvl w:val="0"/>
-          <w:numId w:val="1008"/>
+          <w:numId w:val="1009"/>
         </w:numPr>
         <w:pStyle w:val="Compact"/>
       </w:pPr>
@@ -4399,7 +4550,7 @@
       <w:pPr>
         <w:numPr>
           <w:ilvl w:val="0"/>
-          <w:numId w:val="1008"/>
+          <w:numId w:val="1009"/>
         </w:numPr>
         <w:pStyle w:val="Compact"/>
       </w:pPr>
@@ -4411,7 +4562,7 @@
       <w:pPr>
         <w:numPr>
           <w:ilvl w:val="0"/>
-          <w:numId w:val="1008"/>
+          <w:numId w:val="1009"/>
         </w:numPr>
         <w:pStyle w:val="Compact"/>
       </w:pPr>
@@ -4438,7 +4589,7 @@
       <w:pPr>
         <w:numPr>
           <w:ilvl w:val="0"/>
-          <w:numId w:val="1009"/>
+          <w:numId w:val="1010"/>
         </w:numPr>
         <w:pStyle w:val="Compact"/>
       </w:pPr>
@@ -4450,7 +4601,7 @@
       <w:pPr>
         <w:numPr>
           <w:ilvl w:val="0"/>
-          <w:numId w:val="1009"/>
+          <w:numId w:val="1010"/>
         </w:numPr>
         <w:pStyle w:val="Compact"/>
       </w:pPr>
@@ -4462,7 +4613,7 @@
       <w:pPr>
         <w:numPr>
           <w:ilvl w:val="0"/>
-          <w:numId w:val="1009"/>
+          <w:numId w:val="1010"/>
         </w:numPr>
         <w:pStyle w:val="Compact"/>
       </w:pPr>
@@ -4474,7 +4625,7 @@
       <w:pPr>
         <w:numPr>
           <w:ilvl w:val="0"/>
-          <w:numId w:val="1009"/>
+          <w:numId w:val="1010"/>
         </w:numPr>
         <w:pStyle w:val="Compact"/>
       </w:pPr>
@@ -4717,7 +4868,7 @@
       <w:pPr>
         <w:numPr>
           <w:ilvl w:val="0"/>
-          <w:numId w:val="1010"/>
+          <w:numId w:val="1011"/>
         </w:numPr>
         <w:pStyle w:val="Compact"/>
       </w:pPr>
@@ -4739,7 +4890,7 @@
       <w:pPr>
         <w:numPr>
           <w:ilvl w:val="0"/>
-          <w:numId w:val="1010"/>
+          <w:numId w:val="1011"/>
         </w:numPr>
         <w:pStyle w:val="Compact"/>
       </w:pPr>
@@ -4761,7 +4912,7 @@
       <w:pPr>
         <w:numPr>
           <w:ilvl w:val="0"/>
-          <w:numId w:val="1010"/>
+          <w:numId w:val="1011"/>
         </w:numPr>
         <w:pStyle w:val="Compact"/>
       </w:pPr>
@@ -5198,7 +5349,7 @@
       <w:pPr>
         <w:numPr>
           <w:ilvl w:val="0"/>
-          <w:numId w:val="1011"/>
+          <w:numId w:val="1012"/>
         </w:numPr>
         <w:pStyle w:val="Compact"/>
       </w:pPr>
@@ -5217,7 +5368,7 @@
       <w:pPr>
         <w:numPr>
           <w:ilvl w:val="0"/>
-          <w:numId w:val="1011"/>
+          <w:numId w:val="1012"/>
         </w:numPr>
         <w:pStyle w:val="Compact"/>
       </w:pPr>
@@ -5249,7 +5400,7 @@
       <w:pPr>
         <w:numPr>
           <w:ilvl w:val="0"/>
-          <w:numId w:val="1011"/>
+          <w:numId w:val="1012"/>
         </w:numPr>
         <w:pStyle w:val="Compact"/>
       </w:pPr>
@@ -5268,7 +5419,7 @@
       <w:pPr>
         <w:numPr>
           <w:ilvl w:val="0"/>
-          <w:numId w:val="1011"/>
+          <w:numId w:val="1012"/>
         </w:numPr>
         <w:pStyle w:val="Compact"/>
       </w:pPr>
@@ -5302,7 +5453,7 @@
       <w:pPr>
         <w:numPr>
           <w:ilvl w:val="0"/>
-          <w:numId w:val="1012"/>
+          <w:numId w:val="1013"/>
         </w:numPr>
         <w:pStyle w:val="Compact"/>
       </w:pPr>
@@ -5314,7 +5465,7 @@
       <w:pPr>
         <w:numPr>
           <w:ilvl w:val="0"/>
-          <w:numId w:val="1012"/>
+          <w:numId w:val="1013"/>
         </w:numPr>
         <w:pStyle w:val="Compact"/>
       </w:pPr>
@@ -5339,7 +5490,7 @@
       <w:pPr>
         <w:numPr>
           <w:ilvl w:val="0"/>
-          <w:numId w:val="1012"/>
+          <w:numId w:val="1013"/>
         </w:numPr>
         <w:pStyle w:val="Compact"/>
       </w:pPr>
@@ -5358,7 +5509,7 @@
       <w:pPr>
         <w:numPr>
           <w:ilvl w:val="0"/>
-          <w:numId w:val="1012"/>
+          <w:numId w:val="1013"/>
         </w:numPr>
         <w:pStyle w:val="Compact"/>
       </w:pPr>
@@ -5370,7 +5521,7 @@
       <w:pPr>
         <w:numPr>
           <w:ilvl w:val="0"/>
-          <w:numId w:val="1012"/>
+          <w:numId w:val="1013"/>
         </w:numPr>
         <w:pStyle w:val="Compact"/>
       </w:pPr>
@@ -5413,7 +5564,7 @@
       <w:pPr>
         <w:numPr>
           <w:ilvl w:val="0"/>
-          <w:numId w:val="1013"/>
+          <w:numId w:val="1014"/>
         </w:numPr>
         <w:pStyle w:val="Compact"/>
       </w:pPr>
@@ -5425,7 +5576,7 @@
       <w:pPr>
         <w:numPr>
           <w:ilvl w:val="0"/>
-          <w:numId w:val="1013"/>
+          <w:numId w:val="1014"/>
         </w:numPr>
         <w:pStyle w:val="Compact"/>
       </w:pPr>
@@ -5437,7 +5588,7 @@
       <w:pPr>
         <w:numPr>
           <w:ilvl w:val="0"/>
-          <w:numId w:val="1013"/>
+          <w:numId w:val="1014"/>
         </w:numPr>
         <w:pStyle w:val="Compact"/>
       </w:pPr>
@@ -5449,7 +5600,7 @@
       <w:pPr>
         <w:numPr>
           <w:ilvl w:val="0"/>
-          <w:numId w:val="1013"/>
+          <w:numId w:val="1014"/>
         </w:numPr>
         <w:pStyle w:val="Compact"/>
       </w:pPr>
@@ -6361,7 +6512,7 @@
       <w:pPr>
         <w:numPr>
           <w:ilvl w:val="0"/>
-          <w:numId w:val="1014"/>
+          <w:numId w:val="1015"/>
         </w:numPr>
         <w:pStyle w:val="Compact"/>
       </w:pPr>
@@ -6373,7 +6524,7 @@
       <w:pPr>
         <w:numPr>
           <w:ilvl w:val="0"/>
-          <w:numId w:val="1014"/>
+          <w:numId w:val="1015"/>
         </w:numPr>
         <w:pStyle w:val="Compact"/>
       </w:pPr>
@@ -6401,7 +6552,7 @@
       <w:pPr>
         <w:numPr>
           <w:ilvl w:val="0"/>
-          <w:numId w:val="1014"/>
+          <w:numId w:val="1015"/>
         </w:numPr>
         <w:pStyle w:val="Compact"/>
       </w:pPr>
@@ -6436,7 +6587,7 @@
       <w:pPr>
         <w:numPr>
           <w:ilvl w:val="0"/>
-          <w:numId w:val="1014"/>
+          <w:numId w:val="1015"/>
         </w:numPr>
         <w:pStyle w:val="Compact"/>
       </w:pPr>
@@ -6463,7 +6614,7 @@
       <w:pPr>
         <w:numPr>
           <w:ilvl w:val="0"/>
-          <w:numId w:val="1015"/>
+          <w:numId w:val="1016"/>
         </w:numPr>
         <w:pStyle w:val="Compact"/>
       </w:pPr>
@@ -6517,31 +6668,31 @@
       <w:pPr>
         <w:numPr>
           <w:ilvl w:val="1"/>
+          <w:numId w:val="1017"/>
+        </w:numPr>
+        <w:pStyle w:val="Compact"/>
+      </w:pPr>
+      <w:r>
+        <w:t xml:space="preserve">Implementation: ATtiny85 detects STALL CV high → generates PWM на secondary gate path → ORed после diode network.</w:t>
+      </w:r>
+    </w:p>
+    <w:p>
+      <w:pPr>
+        <w:numPr>
+          <w:ilvl w:val="1"/>
+          <w:numId w:val="1017"/>
+        </w:numPr>
+        <w:pStyle w:val="Compact"/>
+      </w:pPr>
+      <w:r>
+        <w:t xml:space="preserve">Or: simpler RC slow-charge на gate node → MOSFET self-throttles после ~50ms.</w:t>
+      </w:r>
+    </w:p>
+    <w:p>
+      <w:pPr>
+        <w:numPr>
+          <w:ilvl w:val="0"/>
           <w:numId w:val="1016"/>
-        </w:numPr>
-        <w:pStyle w:val="Compact"/>
-      </w:pPr>
-      <w:r>
-        <w:t xml:space="preserve">Implementation: ATtiny85 detects STALL CV high → generates PWM на secondary gate path → ORed после diode network.</w:t>
-      </w:r>
-    </w:p>
-    <w:p>
-      <w:pPr>
-        <w:numPr>
-          <w:ilvl w:val="1"/>
-          <w:numId w:val="1016"/>
-        </w:numPr>
-        <w:pStyle w:val="Compact"/>
-      </w:pPr>
-      <w:r>
-        <w:t xml:space="preserve">Or: simpler RC slow-charge на gate node → MOSFET self-throttles после ~50ms.</w:t>
-      </w:r>
-    </w:p>
-    <w:p>
-      <w:pPr>
-        <w:numPr>
-          <w:ilvl w:val="0"/>
-          <w:numId w:val="1015"/>
         </w:numPr>
         <w:pStyle w:val="Compact"/>
       </w:pPr>
@@ -6563,7 +6714,7 @@
       <w:pPr>
         <w:numPr>
           <w:ilvl w:val="0"/>
-          <w:numId w:val="1015"/>
+          <w:numId w:val="1016"/>
         </w:numPr>
         <w:pStyle w:val="Compact"/>
       </w:pPr>
@@ -6917,7 +7068,7 @@
       <w:pPr>
         <w:numPr>
           <w:ilvl w:val="0"/>
-          <w:numId w:val="1017"/>
+          <w:numId w:val="1018"/>
         </w:numPr>
         <w:pStyle w:val="Compact"/>
       </w:pPr>
@@ -6929,7 +7080,7 @@
       <w:pPr>
         <w:numPr>
           <w:ilvl w:val="0"/>
-          <w:numId w:val="1017"/>
+          <w:numId w:val="1018"/>
         </w:numPr>
         <w:pStyle w:val="Compact"/>
       </w:pPr>
@@ -6941,7 +7092,7 @@
       <w:pPr>
         <w:numPr>
           <w:ilvl w:val="0"/>
-          <w:numId w:val="1017"/>
+          <w:numId w:val="1018"/>
         </w:numPr>
         <w:pStyle w:val="Compact"/>
       </w:pPr>
@@ -6968,7 +7119,7 @@
       <w:pPr>
         <w:numPr>
           <w:ilvl w:val="0"/>
-          <w:numId w:val="1018"/>
+          <w:numId w:val="1019"/>
         </w:numPr>
         <w:pStyle w:val="Compact"/>
       </w:pPr>
@@ -6980,7 +7131,7 @@
       <w:pPr>
         <w:numPr>
           <w:ilvl w:val="0"/>
-          <w:numId w:val="1018"/>
+          <w:numId w:val="1019"/>
         </w:numPr>
         <w:pStyle w:val="Compact"/>
       </w:pPr>
@@ -7005,7 +7156,7 @@
       <w:pPr>
         <w:numPr>
           <w:ilvl w:val="0"/>
-          <w:numId w:val="1018"/>
+          <w:numId w:val="1019"/>
         </w:numPr>
         <w:pStyle w:val="Compact"/>
       </w:pPr>
@@ -7293,7 +7444,7 @@
       <w:pPr>
         <w:numPr>
           <w:ilvl w:val="0"/>
-          <w:numId w:val="1019"/>
+          <w:numId w:val="1020"/>
         </w:numPr>
         <w:pStyle w:val="Compact"/>
       </w:pPr>
@@ -7312,7 +7463,7 @@
       <w:pPr>
         <w:numPr>
           <w:ilvl w:val="0"/>
-          <w:numId w:val="1019"/>
+          <w:numId w:val="1020"/>
         </w:numPr>
         <w:pStyle w:val="Compact"/>
       </w:pPr>
@@ -7341,7 +7492,7 @@
       <w:pPr>
         <w:numPr>
           <w:ilvl w:val="0"/>
-          <w:numId w:val="1020"/>
+          <w:numId w:val="1021"/>
         </w:numPr>
         <w:pStyle w:val="Compact"/>
       </w:pPr>
@@ -7366,7 +7517,7 @@
       <w:pPr>
         <w:numPr>
           <w:ilvl w:val="0"/>
-          <w:numId w:val="1020"/>
+          <w:numId w:val="1021"/>
         </w:numPr>
         <w:pStyle w:val="Compact"/>
       </w:pPr>
@@ -7378,7 +7529,7 @@
       <w:pPr>
         <w:numPr>
           <w:ilvl w:val="0"/>
-          <w:numId w:val="1020"/>
+          <w:numId w:val="1021"/>
         </w:numPr>
         <w:pStyle w:val="Compact"/>
       </w:pPr>
@@ -7390,7 +7541,7 @@
       <w:pPr>
         <w:numPr>
           <w:ilvl w:val="0"/>
-          <w:numId w:val="1020"/>
+          <w:numId w:val="1021"/>
         </w:numPr>
         <w:pStyle w:val="Compact"/>
       </w:pPr>
@@ -8381,7 +8532,7 @@
       <w:pPr>
         <w:numPr>
           <w:ilvl w:val="0"/>
-          <w:numId w:val="1021"/>
+          <w:numId w:val="1022"/>
         </w:numPr>
         <w:pStyle w:val="Compact"/>
       </w:pPr>
@@ -8409,7 +8560,7 @@
       <w:pPr>
         <w:numPr>
           <w:ilvl w:val="0"/>
-          <w:numId w:val="1021"/>
+          <w:numId w:val="1022"/>
         </w:numPr>
         <w:pStyle w:val="Compact"/>
       </w:pPr>
@@ -8437,7 +8588,7 @@
       <w:pPr>
         <w:numPr>
           <w:ilvl w:val="1"/>
-          <w:numId w:val="1022"/>
+          <w:numId w:val="1023"/>
         </w:numPr>
         <w:pStyle w:val="Compact"/>
       </w:pPr>
@@ -8449,7 +8600,7 @@
       <w:pPr>
         <w:numPr>
           <w:ilvl w:val="1"/>
-          <w:numId w:val="1022"/>
+          <w:numId w:val="1023"/>
         </w:numPr>
         <w:pStyle w:val="Compact"/>
       </w:pPr>
@@ -8671,7 +8822,7 @@
       <w:pPr>
         <w:numPr>
           <w:ilvl w:val="0"/>
-          <w:numId w:val="1023"/>
+          <w:numId w:val="1024"/>
         </w:numPr>
         <w:pStyle w:val="Compact"/>
       </w:pPr>
@@ -8706,7 +8857,7 @@
       <w:pPr>
         <w:numPr>
           <w:ilvl w:val="0"/>
-          <w:numId w:val="1023"/>
+          <w:numId w:val="1024"/>
         </w:numPr>
         <w:pStyle w:val="Compact"/>
       </w:pPr>
@@ -9024,7 +9175,7 @@
       <w:pPr>
         <w:numPr>
           <w:ilvl w:val="0"/>
-          <w:numId w:val="1024"/>
+          <w:numId w:val="1025"/>
         </w:numPr>
         <w:pStyle w:val="Compact"/>
       </w:pPr>
@@ -9036,7 +9187,7 @@
       <w:pPr>
         <w:numPr>
           <w:ilvl w:val="0"/>
-          <w:numId w:val="1024"/>
+          <w:numId w:val="1025"/>
         </w:numPr>
         <w:pStyle w:val="Compact"/>
       </w:pPr>
@@ -9048,7 +9199,7 @@
       <w:pPr>
         <w:numPr>
           <w:ilvl w:val="0"/>
-          <w:numId w:val="1024"/>
+          <w:numId w:val="1025"/>
         </w:numPr>
         <w:pStyle w:val="Compact"/>
       </w:pPr>
@@ -10520,7 +10671,7 @@
       <w:pPr>
         <w:numPr>
           <w:ilvl w:val="0"/>
-          <w:numId w:val="1025"/>
+          <w:numId w:val="1026"/>
         </w:numPr>
         <w:pStyle w:val="Compact"/>
       </w:pPr>
@@ -10539,7 +10690,7 @@
       <w:pPr>
         <w:numPr>
           <w:ilvl w:val="0"/>
-          <w:numId w:val="1025"/>
+          <w:numId w:val="1026"/>
         </w:numPr>
         <w:pStyle w:val="Compact"/>
       </w:pPr>
@@ -10558,7 +10709,7 @@
       <w:pPr>
         <w:numPr>
           <w:ilvl w:val="0"/>
-          <w:numId w:val="1025"/>
+          <w:numId w:val="1026"/>
         </w:numPr>
         <w:pStyle w:val="Compact"/>
       </w:pPr>
@@ -10577,7 +10728,7 @@
       <w:pPr>
         <w:numPr>
           <w:ilvl w:val="0"/>
-          <w:numId w:val="1025"/>
+          <w:numId w:val="1026"/>
         </w:numPr>
         <w:pStyle w:val="Compact"/>
       </w:pPr>
@@ -10606,7 +10757,7 @@
       <w:pPr>
         <w:numPr>
           <w:ilvl w:val="0"/>
-          <w:numId w:val="1026"/>
+          <w:numId w:val="1027"/>
         </w:numPr>
         <w:pStyle w:val="Compact"/>
       </w:pPr>
@@ -10634,7 +10785,7 @@
       <w:pPr>
         <w:numPr>
           <w:ilvl w:val="0"/>
-          <w:numId w:val="1026"/>
+          <w:numId w:val="1027"/>
         </w:numPr>
         <w:pStyle w:val="Compact"/>
       </w:pPr>
@@ -10646,7 +10797,7 @@
       <w:pPr>
         <w:numPr>
           <w:ilvl w:val="0"/>
-          <w:numId w:val="1026"/>
+          <w:numId w:val="1027"/>
         </w:numPr>
         <w:pStyle w:val="Compact"/>
       </w:pPr>
@@ -11627,7 +11778,7 @@
       <w:pPr>
         <w:numPr>
           <w:ilvl w:val="0"/>
-          <w:numId w:val="1027"/>
+          <w:numId w:val="1028"/>
         </w:numPr>
         <w:pStyle w:val="Compact"/>
       </w:pPr>
@@ -11639,7 +11790,7 @@
       <w:pPr>
         <w:numPr>
           <w:ilvl w:val="0"/>
-          <w:numId w:val="1027"/>
+          <w:numId w:val="1028"/>
         </w:numPr>
         <w:pStyle w:val="Compact"/>
       </w:pPr>
@@ -11651,7 +11802,7 @@
       <w:pPr>
         <w:numPr>
           <w:ilvl w:val="0"/>
-          <w:numId w:val="1027"/>
+          <w:numId w:val="1028"/>
         </w:numPr>
         <w:pStyle w:val="Compact"/>
       </w:pPr>
@@ -11663,7 +11814,7 @@
       <w:pPr>
         <w:numPr>
           <w:ilvl w:val="0"/>
-          <w:numId w:val="1027"/>
+          <w:numId w:val="1028"/>
         </w:numPr>
         <w:pStyle w:val="Compact"/>
       </w:pPr>
@@ -11675,7 +11826,7 @@
       <w:pPr>
         <w:numPr>
           <w:ilvl w:val="0"/>
-          <w:numId w:val="1027"/>
+          <w:numId w:val="1028"/>
         </w:numPr>
         <w:pStyle w:val="Compact"/>
       </w:pPr>
@@ -11715,7 +11866,7 @@
       <w:pPr>
         <w:numPr>
           <w:ilvl w:val="0"/>
-          <w:numId w:val="1028"/>
+          <w:numId w:val="1029"/>
         </w:numPr>
         <w:pStyle w:val="Compact"/>
       </w:pPr>
@@ -11727,7 +11878,7 @@
       <w:pPr>
         <w:numPr>
           <w:ilvl w:val="0"/>
-          <w:numId w:val="1028"/>
+          <w:numId w:val="1029"/>
         </w:numPr>
         <w:pStyle w:val="Compact"/>
       </w:pPr>
@@ -11739,7 +11890,7 @@
       <w:pPr>
         <w:numPr>
           <w:ilvl w:val="0"/>
-          <w:numId w:val="1028"/>
+          <w:numId w:val="1029"/>
         </w:numPr>
         <w:pStyle w:val="Compact"/>
       </w:pPr>
@@ -11751,7 +11902,7 @@
       <w:pPr>
         <w:numPr>
           <w:ilvl w:val="0"/>
-          <w:numId w:val="1028"/>
+          <w:numId w:val="1029"/>
         </w:numPr>
         <w:pStyle w:val="Compact"/>
       </w:pPr>
@@ -12069,7 +12220,7 @@
       <w:pPr>
         <w:numPr>
           <w:ilvl w:val="0"/>
-          <w:numId w:val="1029"/>
+          <w:numId w:val="1030"/>
         </w:numPr>
         <w:pStyle w:val="Compact"/>
       </w:pPr>
@@ -12081,7 +12232,7 @@
       <w:pPr>
         <w:numPr>
           <w:ilvl w:val="0"/>
-          <w:numId w:val="1029"/>
+          <w:numId w:val="1030"/>
         </w:numPr>
         <w:pStyle w:val="Compact"/>
       </w:pPr>
@@ -12093,7 +12244,7 @@
       <w:pPr>
         <w:numPr>
           <w:ilvl w:val="0"/>
-          <w:numId w:val="1029"/>
+          <w:numId w:val="1030"/>
         </w:numPr>
         <w:pStyle w:val="Compact"/>
       </w:pPr>
@@ -12105,31 +12256,31 @@
       <w:pPr>
         <w:numPr>
           <w:ilvl w:val="1"/>
+          <w:numId w:val="1031"/>
+        </w:numPr>
+        <w:pStyle w:val="Compact"/>
+      </w:pPr>
+      <w:r>
+        <w:t xml:space="preserve">Timer0: LFSR clock (4MHz internal / 256 → 15.6kHz)</w:t>
+      </w:r>
+    </w:p>
+    <w:p>
+      <w:pPr>
+        <w:numPr>
+          <w:ilvl w:val="1"/>
+          <w:numId w:val="1031"/>
+        </w:numPr>
+        <w:pStyle w:val="Compact"/>
+      </w:pPr>
+      <w:r>
+        <w:t xml:space="preserve">Timer1: Crush sample clock (variable, set via internal trimmer RV_CRUSH 100k → ADC1)</w:t>
+      </w:r>
+    </w:p>
+    <w:p>
+      <w:pPr>
+        <w:numPr>
+          <w:ilvl w:val="0"/>
           <w:numId w:val="1030"/>
-        </w:numPr>
-        <w:pStyle w:val="Compact"/>
-      </w:pPr>
-      <w:r>
-        <w:t xml:space="preserve">Timer0: LFSR clock (4MHz internal / 256 → 15.6kHz)</w:t>
-      </w:r>
-    </w:p>
-    <w:p>
-      <w:pPr>
-        <w:numPr>
-          <w:ilvl w:val="1"/>
-          <w:numId w:val="1030"/>
-        </w:numPr>
-        <w:pStyle w:val="Compact"/>
-      </w:pPr>
-      <w:r>
-        <w:t xml:space="preserve">Timer1: Crush sample clock (variable, set via internal trimmer RV_CRUSH 100k → ADC1)</w:t>
-      </w:r>
-    </w:p>
-    <w:p>
-      <w:pPr>
-        <w:numPr>
-          <w:ilvl w:val="0"/>
-          <w:numId w:val="1029"/>
         </w:numPr>
         <w:pStyle w:val="Compact"/>
       </w:pPr>
@@ -12148,7 +12299,7 @@
       <w:pPr>
         <w:numPr>
           <w:ilvl w:val="0"/>
-          <w:numId w:val="1029"/>
+          <w:numId w:val="1030"/>
         </w:numPr>
         <w:pStyle w:val="Compact"/>
       </w:pPr>
@@ -12182,7 +12333,7 @@
       <w:pPr>
         <w:numPr>
           <w:ilvl w:val="0"/>
-          <w:numId w:val="1031"/>
+          <w:numId w:val="1032"/>
         </w:numPr>
         <w:pStyle w:val="Compact"/>
       </w:pPr>
@@ -12210,7 +12361,7 @@
       <w:pPr>
         <w:numPr>
           <w:ilvl w:val="0"/>
-          <w:numId w:val="1031"/>
+          <w:numId w:val="1032"/>
         </w:numPr>
         <w:pStyle w:val="Compact"/>
       </w:pPr>
@@ -12238,7 +12389,7 @@
       <w:pPr>
         <w:numPr>
           <w:ilvl w:val="0"/>
-          <w:numId w:val="1031"/>
+          <w:numId w:val="1032"/>
         </w:numPr>
         <w:pStyle w:val="Compact"/>
       </w:pPr>
@@ -12250,7 +12401,7 @@
       <w:pPr>
         <w:numPr>
           <w:ilvl w:val="0"/>
-          <w:numId w:val="1031"/>
+          <w:numId w:val="1032"/>
         </w:numPr>
         <w:pStyle w:val="Compact"/>
       </w:pPr>
@@ -12293,7 +12444,7 @@
       <w:pPr>
         <w:numPr>
           <w:ilvl w:val="0"/>
-          <w:numId w:val="1032"/>
+          <w:numId w:val="1033"/>
         </w:numPr>
         <w:pStyle w:val="Compact"/>
       </w:pPr>
@@ -12318,7 +12469,7 @@
       <w:pPr>
         <w:numPr>
           <w:ilvl w:val="0"/>
-          <w:numId w:val="1032"/>
+          <w:numId w:val="1033"/>
         </w:numPr>
         <w:pStyle w:val="Compact"/>
       </w:pPr>
@@ -12330,7 +12481,7 @@
       <w:pPr>
         <w:numPr>
           <w:ilvl w:val="0"/>
-          <w:numId w:val="1032"/>
+          <w:numId w:val="1033"/>
         </w:numPr>
         <w:pStyle w:val="Compact"/>
       </w:pPr>
@@ -12342,7 +12493,7 @@
       <w:pPr>
         <w:numPr>
           <w:ilvl w:val="0"/>
-          <w:numId w:val="1032"/>
+          <w:numId w:val="1033"/>
         </w:numPr>
         <w:pStyle w:val="Compact"/>
       </w:pPr>
@@ -12489,7 +12640,7 @@
       <w:pPr>
         <w:numPr>
           <w:ilvl w:val="0"/>
-          <w:numId w:val="1033"/>
+          <w:numId w:val="1034"/>
         </w:numPr>
         <w:pStyle w:val="Compact"/>
       </w:pPr>
@@ -12501,7 +12652,7 @@
       <w:pPr>
         <w:numPr>
           <w:ilvl w:val="0"/>
-          <w:numId w:val="1033"/>
+          <w:numId w:val="1034"/>
         </w:numPr>
         <w:pStyle w:val="Compact"/>
       </w:pPr>
@@ -12513,7 +12664,7 @@
       <w:pPr>
         <w:numPr>
           <w:ilvl w:val="0"/>
-          <w:numId w:val="1033"/>
+          <w:numId w:val="1034"/>
         </w:numPr>
         <w:pStyle w:val="Compact"/>
       </w:pPr>
@@ -12525,7 +12676,7 @@
       <w:pPr>
         <w:numPr>
           <w:ilvl w:val="0"/>
-          <w:numId w:val="1033"/>
+          <w:numId w:val="1034"/>
         </w:numPr>
         <w:pStyle w:val="Compact"/>
       </w:pPr>
@@ -13761,7 +13912,7 @@
       <w:pPr>
         <w:numPr>
           <w:ilvl w:val="0"/>
-          <w:numId w:val="1034"/>
+          <w:numId w:val="1035"/>
         </w:numPr>
         <w:pStyle w:val="Compact"/>
       </w:pPr>
@@ -13773,7 +13924,7 @@
       <w:pPr>
         <w:numPr>
           <w:ilvl w:val="0"/>
-          <w:numId w:val="1034"/>
+          <w:numId w:val="1035"/>
         </w:numPr>
         <w:pStyle w:val="Compact"/>
       </w:pPr>
@@ -13785,7 +13936,7 @@
       <w:pPr>
         <w:numPr>
           <w:ilvl w:val="0"/>
-          <w:numId w:val="1034"/>
+          <w:numId w:val="1035"/>
         </w:numPr>
         <w:pStyle w:val="Compact"/>
       </w:pPr>
@@ -13797,7 +13948,7 @@
       <w:pPr>
         <w:numPr>
           <w:ilvl w:val="0"/>
-          <w:numId w:val="1034"/>
+          <w:numId w:val="1035"/>
         </w:numPr>
         <w:pStyle w:val="Compact"/>
       </w:pPr>
@@ -13809,7 +13960,7 @@
       <w:pPr>
         <w:numPr>
           <w:ilvl w:val="0"/>
-          <w:numId w:val="1034"/>
+          <w:numId w:val="1035"/>
         </w:numPr>
         <w:pStyle w:val="Compact"/>
       </w:pPr>
@@ -13821,7 +13972,7 @@
       <w:pPr>
         <w:numPr>
           <w:ilvl w:val="0"/>
-          <w:numId w:val="1034"/>
+          <w:numId w:val="1035"/>
         </w:numPr>
         <w:pStyle w:val="Compact"/>
       </w:pPr>
@@ -13843,7 +13994,7 @@
       <w:pPr>
         <w:numPr>
           <w:ilvl w:val="0"/>
-          <w:numId w:val="1035"/>
+          <w:numId w:val="1036"/>
         </w:numPr>
         <w:pStyle w:val="Compact"/>
       </w:pPr>
@@ -13855,7 +14006,7 @@
       <w:pPr>
         <w:numPr>
           <w:ilvl w:val="0"/>
-          <w:numId w:val="1035"/>
+          <w:numId w:val="1036"/>
         </w:numPr>
         <w:pStyle w:val="Compact"/>
       </w:pPr>
@@ -13867,7 +14018,7 @@
       <w:pPr>
         <w:numPr>
           <w:ilvl w:val="0"/>
-          <w:numId w:val="1035"/>
+          <w:numId w:val="1036"/>
         </w:numPr>
         <w:pStyle w:val="Compact"/>
       </w:pPr>
@@ -13879,7 +14030,7 @@
       <w:pPr>
         <w:numPr>
           <w:ilvl w:val="0"/>
-          <w:numId w:val="1035"/>
+          <w:numId w:val="1036"/>
         </w:numPr>
         <w:pStyle w:val="Compact"/>
       </w:pPr>
@@ -13891,7 +14042,7 @@
       <w:pPr>
         <w:numPr>
           <w:ilvl w:val="0"/>
-          <w:numId w:val="1035"/>
+          <w:numId w:val="1036"/>
         </w:numPr>
         <w:pStyle w:val="Compact"/>
       </w:pPr>
@@ -13903,7 +14054,7 @@
       <w:pPr>
         <w:numPr>
           <w:ilvl w:val="0"/>
-          <w:numId w:val="1035"/>
+          <w:numId w:val="1036"/>
         </w:numPr>
         <w:pStyle w:val="Compact"/>
       </w:pPr>
@@ -14484,7 +14635,7 @@
       <w:pPr>
         <w:numPr>
           <w:ilvl w:val="0"/>
-          <w:numId w:val="1036"/>
+          <w:numId w:val="1037"/>
         </w:numPr>
         <w:pStyle w:val="Compact"/>
       </w:pPr>
@@ -14506,7 +14657,7 @@
       <w:pPr>
         <w:numPr>
           <w:ilvl w:val="0"/>
-          <w:numId w:val="1036"/>
+          <w:numId w:val="1037"/>
         </w:numPr>
         <w:pStyle w:val="Compact"/>
       </w:pPr>
@@ -14528,7 +14679,7 @@
       <w:pPr>
         <w:numPr>
           <w:ilvl w:val="0"/>
-          <w:numId w:val="1036"/>
+          <w:numId w:val="1037"/>
         </w:numPr>
         <w:pStyle w:val="Compact"/>
       </w:pPr>
@@ -14550,7 +14701,7 @@
       <w:pPr>
         <w:numPr>
           <w:ilvl w:val="0"/>
-          <w:numId w:val="1036"/>
+          <w:numId w:val="1037"/>
         </w:numPr>
         <w:pStyle w:val="Compact"/>
       </w:pPr>
@@ -14587,7 +14738,7 @@
       <w:pPr>
         <w:numPr>
           <w:ilvl w:val="0"/>
-          <w:numId w:val="1037"/>
+          <w:numId w:val="1038"/>
         </w:numPr>
         <w:pStyle w:val="Compact"/>
       </w:pPr>
@@ -14612,7 +14763,7 @@
       <w:pPr>
         <w:numPr>
           <w:ilvl w:val="0"/>
-          <w:numId w:val="1037"/>
+          <w:numId w:val="1038"/>
         </w:numPr>
         <w:pStyle w:val="Compact"/>
       </w:pPr>
@@ -14624,7 +14775,7 @@
       <w:pPr>
         <w:numPr>
           <w:ilvl w:val="0"/>
-          <w:numId w:val="1037"/>
+          <w:numId w:val="1038"/>
         </w:numPr>
         <w:pStyle w:val="Compact"/>
       </w:pPr>
@@ -14667,7 +14818,7 @@
       <w:pPr>
         <w:numPr>
           <w:ilvl w:val="0"/>
-          <w:numId w:val="1038"/>
+          <w:numId w:val="1039"/>
         </w:numPr>
         <w:pStyle w:val="Compact"/>
       </w:pPr>
@@ -14679,7 +14830,7 @@
       <w:pPr>
         <w:numPr>
           <w:ilvl w:val="0"/>
-          <w:numId w:val="1038"/>
+          <w:numId w:val="1039"/>
         </w:numPr>
         <w:pStyle w:val="Compact"/>
       </w:pPr>
@@ -14691,7 +14842,7 @@
       <w:pPr>
         <w:numPr>
           <w:ilvl w:val="0"/>
-          <w:numId w:val="1038"/>
+          <w:numId w:val="1039"/>
         </w:numPr>
         <w:pStyle w:val="Compact"/>
       </w:pPr>
@@ -14703,7 +14854,7 @@
       <w:pPr>
         <w:numPr>
           <w:ilvl w:val="0"/>
-          <w:numId w:val="1038"/>
+          <w:numId w:val="1039"/>
         </w:numPr>
         <w:pStyle w:val="Compact"/>
       </w:pPr>
@@ -14715,7 +14866,7 @@
       <w:pPr>
         <w:numPr>
           <w:ilvl w:val="0"/>
-          <w:numId w:val="1038"/>
+          <w:numId w:val="1039"/>
         </w:numPr>
         <w:pStyle w:val="Compact"/>
       </w:pPr>
@@ -14777,7 +14928,7 @@
       <w:pPr>
         <w:numPr>
           <w:ilvl w:val="0"/>
-          <w:numId w:val="1039"/>
+          <w:numId w:val="1040"/>
         </w:numPr>
         <w:pStyle w:val="Compact"/>
       </w:pPr>
@@ -14789,7 +14940,7 @@
       <w:pPr>
         <w:numPr>
           <w:ilvl w:val="0"/>
-          <w:numId w:val="1039"/>
+          <w:numId w:val="1040"/>
         </w:numPr>
         <w:pStyle w:val="Compact"/>
       </w:pPr>
@@ -14801,7 +14952,7 @@
       <w:pPr>
         <w:numPr>
           <w:ilvl w:val="0"/>
-          <w:numId w:val="1039"/>
+          <w:numId w:val="1040"/>
         </w:numPr>
         <w:pStyle w:val="Compact"/>
       </w:pPr>
@@ -14813,7 +14964,7 @@
       <w:pPr>
         <w:numPr>
           <w:ilvl w:val="0"/>
-          <w:numId w:val="1039"/>
+          <w:numId w:val="1040"/>
         </w:numPr>
         <w:pStyle w:val="Compact"/>
       </w:pPr>
@@ -14825,7 +14976,7 @@
       <w:pPr>
         <w:numPr>
           <w:ilvl w:val="0"/>
-          <w:numId w:val="1039"/>
+          <w:numId w:val="1040"/>
         </w:numPr>
         <w:pStyle w:val="Compact"/>
       </w:pPr>
@@ -15327,7 +15478,7 @@
       <w:pPr>
         <w:numPr>
           <w:ilvl w:val="0"/>
-          <w:numId w:val="1040"/>
+          <w:numId w:val="1041"/>
         </w:numPr>
         <w:pStyle w:val="Compact"/>
       </w:pPr>
@@ -15349,7 +15500,7 @@
       <w:pPr>
         <w:numPr>
           <w:ilvl w:val="0"/>
-          <w:numId w:val="1040"/>
+          <w:numId w:val="1041"/>
         </w:numPr>
         <w:pStyle w:val="Compact"/>
       </w:pPr>
@@ -15371,7 +15522,7 @@
       <w:pPr>
         <w:numPr>
           <w:ilvl w:val="0"/>
-          <w:numId w:val="1040"/>
+          <w:numId w:val="1041"/>
         </w:numPr>
         <w:pStyle w:val="Compact"/>
       </w:pPr>
@@ -15418,7 +15569,7 @@
       <w:pPr>
         <w:numPr>
           <w:ilvl w:val="0"/>
-          <w:numId w:val="1041"/>
+          <w:numId w:val="1042"/>
         </w:numPr>
         <w:pStyle w:val="Compact"/>
       </w:pPr>
@@ -15430,7 +15581,7 @@
       <w:pPr>
         <w:numPr>
           <w:ilvl w:val="0"/>
-          <w:numId w:val="1041"/>
+          <w:numId w:val="1042"/>
         </w:numPr>
         <w:pStyle w:val="Compact"/>
       </w:pPr>
@@ -15442,7 +15593,7 @@
       <w:pPr>
         <w:numPr>
           <w:ilvl w:val="0"/>
-          <w:numId w:val="1041"/>
+          <w:numId w:val="1042"/>
         </w:numPr>
         <w:pStyle w:val="Compact"/>
       </w:pPr>
@@ -15454,7 +15605,7 @@
       <w:pPr>
         <w:numPr>
           <w:ilvl w:val="0"/>
-          <w:numId w:val="1041"/>
+          <w:numId w:val="1042"/>
         </w:numPr>
         <w:pStyle w:val="Compact"/>
       </w:pPr>
@@ -15481,7 +15632,7 @@
       <w:pPr>
         <w:numPr>
           <w:ilvl w:val="0"/>
-          <w:numId w:val="1042"/>
+          <w:numId w:val="1043"/>
         </w:numPr>
         <w:pStyle w:val="Compact"/>
       </w:pPr>
@@ -15493,7 +15644,7 @@
       <w:pPr>
         <w:numPr>
           <w:ilvl w:val="0"/>
-          <w:numId w:val="1042"/>
+          <w:numId w:val="1043"/>
         </w:numPr>
         <w:pStyle w:val="Compact"/>
       </w:pPr>
@@ -15505,7 +15656,7 @@
       <w:pPr>
         <w:numPr>
           <w:ilvl w:val="0"/>
-          <w:numId w:val="1042"/>
+          <w:numId w:val="1043"/>
         </w:numPr>
         <w:pStyle w:val="Compact"/>
       </w:pPr>
@@ -15517,7 +15668,7 @@
       <w:pPr>
         <w:numPr>
           <w:ilvl w:val="0"/>
-          <w:numId w:val="1042"/>
+          <w:numId w:val="1043"/>
         </w:numPr>
         <w:pStyle w:val="Compact"/>
       </w:pPr>
@@ -15544,7 +15695,7 @@
       <w:pPr>
         <w:numPr>
           <w:ilvl w:val="0"/>
-          <w:numId w:val="1043"/>
+          <w:numId w:val="1044"/>
         </w:numPr>
         <w:pStyle w:val="Compact"/>
       </w:pPr>
@@ -15556,7 +15707,7 @@
       <w:pPr>
         <w:numPr>
           <w:ilvl w:val="0"/>
-          <w:numId w:val="1043"/>
+          <w:numId w:val="1044"/>
         </w:numPr>
         <w:pStyle w:val="Compact"/>
       </w:pPr>
@@ -15568,7 +15719,7 @@
       <w:pPr>
         <w:numPr>
           <w:ilvl w:val="0"/>
-          <w:numId w:val="1043"/>
+          <w:numId w:val="1044"/>
         </w:numPr>
         <w:pStyle w:val="Compact"/>
       </w:pPr>
@@ -15580,7 +15731,7 @@
       <w:pPr>
         <w:numPr>
           <w:ilvl w:val="0"/>
-          <w:numId w:val="1043"/>
+          <w:numId w:val="1044"/>
         </w:numPr>
         <w:pStyle w:val="Compact"/>
       </w:pPr>
@@ -15607,7 +15758,7 @@
       <w:pPr>
         <w:numPr>
           <w:ilvl w:val="0"/>
-          <w:numId w:val="1044"/>
+          <w:numId w:val="1045"/>
         </w:numPr>
         <w:pStyle w:val="Compact"/>
       </w:pPr>
@@ -15619,7 +15770,7 @@
       <w:pPr>
         <w:numPr>
           <w:ilvl w:val="0"/>
-          <w:numId w:val="1044"/>
+          <w:numId w:val="1045"/>
         </w:numPr>
         <w:pStyle w:val="Compact"/>
       </w:pPr>
@@ -15631,7 +15782,7 @@
       <w:pPr>
         <w:numPr>
           <w:ilvl w:val="0"/>
-          <w:numId w:val="1044"/>
+          <w:numId w:val="1045"/>
         </w:numPr>
         <w:pStyle w:val="Compact"/>
       </w:pPr>
@@ -15643,7 +15794,7 @@
       <w:pPr>
         <w:numPr>
           <w:ilvl w:val="0"/>
-          <w:numId w:val="1044"/>
+          <w:numId w:val="1045"/>
         </w:numPr>
         <w:pStyle w:val="Compact"/>
       </w:pPr>
@@ -15665,7 +15816,7 @@
       <w:pPr>
         <w:numPr>
           <w:ilvl w:val="0"/>
-          <w:numId w:val="1044"/>
+          <w:numId w:val="1045"/>
         </w:numPr>
         <w:pStyle w:val="Compact"/>
       </w:pPr>
@@ -15692,7 +15843,7 @@
       <w:pPr>
         <w:numPr>
           <w:ilvl w:val="0"/>
-          <w:numId w:val="1045"/>
+          <w:numId w:val="1046"/>
         </w:numPr>
         <w:pStyle w:val="Compact"/>
       </w:pPr>
@@ -15704,7 +15855,7 @@
       <w:pPr>
         <w:numPr>
           <w:ilvl w:val="0"/>
-          <w:numId w:val="1045"/>
+          <w:numId w:val="1046"/>
         </w:numPr>
         <w:pStyle w:val="Compact"/>
       </w:pPr>
@@ -15716,7 +15867,7 @@
       <w:pPr>
         <w:numPr>
           <w:ilvl w:val="0"/>
-          <w:numId w:val="1045"/>
+          <w:numId w:val="1046"/>
         </w:numPr>
         <w:pStyle w:val="Compact"/>
       </w:pPr>
@@ -15728,7 +15879,7 @@
       <w:pPr>
         <w:numPr>
           <w:ilvl w:val="0"/>
-          <w:numId w:val="1045"/>
+          <w:numId w:val="1046"/>
         </w:numPr>
         <w:pStyle w:val="Compact"/>
       </w:pPr>
@@ -15750,7 +15901,7 @@
       <w:pPr>
         <w:numPr>
           <w:ilvl w:val="0"/>
-          <w:numId w:val="1045"/>
+          <w:numId w:val="1046"/>
         </w:numPr>
         <w:pStyle w:val="Compact"/>
       </w:pPr>
@@ -16261,7 +16412,7 @@
       <w:pPr>
         <w:numPr>
           <w:ilvl w:val="0"/>
-          <w:numId w:val="1046"/>
+          <w:numId w:val="1047"/>
         </w:numPr>
         <w:pStyle w:val="Compact"/>
       </w:pPr>
@@ -16273,7 +16424,7 @@
       <w:pPr>
         <w:numPr>
           <w:ilvl w:val="0"/>
-          <w:numId w:val="1046"/>
+          <w:numId w:val="1047"/>
         </w:numPr>
         <w:pStyle w:val="Compact"/>
       </w:pPr>
@@ -16285,7 +16436,7 @@
       <w:pPr>
         <w:numPr>
           <w:ilvl w:val="0"/>
-          <w:numId w:val="1046"/>
+          <w:numId w:val="1047"/>
         </w:numPr>
         <w:pStyle w:val="Compact"/>
       </w:pPr>
@@ -16297,7 +16448,7 @@
       <w:pPr>
         <w:numPr>
           <w:ilvl w:val="0"/>
-          <w:numId w:val="1046"/>
+          <w:numId w:val="1047"/>
         </w:numPr>
         <w:pStyle w:val="Compact"/>
       </w:pPr>
@@ -16309,7 +16460,7 @@
       <w:pPr>
         <w:numPr>
           <w:ilvl w:val="0"/>
-          <w:numId w:val="1046"/>
+          <w:numId w:val="1047"/>
         </w:numPr>
         <w:pStyle w:val="Compact"/>
       </w:pPr>
@@ -16891,7 +17042,7 @@
       <w:pPr>
         <w:numPr>
           <w:ilvl w:val="0"/>
-          <w:numId w:val="1047"/>
+          <w:numId w:val="1048"/>
         </w:numPr>
         <w:pStyle w:val="Compact"/>
       </w:pPr>
@@ -16910,7 +17061,7 @@
       <w:pPr>
         <w:numPr>
           <w:ilvl w:val="0"/>
-          <w:numId w:val="1047"/>
+          <w:numId w:val="1048"/>
         </w:numPr>
         <w:pStyle w:val="Compact"/>
       </w:pPr>
@@ -16929,7 +17080,7 @@
       <w:pPr>
         <w:numPr>
           <w:ilvl w:val="0"/>
-          <w:numId w:val="1047"/>
+          <w:numId w:val="1048"/>
         </w:numPr>
         <w:pStyle w:val="Compact"/>
       </w:pPr>
@@ -16958,7 +17109,7 @@
       <w:pPr>
         <w:numPr>
           <w:ilvl w:val="0"/>
-          <w:numId w:val="1048"/>
+          <w:numId w:val="1049"/>
         </w:numPr>
         <w:pStyle w:val="Compact"/>
       </w:pPr>
@@ -16977,7 +17128,7 @@
       <w:pPr>
         <w:numPr>
           <w:ilvl w:val="0"/>
-          <w:numId w:val="1048"/>
+          <w:numId w:val="1049"/>
         </w:numPr>
         <w:pStyle w:val="Compact"/>
       </w:pPr>
@@ -16996,7 +17147,7 @@
       <w:pPr>
         <w:numPr>
           <w:ilvl w:val="0"/>
-          <w:numId w:val="1048"/>
+          <w:numId w:val="1049"/>
         </w:numPr>
         <w:pStyle w:val="Compact"/>
       </w:pPr>
@@ -18305,7 +18456,7 @@
       <w:pPr>
         <w:numPr>
           <w:ilvl w:val="0"/>
-          <w:numId w:val="1049"/>
+          <w:numId w:val="1050"/>
         </w:numPr>
         <w:pStyle w:val="Compact"/>
       </w:pPr>
@@ -18317,7 +18468,7 @@
       <w:pPr>
         <w:numPr>
           <w:ilvl w:val="0"/>
-          <w:numId w:val="1049"/>
+          <w:numId w:val="1050"/>
         </w:numPr>
         <w:pStyle w:val="Compact"/>
       </w:pPr>
@@ -18329,7 +18480,7 @@
       <w:pPr>
         <w:numPr>
           <w:ilvl w:val="0"/>
-          <w:numId w:val="1049"/>
+          <w:numId w:val="1050"/>
         </w:numPr>
         <w:pStyle w:val="Compact"/>
       </w:pPr>
@@ -18341,7 +18492,7 @@
       <w:pPr>
         <w:numPr>
           <w:ilvl w:val="0"/>
-          <w:numId w:val="1049"/>
+          <w:numId w:val="1050"/>
         </w:numPr>
         <w:pStyle w:val="Compact"/>
       </w:pPr>
@@ -19273,7 +19424,7 @@
       <w:pPr>
         <w:numPr>
           <w:ilvl w:val="0"/>
-          <w:numId w:val="1050"/>
+          <w:numId w:val="1051"/>
         </w:numPr>
         <w:pStyle w:val="Compact"/>
       </w:pPr>
@@ -19285,7 +19436,7 @@
       <w:pPr>
         <w:numPr>
           <w:ilvl w:val="0"/>
-          <w:numId w:val="1050"/>
+          <w:numId w:val="1051"/>
         </w:numPr>
         <w:pStyle w:val="Compact"/>
       </w:pPr>
@@ -19297,7 +19448,7 @@
       <w:pPr>
         <w:numPr>
           <w:ilvl w:val="0"/>
-          <w:numId w:val="1050"/>
+          <w:numId w:val="1051"/>
         </w:numPr>
         <w:pStyle w:val="Compact"/>
       </w:pPr>
@@ -19309,7 +19460,7 @@
       <w:pPr>
         <w:numPr>
           <w:ilvl w:val="0"/>
-          <w:numId w:val="1050"/>
+          <w:numId w:val="1051"/>
         </w:numPr>
         <w:pStyle w:val="Compact"/>
       </w:pPr>
@@ -19700,7 +19851,7 @@
       <w:pPr>
         <w:numPr>
           <w:ilvl w:val="0"/>
-          <w:numId w:val="1051"/>
+          <w:numId w:val="1052"/>
         </w:numPr>
         <w:pStyle w:val="Compact"/>
       </w:pPr>
@@ -19712,7 +19863,7 @@
       <w:pPr>
         <w:numPr>
           <w:ilvl w:val="0"/>
-          <w:numId w:val="1051"/>
+          <w:numId w:val="1052"/>
         </w:numPr>
         <w:pStyle w:val="Compact"/>
       </w:pPr>
@@ -20084,7 +20235,7 @@
       <w:pPr>
         <w:numPr>
           <w:ilvl w:val="0"/>
-          <w:numId w:val="1052"/>
+          <w:numId w:val="1053"/>
         </w:numPr>
         <w:pStyle w:val="Compact"/>
       </w:pPr>
@@ -20096,7 +20247,7 @@
       <w:pPr>
         <w:numPr>
           <w:ilvl w:val="0"/>
-          <w:numId w:val="1052"/>
+          <w:numId w:val="1053"/>
         </w:numPr>
         <w:pStyle w:val="Compact"/>
       </w:pPr>
@@ -20108,7 +20259,7 @@
       <w:pPr>
         <w:numPr>
           <w:ilvl w:val="0"/>
-          <w:numId w:val="1052"/>
+          <w:numId w:val="1053"/>
         </w:numPr>
         <w:pStyle w:val="Compact"/>
       </w:pPr>
@@ -20284,7 +20435,7 @@
       <w:pPr>
         <w:numPr>
           <w:ilvl w:val="0"/>
-          <w:numId w:val="1053"/>
+          <w:numId w:val="1054"/>
         </w:numPr>
         <w:pStyle w:val="Compact"/>
       </w:pPr>
@@ -20296,7 +20447,7 @@
       <w:pPr>
         <w:numPr>
           <w:ilvl w:val="0"/>
-          <w:numId w:val="1053"/>
+          <w:numId w:val="1054"/>
         </w:numPr>
         <w:pStyle w:val="Compact"/>
       </w:pPr>
@@ -20308,7 +20459,7 @@
       <w:pPr>
         <w:numPr>
           <w:ilvl w:val="0"/>
-          <w:numId w:val="1053"/>
+          <w:numId w:val="1054"/>
         </w:numPr>
         <w:pStyle w:val="Compact"/>
       </w:pPr>
@@ -21327,7 +21478,7 @@
       <w:pPr>
         <w:numPr>
           <w:ilvl w:val="0"/>
-          <w:numId w:val="1054"/>
+          <w:numId w:val="1055"/>
         </w:numPr>
         <w:pStyle w:val="Compact"/>
       </w:pPr>
@@ -21339,7 +21490,7 @@
       <w:pPr>
         <w:numPr>
           <w:ilvl w:val="0"/>
-          <w:numId w:val="1054"/>
+          <w:numId w:val="1055"/>
         </w:numPr>
         <w:pStyle w:val="Compact"/>
       </w:pPr>
@@ -21351,7 +21502,7 @@
       <w:pPr>
         <w:numPr>
           <w:ilvl w:val="0"/>
-          <w:numId w:val="1054"/>
+          <w:numId w:val="1055"/>
         </w:numPr>
         <w:pStyle w:val="Compact"/>
       </w:pPr>
@@ -21363,7 +21514,7 @@
       <w:pPr>
         <w:numPr>
           <w:ilvl w:val="0"/>
-          <w:numId w:val="1054"/>
+          <w:numId w:val="1055"/>
         </w:numPr>
         <w:pStyle w:val="Compact"/>
       </w:pPr>
@@ -22813,7 +22964,7 @@
       <w:pPr>
         <w:numPr>
           <w:ilvl w:val="0"/>
-          <w:numId w:val="1055"/>
+          <w:numId w:val="1056"/>
         </w:numPr>
         <w:pStyle w:val="Compact"/>
       </w:pPr>
@@ -22840,7 +22991,7 @@
       <w:pPr>
         <w:numPr>
           <w:ilvl w:val="0"/>
-          <w:numId w:val="1055"/>
+          <w:numId w:val="1056"/>
         </w:numPr>
         <w:pStyle w:val="Compact"/>
       </w:pPr>
@@ -22852,7 +23003,7 @@
       <w:pPr>
         <w:numPr>
           <w:ilvl w:val="0"/>
-          <w:numId w:val="1055"/>
+          <w:numId w:val="1056"/>
         </w:numPr>
         <w:pStyle w:val="Compact"/>
       </w:pPr>
@@ -22864,7 +23015,7 @@
       <w:pPr>
         <w:numPr>
           <w:ilvl w:val="0"/>
-          <w:numId w:val="1055"/>
+          <w:numId w:val="1056"/>
         </w:numPr>
         <w:pStyle w:val="Compact"/>
       </w:pPr>
@@ -23434,7 +23585,7 @@
       <w:pPr>
         <w:numPr>
           <w:ilvl w:val="0"/>
-          <w:numId w:val="1056"/>
+          <w:numId w:val="1057"/>
         </w:numPr>
         <w:pStyle w:val="Compact"/>
       </w:pPr>
@@ -23456,7 +23607,7 @@
       <w:pPr>
         <w:numPr>
           <w:ilvl w:val="1"/>
-          <w:numId w:val="1057"/>
+          <w:numId w:val="1058"/>
         </w:numPr>
         <w:pStyle w:val="Compact"/>
       </w:pPr>
@@ -23468,7 +23619,7 @@
       <w:pPr>
         <w:numPr>
           <w:ilvl w:val="1"/>
-          <w:numId w:val="1057"/>
+          <w:numId w:val="1058"/>
         </w:numPr>
         <w:pStyle w:val="Compact"/>
       </w:pPr>
@@ -23496,7 +23647,7 @@
       <w:pPr>
         <w:numPr>
           <w:ilvl w:val="1"/>
-          <w:numId w:val="1057"/>
+          <w:numId w:val="1058"/>
         </w:numPr>
         <w:pStyle w:val="Compact"/>
       </w:pPr>
@@ -23524,7 +23675,7 @@
       <w:pPr>
         <w:numPr>
           <w:ilvl w:val="1"/>
-          <w:numId w:val="1057"/>
+          <w:numId w:val="1058"/>
         </w:numPr>
         <w:pStyle w:val="Compact"/>
       </w:pPr>
@@ -23552,7 +23703,7 @@
       <w:pPr>
         <w:numPr>
           <w:ilvl w:val="1"/>
-          <w:numId w:val="1057"/>
+          <w:numId w:val="1058"/>
         </w:numPr>
         <w:pStyle w:val="Compact"/>
       </w:pPr>
@@ -23564,7 +23715,7 @@
       <w:pPr>
         <w:numPr>
           <w:ilvl w:val="1"/>
-          <w:numId w:val="1057"/>
+          <w:numId w:val="1058"/>
         </w:numPr>
         <w:pStyle w:val="Compact"/>
       </w:pPr>
@@ -23596,19 +23747,19 @@
       <w:pPr>
         <w:numPr>
           <w:ilvl w:val="1"/>
+          <w:numId w:val="1058"/>
+        </w:numPr>
+        <w:pStyle w:val="Compact"/>
+      </w:pPr>
+      <w:r>
+        <w:t xml:space="preserve">Blocks 21–25: cold palette FX layer (Phase 2 v3 PCB upgrade — PULSE/FOG/FROST/CHILL/HUM).</w:t>
+      </w:r>
+    </w:p>
+    <w:p>
+      <w:pPr>
+        <w:numPr>
+          <w:ilvl w:val="0"/>
           <w:numId w:val="1057"/>
-        </w:numPr>
-        <w:pStyle w:val="Compact"/>
-      </w:pPr>
-      <w:r>
-        <w:t xml:space="preserve">Blocks 21–25: cold palette FX layer (Phase 2 v3 PCB upgrade — PULSE/FOG/FROST/CHILL/HUM).</w:t>
-      </w:r>
-    </w:p>
-    <w:p>
-      <w:pPr>
-        <w:numPr>
-          <w:ilvl w:val="0"/>
-          <w:numId w:val="1056"/>
         </w:numPr>
         <w:pStyle w:val="Compact"/>
       </w:pPr>
@@ -23643,7 +23794,7 @@
       <w:pPr>
         <w:numPr>
           <w:ilvl w:val="0"/>
-          <w:numId w:val="1056"/>
+          <w:numId w:val="1057"/>
         </w:numPr>
         <w:pStyle w:val="Compact"/>
       </w:pPr>
@@ -23678,7 +23829,7 @@
       <w:pPr>
         <w:numPr>
           <w:ilvl w:val="0"/>
-          <w:numId w:val="1056"/>
+          <w:numId w:val="1057"/>
         </w:numPr>
         <w:pStyle w:val="Compact"/>
       </w:pPr>
@@ -23697,7 +23848,7 @@
       <w:pPr>
         <w:numPr>
           <w:ilvl w:val="0"/>
-          <w:numId w:val="1056"/>
+          <w:numId w:val="1057"/>
         </w:numPr>
         <w:pStyle w:val="Compact"/>
       </w:pPr>
@@ -23716,7 +23867,7 @@
       <w:pPr>
         <w:numPr>
           <w:ilvl w:val="0"/>
-          <w:numId w:val="1056"/>
+          <w:numId w:val="1057"/>
         </w:numPr>
         <w:pStyle w:val="Compact"/>
       </w:pPr>
@@ -23735,7 +23886,7 @@
       <w:pPr>
         <w:numPr>
           <w:ilvl w:val="0"/>
-          <w:numId w:val="1056"/>
+          <w:numId w:val="1057"/>
         </w:numPr>
         <w:pStyle w:val="Compact"/>
       </w:pPr>
@@ -23754,7 +23905,7 @@
       <w:pPr>
         <w:numPr>
           <w:ilvl w:val="0"/>
-          <w:numId w:val="1056"/>
+          <w:numId w:val="1057"/>
         </w:numPr>
         <w:pStyle w:val="Compact"/>
       </w:pPr>
@@ -23773,7 +23924,7 @@
       <w:pPr>
         <w:numPr>
           <w:ilvl w:val="0"/>
-          <w:numId w:val="1056"/>
+          <w:numId w:val="1057"/>
         </w:numPr>
         <w:pStyle w:val="Compact"/>
       </w:pPr>
@@ -23792,7 +23943,7 @@
       <w:pPr>
         <w:numPr>
           <w:ilvl w:val="0"/>
-          <w:numId w:val="1056"/>
+          <w:numId w:val="1057"/>
         </w:numPr>
         <w:pStyle w:val="Compact"/>
       </w:pPr>
@@ -23814,7 +23965,7 @@
       <w:pPr>
         <w:numPr>
           <w:ilvl w:val="0"/>
-          <w:numId w:val="1056"/>
+          <w:numId w:val="1057"/>
         </w:numPr>
         <w:pStyle w:val="Compact"/>
       </w:pPr>
@@ -23836,7 +23987,7 @@
       <w:pPr>
         <w:numPr>
           <w:ilvl w:val="0"/>
-          <w:numId w:val="1056"/>
+          <w:numId w:val="1057"/>
         </w:numPr>
         <w:pStyle w:val="Compact"/>
       </w:pPr>
@@ -23858,7 +24009,7 @@
       <w:pPr>
         <w:numPr>
           <w:ilvl w:val="0"/>
-          <w:numId w:val="1056"/>
+          <w:numId w:val="1057"/>
         </w:numPr>
         <w:pStyle w:val="Compact"/>
       </w:pPr>
@@ -26756,7 +26907,7 @@
       <w:pPr>
         <w:numPr>
           <w:ilvl w:val="0"/>
-          <w:numId w:val="1058"/>
+          <w:numId w:val="1059"/>
         </w:numPr>
         <w:pStyle w:val="Compact"/>
       </w:pPr>
@@ -26768,7 +26919,7 @@
       <w:pPr>
         <w:numPr>
           <w:ilvl w:val="0"/>
-          <w:numId w:val="1058"/>
+          <w:numId w:val="1059"/>
         </w:numPr>
         <w:pStyle w:val="Compact"/>
       </w:pPr>
@@ -26810,7 +26961,7 @@
       <w:pPr>
         <w:numPr>
           <w:ilvl w:val="0"/>
-          <w:numId w:val="1059"/>
+          <w:numId w:val="1060"/>
         </w:numPr>
         <w:pStyle w:val="Compact"/>
       </w:pPr>
@@ -26822,7 +26973,7 @@
       <w:pPr>
         <w:numPr>
           <w:ilvl w:val="0"/>
-          <w:numId w:val="1059"/>
+          <w:numId w:val="1060"/>
         </w:numPr>
         <w:pStyle w:val="Compact"/>
       </w:pPr>
@@ -26834,7 +26985,7 @@
       <w:pPr>
         <w:numPr>
           <w:ilvl w:val="0"/>
-          <w:numId w:val="1059"/>
+          <w:numId w:val="1060"/>
         </w:numPr>
         <w:pStyle w:val="Compact"/>
       </w:pPr>
@@ -26861,7 +27012,7 @@
       <w:pPr>
         <w:numPr>
           <w:ilvl w:val="0"/>
-          <w:numId w:val="1060"/>
+          <w:numId w:val="1061"/>
         </w:numPr>
         <w:pStyle w:val="Compact"/>
       </w:pPr>
@@ -26873,7 +27024,7 @@
       <w:pPr>
         <w:numPr>
           <w:ilvl w:val="0"/>
-          <w:numId w:val="1060"/>
+          <w:numId w:val="1061"/>
         </w:numPr>
         <w:pStyle w:val="Compact"/>
       </w:pPr>
@@ -26885,7 +27036,7 @@
       <w:pPr>
         <w:numPr>
           <w:ilvl w:val="0"/>
-          <w:numId w:val="1060"/>
+          <w:numId w:val="1061"/>
         </w:numPr>
         <w:pStyle w:val="Compact"/>
       </w:pPr>
@@ -26897,7 +27048,7 @@
       <w:pPr>
         <w:numPr>
           <w:ilvl w:val="0"/>
-          <w:numId w:val="1060"/>
+          <w:numId w:val="1061"/>
         </w:numPr>
         <w:pStyle w:val="Compact"/>
       </w:pPr>
@@ -28517,7 +28668,7 @@
       <w:pPr>
         <w:numPr>
           <w:ilvl w:val="0"/>
-          <w:numId w:val="1061"/>
+          <w:numId w:val="1062"/>
         </w:numPr>
         <w:pStyle w:val="Compact"/>
       </w:pPr>
@@ -28529,7 +28680,7 @@
       <w:pPr>
         <w:numPr>
           <w:ilvl w:val="0"/>
-          <w:numId w:val="1061"/>
+          <w:numId w:val="1062"/>
         </w:numPr>
         <w:pStyle w:val="Compact"/>
       </w:pPr>
@@ -28541,7 +28692,7 @@
       <w:pPr>
         <w:numPr>
           <w:ilvl w:val="0"/>
-          <w:numId w:val="1061"/>
+          <w:numId w:val="1062"/>
         </w:numPr>
         <w:pStyle w:val="Compact"/>
       </w:pPr>
@@ -28571,7 +28722,7 @@
       <w:pPr>
         <w:numPr>
           <w:ilvl w:val="0"/>
-          <w:numId w:val="1062"/>
+          <w:numId w:val="1063"/>
         </w:numPr>
         <w:pStyle w:val="Compact"/>
       </w:pPr>
@@ -28583,7 +28734,7 @@
       <w:pPr>
         <w:numPr>
           <w:ilvl w:val="0"/>
-          <w:numId w:val="1062"/>
+          <w:numId w:val="1063"/>
         </w:numPr>
         <w:pStyle w:val="Compact"/>
       </w:pPr>
@@ -28618,7 +28769,7 @@
       <w:pPr>
         <w:numPr>
           <w:ilvl w:val="0"/>
-          <w:numId w:val="1062"/>
+          <w:numId w:val="1063"/>
         </w:numPr>
         <w:pStyle w:val="Compact"/>
       </w:pPr>
@@ -28659,7 +28810,7 @@
       <w:pPr>
         <w:numPr>
           <w:ilvl w:val="0"/>
-          <w:numId w:val="1062"/>
+          <w:numId w:val="1063"/>
         </w:numPr>
         <w:pStyle w:val="Compact"/>
       </w:pPr>
@@ -36541,7 +36692,7 @@
       <w:pPr>
         <w:numPr>
           <w:ilvl w:val="0"/>
-          <w:numId w:val="1063"/>
+          <w:numId w:val="1064"/>
         </w:numPr>
         <w:pStyle w:val="Compact"/>
       </w:pPr>
@@ -36553,7 +36704,7 @@
       <w:pPr>
         <w:numPr>
           <w:ilvl w:val="0"/>
-          <w:numId w:val="1063"/>
+          <w:numId w:val="1064"/>
         </w:numPr>
         <w:pStyle w:val="Compact"/>
       </w:pPr>
@@ -36565,7 +36716,7 @@
       <w:pPr>
         <w:numPr>
           <w:ilvl w:val="0"/>
-          <w:numId w:val="1063"/>
+          <w:numId w:val="1064"/>
         </w:numPr>
         <w:pStyle w:val="Compact"/>
       </w:pPr>
@@ -36577,7 +36728,7 @@
       <w:pPr>
         <w:numPr>
           <w:ilvl w:val="0"/>
-          <w:numId w:val="1063"/>
+          <w:numId w:val="1064"/>
         </w:numPr>
         <w:pStyle w:val="Compact"/>
       </w:pPr>
@@ -36589,7 +36740,7 @@
       <w:pPr>
         <w:numPr>
           <w:ilvl w:val="0"/>
-          <w:numId w:val="1063"/>
+          <w:numId w:val="1064"/>
         </w:numPr>
         <w:pStyle w:val="Compact"/>
       </w:pPr>
@@ -36619,7 +36770,7 @@
       <w:pPr>
         <w:numPr>
           <w:ilvl w:val="0"/>
-          <w:numId w:val="1064"/>
+          <w:numId w:val="1065"/>
         </w:numPr>
         <w:pStyle w:val="Compact"/>
       </w:pPr>
@@ -36631,7 +36782,7 @@
       <w:pPr>
         <w:numPr>
           <w:ilvl w:val="0"/>
-          <w:numId w:val="1064"/>
+          <w:numId w:val="1065"/>
         </w:numPr>
         <w:pStyle w:val="Compact"/>
       </w:pPr>
@@ -36643,7 +36794,7 @@
       <w:pPr>
         <w:numPr>
           <w:ilvl w:val="0"/>
-          <w:numId w:val="1064"/>
+          <w:numId w:val="1065"/>
         </w:numPr>
         <w:pStyle w:val="Compact"/>
       </w:pPr>
@@ -36673,7 +36824,7 @@
       <w:pPr>
         <w:numPr>
           <w:ilvl w:val="0"/>
-          <w:numId w:val="1065"/>
+          <w:numId w:val="1066"/>
         </w:numPr>
         <w:pStyle w:val="Compact"/>
       </w:pPr>
@@ -36685,7 +36836,7 @@
       <w:pPr>
         <w:numPr>
           <w:ilvl w:val="0"/>
-          <w:numId w:val="1065"/>
+          <w:numId w:val="1066"/>
         </w:numPr>
         <w:pStyle w:val="Compact"/>
       </w:pPr>
@@ -36802,7 +36953,7 @@
       <w:pPr>
         <w:numPr>
           <w:ilvl w:val="0"/>
-          <w:numId w:val="1066"/>
+          <w:numId w:val="1067"/>
         </w:numPr>
         <w:pStyle w:val="Compact"/>
       </w:pPr>
@@ -36814,7 +36965,7 @@
       <w:pPr>
         <w:numPr>
           <w:ilvl w:val="0"/>
-          <w:numId w:val="1066"/>
+          <w:numId w:val="1067"/>
         </w:numPr>
         <w:pStyle w:val="Compact"/>
       </w:pPr>
@@ -36826,7 +36977,7 @@
       <w:pPr>
         <w:numPr>
           <w:ilvl w:val="0"/>
-          <w:numId w:val="1066"/>
+          <w:numId w:val="1067"/>
         </w:numPr>
         <w:pStyle w:val="Compact"/>
       </w:pPr>
@@ -36848,7 +36999,7 @@
       <w:pPr>
         <w:numPr>
           <w:ilvl w:val="0"/>
-          <w:numId w:val="1066"/>
+          <w:numId w:val="1067"/>
         </w:numPr>
         <w:pStyle w:val="Compact"/>
       </w:pPr>
@@ -36970,7 +37121,7 @@
       <w:pPr>
         <w:numPr>
           <w:ilvl w:val="0"/>
-          <w:numId w:val="1067"/>
+          <w:numId w:val="1068"/>
         </w:numPr>
         <w:pStyle w:val="Compact"/>
       </w:pPr>
@@ -36992,7 +37143,7 @@
       <w:pPr>
         <w:numPr>
           <w:ilvl w:val="0"/>
-          <w:numId w:val="1067"/>
+          <w:numId w:val="1068"/>
         </w:numPr>
         <w:pStyle w:val="Compact"/>
       </w:pPr>
@@ -37014,7 +37165,7 @@
       <w:pPr>
         <w:numPr>
           <w:ilvl w:val="0"/>
-          <w:numId w:val="1067"/>
+          <w:numId w:val="1068"/>
         </w:numPr>
         <w:pStyle w:val="Compact"/>
       </w:pPr>
@@ -37036,7 +37187,7 @@
       <w:pPr>
         <w:numPr>
           <w:ilvl w:val="0"/>
-          <w:numId w:val="1067"/>
+          <w:numId w:val="1068"/>
         </w:numPr>
         <w:pStyle w:val="Compact"/>
       </w:pPr>
@@ -37058,7 +37209,7 @@
       <w:pPr>
         <w:numPr>
           <w:ilvl w:val="0"/>
-          <w:numId w:val="1067"/>
+          <w:numId w:val="1068"/>
         </w:numPr>
         <w:pStyle w:val="Compact"/>
       </w:pPr>
@@ -37080,7 +37231,7 @@
       <w:pPr>
         <w:numPr>
           <w:ilvl w:val="0"/>
-          <w:numId w:val="1068"/>
+          <w:numId w:val="1069"/>
         </w:numPr>
         <w:pStyle w:val="Compact"/>
       </w:pPr>
@@ -37092,7 +37243,7 @@
       <w:pPr>
         <w:numPr>
           <w:ilvl w:val="0"/>
-          <w:numId w:val="1068"/>
+          <w:numId w:val="1069"/>
         </w:numPr>
         <w:pStyle w:val="Compact"/>
       </w:pPr>
@@ -37104,7 +37255,7 @@
       <w:pPr>
         <w:numPr>
           <w:ilvl w:val="0"/>
-          <w:numId w:val="1068"/>
+          <w:numId w:val="1069"/>
         </w:numPr>
         <w:pStyle w:val="Compact"/>
       </w:pPr>
@@ -37116,7 +37267,7 @@
       <w:pPr>
         <w:numPr>
           <w:ilvl w:val="0"/>
-          <w:numId w:val="1068"/>
+          <w:numId w:val="1069"/>
         </w:numPr>
         <w:pStyle w:val="Compact"/>
       </w:pPr>
@@ -37427,7 +37578,7 @@
       <w:pPr>
         <w:numPr>
           <w:ilvl w:val="0"/>
-          <w:numId w:val="1069"/>
+          <w:numId w:val="1070"/>
         </w:numPr>
         <w:pStyle w:val="Compact"/>
       </w:pPr>
@@ -37439,7 +37590,7 @@
       <w:pPr>
         <w:numPr>
           <w:ilvl w:val="0"/>
-          <w:numId w:val="1069"/>
+          <w:numId w:val="1070"/>
         </w:numPr>
         <w:pStyle w:val="Compact"/>
       </w:pPr>
@@ -37451,7 +37602,7 @@
       <w:pPr>
         <w:numPr>
           <w:ilvl w:val="0"/>
-          <w:numId w:val="1069"/>
+          <w:numId w:val="1070"/>
         </w:numPr>
         <w:pStyle w:val="Compact"/>
       </w:pPr>
@@ -37481,7 +37632,7 @@
       <w:pPr>
         <w:numPr>
           <w:ilvl w:val="0"/>
-          <w:numId w:val="1070"/>
+          <w:numId w:val="1071"/>
         </w:numPr>
         <w:pStyle w:val="Compact"/>
       </w:pPr>
@@ -37493,7 +37644,7 @@
       <w:pPr>
         <w:numPr>
           <w:ilvl w:val="0"/>
-          <w:numId w:val="1070"/>
+          <w:numId w:val="1071"/>
         </w:numPr>
         <w:pStyle w:val="Compact"/>
       </w:pPr>
@@ -37505,7 +37656,7 @@
       <w:pPr>
         <w:numPr>
           <w:ilvl w:val="0"/>
-          <w:numId w:val="1070"/>
+          <w:numId w:val="1071"/>
         </w:numPr>
         <w:pStyle w:val="Compact"/>
       </w:pPr>
@@ -37527,7 +37678,7 @@
       <w:pPr>
         <w:numPr>
           <w:ilvl w:val="0"/>
-          <w:numId w:val="1071"/>
+          <w:numId w:val="1072"/>
         </w:numPr>
         <w:pStyle w:val="Compact"/>
       </w:pPr>
@@ -37539,7 +37690,7 @@
       <w:pPr>
         <w:numPr>
           <w:ilvl w:val="0"/>
-          <w:numId w:val="1071"/>
+          <w:numId w:val="1072"/>
         </w:numPr>
         <w:pStyle w:val="Compact"/>
       </w:pPr>
@@ -37551,7 +37702,7 @@
       <w:pPr>
         <w:numPr>
           <w:ilvl w:val="0"/>
-          <w:numId w:val="1071"/>
+          <w:numId w:val="1072"/>
         </w:numPr>
         <w:pStyle w:val="Compact"/>
       </w:pPr>
@@ -37563,7 +37714,7 @@
       <w:pPr>
         <w:numPr>
           <w:ilvl w:val="0"/>
-          <w:numId w:val="1071"/>
+          <w:numId w:val="1072"/>
         </w:numPr>
         <w:pStyle w:val="Compact"/>
       </w:pPr>
@@ -38817,7 +38968,7 @@
       <w:pPr>
         <w:numPr>
           <w:ilvl w:val="0"/>
-          <w:numId w:val="1072"/>
+          <w:numId w:val="1073"/>
         </w:numPr>
         <w:pStyle w:val="Compact"/>
       </w:pPr>
@@ -38829,7 +38980,7 @@
       <w:pPr>
         <w:numPr>
           <w:ilvl w:val="0"/>
-          <w:numId w:val="1072"/>
+          <w:numId w:val="1073"/>
         </w:numPr>
         <w:pStyle w:val="Compact"/>
       </w:pPr>
@@ -38841,7 +38992,7 @@
       <w:pPr>
         <w:numPr>
           <w:ilvl w:val="0"/>
-          <w:numId w:val="1072"/>
+          <w:numId w:val="1073"/>
         </w:numPr>
         <w:pStyle w:val="Compact"/>
       </w:pPr>
@@ -38910,7 +39061,7 @@
       <w:pPr>
         <w:numPr>
           <w:ilvl w:val="0"/>
-          <w:numId w:val="1073"/>
+          <w:numId w:val="1074"/>
         </w:numPr>
         <w:pStyle w:val="Compact"/>
       </w:pPr>
@@ -38929,7 +39080,7 @@
       <w:pPr>
         <w:numPr>
           <w:ilvl w:val="0"/>
-          <w:numId w:val="1073"/>
+          <w:numId w:val="1074"/>
         </w:numPr>
         <w:pStyle w:val="Compact"/>
       </w:pPr>
@@ -38948,43 +39099,43 @@
       <w:pPr>
         <w:numPr>
           <w:ilvl w:val="1"/>
+          <w:numId w:val="1075"/>
+        </w:numPr>
+        <w:pStyle w:val="Compact"/>
+      </w:pPr>
+      <w:r>
+        <w:t xml:space="preserve">Effective shielding для Z4 JFET trace.</w:t>
+      </w:r>
+    </w:p>
+    <w:p>
+      <w:pPr>
+        <w:numPr>
+          <w:ilvl w:val="1"/>
+          <w:numId w:val="1075"/>
+        </w:numPr>
+        <w:pStyle w:val="Compact"/>
+      </w:pPr>
+      <w:r>
+        <w:t xml:space="preserve">Solid ground reference для phaser OTA + LFO.</w:t>
+      </w:r>
+    </w:p>
+    <w:p>
+      <w:pPr>
+        <w:numPr>
+          <w:ilvl w:val="1"/>
+          <w:numId w:val="1075"/>
+        </w:numPr>
+        <w:pStyle w:val="Compact"/>
+      </w:pPr>
+      <w:r>
+        <w:t xml:space="preserve">Better DC-DC switching noise containment.</w:t>
+      </w:r>
+    </w:p>
+    <w:p>
+      <w:pPr>
+        <w:numPr>
+          <w:ilvl w:val="0"/>
           <w:numId w:val="1074"/>
-        </w:numPr>
-        <w:pStyle w:val="Compact"/>
-      </w:pPr>
-      <w:r>
-        <w:t xml:space="preserve">Effective shielding для Z4 JFET trace.</w:t>
-      </w:r>
-    </w:p>
-    <w:p>
-      <w:pPr>
-        <w:numPr>
-          <w:ilvl w:val="1"/>
-          <w:numId w:val="1074"/>
-        </w:numPr>
-        <w:pStyle w:val="Compact"/>
-      </w:pPr>
-      <w:r>
-        <w:t xml:space="preserve">Solid ground reference для phaser OTA + LFO.</w:t>
-      </w:r>
-    </w:p>
-    <w:p>
-      <w:pPr>
-        <w:numPr>
-          <w:ilvl w:val="1"/>
-          <w:numId w:val="1074"/>
-        </w:numPr>
-        <w:pStyle w:val="Compact"/>
-      </w:pPr>
-      <w:r>
-        <w:t xml:space="preserve">Better DC-DC switching noise containment.</w:t>
-      </w:r>
-    </w:p>
-    <w:p>
-      <w:pPr>
-        <w:numPr>
-          <w:ilvl w:val="0"/>
-          <w:numId w:val="1073"/>
         </w:numPr>
         <w:pStyle w:val="Compact"/>
       </w:pPr>
@@ -39068,7 +39219,7 @@
       <w:pPr>
         <w:numPr>
           <w:ilvl w:val="0"/>
-          <w:numId w:val="1075"/>
+          <w:numId w:val="1076"/>
         </w:numPr>
         <w:pStyle w:val="Compact"/>
       </w:pPr>
@@ -39090,7 +39241,7 @@
       <w:pPr>
         <w:numPr>
           <w:ilvl w:val="0"/>
-          <w:numId w:val="1075"/>
+          <w:numId w:val="1076"/>
         </w:numPr>
         <w:pStyle w:val="Compact"/>
       </w:pPr>
@@ -39112,7 +39263,7 @@
       <w:pPr>
         <w:numPr>
           <w:ilvl w:val="0"/>
-          <w:numId w:val="1075"/>
+          <w:numId w:val="1076"/>
         </w:numPr>
         <w:pStyle w:val="Compact"/>
       </w:pPr>
@@ -39134,7 +39285,7 @@
       <w:pPr>
         <w:numPr>
           <w:ilvl w:val="0"/>
-          <w:numId w:val="1075"/>
+          <w:numId w:val="1076"/>
         </w:numPr>
         <w:pStyle w:val="Compact"/>
       </w:pPr>
@@ -39156,7 +39307,7 @@
       <w:pPr>
         <w:numPr>
           <w:ilvl w:val="0"/>
-          <w:numId w:val="1075"/>
+          <w:numId w:val="1076"/>
         </w:numPr>
         <w:pStyle w:val="Compact"/>
       </w:pPr>
@@ -39191,7 +39342,7 @@
       <w:pPr>
         <w:numPr>
           <w:ilvl w:val="0"/>
-          <w:numId w:val="1075"/>
+          <w:numId w:val="1076"/>
         </w:numPr>
         <w:pStyle w:val="Compact"/>
       </w:pPr>
@@ -39213,7 +39364,7 @@
       <w:pPr>
         <w:numPr>
           <w:ilvl w:val="0"/>
-          <w:numId w:val="1075"/>
+          <w:numId w:val="1076"/>
         </w:numPr>
         <w:pStyle w:val="Compact"/>
       </w:pPr>
@@ -39235,7 +39386,7 @@
       <w:pPr>
         <w:numPr>
           <w:ilvl w:val="0"/>
-          <w:numId w:val="1075"/>
+          <w:numId w:val="1076"/>
         </w:numPr>
         <w:pStyle w:val="Compact"/>
       </w:pPr>
@@ -39257,7 +39408,7 @@
       <w:pPr>
         <w:numPr>
           <w:ilvl w:val="0"/>
-          <w:numId w:val="1075"/>
+          <w:numId w:val="1076"/>
         </w:numPr>
         <w:pStyle w:val="Compact"/>
       </w:pPr>
@@ -39295,7 +39446,7 @@
       <w:pPr>
         <w:numPr>
           <w:ilvl w:val="0"/>
-          <w:numId w:val="1075"/>
+          <w:numId w:val="1076"/>
         </w:numPr>
         <w:pStyle w:val="Compact"/>
       </w:pPr>
@@ -39317,7 +39468,7 @@
       <w:pPr>
         <w:numPr>
           <w:ilvl w:val="0"/>
-          <w:numId w:val="1075"/>
+          <w:numId w:val="1076"/>
         </w:numPr>
         <w:pStyle w:val="Compact"/>
       </w:pPr>
@@ -39339,7 +39490,7 @@
       <w:pPr>
         <w:numPr>
           <w:ilvl w:val="0"/>
-          <w:numId w:val="1075"/>
+          <w:numId w:val="1076"/>
         </w:numPr>
         <w:pStyle w:val="Compact"/>
       </w:pPr>
@@ -39693,7 +39844,7 @@
       <w:pPr>
         <w:numPr>
           <w:ilvl w:val="0"/>
-          <w:numId w:val="1076"/>
+          <w:numId w:val="1077"/>
         </w:numPr>
         <w:pStyle w:val="Compact"/>
       </w:pPr>
@@ -39712,7 +39863,7 @@
       <w:pPr>
         <w:numPr>
           <w:ilvl w:val="0"/>
-          <w:numId w:val="1076"/>
+          <w:numId w:val="1077"/>
         </w:numPr>
         <w:pStyle w:val="Compact"/>
       </w:pPr>
@@ -39731,7 +39882,7 @@
       <w:pPr>
         <w:numPr>
           <w:ilvl w:val="0"/>
-          <w:numId w:val="1076"/>
+          <w:numId w:val="1077"/>
         </w:numPr>
         <w:pStyle w:val="Compact"/>
       </w:pPr>
@@ -39958,7 +40109,7 @@
       <w:pPr>
         <w:numPr>
           <w:ilvl w:val="0"/>
-          <w:numId w:val="1077"/>
+          <w:numId w:val="1078"/>
         </w:numPr>
         <w:pStyle w:val="Compact"/>
       </w:pPr>
@@ -39970,7 +40121,7 @@
       <w:pPr>
         <w:numPr>
           <w:ilvl w:val="0"/>
-          <w:numId w:val="1077"/>
+          <w:numId w:val="1078"/>
         </w:numPr>
         <w:pStyle w:val="Compact"/>
       </w:pPr>
@@ -39982,7 +40133,7 @@
       <w:pPr>
         <w:numPr>
           <w:ilvl w:val="0"/>
-          <w:numId w:val="1077"/>
+          <w:numId w:val="1078"/>
         </w:numPr>
         <w:pStyle w:val="Compact"/>
       </w:pPr>
@@ -39994,7 +40145,7 @@
       <w:pPr>
         <w:numPr>
           <w:ilvl w:val="0"/>
-          <w:numId w:val="1077"/>
+          <w:numId w:val="1078"/>
         </w:numPr>
         <w:pStyle w:val="Compact"/>
       </w:pPr>
@@ -40022,7 +40173,7 @@
       <w:pPr>
         <w:numPr>
           <w:ilvl w:val="0"/>
-          <w:numId w:val="1077"/>
+          <w:numId w:val="1078"/>
         </w:numPr>
         <w:pStyle w:val="Compact"/>
       </w:pPr>
@@ -40034,7 +40185,7 @@
       <w:pPr>
         <w:numPr>
           <w:ilvl w:val="0"/>
-          <w:numId w:val="1077"/>
+          <w:numId w:val="1078"/>
         </w:numPr>
         <w:pStyle w:val="Compact"/>
       </w:pPr>
@@ -40046,7 +40197,7 @@
       <w:pPr>
         <w:numPr>
           <w:ilvl w:val="0"/>
-          <w:numId w:val="1077"/>
+          <w:numId w:val="1078"/>
         </w:numPr>
         <w:pStyle w:val="Compact"/>
       </w:pPr>
@@ -40058,7 +40209,7 @@
       <w:pPr>
         <w:numPr>
           <w:ilvl w:val="0"/>
-          <w:numId w:val="1077"/>
+          <w:numId w:val="1078"/>
         </w:numPr>
         <w:pStyle w:val="Compact"/>
       </w:pPr>
@@ -40159,7 +40310,7 @@
       <w:pPr>
         <w:numPr>
           <w:ilvl w:val="0"/>
-          <w:numId w:val="1078"/>
+          <w:numId w:val="1079"/>
         </w:numPr>
         <w:pStyle w:val="Compact"/>
       </w:pPr>
@@ -40171,7 +40322,7 @@
       <w:pPr>
         <w:numPr>
           <w:ilvl w:val="0"/>
-          <w:numId w:val="1078"/>
+          <w:numId w:val="1079"/>
         </w:numPr>
         <w:pStyle w:val="Compact"/>
       </w:pPr>
@@ -40183,7 +40334,7 @@
       <w:pPr>
         <w:numPr>
           <w:ilvl w:val="0"/>
-          <w:numId w:val="1078"/>
+          <w:numId w:val="1079"/>
         </w:numPr>
         <w:pStyle w:val="Compact"/>
       </w:pPr>
@@ -40195,7 +40346,7 @@
       <w:pPr>
         <w:numPr>
           <w:ilvl w:val="0"/>
-          <w:numId w:val="1078"/>
+          <w:numId w:val="1079"/>
         </w:numPr>
         <w:pStyle w:val="Compact"/>
       </w:pPr>
@@ -40217,7 +40368,7 @@
       <w:pPr>
         <w:numPr>
           <w:ilvl w:val="0"/>
-          <w:numId w:val="1079"/>
+          <w:numId w:val="1080"/>
         </w:numPr>
         <w:pStyle w:val="Compact"/>
       </w:pPr>
@@ -40229,7 +40380,7 @@
       <w:pPr>
         <w:numPr>
           <w:ilvl w:val="0"/>
-          <w:numId w:val="1079"/>
+          <w:numId w:val="1080"/>
         </w:numPr>
         <w:pStyle w:val="Compact"/>
       </w:pPr>
@@ -40241,7 +40392,7 @@
       <w:pPr>
         <w:numPr>
           <w:ilvl w:val="0"/>
-          <w:numId w:val="1079"/>
+          <w:numId w:val="1080"/>
         </w:numPr>
         <w:pStyle w:val="Compact"/>
       </w:pPr>
@@ -40253,7 +40404,7 @@
       <w:pPr>
         <w:numPr>
           <w:ilvl w:val="0"/>
-          <w:numId w:val="1079"/>
+          <w:numId w:val="1080"/>
         </w:numPr>
         <w:pStyle w:val="Compact"/>
       </w:pPr>
@@ -40275,7 +40426,7 @@
       <w:pPr>
         <w:numPr>
           <w:ilvl w:val="0"/>
-          <w:numId w:val="1080"/>
+          <w:numId w:val="1081"/>
         </w:numPr>
         <w:pStyle w:val="Compact"/>
       </w:pPr>
@@ -40287,7 +40438,7 @@
       <w:pPr>
         <w:numPr>
           <w:ilvl w:val="0"/>
-          <w:numId w:val="1080"/>
+          <w:numId w:val="1081"/>
         </w:numPr>
         <w:pStyle w:val="Compact"/>
       </w:pPr>
@@ -40299,7 +40450,7 @@
       <w:pPr>
         <w:numPr>
           <w:ilvl w:val="0"/>
-          <w:numId w:val="1080"/>
+          <w:numId w:val="1081"/>
         </w:numPr>
         <w:pStyle w:val="Compact"/>
       </w:pPr>
@@ -40311,7 +40462,7 @@
       <w:pPr>
         <w:numPr>
           <w:ilvl w:val="0"/>
-          <w:numId w:val="1080"/>
+          <w:numId w:val="1081"/>
         </w:numPr>
         <w:pStyle w:val="Compact"/>
       </w:pPr>
@@ -40343,7 +40494,7 @@
       <w:pPr>
         <w:numPr>
           <w:ilvl w:val="0"/>
-          <w:numId w:val="1081"/>
+          <w:numId w:val="1082"/>
         </w:numPr>
         <w:pStyle w:val="Compact"/>
       </w:pPr>
@@ -40355,7 +40506,7 @@
       <w:pPr>
         <w:numPr>
           <w:ilvl w:val="0"/>
-          <w:numId w:val="1081"/>
+          <w:numId w:val="1082"/>
         </w:numPr>
         <w:pStyle w:val="Compact"/>
       </w:pPr>
@@ -40367,7 +40518,7 @@
       <w:pPr>
         <w:numPr>
           <w:ilvl w:val="0"/>
-          <w:numId w:val="1081"/>
+          <w:numId w:val="1082"/>
         </w:numPr>
         <w:pStyle w:val="Compact"/>
       </w:pPr>
@@ -40395,7 +40546,7 @@
       <w:pPr>
         <w:numPr>
           <w:ilvl w:val="0"/>
-          <w:numId w:val="1081"/>
+          <w:numId w:val="1082"/>
         </w:numPr>
         <w:pStyle w:val="Compact"/>
       </w:pPr>
@@ -40433,7 +40584,7 @@
       <w:pPr>
         <w:numPr>
           <w:ilvl w:val="0"/>
-          <w:numId w:val="1082"/>
+          <w:numId w:val="1083"/>
         </w:numPr>
         <w:pStyle w:val="Compact"/>
       </w:pPr>
@@ -40445,7 +40596,7 @@
       <w:pPr>
         <w:numPr>
           <w:ilvl w:val="0"/>
-          <w:numId w:val="1082"/>
+          <w:numId w:val="1083"/>
         </w:numPr>
         <w:pStyle w:val="Compact"/>
       </w:pPr>
@@ -40457,7 +40608,7 @@
       <w:pPr>
         <w:numPr>
           <w:ilvl w:val="0"/>
-          <w:numId w:val="1082"/>
+          <w:numId w:val="1083"/>
         </w:numPr>
         <w:pStyle w:val="Compact"/>
       </w:pPr>
@@ -40469,7 +40620,7 @@
       <w:pPr>
         <w:numPr>
           <w:ilvl w:val="0"/>
-          <w:numId w:val="1082"/>
+          <w:numId w:val="1083"/>
         </w:numPr>
         <w:pStyle w:val="Compact"/>
       </w:pPr>
@@ -40481,7 +40632,7 @@
       <w:pPr>
         <w:numPr>
           <w:ilvl w:val="0"/>
-          <w:numId w:val="1082"/>
+          <w:numId w:val="1083"/>
         </w:numPr>
         <w:pStyle w:val="Compact"/>
       </w:pPr>
@@ -40493,7 +40644,7 @@
       <w:pPr>
         <w:numPr>
           <w:ilvl w:val="0"/>
-          <w:numId w:val="1082"/>
+          <w:numId w:val="1083"/>
         </w:numPr>
         <w:pStyle w:val="Compact"/>
       </w:pPr>
@@ -40505,7 +40656,7 @@
       <w:pPr>
         <w:numPr>
           <w:ilvl w:val="0"/>
-          <w:numId w:val="1082"/>
+          <w:numId w:val="1083"/>
         </w:numPr>
         <w:pStyle w:val="Compact"/>
       </w:pPr>
@@ -40517,7 +40668,7 @@
       <w:pPr>
         <w:numPr>
           <w:ilvl w:val="0"/>
-          <w:numId w:val="1082"/>
+          <w:numId w:val="1083"/>
         </w:numPr>
         <w:pStyle w:val="Compact"/>
       </w:pPr>
@@ -40529,7 +40680,7 @@
       <w:pPr>
         <w:numPr>
           <w:ilvl w:val="0"/>
-          <w:numId w:val="1082"/>
+          <w:numId w:val="1083"/>
         </w:numPr>
         <w:pStyle w:val="Compact"/>
       </w:pPr>
@@ -40541,7 +40692,7 @@
       <w:pPr>
         <w:numPr>
           <w:ilvl w:val="0"/>
-          <w:numId w:val="1082"/>
+          <w:numId w:val="1083"/>
         </w:numPr>
         <w:pStyle w:val="Compact"/>
       </w:pPr>
@@ -40568,7 +40719,7 @@
       <w:pPr>
         <w:numPr>
           <w:ilvl w:val="0"/>
-          <w:numId w:val="1083"/>
+          <w:numId w:val="1084"/>
         </w:numPr>
         <w:pStyle w:val="Compact"/>
       </w:pPr>
@@ -40580,7 +40731,7 @@
       <w:pPr>
         <w:numPr>
           <w:ilvl w:val="0"/>
-          <w:numId w:val="1083"/>
+          <w:numId w:val="1084"/>
         </w:numPr>
         <w:pStyle w:val="Compact"/>
       </w:pPr>
@@ -40592,7 +40743,7 @@
       <w:pPr>
         <w:numPr>
           <w:ilvl w:val="0"/>
-          <w:numId w:val="1083"/>
+          <w:numId w:val="1084"/>
         </w:numPr>
         <w:pStyle w:val="Compact"/>
       </w:pPr>
@@ -40604,7 +40755,7 @@
       <w:pPr>
         <w:numPr>
           <w:ilvl w:val="0"/>
-          <w:numId w:val="1083"/>
+          <w:numId w:val="1084"/>
         </w:numPr>
         <w:pStyle w:val="Compact"/>
       </w:pPr>
@@ -40644,7 +40795,7 @@
       <w:pPr>
         <w:numPr>
           <w:ilvl w:val="0"/>
-          <w:numId w:val="1084"/>
+          <w:numId w:val="1085"/>
         </w:numPr>
         <w:pStyle w:val="Compact"/>
       </w:pPr>
@@ -40656,7 +40807,7 @@
       <w:pPr>
         <w:numPr>
           <w:ilvl w:val="0"/>
-          <w:numId w:val="1084"/>
+          <w:numId w:val="1085"/>
         </w:numPr>
         <w:pStyle w:val="Compact"/>
       </w:pPr>
@@ -40668,7 +40819,7 @@
       <w:pPr>
         <w:numPr>
           <w:ilvl w:val="0"/>
-          <w:numId w:val="1084"/>
+          <w:numId w:val="1085"/>
         </w:numPr>
         <w:pStyle w:val="Compact"/>
       </w:pPr>
@@ -40680,7 +40831,7 @@
       <w:pPr>
         <w:numPr>
           <w:ilvl w:val="0"/>
-          <w:numId w:val="1084"/>
+          <w:numId w:val="1085"/>
         </w:numPr>
         <w:pStyle w:val="Compact"/>
       </w:pPr>
@@ -40692,7 +40843,7 @@
       <w:pPr>
         <w:numPr>
           <w:ilvl w:val="0"/>
-          <w:numId w:val="1084"/>
+          <w:numId w:val="1085"/>
         </w:numPr>
         <w:pStyle w:val="Compact"/>
       </w:pPr>
@@ -40722,7 +40873,7 @@
       <w:pPr>
         <w:numPr>
           <w:ilvl w:val="0"/>
-          <w:numId w:val="1085"/>
+          <w:numId w:val="1086"/>
         </w:numPr>
         <w:pStyle w:val="Compact"/>
       </w:pPr>
@@ -40734,7 +40885,7 @@
       <w:pPr>
         <w:numPr>
           <w:ilvl w:val="0"/>
-          <w:numId w:val="1085"/>
+          <w:numId w:val="1086"/>
         </w:numPr>
         <w:pStyle w:val="Compact"/>
       </w:pPr>
@@ -40746,7 +40897,7 @@
       <w:pPr>
         <w:numPr>
           <w:ilvl w:val="0"/>
-          <w:numId w:val="1085"/>
+          <w:numId w:val="1086"/>
         </w:numPr>
         <w:pStyle w:val="Compact"/>
       </w:pPr>
@@ -40758,7 +40909,7 @@
       <w:pPr>
         <w:numPr>
           <w:ilvl w:val="0"/>
-          <w:numId w:val="1085"/>
+          <w:numId w:val="1086"/>
         </w:numPr>
         <w:pStyle w:val="Compact"/>
       </w:pPr>
@@ -40770,7 +40921,7 @@
       <w:pPr>
         <w:numPr>
           <w:ilvl w:val="0"/>
-          <w:numId w:val="1085"/>
+          <w:numId w:val="1086"/>
         </w:numPr>
         <w:pStyle w:val="Compact"/>
       </w:pPr>
@@ -40782,7 +40933,7 @@
       <w:pPr>
         <w:numPr>
           <w:ilvl w:val="0"/>
-          <w:numId w:val="1085"/>
+          <w:numId w:val="1086"/>
         </w:numPr>
         <w:pStyle w:val="Compact"/>
       </w:pPr>
@@ -40812,7 +40963,7 @@
       <w:pPr>
         <w:numPr>
           <w:ilvl w:val="0"/>
-          <w:numId w:val="1086"/>
+          <w:numId w:val="1087"/>
         </w:numPr>
         <w:pStyle w:val="Compact"/>
       </w:pPr>
@@ -40824,7 +40975,7 @@
       <w:pPr>
         <w:numPr>
           <w:ilvl w:val="0"/>
-          <w:numId w:val="1086"/>
+          <w:numId w:val="1087"/>
         </w:numPr>
         <w:pStyle w:val="Compact"/>
       </w:pPr>
@@ -40836,7 +40987,7 @@
       <w:pPr>
         <w:numPr>
           <w:ilvl w:val="0"/>
-          <w:numId w:val="1086"/>
+          <w:numId w:val="1087"/>
         </w:numPr>
         <w:pStyle w:val="Compact"/>
       </w:pPr>
@@ -40858,7 +41009,7 @@
       <w:pPr>
         <w:numPr>
           <w:ilvl w:val="0"/>
-          <w:numId w:val="1086"/>
+          <w:numId w:val="1087"/>
         </w:numPr>
         <w:pStyle w:val="Compact"/>
       </w:pPr>
@@ -40870,7 +41021,7 @@
       <w:pPr>
         <w:numPr>
           <w:ilvl w:val="0"/>
-          <w:numId w:val="1086"/>
+          <w:numId w:val="1087"/>
         </w:numPr>
         <w:pStyle w:val="Compact"/>
       </w:pPr>
@@ -40907,7 +41058,7 @@
       <w:pPr>
         <w:numPr>
           <w:ilvl w:val="0"/>
-          <w:numId w:val="1087"/>
+          <w:numId w:val="1088"/>
         </w:numPr>
         <w:pStyle w:val="Compact"/>
       </w:pPr>
@@ -40926,7 +41077,7 @@
       <w:pPr>
         <w:numPr>
           <w:ilvl w:val="0"/>
-          <w:numId w:val="1087"/>
+          <w:numId w:val="1088"/>
         </w:numPr>
         <w:pStyle w:val="Compact"/>
       </w:pPr>
@@ -40938,7 +41089,7 @@
       <w:pPr>
         <w:numPr>
           <w:ilvl w:val="0"/>
-          <w:numId w:val="1087"/>
+          <w:numId w:val="1088"/>
         </w:numPr>
         <w:pStyle w:val="Compact"/>
       </w:pPr>
@@ -40950,7 +41101,7 @@
       <w:pPr>
         <w:numPr>
           <w:ilvl w:val="0"/>
-          <w:numId w:val="1087"/>
+          <w:numId w:val="1088"/>
         </w:numPr>
         <w:pStyle w:val="Compact"/>
       </w:pPr>
@@ -40962,7 +41113,7 @@
       <w:pPr>
         <w:numPr>
           <w:ilvl w:val="0"/>
-          <w:numId w:val="1087"/>
+          <w:numId w:val="1088"/>
         </w:numPr>
         <w:pStyle w:val="Compact"/>
       </w:pPr>
@@ -41010,7 +41161,7 @@
       <w:pPr>
         <w:numPr>
           <w:ilvl w:val="0"/>
-          <w:numId w:val="1088"/>
+          <w:numId w:val="1089"/>
         </w:numPr>
         <w:pStyle w:val="Compact"/>
       </w:pPr>
@@ -41032,7 +41183,7 @@
       <w:pPr>
         <w:numPr>
           <w:ilvl w:val="0"/>
-          <w:numId w:val="1088"/>
+          <w:numId w:val="1089"/>
         </w:numPr>
         <w:pStyle w:val="Compact"/>
       </w:pPr>
@@ -41067,7 +41218,7 @@
       <w:pPr>
         <w:numPr>
           <w:ilvl w:val="0"/>
-          <w:numId w:val="1088"/>
+          <w:numId w:val="1089"/>
         </w:numPr>
         <w:pStyle w:val="Compact"/>
       </w:pPr>
@@ -41086,7 +41237,7 @@
       <w:pPr>
         <w:numPr>
           <w:ilvl w:val="1"/>
-          <w:numId w:val="1089"/>
+          <w:numId w:val="1090"/>
         </w:numPr>
         <w:pStyle w:val="Compact"/>
       </w:pPr>
@@ -41098,7 +41249,7 @@
       <w:pPr>
         <w:numPr>
           <w:ilvl w:val="1"/>
-          <w:numId w:val="1089"/>
+          <w:numId w:val="1090"/>
         </w:numPr>
         <w:pStyle w:val="Compact"/>
       </w:pPr>
@@ -41120,7 +41271,7 @@
       <w:pPr>
         <w:numPr>
           <w:ilvl w:val="0"/>
-          <w:numId w:val="1090"/>
+          <w:numId w:val="1091"/>
         </w:numPr>
         <w:pStyle w:val="Compact"/>
       </w:pPr>
@@ -41158,7 +41309,7 @@
       <w:pPr>
         <w:numPr>
           <w:ilvl w:val="0"/>
-          <w:numId w:val="1090"/>
+          <w:numId w:val="1091"/>
         </w:numPr>
         <w:pStyle w:val="Compact"/>
       </w:pPr>
@@ -41212,7 +41363,7 @@
       <w:pPr>
         <w:numPr>
           <w:ilvl w:val="0"/>
-          <w:numId w:val="1090"/>
+          <w:numId w:val="1091"/>
         </w:numPr>
         <w:pStyle w:val="Compact"/>
       </w:pPr>
@@ -41265,7 +41416,7 @@
       <w:pPr>
         <w:numPr>
           <w:ilvl w:val="0"/>
-          <w:numId w:val="1091"/>
+          <w:numId w:val="1092"/>
         </w:numPr>
         <w:pStyle w:val="Compact"/>
       </w:pPr>
@@ -41277,7 +41428,7 @@
       <w:pPr>
         <w:numPr>
           <w:ilvl w:val="0"/>
-          <w:numId w:val="1091"/>
+          <w:numId w:val="1092"/>
         </w:numPr>
         <w:pStyle w:val="Compact"/>
       </w:pPr>
@@ -41299,7 +41450,7 @@
       <w:pPr>
         <w:numPr>
           <w:ilvl w:val="0"/>
-          <w:numId w:val="1092"/>
+          <w:numId w:val="1093"/>
         </w:numPr>
         <w:pStyle w:val="Compact"/>
       </w:pPr>
@@ -41311,7 +41462,7 @@
       <w:pPr>
         <w:numPr>
           <w:ilvl w:val="0"/>
-          <w:numId w:val="1092"/>
+          <w:numId w:val="1093"/>
         </w:numPr>
         <w:pStyle w:val="Compact"/>
       </w:pPr>
@@ -41333,7 +41484,7 @@
       <w:pPr>
         <w:numPr>
           <w:ilvl w:val="0"/>
-          <w:numId w:val="1092"/>
+          <w:numId w:val="1093"/>
         </w:numPr>
         <w:pStyle w:val="Compact"/>
       </w:pPr>
@@ -41355,7 +41506,7 @@
       <w:pPr>
         <w:numPr>
           <w:ilvl w:val="0"/>
-          <w:numId w:val="1093"/>
+          <w:numId w:val="1094"/>
         </w:numPr>
         <w:pStyle w:val="Compact"/>
       </w:pPr>
@@ -41377,7 +41528,7 @@
       <w:pPr>
         <w:numPr>
           <w:ilvl w:val="0"/>
-          <w:numId w:val="1093"/>
+          <w:numId w:val="1094"/>
         </w:numPr>
         <w:pStyle w:val="Compact"/>
       </w:pPr>
@@ -41407,7 +41558,7 @@
       <w:pPr>
         <w:numPr>
           <w:ilvl w:val="0"/>
-          <w:numId w:val="1094"/>
+          <w:numId w:val="1095"/>
         </w:numPr>
         <w:pStyle w:val="Compact"/>
       </w:pPr>
@@ -41419,7 +41570,7 @@
       <w:pPr>
         <w:numPr>
           <w:ilvl w:val="0"/>
-          <w:numId w:val="1094"/>
+          <w:numId w:val="1095"/>
         </w:numPr>
         <w:pStyle w:val="Compact"/>
       </w:pPr>
@@ -41431,7 +41582,7 @@
       <w:pPr>
         <w:numPr>
           <w:ilvl w:val="0"/>
-          <w:numId w:val="1094"/>
+          <w:numId w:val="1095"/>
         </w:numPr>
         <w:pStyle w:val="Compact"/>
       </w:pPr>
@@ -41463,7 +41614,7 @@
       <w:pPr>
         <w:numPr>
           <w:ilvl w:val="0"/>
-          <w:numId w:val="1095"/>
+          <w:numId w:val="1096"/>
         </w:numPr>
         <w:pStyle w:val="Compact"/>
       </w:pPr>
@@ -41485,7 +41636,7 @@
       <w:pPr>
         <w:numPr>
           <w:ilvl w:val="0"/>
-          <w:numId w:val="1095"/>
+          <w:numId w:val="1096"/>
         </w:numPr>
         <w:pStyle w:val="Compact"/>
       </w:pPr>
@@ -41507,7 +41658,7 @@
       <w:pPr>
         <w:numPr>
           <w:ilvl w:val="0"/>
-          <w:numId w:val="1095"/>
+          <w:numId w:val="1096"/>
         </w:numPr>
         <w:pStyle w:val="Compact"/>
       </w:pPr>
@@ -41529,7 +41680,7 @@
       <w:pPr>
         <w:numPr>
           <w:ilvl w:val="0"/>
-          <w:numId w:val="1095"/>
+          <w:numId w:val="1096"/>
         </w:numPr>
         <w:pStyle w:val="Compact"/>
       </w:pPr>
@@ -41551,7 +41702,7 @@
       <w:pPr>
         <w:numPr>
           <w:ilvl w:val="0"/>
-          <w:numId w:val="1095"/>
+          <w:numId w:val="1096"/>
         </w:numPr>
         <w:pStyle w:val="Compact"/>
       </w:pPr>
@@ -41607,7 +41758,7 @@
       <w:pPr>
         <w:numPr>
           <w:ilvl w:val="0"/>
-          <w:numId w:val="1096"/>
+          <w:numId w:val="1097"/>
         </w:numPr>
         <w:pStyle w:val="Compact"/>
       </w:pPr>
@@ -41626,7 +41777,7 @@
       <w:pPr>
         <w:numPr>
           <w:ilvl w:val="0"/>
-          <w:numId w:val="1096"/>
+          <w:numId w:val="1097"/>
         </w:numPr>
         <w:pStyle w:val="Compact"/>
       </w:pPr>
@@ -41638,7 +41789,7 @@
       <w:pPr>
         <w:numPr>
           <w:ilvl w:val="0"/>
-          <w:numId w:val="1096"/>
+          <w:numId w:val="1097"/>
         </w:numPr>
         <w:pStyle w:val="Compact"/>
       </w:pPr>
@@ -41650,7 +41801,7 @@
       <w:pPr>
         <w:numPr>
           <w:ilvl w:val="0"/>
-          <w:numId w:val="1096"/>
+          <w:numId w:val="1097"/>
         </w:numPr>
         <w:pStyle w:val="Compact"/>
       </w:pPr>
@@ -41672,7 +41823,7 @@
       <w:pPr>
         <w:numPr>
           <w:ilvl w:val="0"/>
-          <w:numId w:val="1097"/>
+          <w:numId w:val="1098"/>
         </w:numPr>
         <w:pStyle w:val="Compact"/>
       </w:pPr>
@@ -41684,7 +41835,7 @@
       <w:pPr>
         <w:numPr>
           <w:ilvl w:val="0"/>
-          <w:numId w:val="1097"/>
+          <w:numId w:val="1098"/>
         </w:numPr>
         <w:pStyle w:val="Compact"/>
       </w:pPr>
@@ -41696,7 +41847,7 @@
       <w:pPr>
         <w:numPr>
           <w:ilvl w:val="0"/>
-          <w:numId w:val="1097"/>
+          <w:numId w:val="1098"/>
         </w:numPr>
         <w:pStyle w:val="Compact"/>
       </w:pPr>
@@ -41733,7 +41884,7 @@
       <w:pPr>
         <w:numPr>
           <w:ilvl w:val="0"/>
-          <w:numId w:val="1098"/>
+          <w:numId w:val="1099"/>
         </w:numPr>
         <w:pStyle w:val="Compact"/>
       </w:pPr>
@@ -41755,7 +41906,7 @@
       <w:pPr>
         <w:numPr>
           <w:ilvl w:val="0"/>
-          <w:numId w:val="1098"/>
+          <w:numId w:val="1099"/>
         </w:numPr>
         <w:pStyle w:val="Compact"/>
       </w:pPr>
@@ -41774,55 +41925,55 @@
       <w:pPr>
         <w:numPr>
           <w:ilvl w:val="1"/>
+          <w:numId w:val="1100"/>
+        </w:numPr>
+        <w:pStyle w:val="Compact"/>
+      </w:pPr>
+      <w:r>
+        <w:t xml:space="preserve">+12V to GND: infinite ohms (no short).</w:t>
+      </w:r>
+    </w:p>
+    <w:p>
+      <w:pPr>
+        <w:numPr>
+          <w:ilvl w:val="1"/>
+          <w:numId w:val="1100"/>
+        </w:numPr>
+        <w:pStyle w:val="Compact"/>
+      </w:pPr>
+      <w:r>
+        <w:t xml:space="preserve">-12V to GND: infinite ohms.</w:t>
+      </w:r>
+    </w:p>
+    <w:p>
+      <w:pPr>
+        <w:numPr>
+          <w:ilvl w:val="1"/>
+          <w:numId w:val="1100"/>
+        </w:numPr>
+        <w:pStyle w:val="Compact"/>
+      </w:pPr>
+      <w:r>
+        <w:t xml:space="preserve">+12V to -12V: infinite ohms.</w:t>
+      </w:r>
+    </w:p>
+    <w:p>
+      <w:pPr>
+        <w:numPr>
+          <w:ilvl w:val="1"/>
+          <w:numId w:val="1100"/>
+        </w:numPr>
+        <w:pStyle w:val="Compact"/>
+      </w:pPr>
+      <w:r>
+        <w:t xml:space="preserve">All ICs power pins connected per schematic.</w:t>
+      </w:r>
+    </w:p>
+    <w:p>
+      <w:pPr>
+        <w:numPr>
+          <w:ilvl w:val="0"/>
           <w:numId w:val="1099"/>
-        </w:numPr>
-        <w:pStyle w:val="Compact"/>
-      </w:pPr>
-      <w:r>
-        <w:t xml:space="preserve">+12V to GND: infinite ohms (no short).</w:t>
-      </w:r>
-    </w:p>
-    <w:p>
-      <w:pPr>
-        <w:numPr>
-          <w:ilvl w:val="1"/>
-          <w:numId w:val="1099"/>
-        </w:numPr>
-        <w:pStyle w:val="Compact"/>
-      </w:pPr>
-      <w:r>
-        <w:t xml:space="preserve">-12V to GND: infinite ohms.</w:t>
-      </w:r>
-    </w:p>
-    <w:p>
-      <w:pPr>
-        <w:numPr>
-          <w:ilvl w:val="1"/>
-          <w:numId w:val="1099"/>
-        </w:numPr>
-        <w:pStyle w:val="Compact"/>
-      </w:pPr>
-      <w:r>
-        <w:t xml:space="preserve">+12V to -12V: infinite ohms.</w:t>
-      </w:r>
-    </w:p>
-    <w:p>
-      <w:pPr>
-        <w:numPr>
-          <w:ilvl w:val="1"/>
-          <w:numId w:val="1099"/>
-        </w:numPr>
-        <w:pStyle w:val="Compact"/>
-      </w:pPr>
-      <w:r>
-        <w:t xml:space="preserve">All ICs power pins connected per schematic.</w:t>
-      </w:r>
-    </w:p>
-    <w:p>
-      <w:pPr>
-        <w:numPr>
-          <w:ilvl w:val="0"/>
-          <w:numId w:val="1098"/>
         </w:numPr>
         <w:pStyle w:val="Compact"/>
       </w:pPr>
@@ -41844,7 +41995,7 @@
       <w:pPr>
         <w:numPr>
           <w:ilvl w:val="0"/>
-          <w:numId w:val="1098"/>
+          <w:numId w:val="1099"/>
         </w:numPr>
         <w:pStyle w:val="Compact"/>
       </w:pPr>
@@ -41884,7 +42035,7 @@
       <w:pPr>
         <w:numPr>
           <w:ilvl w:val="0"/>
-          <w:numId w:val="1100"/>
+          <w:numId w:val="1101"/>
         </w:numPr>
         <w:pStyle w:val="Compact"/>
       </w:pPr>
@@ -41896,7 +42047,7 @@
       <w:pPr>
         <w:numPr>
           <w:ilvl w:val="0"/>
-          <w:numId w:val="1100"/>
+          <w:numId w:val="1101"/>
         </w:numPr>
         <w:pStyle w:val="Compact"/>
       </w:pPr>
@@ -41921,7 +42072,7 @@
       <w:pPr>
         <w:numPr>
           <w:ilvl w:val="0"/>
-          <w:numId w:val="1100"/>
+          <w:numId w:val="1101"/>
         </w:numPr>
         <w:pStyle w:val="Compact"/>
       </w:pPr>
@@ -41968,7 +42119,7 @@
       <w:pPr>
         <w:numPr>
           <w:ilvl w:val="0"/>
-          <w:numId w:val="1101"/>
+          <w:numId w:val="1102"/>
         </w:numPr>
         <w:pStyle w:val="Compact"/>
       </w:pPr>
@@ -41980,7 +42131,7 @@
       <w:pPr>
         <w:numPr>
           <w:ilvl w:val="0"/>
-          <w:numId w:val="1101"/>
+          <w:numId w:val="1102"/>
         </w:numPr>
         <w:pStyle w:val="Compact"/>
       </w:pPr>
@@ -42007,7 +42158,7 @@
       <w:pPr>
         <w:numPr>
           <w:ilvl w:val="0"/>
-          <w:numId w:val="1102"/>
+          <w:numId w:val="1103"/>
         </w:numPr>
         <w:pStyle w:val="Compact"/>
       </w:pPr>
@@ -42019,7 +42170,7 @@
       <w:pPr>
         <w:numPr>
           <w:ilvl w:val="0"/>
-          <w:numId w:val="1102"/>
+          <w:numId w:val="1103"/>
         </w:numPr>
         <w:pStyle w:val="Compact"/>
       </w:pPr>
@@ -42041,7 +42192,7 @@
       <w:pPr>
         <w:numPr>
           <w:ilvl w:val="0"/>
-          <w:numId w:val="1102"/>
+          <w:numId w:val="1103"/>
         </w:numPr>
         <w:pStyle w:val="Compact"/>
       </w:pPr>
@@ -42053,7 +42204,7 @@
       <w:pPr>
         <w:numPr>
           <w:ilvl w:val="0"/>
-          <w:numId w:val="1102"/>
+          <w:numId w:val="1103"/>
         </w:numPr>
         <w:pStyle w:val="Compact"/>
       </w:pPr>
@@ -42072,7 +42223,7 @@
       <w:pPr>
         <w:numPr>
           <w:ilvl w:val="0"/>
-          <w:numId w:val="1102"/>
+          <w:numId w:val="1103"/>
         </w:numPr>
         <w:pStyle w:val="Compact"/>
       </w:pPr>
@@ -42084,7 +42235,7 @@
       <w:pPr>
         <w:numPr>
           <w:ilvl w:val="0"/>
-          <w:numId w:val="1102"/>
+          <w:numId w:val="1103"/>
         </w:numPr>
         <w:pStyle w:val="Compact"/>
       </w:pPr>
@@ -42103,7 +42254,7 @@
       <w:pPr>
         <w:numPr>
           <w:ilvl w:val="0"/>
-          <w:numId w:val="1102"/>
+          <w:numId w:val="1103"/>
         </w:numPr>
         <w:pStyle w:val="Compact"/>
       </w:pPr>
@@ -42135,7 +42286,7 @@
       <w:pPr>
         <w:numPr>
           <w:ilvl w:val="0"/>
-          <w:numId w:val="1103"/>
+          <w:numId w:val="1104"/>
         </w:numPr>
         <w:pStyle w:val="Compact"/>
       </w:pPr>
@@ -42147,7 +42298,7 @@
       <w:pPr>
         <w:numPr>
           <w:ilvl w:val="0"/>
-          <w:numId w:val="1103"/>
+          <w:numId w:val="1104"/>
         </w:numPr>
         <w:pStyle w:val="Compact"/>
       </w:pPr>
@@ -42159,7 +42310,7 @@
       <w:pPr>
         <w:numPr>
           <w:ilvl w:val="0"/>
-          <w:numId w:val="1103"/>
+          <w:numId w:val="1104"/>
         </w:numPr>
         <w:pStyle w:val="Compact"/>
       </w:pPr>
@@ -42171,7 +42322,7 @@
       <w:pPr>
         <w:numPr>
           <w:ilvl w:val="0"/>
-          <w:numId w:val="1103"/>
+          <w:numId w:val="1104"/>
         </w:numPr>
         <w:pStyle w:val="Compact"/>
       </w:pPr>
@@ -42557,7 +42708,7 @@
       <w:pPr>
         <w:numPr>
           <w:ilvl w:val="0"/>
-          <w:numId w:val="1104"/>
+          <w:numId w:val="1105"/>
         </w:numPr>
         <w:pStyle w:val="Compact"/>
       </w:pPr>
@@ -42569,7 +42720,7 @@
       <w:pPr>
         <w:numPr>
           <w:ilvl w:val="0"/>
-          <w:numId w:val="1104"/>
+          <w:numId w:val="1105"/>
         </w:numPr>
         <w:pStyle w:val="Compact"/>
       </w:pPr>
@@ -42581,7 +42732,7 @@
       <w:pPr>
         <w:numPr>
           <w:ilvl w:val="0"/>
-          <w:numId w:val="1104"/>
+          <w:numId w:val="1105"/>
         </w:numPr>
         <w:pStyle w:val="Compact"/>
       </w:pPr>
@@ -42593,7 +42744,7 @@
       <w:pPr>
         <w:numPr>
           <w:ilvl w:val="0"/>
-          <w:numId w:val="1104"/>
+          <w:numId w:val="1105"/>
         </w:numPr>
         <w:pStyle w:val="Compact"/>
       </w:pPr>
@@ -42605,7 +42756,7 @@
       <w:pPr>
         <w:numPr>
           <w:ilvl w:val="0"/>
-          <w:numId w:val="1104"/>
+          <w:numId w:val="1105"/>
         </w:numPr>
         <w:pStyle w:val="Compact"/>
       </w:pPr>
@@ -42660,7 +42811,7 @@
       <w:pPr>
         <w:numPr>
           <w:ilvl w:val="0"/>
-          <w:numId w:val="1105"/>
+          <w:numId w:val="1106"/>
         </w:numPr>
         <w:pStyle w:val="Compact"/>
       </w:pPr>
@@ -42672,7 +42823,7 @@
       <w:pPr>
         <w:numPr>
           <w:ilvl w:val="0"/>
-          <w:numId w:val="1105"/>
+          <w:numId w:val="1106"/>
         </w:numPr>
         <w:pStyle w:val="Compact"/>
       </w:pPr>
@@ -42684,7 +42835,7 @@
       <w:pPr>
         <w:numPr>
           <w:ilvl w:val="0"/>
-          <w:numId w:val="1105"/>
+          <w:numId w:val="1106"/>
         </w:numPr>
         <w:pStyle w:val="Compact"/>
       </w:pPr>
@@ -42706,7 +42857,7 @@
       <w:pPr>
         <w:numPr>
           <w:ilvl w:val="0"/>
-          <w:numId w:val="1105"/>
+          <w:numId w:val="1106"/>
         </w:numPr>
         <w:pStyle w:val="Compact"/>
       </w:pPr>
@@ -42718,7 +42869,7 @@
       <w:pPr>
         <w:numPr>
           <w:ilvl w:val="0"/>
-          <w:numId w:val="1105"/>
+          <w:numId w:val="1106"/>
         </w:numPr>
         <w:pStyle w:val="Compact"/>
       </w:pPr>
@@ -42763,7 +42914,7 @@
       <w:pPr>
         <w:numPr>
           <w:ilvl w:val="0"/>
-          <w:numId w:val="1106"/>
+          <w:numId w:val="1107"/>
         </w:numPr>
         <w:pStyle w:val="Compact"/>
       </w:pPr>
@@ -42775,7 +42926,7 @@
       <w:pPr>
         <w:numPr>
           <w:ilvl w:val="0"/>
-          <w:numId w:val="1106"/>
+          <w:numId w:val="1107"/>
         </w:numPr>
         <w:pStyle w:val="Compact"/>
       </w:pPr>
@@ -42787,7 +42938,7 @@
       <w:pPr>
         <w:numPr>
           <w:ilvl w:val="0"/>
-          <w:numId w:val="1106"/>
+          <w:numId w:val="1107"/>
         </w:numPr>
         <w:pStyle w:val="Compact"/>
       </w:pPr>
@@ -42799,7 +42950,7 @@
       <w:pPr>
         <w:numPr>
           <w:ilvl w:val="0"/>
-          <w:numId w:val="1106"/>
+          <w:numId w:val="1107"/>
         </w:numPr>
         <w:pStyle w:val="Compact"/>
       </w:pPr>
@@ -42821,7 +42972,7 @@
       <w:pPr>
         <w:numPr>
           <w:ilvl w:val="0"/>
-          <w:numId w:val="1106"/>
+          <w:numId w:val="1107"/>
         </w:numPr>
         <w:pStyle w:val="Compact"/>
       </w:pPr>
@@ -42849,7 +43000,7 @@
       <w:pPr>
         <w:numPr>
           <w:ilvl w:val="0"/>
-          <w:numId w:val="1106"/>
+          <w:numId w:val="1107"/>
         </w:numPr>
         <w:pStyle w:val="Compact"/>
       </w:pPr>
@@ -42894,7 +43045,7 @@
       <w:pPr>
         <w:numPr>
           <w:ilvl w:val="0"/>
-          <w:numId w:val="1107"/>
+          <w:numId w:val="1108"/>
         </w:numPr>
         <w:pStyle w:val="Compact"/>
       </w:pPr>
@@ -42906,7 +43057,7 @@
       <w:pPr>
         <w:numPr>
           <w:ilvl w:val="0"/>
-          <w:numId w:val="1107"/>
+          <w:numId w:val="1108"/>
         </w:numPr>
         <w:pStyle w:val="Compact"/>
       </w:pPr>
@@ -42918,7 +43069,7 @@
       <w:pPr>
         <w:numPr>
           <w:ilvl w:val="0"/>
-          <w:numId w:val="1107"/>
+          <w:numId w:val="1108"/>
         </w:numPr>
         <w:pStyle w:val="Compact"/>
       </w:pPr>
@@ -42930,7 +43081,7 @@
       <w:pPr>
         <w:numPr>
           <w:ilvl w:val="0"/>
-          <w:numId w:val="1107"/>
+          <w:numId w:val="1108"/>
         </w:numPr>
         <w:pStyle w:val="Compact"/>
       </w:pPr>
@@ -42942,7 +43093,7 @@
       <w:pPr>
         <w:numPr>
           <w:ilvl w:val="0"/>
-          <w:numId w:val="1107"/>
+          <w:numId w:val="1108"/>
         </w:numPr>
         <w:pStyle w:val="Compact"/>
       </w:pPr>
@@ -42997,7 +43148,7 @@
       <w:pPr>
         <w:numPr>
           <w:ilvl w:val="0"/>
-          <w:numId w:val="1108"/>
+          <w:numId w:val="1109"/>
         </w:numPr>
         <w:pStyle w:val="Compact"/>
       </w:pPr>
@@ -43009,7 +43160,7 @@
       <w:pPr>
         <w:numPr>
           <w:ilvl w:val="0"/>
-          <w:numId w:val="1108"/>
+          <w:numId w:val="1109"/>
         </w:numPr>
         <w:pStyle w:val="Compact"/>
       </w:pPr>
@@ -43021,7 +43172,7 @@
       <w:pPr>
         <w:numPr>
           <w:ilvl w:val="0"/>
-          <w:numId w:val="1108"/>
+          <w:numId w:val="1109"/>
         </w:numPr>
         <w:pStyle w:val="Compact"/>
       </w:pPr>
@@ -43033,7 +43184,7 @@
       <w:pPr>
         <w:numPr>
           <w:ilvl w:val="0"/>
-          <w:numId w:val="1108"/>
+          <w:numId w:val="1109"/>
         </w:numPr>
         <w:pStyle w:val="Compact"/>
       </w:pPr>
@@ -43045,7 +43196,7 @@
       <w:pPr>
         <w:numPr>
           <w:ilvl w:val="0"/>
-          <w:numId w:val="1108"/>
+          <w:numId w:val="1109"/>
         </w:numPr>
         <w:pStyle w:val="Compact"/>
       </w:pPr>
@@ -43090,7 +43241,7 @@
       <w:pPr>
         <w:numPr>
           <w:ilvl w:val="0"/>
-          <w:numId w:val="1109"/>
+          <w:numId w:val="1110"/>
         </w:numPr>
         <w:pStyle w:val="Compact"/>
       </w:pPr>
@@ -43102,7 +43253,7 @@
       <w:pPr>
         <w:numPr>
           <w:ilvl w:val="0"/>
-          <w:numId w:val="1109"/>
+          <w:numId w:val="1110"/>
         </w:numPr>
         <w:pStyle w:val="Compact"/>
       </w:pPr>
@@ -43114,7 +43265,7 @@
       <w:pPr>
         <w:numPr>
           <w:ilvl w:val="0"/>
-          <w:numId w:val="1109"/>
+          <w:numId w:val="1110"/>
         </w:numPr>
         <w:pStyle w:val="Compact"/>
       </w:pPr>
@@ -43126,7 +43277,7 @@
       <w:pPr>
         <w:numPr>
           <w:ilvl w:val="0"/>
-          <w:numId w:val="1109"/>
+          <w:numId w:val="1110"/>
         </w:numPr>
         <w:pStyle w:val="Compact"/>
       </w:pPr>
@@ -43138,7 +43289,7 @@
       <w:pPr>
         <w:numPr>
           <w:ilvl w:val="0"/>
-          <w:numId w:val="1109"/>
+          <w:numId w:val="1110"/>
         </w:numPr>
         <w:pStyle w:val="Compact"/>
       </w:pPr>
@@ -43178,7 +43329,7 @@
       <w:pPr>
         <w:numPr>
           <w:ilvl w:val="0"/>
-          <w:numId w:val="1110"/>
+          <w:numId w:val="1111"/>
         </w:numPr>
         <w:pStyle w:val="Compact"/>
       </w:pPr>
@@ -43190,7 +43341,7 @@
       <w:pPr>
         <w:numPr>
           <w:ilvl w:val="0"/>
-          <w:numId w:val="1110"/>
+          <w:numId w:val="1111"/>
         </w:numPr>
         <w:pStyle w:val="Compact"/>
       </w:pPr>
@@ -43202,7 +43353,7 @@
       <w:pPr>
         <w:numPr>
           <w:ilvl w:val="0"/>
-          <w:numId w:val="1110"/>
+          <w:numId w:val="1111"/>
         </w:numPr>
         <w:pStyle w:val="Compact"/>
       </w:pPr>
@@ -43214,7 +43365,7 @@
       <w:pPr>
         <w:numPr>
           <w:ilvl w:val="0"/>
-          <w:numId w:val="1110"/>
+          <w:numId w:val="1111"/>
         </w:numPr>
         <w:pStyle w:val="Compact"/>
       </w:pPr>
@@ -43226,7 +43377,7 @@
       <w:pPr>
         <w:numPr>
           <w:ilvl w:val="0"/>
-          <w:numId w:val="1110"/>
+          <w:numId w:val="1111"/>
         </w:numPr>
         <w:pStyle w:val="Compact"/>
       </w:pPr>
@@ -43280,7 +43431,7 @@
       <w:pPr>
         <w:numPr>
           <w:ilvl w:val="0"/>
-          <w:numId w:val="1111"/>
+          <w:numId w:val="1112"/>
         </w:numPr>
         <w:pStyle w:val="Compact"/>
       </w:pPr>
@@ -43292,7 +43443,7 @@
       <w:pPr>
         <w:numPr>
           <w:ilvl w:val="0"/>
-          <w:numId w:val="1111"/>
+          <w:numId w:val="1112"/>
         </w:numPr>
         <w:pStyle w:val="Compact"/>
       </w:pPr>
@@ -43304,7 +43455,7 @@
       <w:pPr>
         <w:numPr>
           <w:ilvl w:val="0"/>
-          <w:numId w:val="1111"/>
+          <w:numId w:val="1112"/>
         </w:numPr>
         <w:pStyle w:val="Compact"/>
       </w:pPr>
@@ -43316,7 +43467,7 @@
       <w:pPr>
         <w:numPr>
           <w:ilvl w:val="0"/>
-          <w:numId w:val="1111"/>
+          <w:numId w:val="1112"/>
         </w:numPr>
         <w:pStyle w:val="Compact"/>
       </w:pPr>
@@ -43328,7 +43479,7 @@
       <w:pPr>
         <w:numPr>
           <w:ilvl w:val="0"/>
-          <w:numId w:val="1111"/>
+          <w:numId w:val="1112"/>
         </w:numPr>
         <w:pStyle w:val="Compact"/>
       </w:pPr>
@@ -43340,7 +43491,7 @@
       <w:pPr>
         <w:numPr>
           <w:ilvl w:val="0"/>
-          <w:numId w:val="1111"/>
+          <w:numId w:val="1112"/>
         </w:numPr>
         <w:pStyle w:val="Compact"/>
       </w:pPr>
@@ -43352,7 +43503,7 @@
       <w:pPr>
         <w:numPr>
           <w:ilvl w:val="0"/>
-          <w:numId w:val="1111"/>
+          <w:numId w:val="1112"/>
         </w:numPr>
         <w:pStyle w:val="Compact"/>
       </w:pPr>
@@ -43364,7 +43515,7 @@
       <w:pPr>
         <w:numPr>
           <w:ilvl w:val="0"/>
-          <w:numId w:val="1111"/>
+          <w:numId w:val="1112"/>
         </w:numPr>
         <w:pStyle w:val="Compact"/>
       </w:pPr>
@@ -43376,7 +43527,7 @@
       <w:pPr>
         <w:numPr>
           <w:ilvl w:val="0"/>
-          <w:numId w:val="1111"/>
+          <w:numId w:val="1112"/>
         </w:numPr>
         <w:pStyle w:val="Compact"/>
       </w:pPr>
@@ -43444,7 +43595,7 @@
       <w:pPr>
         <w:numPr>
           <w:ilvl w:val="0"/>
-          <w:numId w:val="1112"/>
+          <w:numId w:val="1113"/>
         </w:numPr>
         <w:pStyle w:val="Compact"/>
       </w:pPr>
@@ -43456,7 +43607,7 @@
       <w:pPr>
         <w:numPr>
           <w:ilvl w:val="0"/>
-          <w:numId w:val="1112"/>
+          <w:numId w:val="1113"/>
         </w:numPr>
         <w:pStyle w:val="Compact"/>
       </w:pPr>
@@ -43468,7 +43619,7 @@
       <w:pPr>
         <w:numPr>
           <w:ilvl w:val="0"/>
-          <w:numId w:val="1112"/>
+          <w:numId w:val="1113"/>
         </w:numPr>
         <w:pStyle w:val="Compact"/>
       </w:pPr>
@@ -43505,7 +43656,7 @@
       <w:pPr>
         <w:numPr>
           <w:ilvl w:val="0"/>
-          <w:numId w:val="1113"/>
+          <w:numId w:val="1114"/>
         </w:numPr>
         <w:pStyle w:val="Compact"/>
       </w:pPr>
@@ -43517,7 +43668,7 @@
       <w:pPr>
         <w:numPr>
           <w:ilvl w:val="0"/>
-          <w:numId w:val="1113"/>
+          <w:numId w:val="1114"/>
         </w:numPr>
         <w:pStyle w:val="Compact"/>
       </w:pPr>
@@ -43529,7 +43680,7 @@
       <w:pPr>
         <w:numPr>
           <w:ilvl w:val="0"/>
-          <w:numId w:val="1113"/>
+          <w:numId w:val="1114"/>
         </w:numPr>
         <w:pStyle w:val="Compact"/>
       </w:pPr>
@@ -43987,7 +44138,7 @@
       <w:pPr>
         <w:numPr>
           <w:ilvl w:val="0"/>
-          <w:numId w:val="1114"/>
+          <w:numId w:val="1115"/>
         </w:numPr>
         <w:pStyle w:val="Compact"/>
       </w:pPr>
@@ -43999,7 +44150,7 @@
       <w:pPr>
         <w:numPr>
           <w:ilvl w:val="0"/>
-          <w:numId w:val="1114"/>
+          <w:numId w:val="1115"/>
         </w:numPr>
         <w:pStyle w:val="Compact"/>
       </w:pPr>
@@ -44011,7 +44162,7 @@
       <w:pPr>
         <w:numPr>
           <w:ilvl w:val="0"/>
-          <w:numId w:val="1114"/>
+          <w:numId w:val="1115"/>
         </w:numPr>
         <w:pStyle w:val="Compact"/>
       </w:pPr>
@@ -44023,7 +44174,7 @@
       <w:pPr>
         <w:numPr>
           <w:ilvl w:val="0"/>
-          <w:numId w:val="1114"/>
+          <w:numId w:val="1115"/>
         </w:numPr>
         <w:pStyle w:val="Compact"/>
       </w:pPr>
@@ -44057,7 +44208,7 @@
       <w:pPr>
         <w:numPr>
           <w:ilvl w:val="0"/>
-          <w:numId w:val="1115"/>
+          <w:numId w:val="1116"/>
         </w:numPr>
         <w:pStyle w:val="Compact"/>
       </w:pPr>
@@ -44069,7 +44220,7 @@
       <w:pPr>
         <w:numPr>
           <w:ilvl w:val="0"/>
-          <w:numId w:val="1115"/>
+          <w:numId w:val="1116"/>
         </w:numPr>
         <w:pStyle w:val="Compact"/>
       </w:pPr>
@@ -44096,7 +44247,7 @@
       <w:pPr>
         <w:numPr>
           <w:ilvl w:val="0"/>
-          <w:numId w:val="1116"/>
+          <w:numId w:val="1117"/>
         </w:numPr>
         <w:pStyle w:val="Compact"/>
       </w:pPr>
@@ -44108,7 +44259,7 @@
       <w:pPr>
         <w:numPr>
           <w:ilvl w:val="0"/>
-          <w:numId w:val="1116"/>
+          <w:numId w:val="1117"/>
         </w:numPr>
         <w:pStyle w:val="Compact"/>
       </w:pPr>
@@ -44120,7 +44271,7 @@
       <w:pPr>
         <w:numPr>
           <w:ilvl w:val="0"/>
-          <w:numId w:val="1116"/>
+          <w:numId w:val="1117"/>
         </w:numPr>
         <w:pStyle w:val="Compact"/>
       </w:pPr>
@@ -44179,7 +44330,7 @@
       <w:pPr>
         <w:numPr>
           <w:ilvl w:val="0"/>
-          <w:numId w:val="1117"/>
+          <w:numId w:val="1118"/>
         </w:numPr>
         <w:pStyle w:val="Compact"/>
       </w:pPr>
@@ -44191,7 +44342,7 @@
       <w:pPr>
         <w:numPr>
           <w:ilvl w:val="0"/>
-          <w:numId w:val="1117"/>
+          <w:numId w:val="1118"/>
         </w:numPr>
         <w:pStyle w:val="Compact"/>
       </w:pPr>
@@ -44203,7 +44354,7 @@
       <w:pPr>
         <w:numPr>
           <w:ilvl w:val="0"/>
-          <w:numId w:val="1117"/>
+          <w:numId w:val="1118"/>
         </w:numPr>
         <w:pStyle w:val="Compact"/>
       </w:pPr>
@@ -44215,7 +44366,7 @@
       <w:pPr>
         <w:numPr>
           <w:ilvl w:val="0"/>
-          <w:numId w:val="1117"/>
+          <w:numId w:val="1118"/>
         </w:numPr>
         <w:pStyle w:val="Compact"/>
       </w:pPr>
@@ -44249,7 +44400,7 @@
       <w:pPr>
         <w:numPr>
           <w:ilvl w:val="0"/>
-          <w:numId w:val="1118"/>
+          <w:numId w:val="1119"/>
         </w:numPr>
         <w:pStyle w:val="Compact"/>
       </w:pPr>
@@ -44261,7 +44412,7 @@
       <w:pPr>
         <w:numPr>
           <w:ilvl w:val="0"/>
-          <w:numId w:val="1118"/>
+          <w:numId w:val="1119"/>
         </w:numPr>
         <w:pStyle w:val="Compact"/>
       </w:pPr>
@@ -44273,7 +44424,7 @@
       <w:pPr>
         <w:numPr>
           <w:ilvl w:val="0"/>
-          <w:numId w:val="1118"/>
+          <w:numId w:val="1119"/>
         </w:numPr>
         <w:pStyle w:val="Compact"/>
       </w:pPr>
@@ -44307,7 +44458,7 @@
       <w:pPr>
         <w:numPr>
           <w:ilvl w:val="0"/>
-          <w:numId w:val="1119"/>
+          <w:numId w:val="1120"/>
         </w:numPr>
         <w:pStyle w:val="Compact"/>
       </w:pPr>
@@ -44319,7 +44470,7 @@
       <w:pPr>
         <w:numPr>
           <w:ilvl w:val="0"/>
-          <w:numId w:val="1119"/>
+          <w:numId w:val="1120"/>
         </w:numPr>
         <w:pStyle w:val="Compact"/>
       </w:pPr>
@@ -44356,7 +44507,7 @@
       <w:pPr>
         <w:numPr>
           <w:ilvl w:val="0"/>
-          <w:numId w:val="1120"/>
+          <w:numId w:val="1121"/>
         </w:numPr>
         <w:pStyle w:val="Compact"/>
       </w:pPr>
@@ -44368,7 +44519,7 @@
       <w:pPr>
         <w:numPr>
           <w:ilvl w:val="0"/>
-          <w:numId w:val="1120"/>
+          <w:numId w:val="1121"/>
         </w:numPr>
         <w:pStyle w:val="Compact"/>
       </w:pPr>
@@ -44380,7 +44531,7 @@
       <w:pPr>
         <w:numPr>
           <w:ilvl w:val="0"/>
-          <w:numId w:val="1120"/>
+          <w:numId w:val="1121"/>
         </w:numPr>
         <w:pStyle w:val="Compact"/>
       </w:pPr>
@@ -44392,7 +44543,7 @@
       <w:pPr>
         <w:numPr>
           <w:ilvl w:val="0"/>
-          <w:numId w:val="1120"/>
+          <w:numId w:val="1121"/>
         </w:numPr>
         <w:pStyle w:val="Compact"/>
       </w:pPr>
@@ -44429,7 +44580,7 @@
       <w:pPr>
         <w:numPr>
           <w:ilvl w:val="0"/>
-          <w:numId w:val="1121"/>
+          <w:numId w:val="1122"/>
         </w:numPr>
         <w:pStyle w:val="Compact"/>
       </w:pPr>
@@ -44441,7 +44592,7 @@
       <w:pPr>
         <w:numPr>
           <w:ilvl w:val="0"/>
-          <w:numId w:val="1121"/>
+          <w:numId w:val="1122"/>
         </w:numPr>
         <w:pStyle w:val="Compact"/>
       </w:pPr>
@@ -44453,7 +44604,7 @@
       <w:pPr>
         <w:numPr>
           <w:ilvl w:val="0"/>
-          <w:numId w:val="1121"/>
+          <w:numId w:val="1122"/>
         </w:numPr>
         <w:pStyle w:val="Compact"/>
       </w:pPr>
@@ -44490,7 +44641,7 @@
       <w:pPr>
         <w:numPr>
           <w:ilvl w:val="0"/>
-          <w:numId w:val="1122"/>
+          <w:numId w:val="1123"/>
         </w:numPr>
         <w:pStyle w:val="Compact"/>
       </w:pPr>
@@ -44502,7 +44653,7 @@
       <w:pPr>
         <w:numPr>
           <w:ilvl w:val="0"/>
-          <w:numId w:val="1122"/>
+          <w:numId w:val="1123"/>
         </w:numPr>
         <w:pStyle w:val="Compact"/>
       </w:pPr>
@@ -44514,7 +44665,7 @@
       <w:pPr>
         <w:numPr>
           <w:ilvl w:val="0"/>
-          <w:numId w:val="1122"/>
+          <w:numId w:val="1123"/>
         </w:numPr>
         <w:pStyle w:val="Compact"/>
       </w:pPr>
@@ -44526,7 +44677,7 @@
       <w:pPr>
         <w:numPr>
           <w:ilvl w:val="0"/>
-          <w:numId w:val="1122"/>
+          <w:numId w:val="1123"/>
         </w:numPr>
         <w:pStyle w:val="Compact"/>
       </w:pPr>
@@ -44538,7 +44689,7 @@
       <w:pPr>
         <w:numPr>
           <w:ilvl w:val="0"/>
-          <w:numId w:val="1122"/>
+          <w:numId w:val="1123"/>
         </w:numPr>
         <w:pStyle w:val="Compact"/>
       </w:pPr>
@@ -44550,7 +44701,7 @@
       <w:pPr>
         <w:numPr>
           <w:ilvl w:val="0"/>
-          <w:numId w:val="1122"/>
+          <w:numId w:val="1123"/>
         </w:numPr>
         <w:pStyle w:val="Compact"/>
       </w:pPr>
@@ -44638,7 +44789,7 @@
       <w:pPr>
         <w:numPr>
           <w:ilvl w:val="0"/>
-          <w:numId w:val="1123"/>
+          <w:numId w:val="1124"/>
         </w:numPr>
         <w:pStyle w:val="Compact"/>
       </w:pPr>
@@ -44650,7 +44801,7 @@
       <w:pPr>
         <w:numPr>
           <w:ilvl w:val="0"/>
-          <w:numId w:val="1123"/>
+          <w:numId w:val="1124"/>
         </w:numPr>
         <w:pStyle w:val="Compact"/>
       </w:pPr>
@@ -44662,7 +44813,7 @@
       <w:pPr>
         <w:numPr>
           <w:ilvl w:val="0"/>
-          <w:numId w:val="1123"/>
+          <w:numId w:val="1124"/>
         </w:numPr>
         <w:pStyle w:val="Compact"/>
       </w:pPr>
@@ -44689,7 +44840,7 @@
       <w:pPr>
         <w:numPr>
           <w:ilvl w:val="0"/>
-          <w:numId w:val="1124"/>
+          <w:numId w:val="1125"/>
         </w:numPr>
         <w:pStyle w:val="Compact"/>
       </w:pPr>
@@ -44701,7 +44852,7 @@
       <w:pPr>
         <w:numPr>
           <w:ilvl w:val="0"/>
-          <w:numId w:val="1124"/>
+          <w:numId w:val="1125"/>
         </w:numPr>
         <w:pStyle w:val="Compact"/>
       </w:pPr>
@@ -44713,7 +44864,7 @@
       <w:pPr>
         <w:numPr>
           <w:ilvl w:val="0"/>
-          <w:numId w:val="1124"/>
+          <w:numId w:val="1125"/>
         </w:numPr>
         <w:pStyle w:val="Compact"/>
       </w:pPr>
@@ -44780,7 +44931,7 @@
       <w:pPr>
         <w:numPr>
           <w:ilvl w:val="0"/>
-          <w:numId w:val="1125"/>
+          <w:numId w:val="1126"/>
         </w:numPr>
         <w:pStyle w:val="Compact"/>
       </w:pPr>
@@ -44792,7 +44943,7 @@
       <w:pPr>
         <w:numPr>
           <w:ilvl w:val="0"/>
-          <w:numId w:val="1125"/>
+          <w:numId w:val="1126"/>
         </w:numPr>
         <w:pStyle w:val="Compact"/>
       </w:pPr>
@@ -44804,7 +44955,7 @@
       <w:pPr>
         <w:numPr>
           <w:ilvl w:val="0"/>
-          <w:numId w:val="1125"/>
+          <w:numId w:val="1126"/>
         </w:numPr>
         <w:pStyle w:val="Compact"/>
       </w:pPr>
@@ -44831,7 +44982,7 @@
       <w:pPr>
         <w:numPr>
           <w:ilvl w:val="0"/>
-          <w:numId w:val="1126"/>
+          <w:numId w:val="1127"/>
         </w:numPr>
         <w:pStyle w:val="Compact"/>
       </w:pPr>
@@ -44843,7 +44994,7 @@
       <w:pPr>
         <w:numPr>
           <w:ilvl w:val="0"/>
-          <w:numId w:val="1126"/>
+          <w:numId w:val="1127"/>
         </w:numPr>
         <w:pStyle w:val="Compact"/>
       </w:pPr>
@@ -44855,7 +45006,7 @@
       <w:pPr>
         <w:numPr>
           <w:ilvl w:val="0"/>
-          <w:numId w:val="1126"/>
+          <w:numId w:val="1127"/>
         </w:numPr>
         <w:pStyle w:val="Compact"/>
       </w:pPr>
@@ -44922,7 +45073,7 @@
       <w:pPr>
         <w:numPr>
           <w:ilvl w:val="0"/>
-          <w:numId w:val="1127"/>
+          <w:numId w:val="1128"/>
         </w:numPr>
         <w:pStyle w:val="Compact"/>
       </w:pPr>
@@ -44934,7 +45085,7 @@
       <w:pPr>
         <w:numPr>
           <w:ilvl w:val="0"/>
-          <w:numId w:val="1127"/>
+          <w:numId w:val="1128"/>
         </w:numPr>
         <w:pStyle w:val="Compact"/>
       </w:pPr>
@@ -44946,7 +45097,7 @@
       <w:pPr>
         <w:numPr>
           <w:ilvl w:val="0"/>
-          <w:numId w:val="1127"/>
+          <w:numId w:val="1128"/>
         </w:numPr>
         <w:pStyle w:val="Compact"/>
       </w:pPr>
@@ -44973,7 +45124,7 @@
       <w:pPr>
         <w:numPr>
           <w:ilvl w:val="0"/>
-          <w:numId w:val="1128"/>
+          <w:numId w:val="1129"/>
         </w:numPr>
         <w:pStyle w:val="Compact"/>
       </w:pPr>
@@ -44985,7 +45136,7 @@
       <w:pPr>
         <w:numPr>
           <w:ilvl w:val="0"/>
-          <w:numId w:val="1128"/>
+          <w:numId w:val="1129"/>
         </w:numPr>
         <w:pStyle w:val="Compact"/>
       </w:pPr>
@@ -44997,7 +45148,7 @@
       <w:pPr>
         <w:numPr>
           <w:ilvl w:val="0"/>
-          <w:numId w:val="1128"/>
+          <w:numId w:val="1129"/>
         </w:numPr>
         <w:pStyle w:val="Compact"/>
       </w:pPr>
@@ -45064,7 +45215,7 @@
       <w:pPr>
         <w:numPr>
           <w:ilvl w:val="0"/>
-          <w:numId w:val="1129"/>
+          <w:numId w:val="1130"/>
         </w:numPr>
         <w:pStyle w:val="Compact"/>
       </w:pPr>
@@ -45076,7 +45227,7 @@
       <w:pPr>
         <w:numPr>
           <w:ilvl w:val="0"/>
-          <w:numId w:val="1129"/>
+          <w:numId w:val="1130"/>
         </w:numPr>
         <w:pStyle w:val="Compact"/>
       </w:pPr>
@@ -45088,7 +45239,7 @@
       <w:pPr>
         <w:numPr>
           <w:ilvl w:val="0"/>
-          <w:numId w:val="1129"/>
+          <w:numId w:val="1130"/>
         </w:numPr>
         <w:pStyle w:val="Compact"/>
       </w:pPr>
@@ -45115,7 +45266,7 @@
       <w:pPr>
         <w:numPr>
           <w:ilvl w:val="0"/>
-          <w:numId w:val="1130"/>
+          <w:numId w:val="1131"/>
         </w:numPr>
         <w:pStyle w:val="Compact"/>
       </w:pPr>
@@ -45127,7 +45278,7 @@
       <w:pPr>
         <w:numPr>
           <w:ilvl w:val="0"/>
-          <w:numId w:val="1130"/>
+          <w:numId w:val="1131"/>
         </w:numPr>
         <w:pStyle w:val="Compact"/>
       </w:pPr>
@@ -45139,7 +45290,7 @@
       <w:pPr>
         <w:numPr>
           <w:ilvl w:val="0"/>
-          <w:numId w:val="1130"/>
+          <w:numId w:val="1131"/>
         </w:numPr>
         <w:pStyle w:val="Compact"/>
       </w:pPr>
@@ -45166,7 +45317,7 @@
       <w:pPr>
         <w:numPr>
           <w:ilvl w:val="0"/>
-          <w:numId w:val="1131"/>
+          <w:numId w:val="1132"/>
         </w:numPr>
         <w:pStyle w:val="Compact"/>
       </w:pPr>
@@ -45178,7 +45329,7 @@
       <w:pPr>
         <w:numPr>
           <w:ilvl w:val="0"/>
-          <w:numId w:val="1131"/>
+          <w:numId w:val="1132"/>
         </w:numPr>
         <w:pStyle w:val="Compact"/>
       </w:pPr>
@@ -45190,7 +45341,7 @@
       <w:pPr>
         <w:numPr>
           <w:ilvl w:val="0"/>
-          <w:numId w:val="1131"/>
+          <w:numId w:val="1132"/>
         </w:numPr>
         <w:pStyle w:val="Compact"/>
       </w:pPr>
@@ -45242,7 +45393,7 @@
       <w:pPr>
         <w:numPr>
           <w:ilvl w:val="0"/>
-          <w:numId w:val="1132"/>
+          <w:numId w:val="1133"/>
         </w:numPr>
         <w:pStyle w:val="Compact"/>
       </w:pPr>
@@ -45254,7 +45405,7 @@
       <w:pPr>
         <w:numPr>
           <w:ilvl w:val="0"/>
-          <w:numId w:val="1132"/>
+          <w:numId w:val="1133"/>
         </w:numPr>
         <w:pStyle w:val="Compact"/>
       </w:pPr>
@@ -45266,7 +45417,7 @@
       <w:pPr>
         <w:numPr>
           <w:ilvl w:val="0"/>
-          <w:numId w:val="1132"/>
+          <w:numId w:val="1133"/>
         </w:numPr>
         <w:pStyle w:val="Compact"/>
       </w:pPr>
@@ -45293,7 +45444,7 @@
       <w:pPr>
         <w:numPr>
           <w:ilvl w:val="0"/>
-          <w:numId w:val="1133"/>
+          <w:numId w:val="1134"/>
         </w:numPr>
         <w:pStyle w:val="Compact"/>
       </w:pPr>
@@ -45305,7 +45456,7 @@
       <w:pPr>
         <w:numPr>
           <w:ilvl w:val="0"/>
-          <w:numId w:val="1133"/>
+          <w:numId w:val="1134"/>
         </w:numPr>
         <w:pStyle w:val="Compact"/>
       </w:pPr>
@@ -45317,7 +45468,7 @@
       <w:pPr>
         <w:numPr>
           <w:ilvl w:val="0"/>
-          <w:numId w:val="1133"/>
+          <w:numId w:val="1134"/>
         </w:numPr>
         <w:pStyle w:val="Compact"/>
       </w:pPr>
@@ -45344,7 +45495,7 @@
       <w:pPr>
         <w:numPr>
           <w:ilvl w:val="0"/>
-          <w:numId w:val="1134"/>
+          <w:numId w:val="1135"/>
         </w:numPr>
         <w:pStyle w:val="Compact"/>
       </w:pPr>
@@ -45356,7 +45507,7 @@
       <w:pPr>
         <w:numPr>
           <w:ilvl w:val="0"/>
-          <w:numId w:val="1134"/>
+          <w:numId w:val="1135"/>
         </w:numPr>
         <w:pStyle w:val="Compact"/>
       </w:pPr>
@@ -45368,7 +45519,7 @@
       <w:pPr>
         <w:numPr>
           <w:ilvl w:val="0"/>
-          <w:numId w:val="1134"/>
+          <w:numId w:val="1135"/>
         </w:numPr>
         <w:pStyle w:val="Compact"/>
       </w:pPr>
@@ -45420,7 +45571,7 @@
       <w:pPr>
         <w:numPr>
           <w:ilvl w:val="0"/>
-          <w:numId w:val="1135"/>
+          <w:numId w:val="1136"/>
         </w:numPr>
         <w:pStyle w:val="Compact"/>
       </w:pPr>
@@ -45432,7 +45583,7 @@
       <w:pPr>
         <w:numPr>
           <w:ilvl w:val="0"/>
-          <w:numId w:val="1135"/>
+          <w:numId w:val="1136"/>
         </w:numPr>
         <w:pStyle w:val="Compact"/>
       </w:pPr>
@@ -45459,7 +45610,7 @@
       <w:pPr>
         <w:numPr>
           <w:ilvl w:val="0"/>
-          <w:numId w:val="1136"/>
+          <w:numId w:val="1137"/>
         </w:numPr>
         <w:pStyle w:val="Compact"/>
       </w:pPr>
@@ -45471,7 +45622,7 @@
       <w:pPr>
         <w:numPr>
           <w:ilvl w:val="0"/>
-          <w:numId w:val="1136"/>
+          <w:numId w:val="1137"/>
         </w:numPr>
         <w:pStyle w:val="Compact"/>
       </w:pPr>
@@ -45483,7 +45634,7 @@
       <w:pPr>
         <w:numPr>
           <w:ilvl w:val="0"/>
-          <w:numId w:val="1136"/>
+          <w:numId w:val="1137"/>
         </w:numPr>
         <w:pStyle w:val="Compact"/>
       </w:pPr>
@@ -45510,7 +45661,7 @@
       <w:pPr>
         <w:numPr>
           <w:ilvl w:val="0"/>
-          <w:numId w:val="1137"/>
+          <w:numId w:val="1138"/>
         </w:numPr>
         <w:pStyle w:val="Compact"/>
       </w:pPr>
@@ -45522,7 +45673,7 @@
       <w:pPr>
         <w:numPr>
           <w:ilvl w:val="0"/>
-          <w:numId w:val="1137"/>
+          <w:numId w:val="1138"/>
         </w:numPr>
         <w:pStyle w:val="Compact"/>
       </w:pPr>
@@ -45534,7 +45685,7 @@
       <w:pPr>
         <w:numPr>
           <w:ilvl w:val="0"/>
-          <w:numId w:val="1137"/>
+          <w:numId w:val="1138"/>
         </w:numPr>
         <w:pStyle w:val="Compact"/>
       </w:pPr>
@@ -45586,7 +45737,7 @@
       <w:pPr>
         <w:numPr>
           <w:ilvl w:val="0"/>
-          <w:numId w:val="1138"/>
+          <w:numId w:val="1139"/>
         </w:numPr>
         <w:pStyle w:val="Compact"/>
       </w:pPr>
@@ -45598,7 +45749,7 @@
       <w:pPr>
         <w:numPr>
           <w:ilvl w:val="0"/>
-          <w:numId w:val="1138"/>
+          <w:numId w:val="1139"/>
         </w:numPr>
         <w:pStyle w:val="Compact"/>
       </w:pPr>
@@ -45610,7 +45761,7 @@
       <w:pPr>
         <w:numPr>
           <w:ilvl w:val="0"/>
-          <w:numId w:val="1138"/>
+          <w:numId w:val="1139"/>
         </w:numPr>
         <w:pStyle w:val="Compact"/>
       </w:pPr>
@@ -45637,7 +45788,7 @@
       <w:pPr>
         <w:numPr>
           <w:ilvl w:val="0"/>
-          <w:numId w:val="1139"/>
+          <w:numId w:val="1140"/>
         </w:numPr>
         <w:pStyle w:val="Compact"/>
       </w:pPr>
@@ -45649,7 +45800,7 @@
       <w:pPr>
         <w:numPr>
           <w:ilvl w:val="0"/>
-          <w:numId w:val="1139"/>
+          <w:numId w:val="1140"/>
         </w:numPr>
         <w:pStyle w:val="Compact"/>
       </w:pPr>
@@ -45661,7 +45812,7 @@
       <w:pPr>
         <w:numPr>
           <w:ilvl w:val="0"/>
-          <w:numId w:val="1139"/>
+          <w:numId w:val="1140"/>
         </w:numPr>
         <w:pStyle w:val="Compact"/>
       </w:pPr>
@@ -45673,7 +45824,7 @@
       <w:pPr>
         <w:numPr>
           <w:ilvl w:val="0"/>
-          <w:numId w:val="1139"/>
+          <w:numId w:val="1140"/>
         </w:numPr>
         <w:pStyle w:val="Compact"/>
       </w:pPr>
@@ -45700,7 +45851,7 @@
       <w:pPr>
         <w:numPr>
           <w:ilvl w:val="0"/>
-          <w:numId w:val="1140"/>
+          <w:numId w:val="1141"/>
         </w:numPr>
         <w:pStyle w:val="Compact"/>
       </w:pPr>
@@ -45712,7 +45863,7 @@
       <w:pPr>
         <w:numPr>
           <w:ilvl w:val="0"/>
-          <w:numId w:val="1140"/>
+          <w:numId w:val="1141"/>
         </w:numPr>
         <w:pStyle w:val="Compact"/>
       </w:pPr>
@@ -45724,7 +45875,7 @@
       <w:pPr>
         <w:numPr>
           <w:ilvl w:val="0"/>
-          <w:numId w:val="1140"/>
+          <w:numId w:val="1141"/>
         </w:numPr>
         <w:pStyle w:val="Compact"/>
       </w:pPr>
@@ -45776,7 +45927,7 @@
       <w:pPr>
         <w:numPr>
           <w:ilvl w:val="0"/>
-          <w:numId w:val="1141"/>
+          <w:numId w:val="1142"/>
         </w:numPr>
         <w:pStyle w:val="Compact"/>
       </w:pPr>
@@ -45788,7 +45939,7 @@
       <w:pPr>
         <w:numPr>
           <w:ilvl w:val="0"/>
-          <w:numId w:val="1141"/>
+          <w:numId w:val="1142"/>
         </w:numPr>
         <w:pStyle w:val="Compact"/>
       </w:pPr>
@@ -45815,7 +45966,7 @@
       <w:pPr>
         <w:numPr>
           <w:ilvl w:val="0"/>
-          <w:numId w:val="1142"/>
+          <w:numId w:val="1143"/>
         </w:numPr>
         <w:pStyle w:val="Compact"/>
       </w:pPr>
@@ -45827,7 +45978,7 @@
       <w:pPr>
         <w:numPr>
           <w:ilvl w:val="0"/>
-          <w:numId w:val="1142"/>
+          <w:numId w:val="1143"/>
         </w:numPr>
         <w:pStyle w:val="Compact"/>
       </w:pPr>
@@ -45839,7 +45990,7 @@
       <w:pPr>
         <w:numPr>
           <w:ilvl w:val="0"/>
-          <w:numId w:val="1142"/>
+          <w:numId w:val="1143"/>
         </w:numPr>
         <w:pStyle w:val="Compact"/>
       </w:pPr>
@@ -45866,7 +46017,7 @@
       <w:pPr>
         <w:numPr>
           <w:ilvl w:val="0"/>
-          <w:numId w:val="1143"/>
+          <w:numId w:val="1144"/>
         </w:numPr>
         <w:pStyle w:val="Compact"/>
       </w:pPr>
@@ -45878,7 +46029,7 @@
       <w:pPr>
         <w:numPr>
           <w:ilvl w:val="0"/>
-          <w:numId w:val="1143"/>
+          <w:numId w:val="1144"/>
         </w:numPr>
         <w:pStyle w:val="Compact"/>
       </w:pPr>
@@ -45890,7 +46041,7 @@
       <w:pPr>
         <w:numPr>
           <w:ilvl w:val="0"/>
-          <w:numId w:val="1143"/>
+          <w:numId w:val="1144"/>
         </w:numPr>
         <w:pStyle w:val="Compact"/>
       </w:pPr>
@@ -45942,7 +46093,7 @@
       <w:pPr>
         <w:numPr>
           <w:ilvl w:val="0"/>
-          <w:numId w:val="1144"/>
+          <w:numId w:val="1145"/>
         </w:numPr>
         <w:pStyle w:val="Compact"/>
       </w:pPr>
@@ -45954,7 +46105,7 @@
       <w:pPr>
         <w:numPr>
           <w:ilvl w:val="0"/>
-          <w:numId w:val="1144"/>
+          <w:numId w:val="1145"/>
         </w:numPr>
         <w:pStyle w:val="Compact"/>
       </w:pPr>
@@ -45966,7 +46117,7 @@
       <w:pPr>
         <w:numPr>
           <w:ilvl w:val="0"/>
-          <w:numId w:val="1144"/>
+          <w:numId w:val="1145"/>
         </w:numPr>
         <w:pStyle w:val="Compact"/>
       </w:pPr>
@@ -45993,7 +46144,7 @@
       <w:pPr>
         <w:numPr>
           <w:ilvl w:val="0"/>
-          <w:numId w:val="1145"/>
+          <w:numId w:val="1146"/>
         </w:numPr>
         <w:pStyle w:val="Compact"/>
       </w:pPr>
@@ -46005,7 +46156,7 @@
       <w:pPr>
         <w:numPr>
           <w:ilvl w:val="0"/>
-          <w:numId w:val="1145"/>
+          <w:numId w:val="1146"/>
         </w:numPr>
         <w:pStyle w:val="Compact"/>
       </w:pPr>
@@ -46017,7 +46168,7 @@
       <w:pPr>
         <w:numPr>
           <w:ilvl w:val="0"/>
-          <w:numId w:val="1145"/>
+          <w:numId w:val="1146"/>
         </w:numPr>
         <w:pStyle w:val="Compact"/>
       </w:pPr>
@@ -46044,7 +46195,7 @@
       <w:pPr>
         <w:numPr>
           <w:ilvl w:val="0"/>
-          <w:numId w:val="1146"/>
+          <w:numId w:val="1147"/>
         </w:numPr>
         <w:pStyle w:val="Compact"/>
       </w:pPr>
@@ -46056,7 +46207,7 @@
       <w:pPr>
         <w:numPr>
           <w:ilvl w:val="0"/>
-          <w:numId w:val="1146"/>
+          <w:numId w:val="1147"/>
         </w:numPr>
         <w:pStyle w:val="Compact"/>
       </w:pPr>
@@ -46068,7 +46219,7 @@
       <w:pPr>
         <w:numPr>
           <w:ilvl w:val="0"/>
-          <w:numId w:val="1146"/>
+          <w:numId w:val="1147"/>
         </w:numPr>
         <w:pStyle w:val="Compact"/>
       </w:pPr>
@@ -46120,7 +46271,7 @@
       <w:pPr>
         <w:numPr>
           <w:ilvl w:val="0"/>
-          <w:numId w:val="1147"/>
+          <w:numId w:val="1148"/>
         </w:numPr>
         <w:pStyle w:val="Compact"/>
       </w:pPr>
@@ -46132,7 +46283,7 @@
       <w:pPr>
         <w:numPr>
           <w:ilvl w:val="0"/>
-          <w:numId w:val="1147"/>
+          <w:numId w:val="1148"/>
         </w:numPr>
         <w:pStyle w:val="Compact"/>
       </w:pPr>
@@ -46144,7 +46295,7 @@
       <w:pPr>
         <w:numPr>
           <w:ilvl w:val="0"/>
-          <w:numId w:val="1147"/>
+          <w:numId w:val="1148"/>
         </w:numPr>
         <w:pStyle w:val="Compact"/>
       </w:pPr>
@@ -46171,7 +46322,7 @@
       <w:pPr>
         <w:numPr>
           <w:ilvl w:val="0"/>
-          <w:numId w:val="1148"/>
+          <w:numId w:val="1149"/>
         </w:numPr>
         <w:pStyle w:val="Compact"/>
       </w:pPr>
@@ -46183,7 +46334,7 @@
       <w:pPr>
         <w:numPr>
           <w:ilvl w:val="0"/>
-          <w:numId w:val="1148"/>
+          <w:numId w:val="1149"/>
         </w:numPr>
         <w:pStyle w:val="Compact"/>
       </w:pPr>
@@ -46195,7 +46346,7 @@
       <w:pPr>
         <w:numPr>
           <w:ilvl w:val="0"/>
-          <w:numId w:val="1148"/>
+          <w:numId w:val="1149"/>
         </w:numPr>
         <w:pStyle w:val="Compact"/>
       </w:pPr>
@@ -46222,7 +46373,7 @@
       <w:pPr>
         <w:numPr>
           <w:ilvl w:val="0"/>
-          <w:numId w:val="1149"/>
+          <w:numId w:val="1150"/>
         </w:numPr>
         <w:pStyle w:val="Compact"/>
       </w:pPr>
@@ -46234,7 +46385,7 @@
       <w:pPr>
         <w:numPr>
           <w:ilvl w:val="0"/>
-          <w:numId w:val="1149"/>
+          <w:numId w:val="1150"/>
         </w:numPr>
         <w:pStyle w:val="Compact"/>
       </w:pPr>
@@ -46246,7 +46397,7 @@
       <w:pPr>
         <w:numPr>
           <w:ilvl w:val="0"/>
-          <w:numId w:val="1149"/>
+          <w:numId w:val="1150"/>
         </w:numPr>
         <w:pStyle w:val="Compact"/>
       </w:pPr>
@@ -46298,7 +46449,7 @@
       <w:pPr>
         <w:numPr>
           <w:ilvl w:val="0"/>
-          <w:numId w:val="1150"/>
+          <w:numId w:val="1151"/>
         </w:numPr>
         <w:pStyle w:val="Compact"/>
       </w:pPr>
@@ -46310,7 +46461,7 @@
       <w:pPr>
         <w:numPr>
           <w:ilvl w:val="0"/>
-          <w:numId w:val="1150"/>
+          <w:numId w:val="1151"/>
         </w:numPr>
         <w:pStyle w:val="Compact"/>
       </w:pPr>
@@ -46337,7 +46488,7 @@
       <w:pPr>
         <w:numPr>
           <w:ilvl w:val="0"/>
-          <w:numId w:val="1151"/>
+          <w:numId w:val="1152"/>
         </w:numPr>
         <w:pStyle w:val="Compact"/>
       </w:pPr>
@@ -46349,7 +46500,7 @@
       <w:pPr>
         <w:numPr>
           <w:ilvl w:val="0"/>
-          <w:numId w:val="1151"/>
+          <w:numId w:val="1152"/>
         </w:numPr>
         <w:pStyle w:val="Compact"/>
       </w:pPr>
@@ -46361,7 +46512,7 @@
       <w:pPr>
         <w:numPr>
           <w:ilvl w:val="0"/>
-          <w:numId w:val="1151"/>
+          <w:numId w:val="1152"/>
         </w:numPr>
         <w:pStyle w:val="Compact"/>
       </w:pPr>
@@ -46388,7 +46539,7 @@
       <w:pPr>
         <w:numPr>
           <w:ilvl w:val="0"/>
-          <w:numId w:val="1152"/>
+          <w:numId w:val="1153"/>
         </w:numPr>
         <w:pStyle w:val="Compact"/>
       </w:pPr>
@@ -46400,7 +46551,7 @@
       <w:pPr>
         <w:numPr>
           <w:ilvl w:val="0"/>
-          <w:numId w:val="1152"/>
+          <w:numId w:val="1153"/>
         </w:numPr>
         <w:pStyle w:val="Compact"/>
       </w:pPr>
@@ -46412,7 +46563,7 @@
       <w:pPr>
         <w:numPr>
           <w:ilvl w:val="0"/>
-          <w:numId w:val="1152"/>
+          <w:numId w:val="1153"/>
         </w:numPr>
         <w:pStyle w:val="Compact"/>
       </w:pPr>
@@ -46995,403 +47146,119 @@
           </w:p>
         </w:tc>
       </w:tr>
-      <w:tr>
-        <w:tc>
-          <w:tcPr/>
-          <w:p>
-            <w:pPr>
-              <w:pStyle w:val="Compact"/>
-              <w:jc w:val="left"/>
-            </w:pPr>
-            <w:r>
-              <w:rPr>
-                <w:bCs/>
-                <w:b/>
-              </w:rPr>
-              <w:t xml:space="preserve">V3207D BBD</w:t>
-            </w:r>
-          </w:p>
-        </w:tc>
-        <w:tc>
-          <w:tcPr/>
-          <w:p>
-            <w:pPr>
-              <w:pStyle w:val="Compact"/>
-              <w:jc w:val="left"/>
-            </w:pPr>
-            <w:r>
-              <w:t xml:space="preserve">Coolaudio (multi-source via DSI/Behringer surplus)</w:t>
-            </w:r>
-          </w:p>
-        </w:tc>
-        <w:tc>
-          <w:tcPr/>
-          <w:p>
-            <w:pPr>
-              <w:pStyle w:val="Compact"/>
-              <w:jc w:val="left"/>
-            </w:pPr>
-            <w:r>
-              <w:t xml:space="preserve">PT2399 (digital echo, lo-fi alt)</w:t>
-            </w:r>
-          </w:p>
-        </w:tc>
-        <w:tc>
-          <w:tcPr/>
-          <w:p>
-            <w:pPr>
-              <w:pStyle w:val="Compact"/>
-              <w:jc w:val="left"/>
-            </w:pPr>
-            <w:r>
-              <w:t xml:space="preserve">2-4 weeks</w:t>
-            </w:r>
-          </w:p>
-        </w:tc>
-        <w:tc>
-          <w:tcPr/>
-          <w:p>
-            <w:pPr>
-              <w:pStyle w:val="Compact"/>
-              <w:jc w:val="left"/>
-            </w:pPr>
-            <w:r>
-              <w:t xml:space="preserve">Vinyl wow tract. PT2399 cheaper alternative для concept fit.</w:t>
-            </w:r>
-          </w:p>
-        </w:tc>
-      </w:tr>
-      <w:tr>
-        <w:tc>
-          <w:tcPr/>
-          <w:p>
-            <w:pPr>
-              <w:pStyle w:val="Compact"/>
-              <w:jc w:val="left"/>
-            </w:pPr>
-            <w:r>
-              <w:rPr>
-                <w:bCs/>
-                <w:b/>
-              </w:rPr>
-              <w:t xml:space="preserve">V3102D BBD clock</w:t>
-            </w:r>
-          </w:p>
-        </w:tc>
-        <w:tc>
-          <w:tcPr/>
-          <w:p>
-            <w:pPr>
-              <w:pStyle w:val="Compact"/>
-              <w:jc w:val="left"/>
-            </w:pPr>
-            <w:r>
-              <w:t xml:space="preserve">Coolaudio</w:t>
-            </w:r>
-          </w:p>
-        </w:tc>
-        <w:tc>
-          <w:tcPr/>
-          <w:p>
-            <w:pPr>
-              <w:pStyle w:val="Compact"/>
-              <w:jc w:val="left"/>
-            </w:pPr>
-            <w:r>
-              <w:t xml:space="preserve">NE555 + Schmitt (custom alternative)</w:t>
-            </w:r>
-          </w:p>
-        </w:tc>
-        <w:tc>
-          <w:tcPr/>
-          <w:p>
-            <w:pPr>
-              <w:pStyle w:val="Compact"/>
-              <w:jc w:val="left"/>
-            </w:pPr>
-            <w:r>
-              <w:t xml:space="preserve">2-4 weeks</w:t>
-            </w:r>
-          </w:p>
-        </w:tc>
-        <w:tc>
-          <w:tcPr/>
-          <w:p>
-            <w:pPr>
-              <w:pStyle w:val="Compact"/>
-              <w:jc w:val="left"/>
-            </w:pPr>
-            <w:r>
-              <w:t xml:space="preserve">Paired с V3207.</w:t>
-            </w:r>
-          </w:p>
-        </w:tc>
-      </w:tr>
-      <w:tr>
-        <w:tc>
-          <w:tcPr/>
-          <w:p>
-            <w:pPr>
-              <w:pStyle w:val="Compact"/>
-              <w:jc w:val="left"/>
-            </w:pPr>
-            <w:r>
-              <w:rPr>
-                <w:bCs/>
-                <w:b/>
-              </w:rPr>
-              <w:t xml:space="preserve">ATtiny85-20PU</w:t>
-            </w:r>
-          </w:p>
-        </w:tc>
-        <w:tc>
-          <w:tcPr/>
-          <w:p>
-            <w:pPr>
-              <w:pStyle w:val="Compact"/>
-              <w:jc w:val="left"/>
-            </w:pPr>
-            <w:r>
-              <w:t xml:space="preserve">Microchip via Mouser/Digi-Key</w:t>
-            </w:r>
-          </w:p>
-        </w:tc>
-        <w:tc>
-          <w:tcPr/>
-          <w:p>
-            <w:pPr>
-              <w:pStyle w:val="Compact"/>
-              <w:jc w:val="left"/>
-            </w:pPr>
-            <w:r>
-              <w:t xml:space="preserve">ATtiny45 (lower memory)</w:t>
-            </w:r>
-          </w:p>
-        </w:tc>
-        <w:tc>
-          <w:tcPr/>
-          <w:p>
-            <w:pPr>
-              <w:pStyle w:val="Compact"/>
-              <w:jc w:val="left"/>
-            </w:pPr>
-            <w:r>
-              <w:t xml:space="preserve">1 week</w:t>
-            </w:r>
-          </w:p>
-        </w:tc>
-        <w:tc>
-          <w:tcPr/>
-          <w:p>
-            <w:pPr>
-              <w:pStyle w:val="Compact"/>
-              <w:jc w:val="left"/>
-            </w:pPr>
-            <w:r>
-              <w:t xml:space="preserve">Geiger LFSR + crush clock + tap-tempo.</w:t>
-            </w:r>
-          </w:p>
-        </w:tc>
-      </w:tr>
-      <w:tr>
-        <w:tc>
-          <w:tcPr/>
-          <w:p>
-            <w:pPr>
-              <w:pStyle w:val="Compact"/>
-              <w:jc w:val="left"/>
-            </w:pPr>
-            <w:r>
-              <w:rPr>
-                <w:bCs/>
-                <w:b/>
-              </w:rPr>
-              <w:t xml:space="preserve">CD4066BE</w:t>
-            </w:r>
-          </w:p>
-        </w:tc>
-        <w:tc>
-          <w:tcPr/>
-          <w:p>
-            <w:pPr>
-              <w:pStyle w:val="Compact"/>
-              <w:jc w:val="left"/>
-            </w:pPr>
-            <w:r>
-              <w:t xml:space="preserve">TI, NXP. Multi-source.</w:t>
-            </w:r>
-          </w:p>
-        </w:tc>
-        <w:tc>
-          <w:tcPr/>
-          <w:p>
-            <w:pPr>
-              <w:pStyle w:val="Compact"/>
-              <w:jc w:val="left"/>
-            </w:pPr>
-            <w:r>
-              <w:t xml:space="preserve">DG412 (premium audio switch)</w:t>
-            </w:r>
-          </w:p>
-        </w:tc>
-        <w:tc>
-          <w:tcPr/>
-          <w:p>
-            <w:pPr>
-              <w:pStyle w:val="Compact"/>
-              <w:jc w:val="left"/>
-            </w:pPr>
-            <w:r>
-              <w:t xml:space="preserve">1 week</w:t>
-            </w:r>
-          </w:p>
-        </w:tc>
-        <w:tc>
-          <w:tcPr/>
-          <w:p>
-            <w:pPr>
-              <w:pStyle w:val="Compact"/>
-              <w:jc w:val="left"/>
-            </w:pPr>
-            <w:r>
-              <w:t xml:space="preserve">Gate cell + bypass switching.</w:t>
-            </w:r>
-          </w:p>
-        </w:tc>
-      </w:tr>
-      <w:tr>
-        <w:tc>
-          <w:tcPr/>
-          <w:p>
-            <w:pPr>
-              <w:pStyle w:val="Compact"/>
-              <w:jc w:val="left"/>
-            </w:pPr>
-            <w:r>
-              <w:rPr>
-                <w:bCs/>
-                <w:b/>
-              </w:rPr>
-              <w:t xml:space="preserve">LF398N</w:t>
-            </w:r>
-          </w:p>
-        </w:tc>
-        <w:tc>
-          <w:tcPr/>
-          <w:p>
-            <w:pPr>
-              <w:pStyle w:val="Compact"/>
-              <w:jc w:val="left"/>
-            </w:pPr>
-            <w:r>
-              <w:t xml:space="preserve">TI. Multi-source.</w:t>
-            </w:r>
-          </w:p>
-        </w:tc>
-        <w:tc>
-          <w:tcPr/>
-          <w:p>
-            <w:pPr>
-              <w:pStyle w:val="Compact"/>
-              <w:jc w:val="left"/>
-            </w:pPr>
-            <w:r>
-              <w:t xml:space="preserve">LF198 (industrial grade)</w:t>
-            </w:r>
-          </w:p>
-        </w:tc>
-        <w:tc>
-          <w:tcPr/>
-          <w:p>
-            <w:pPr>
-              <w:pStyle w:val="Compact"/>
-              <w:jc w:val="left"/>
-            </w:pPr>
-            <w:r>
-              <w:t xml:space="preserve">1 week</w:t>
-            </w:r>
-          </w:p>
-        </w:tc>
-        <w:tc>
-          <w:tcPr/>
-          <w:p>
-            <w:pPr>
-              <w:pStyle w:val="Compact"/>
-              <w:jc w:val="left"/>
-            </w:pPr>
-            <w:r>
-              <w:t xml:space="preserve">Crush sample-hold cell.</w:t>
-            </w:r>
-          </w:p>
-        </w:tc>
-      </w:tr>
-      <w:tr>
-        <w:tc>
-          <w:tcPr/>
-          <w:p>
-            <w:pPr>
-              <w:pStyle w:val="Compact"/>
-              <w:jc w:val="left"/>
-            </w:pPr>
-            <w:r>
-              <w:rPr>
-                <w:bCs/>
-                <w:b/>
-              </w:rPr>
-              <w:t xml:space="preserve">3PDT footswitch</w:t>
-            </w:r>
-          </w:p>
-        </w:tc>
-        <w:tc>
-          <w:tcPr/>
-          <w:p>
-            <w:pPr>
-              <w:pStyle w:val="Compact"/>
-              <w:jc w:val="left"/>
-            </w:pPr>
-            <w:r>
-              <w:t xml:space="preserve">Tayda, SmallBear, Mouser</w:t>
-            </w:r>
-          </w:p>
-        </w:tc>
-        <w:tc>
-          <w:tcPr/>
-          <w:p>
-            <w:pPr>
-              <w:pStyle w:val="Compact"/>
-              <w:jc w:val="left"/>
-            </w:pPr>
-            <w:r>
-              <w:t xml:space="preserve">DPDT (downgrade — no LED indicator)</w:t>
-            </w:r>
-          </w:p>
-        </w:tc>
-        <w:tc>
-          <w:tcPr/>
-          <w:p>
-            <w:pPr>
-              <w:pStyle w:val="Compact"/>
-              <w:jc w:val="left"/>
-            </w:pPr>
-            <w:r>
-              <w:t xml:space="preserve">1-2 weeks</w:t>
-            </w:r>
-          </w:p>
-        </w:tc>
-        <w:tc>
-          <w:tcPr/>
-          <w:p>
-            <w:pPr>
-              <w:pStyle w:val="Compact"/>
-              <w:jc w:val="left"/>
-            </w:pPr>
-            <w:r>
-              <w:t xml:space="preserve">4× per pedal SKU.</w:t>
-            </w:r>
-          </w:p>
-        </w:tc>
-      </w:tr>
     </w:tbl>
+    <w:p>
+      <w:pPr>
+        <w:pStyle w:val="BodyText"/>
+      </w:pPr>
+      <w:r>
+        <w:t xml:space="preserve">|</w:t>
+      </w:r>
+      <w:r>
+        <w:t xml:space="preserve"> </w:t>
+      </w:r>
+      <w:r>
+        <w:rPr>
+          <w:bCs/>
+          <w:b/>
+        </w:rPr>
+        <w:t xml:space="preserve">NE555P</w:t>
+      </w:r>
+      <w:r>
+        <w:t xml:space="preserve"> </w:t>
+      </w:r>
+      <w:r>
+        <w:t xml:space="preserve">×2 | TI, multi-source | LMC555 (CMOS variant) | 1 week | TOLL pulse monostable (Block 14) + vinyl-skip one-shot (Block 16 Shape Form path 4). |</w:t>
+      </w:r>
+      <w:r>
+        <w:t xml:space="preserve"> </w:t>
+      </w:r>
+      <w:r>
+        <w:t xml:space="preserve">|</w:t>
+      </w:r>
+      <w:r>
+        <w:t xml:space="preserve"> </w:t>
+      </w:r>
+      <w:r>
+        <w:rPr>
+          <w:bCs/>
+          <w:b/>
+        </w:rPr>
+        <w:t xml:space="preserve">ATtiny85-20PU</w:t>
+      </w:r>
+      <w:r>
+        <w:t xml:space="preserve"> </w:t>
+      </w:r>
+      <w:r>
+        <w:t xml:space="preserve">| Microchip via Mouser/Digi-Key | ATtiny45 (lower memory) | 1 week | Geiger LFSR + crush clock + tap-tempo. |</w:t>
+      </w:r>
+      <w:r>
+        <w:t xml:space="preserve"> </w:t>
+      </w:r>
+      <w:r>
+        <w:t xml:space="preserve">|</w:t>
+      </w:r>
+      <w:r>
+        <w:t xml:space="preserve"> </w:t>
+      </w:r>
+      <w:r>
+        <w:rPr>
+          <w:bCs/>
+          <w:b/>
+        </w:rPr>
+        <w:t xml:space="preserve">CD4066BE</w:t>
+      </w:r>
+      <w:r>
+        <w:t xml:space="preserve"> </w:t>
+      </w:r>
+      <w:r>
+        <w:t xml:space="preserve">| TI, NXP. Multi-source. | DG412 (premium audio switch) | 1 week | Gate cell + bypass switching. |</w:t>
+      </w:r>
+      <w:r>
+        <w:t xml:space="preserve"> </w:t>
+      </w:r>
+      <w:r>
+        <w:t xml:space="preserve">|</w:t>
+      </w:r>
+      <w:r>
+        <w:t xml:space="preserve"> </w:t>
+      </w:r>
+      <w:r>
+        <w:rPr>
+          <w:bCs/>
+          <w:b/>
+        </w:rPr>
+        <w:t xml:space="preserve">LF398N</w:t>
+      </w:r>
+      <w:r>
+        <w:t xml:space="preserve"> </w:t>
+      </w:r>
+      <w:r>
+        <w:t xml:space="preserve">| TI. Multi-source. | LF198 (industrial grade) | 1 week | Crush sample-hold cell. |</w:t>
+      </w:r>
+      <w:r>
+        <w:t xml:space="preserve"> </w:t>
+      </w:r>
+      <w:r>
+        <w:t xml:space="preserve">|</w:t>
+      </w:r>
+      <w:r>
+        <w:t xml:space="preserve"> </w:t>
+      </w:r>
+      <w:r>
+        <w:rPr>
+          <w:bCs/>
+          <w:b/>
+        </w:rPr>
+        <w:t xml:space="preserve">3PDT footswitch</w:t>
+      </w:r>
+      <w:r>
+        <w:t xml:space="preserve"> </w:t>
+      </w:r>
+      <w:r>
+        <w:t xml:space="preserve">| Tayda, SmallBear, Mouser | DPDT (downgrade — no LED indicator) | 1-2 weeks | 4× per pedal SKU. |</w:t>
+      </w:r>
+    </w:p>
     <w:bookmarkEnd w:id="192"/>
     <w:bookmarkStart w:id="193" w:name="standard-components-multi-source"/>
     <w:p>
@@ -47700,7 +47567,7 @@
       <w:pPr>
         <w:numPr>
           <w:ilvl w:val="0"/>
-          <w:numId w:val="1153"/>
+          <w:numId w:val="1154"/>
         </w:numPr>
         <w:pStyle w:val="Compact"/>
       </w:pPr>
@@ -47712,7 +47579,7 @@
       <w:pPr>
         <w:numPr>
           <w:ilvl w:val="0"/>
-          <w:numId w:val="1153"/>
+          <w:numId w:val="1154"/>
         </w:numPr>
         <w:pStyle w:val="Compact"/>
       </w:pPr>
@@ -47731,7 +47598,7 @@
       <w:pPr>
         <w:numPr>
           <w:ilvl w:val="0"/>
-          <w:numId w:val="1153"/>
+          <w:numId w:val="1154"/>
         </w:numPr>
         <w:pStyle w:val="Compact"/>
       </w:pPr>
@@ -47743,7 +47610,7 @@
       <w:pPr>
         <w:numPr>
           <w:ilvl w:val="0"/>
-          <w:numId w:val="1153"/>
+          <w:numId w:val="1154"/>
         </w:numPr>
         <w:pStyle w:val="Compact"/>
       </w:pPr>
@@ -47755,7 +47622,7 @@
       <w:pPr>
         <w:numPr>
           <w:ilvl w:val="0"/>
-          <w:numId w:val="1153"/>
+          <w:numId w:val="1154"/>
         </w:numPr>
         <w:pStyle w:val="Compact"/>
       </w:pPr>
@@ -47777,7 +47644,7 @@
       <w:pPr>
         <w:numPr>
           <w:ilvl w:val="0"/>
-          <w:numId w:val="1154"/>
+          <w:numId w:val="1155"/>
         </w:numPr>
         <w:pStyle w:val="Compact"/>
       </w:pPr>
@@ -47789,7 +47656,7 @@
       <w:pPr>
         <w:numPr>
           <w:ilvl w:val="0"/>
-          <w:numId w:val="1154"/>
+          <w:numId w:val="1155"/>
         </w:numPr>
         <w:pStyle w:val="Compact"/>
       </w:pPr>
@@ -47801,7 +47668,7 @@
       <w:pPr>
         <w:numPr>
           <w:ilvl w:val="0"/>
-          <w:numId w:val="1154"/>
+          <w:numId w:val="1155"/>
         </w:numPr>
         <w:pStyle w:val="Compact"/>
       </w:pPr>
@@ -47813,7 +47680,7 @@
       <w:pPr>
         <w:numPr>
           <w:ilvl w:val="0"/>
-          <w:numId w:val="1154"/>
+          <w:numId w:val="1155"/>
         </w:numPr>
         <w:pStyle w:val="Compact"/>
       </w:pPr>
@@ -47835,7 +47702,7 @@
       <w:pPr>
         <w:numPr>
           <w:ilvl w:val="0"/>
-          <w:numId w:val="1155"/>
+          <w:numId w:val="1156"/>
         </w:numPr>
         <w:pStyle w:val="Compact"/>
       </w:pPr>
@@ -47854,7 +47721,7 @@
       <w:pPr>
         <w:numPr>
           <w:ilvl w:val="0"/>
-          <w:numId w:val="1155"/>
+          <w:numId w:val="1156"/>
         </w:numPr>
         <w:pStyle w:val="Compact"/>
       </w:pPr>
@@ -47873,7 +47740,7 @@
       <w:pPr>
         <w:numPr>
           <w:ilvl w:val="0"/>
-          <w:numId w:val="1155"/>
+          <w:numId w:val="1156"/>
         </w:numPr>
         <w:pStyle w:val="Compact"/>
       </w:pPr>
@@ -47902,7 +47769,7 @@
       <w:pPr>
         <w:numPr>
           <w:ilvl w:val="0"/>
-          <w:numId w:val="1156"/>
+          <w:numId w:val="1157"/>
         </w:numPr>
         <w:pStyle w:val="Compact"/>
       </w:pPr>
@@ -47914,7 +47781,7 @@
       <w:pPr>
         <w:numPr>
           <w:ilvl w:val="0"/>
-          <w:numId w:val="1156"/>
+          <w:numId w:val="1157"/>
         </w:numPr>
         <w:pStyle w:val="Compact"/>
       </w:pPr>
@@ -47926,7 +47793,7 @@
       <w:pPr>
         <w:numPr>
           <w:ilvl w:val="0"/>
-          <w:numId w:val="1156"/>
+          <w:numId w:val="1157"/>
         </w:numPr>
         <w:pStyle w:val="Compact"/>
       </w:pPr>
@@ -47938,7 +47805,7 @@
       <w:pPr>
         <w:numPr>
           <w:ilvl w:val="0"/>
-          <w:numId w:val="1156"/>
+          <w:numId w:val="1157"/>
         </w:numPr>
         <w:pStyle w:val="Compact"/>
       </w:pPr>
@@ -47960,7 +47827,7 @@
       <w:pPr>
         <w:numPr>
           <w:ilvl w:val="0"/>
-          <w:numId w:val="1157"/>
+          <w:numId w:val="1158"/>
         </w:numPr>
         <w:pStyle w:val="Compact"/>
       </w:pPr>
@@ -47972,7 +47839,7 @@
       <w:pPr>
         <w:numPr>
           <w:ilvl w:val="0"/>
-          <w:numId w:val="1157"/>
+          <w:numId w:val="1158"/>
         </w:numPr>
         <w:pStyle w:val="Compact"/>
       </w:pPr>
@@ -47984,7 +47851,7 @@
       <w:pPr>
         <w:numPr>
           <w:ilvl w:val="0"/>
-          <w:numId w:val="1157"/>
+          <w:numId w:val="1158"/>
         </w:numPr>
         <w:pStyle w:val="Compact"/>
       </w:pPr>
@@ -48347,7 +48214,7 @@
       <w:pPr>
         <w:numPr>
           <w:ilvl w:val="0"/>
-          <w:numId w:val="1158"/>
+          <w:numId w:val="1159"/>
         </w:numPr>
         <w:pStyle w:val="Compact"/>
       </w:pPr>
@@ -48359,7 +48226,7 @@
       <w:pPr>
         <w:numPr>
           <w:ilvl w:val="0"/>
-          <w:numId w:val="1158"/>
+          <w:numId w:val="1159"/>
         </w:numPr>
         <w:pStyle w:val="Compact"/>
       </w:pPr>
@@ -48552,7 +48419,7 @@
       <w:pPr>
         <w:numPr>
           <w:ilvl w:val="0"/>
-          <w:numId w:val="1159"/>
+          <w:numId w:val="1160"/>
         </w:numPr>
         <w:pStyle w:val="Compact"/>
       </w:pPr>
@@ -48571,7 +48438,7 @@
       <w:pPr>
         <w:numPr>
           <w:ilvl w:val="0"/>
-          <w:numId w:val="1159"/>
+          <w:numId w:val="1160"/>
         </w:numPr>
         <w:pStyle w:val="Compact"/>
       </w:pPr>
@@ -48590,7 +48457,7 @@
       <w:pPr>
         <w:numPr>
           <w:ilvl w:val="0"/>
-          <w:numId w:val="1159"/>
+          <w:numId w:val="1160"/>
         </w:numPr>
         <w:pStyle w:val="Compact"/>
       </w:pPr>
@@ -48609,7 +48476,7 @@
       <w:pPr>
         <w:numPr>
           <w:ilvl w:val="0"/>
-          <w:numId w:val="1159"/>
+          <w:numId w:val="1160"/>
         </w:numPr>
         <w:pStyle w:val="Compact"/>
       </w:pPr>
@@ -48628,7 +48495,7 @@
       <w:pPr>
         <w:numPr>
           <w:ilvl w:val="0"/>
-          <w:numId w:val="1159"/>
+          <w:numId w:val="1160"/>
         </w:numPr>
         <w:pStyle w:val="Compact"/>
       </w:pPr>
@@ -48647,7 +48514,7 @@
       <w:pPr>
         <w:numPr>
           <w:ilvl w:val="0"/>
-          <w:numId w:val="1159"/>
+          <w:numId w:val="1160"/>
         </w:numPr>
         <w:pStyle w:val="Compact"/>
       </w:pPr>
@@ -48699,7 +48566,7 @@
       <w:pPr>
         <w:numPr>
           <w:ilvl w:val="0"/>
-          <w:numId w:val="1160"/>
+          <w:numId w:val="1161"/>
         </w:numPr>
         <w:pStyle w:val="Compact"/>
       </w:pPr>
@@ -48711,7 +48578,7 @@
       <w:pPr>
         <w:numPr>
           <w:ilvl w:val="0"/>
-          <w:numId w:val="1160"/>
+          <w:numId w:val="1161"/>
         </w:numPr>
         <w:pStyle w:val="Compact"/>
       </w:pPr>
@@ -48723,7 +48590,7 @@
       <w:pPr>
         <w:numPr>
           <w:ilvl w:val="0"/>
-          <w:numId w:val="1160"/>
+          <w:numId w:val="1161"/>
         </w:numPr>
         <w:pStyle w:val="Compact"/>
       </w:pPr>
@@ -48735,7 +48602,7 @@
       <w:pPr>
         <w:numPr>
           <w:ilvl w:val="0"/>
-          <w:numId w:val="1160"/>
+          <w:numId w:val="1161"/>
         </w:numPr>
         <w:pStyle w:val="Compact"/>
       </w:pPr>
@@ -48747,7 +48614,7 @@
       <w:pPr>
         <w:numPr>
           <w:ilvl w:val="0"/>
-          <w:numId w:val="1160"/>
+          <w:numId w:val="1161"/>
         </w:numPr>
         <w:pStyle w:val="Compact"/>
       </w:pPr>
@@ -48759,7 +48626,7 @@
       <w:pPr>
         <w:numPr>
           <w:ilvl w:val="0"/>
-          <w:numId w:val="1160"/>
+          <w:numId w:val="1161"/>
         </w:numPr>
         <w:pStyle w:val="Compact"/>
       </w:pPr>
@@ -49006,7 +48873,7 @@
       <w:pPr>
         <w:numPr>
           <w:ilvl w:val="0"/>
-          <w:numId w:val="1161"/>
+          <w:numId w:val="1162"/>
         </w:numPr>
         <w:pStyle w:val="Compact"/>
       </w:pPr>
@@ -49025,7 +48892,7 @@
       <w:pPr>
         <w:numPr>
           <w:ilvl w:val="0"/>
-          <w:numId w:val="1161"/>
+          <w:numId w:val="1162"/>
         </w:numPr>
         <w:pStyle w:val="Compact"/>
       </w:pPr>
@@ -49044,7 +48911,7 @@
       <w:pPr>
         <w:numPr>
           <w:ilvl w:val="0"/>
-          <w:numId w:val="1161"/>
+          <w:numId w:val="1162"/>
         </w:numPr>
         <w:pStyle w:val="Compact"/>
       </w:pPr>
@@ -49063,7 +48930,7 @@
       <w:pPr>
         <w:numPr>
           <w:ilvl w:val="0"/>
-          <w:numId w:val="1161"/>
+          <w:numId w:val="1162"/>
         </w:numPr>
         <w:pStyle w:val="Compact"/>
       </w:pPr>
@@ -49082,7 +48949,7 @@
       <w:pPr>
         <w:numPr>
           <w:ilvl w:val="0"/>
-          <w:numId w:val="1161"/>
+          <w:numId w:val="1162"/>
         </w:numPr>
         <w:pStyle w:val="Compact"/>
       </w:pPr>
@@ -49101,7 +48968,7 @@
       <w:pPr>
         <w:numPr>
           <w:ilvl w:val="0"/>
-          <w:numId w:val="1161"/>
+          <w:numId w:val="1162"/>
         </w:numPr>
         <w:pStyle w:val="Compact"/>
       </w:pPr>
@@ -49139,7 +49006,7 @@
       <w:pPr>
         <w:numPr>
           <w:ilvl w:val="0"/>
-          <w:numId w:val="1162"/>
+          <w:numId w:val="1163"/>
         </w:numPr>
         <w:pStyle w:val="Compact"/>
       </w:pPr>
@@ -49151,7 +49018,7 @@
       <w:pPr>
         <w:numPr>
           <w:ilvl w:val="0"/>
-          <w:numId w:val="1162"/>
+          <w:numId w:val="1163"/>
         </w:numPr>
         <w:pStyle w:val="Compact"/>
       </w:pPr>
@@ -49163,7 +49030,7 @@
       <w:pPr>
         <w:numPr>
           <w:ilvl w:val="0"/>
-          <w:numId w:val="1162"/>
+          <w:numId w:val="1163"/>
         </w:numPr>
         <w:pStyle w:val="Compact"/>
       </w:pPr>
@@ -49175,7 +49042,7 @@
       <w:pPr>
         <w:numPr>
           <w:ilvl w:val="0"/>
-          <w:numId w:val="1162"/>
+          <w:numId w:val="1163"/>
         </w:numPr>
         <w:pStyle w:val="Compact"/>
       </w:pPr>
@@ -49187,7 +49054,7 @@
       <w:pPr>
         <w:numPr>
           <w:ilvl w:val="0"/>
-          <w:numId w:val="1162"/>
+          <w:numId w:val="1163"/>
         </w:numPr>
         <w:pStyle w:val="Compact"/>
       </w:pPr>
@@ -49209,7 +49076,7 @@
       <w:pPr>
         <w:numPr>
           <w:ilvl w:val="0"/>
-          <w:numId w:val="1163"/>
+          <w:numId w:val="1164"/>
         </w:numPr>
         <w:pStyle w:val="Compact"/>
       </w:pPr>
@@ -49228,7 +49095,7 @@
       <w:pPr>
         <w:numPr>
           <w:ilvl w:val="0"/>
-          <w:numId w:val="1163"/>
+          <w:numId w:val="1164"/>
         </w:numPr>
         <w:pStyle w:val="Compact"/>
       </w:pPr>
@@ -49247,7 +49114,7 @@
       <w:pPr>
         <w:numPr>
           <w:ilvl w:val="0"/>
-          <w:numId w:val="1163"/>
+          <w:numId w:val="1164"/>
         </w:numPr>
         <w:pStyle w:val="Compact"/>
       </w:pPr>
@@ -49281,7 +49148,7 @@
       <w:pPr>
         <w:numPr>
           <w:ilvl w:val="0"/>
-          <w:numId w:val="1164"/>
+          <w:numId w:val="1165"/>
         </w:numPr>
         <w:pStyle w:val="Compact"/>
       </w:pPr>
@@ -49293,7 +49160,7 @@
       <w:pPr>
         <w:numPr>
           <w:ilvl w:val="0"/>
-          <w:numId w:val="1164"/>
+          <w:numId w:val="1165"/>
         </w:numPr>
         <w:pStyle w:val="Compact"/>
       </w:pPr>
@@ -49305,7 +49172,7 @@
       <w:pPr>
         <w:numPr>
           <w:ilvl w:val="0"/>
-          <w:numId w:val="1164"/>
+          <w:numId w:val="1165"/>
         </w:numPr>
         <w:pStyle w:val="Compact"/>
       </w:pPr>
@@ -49317,7 +49184,7 @@
       <w:pPr>
         <w:numPr>
           <w:ilvl w:val="0"/>
-          <w:numId w:val="1164"/>
+          <w:numId w:val="1165"/>
         </w:numPr>
         <w:pStyle w:val="Compact"/>
       </w:pPr>
@@ -49339,7 +49206,7 @@
       <w:pPr>
         <w:numPr>
           <w:ilvl w:val="0"/>
-          <w:numId w:val="1165"/>
+          <w:numId w:val="1166"/>
         </w:numPr>
         <w:pStyle w:val="Compact"/>
       </w:pPr>
@@ -49351,7 +49218,7 @@
       <w:pPr>
         <w:numPr>
           <w:ilvl w:val="0"/>
-          <w:numId w:val="1165"/>
+          <w:numId w:val="1166"/>
         </w:numPr>
         <w:pStyle w:val="Compact"/>
       </w:pPr>
@@ -49363,7 +49230,7 @@
       <w:pPr>
         <w:numPr>
           <w:ilvl w:val="0"/>
-          <w:numId w:val="1165"/>
+          <w:numId w:val="1166"/>
         </w:numPr>
         <w:pStyle w:val="Compact"/>
       </w:pPr>
@@ -49375,7 +49242,7 @@
       <w:pPr>
         <w:numPr>
           <w:ilvl w:val="0"/>
-          <w:numId w:val="1165"/>
+          <w:numId w:val="1166"/>
         </w:numPr>
         <w:pStyle w:val="Compact"/>
       </w:pPr>
@@ -49397,7 +49264,7 @@
       <w:pPr>
         <w:numPr>
           <w:ilvl w:val="0"/>
-          <w:numId w:val="1166"/>
+          <w:numId w:val="1167"/>
         </w:numPr>
         <w:pStyle w:val="Compact"/>
       </w:pPr>
@@ -49409,7 +49276,7 @@
       <w:pPr>
         <w:numPr>
           <w:ilvl w:val="0"/>
-          <w:numId w:val="1166"/>
+          <w:numId w:val="1167"/>
         </w:numPr>
         <w:pStyle w:val="Compact"/>
       </w:pPr>
@@ -49421,7 +49288,7 @@
       <w:pPr>
         <w:numPr>
           <w:ilvl w:val="0"/>
-          <w:numId w:val="1166"/>
+          <w:numId w:val="1167"/>
         </w:numPr>
         <w:pStyle w:val="Compact"/>
       </w:pPr>
@@ -49443,7 +49310,7 @@
       <w:pPr>
         <w:numPr>
           <w:ilvl w:val="0"/>
-          <w:numId w:val="1167"/>
+          <w:numId w:val="1168"/>
         </w:numPr>
         <w:pStyle w:val="Compact"/>
       </w:pPr>
@@ -49455,7 +49322,7 @@
       <w:pPr>
         <w:numPr>
           <w:ilvl w:val="0"/>
-          <w:numId w:val="1167"/>
+          <w:numId w:val="1168"/>
         </w:numPr>
         <w:pStyle w:val="Compact"/>
       </w:pPr>
@@ -49467,7 +49334,7 @@
       <w:pPr>
         <w:numPr>
           <w:ilvl w:val="0"/>
-          <w:numId w:val="1167"/>
+          <w:numId w:val="1168"/>
         </w:numPr>
         <w:pStyle w:val="Compact"/>
       </w:pPr>
@@ -49479,7 +49346,7 @@
       <w:pPr>
         <w:numPr>
           <w:ilvl w:val="0"/>
-          <w:numId w:val="1167"/>
+          <w:numId w:val="1168"/>
         </w:numPr>
         <w:pStyle w:val="Compact"/>
       </w:pPr>
@@ -49491,7 +49358,7 @@
       <w:pPr>
         <w:numPr>
           <w:ilvl w:val="0"/>
-          <w:numId w:val="1167"/>
+          <w:numId w:val="1168"/>
         </w:numPr>
         <w:pStyle w:val="Compact"/>
       </w:pPr>
@@ -49503,7 +49370,7 @@
       <w:pPr>
         <w:numPr>
           <w:ilvl w:val="0"/>
-          <w:numId w:val="1167"/>
+          <w:numId w:val="1168"/>
         </w:numPr>
         <w:pStyle w:val="Compact"/>
       </w:pPr>
@@ -49525,7 +49392,7 @@
       <w:pPr>
         <w:numPr>
           <w:ilvl w:val="0"/>
-          <w:numId w:val="1168"/>
+          <w:numId w:val="1169"/>
         </w:numPr>
         <w:pStyle w:val="Compact"/>
       </w:pPr>
@@ -49537,7 +49404,7 @@
       <w:pPr>
         <w:numPr>
           <w:ilvl w:val="0"/>
-          <w:numId w:val="1168"/>
+          <w:numId w:val="1169"/>
         </w:numPr>
         <w:pStyle w:val="Compact"/>
       </w:pPr>
@@ -49549,7 +49416,7 @@
       <w:pPr>
         <w:numPr>
           <w:ilvl w:val="0"/>
-          <w:numId w:val="1168"/>
+          <w:numId w:val="1169"/>
         </w:numPr>
         <w:pStyle w:val="Compact"/>
       </w:pPr>
@@ -49561,7 +49428,7 @@
       <w:pPr>
         <w:numPr>
           <w:ilvl w:val="0"/>
-          <w:numId w:val="1168"/>
+          <w:numId w:val="1169"/>
         </w:numPr>
         <w:pStyle w:val="Compact"/>
       </w:pPr>
@@ -49583,7 +49450,7 @@
       <w:pPr>
         <w:numPr>
           <w:ilvl w:val="0"/>
-          <w:numId w:val="1169"/>
+          <w:numId w:val="1170"/>
         </w:numPr>
         <w:pStyle w:val="Compact"/>
       </w:pPr>
@@ -49595,7 +49462,7 @@
       <w:pPr>
         <w:numPr>
           <w:ilvl w:val="0"/>
-          <w:numId w:val="1169"/>
+          <w:numId w:val="1170"/>
         </w:numPr>
         <w:pStyle w:val="Compact"/>
       </w:pPr>
@@ -49654,7 +49521,7 @@
       <w:pPr>
         <w:numPr>
           <w:ilvl w:val="0"/>
-          <w:numId w:val="1170"/>
+          <w:numId w:val="1171"/>
         </w:numPr>
         <w:pStyle w:val="Compact"/>
       </w:pPr>
@@ -49673,7 +49540,7 @@
       <w:pPr>
         <w:numPr>
           <w:ilvl w:val="0"/>
-          <w:numId w:val="1170"/>
+          <w:numId w:val="1171"/>
         </w:numPr>
         <w:pStyle w:val="Compact"/>
       </w:pPr>
@@ -49692,7 +49559,7 @@
       <w:pPr>
         <w:numPr>
           <w:ilvl w:val="0"/>
-          <w:numId w:val="1170"/>
+          <w:numId w:val="1171"/>
         </w:numPr>
         <w:pStyle w:val="Compact"/>
       </w:pPr>
@@ -49711,7 +49578,7 @@
       <w:pPr>
         <w:numPr>
           <w:ilvl w:val="0"/>
-          <w:numId w:val="1170"/>
+          <w:numId w:val="1171"/>
         </w:numPr>
         <w:pStyle w:val="Compact"/>
       </w:pPr>
@@ -49730,7 +49597,7 @@
       <w:pPr>
         <w:numPr>
           <w:ilvl w:val="0"/>
-          <w:numId w:val="1170"/>
+          <w:numId w:val="1171"/>
         </w:numPr>
         <w:pStyle w:val="Compact"/>
       </w:pPr>
@@ -49749,7 +49616,7 @@
       <w:pPr>
         <w:numPr>
           <w:ilvl w:val="0"/>
-          <w:numId w:val="1170"/>
+          <w:numId w:val="1171"/>
         </w:numPr>
         <w:pStyle w:val="Compact"/>
       </w:pPr>
@@ -49801,7 +49668,7 @@
       <w:pPr>
         <w:numPr>
           <w:ilvl w:val="0"/>
-          <w:numId w:val="1171"/>
+          <w:numId w:val="1172"/>
         </w:numPr>
         <w:pStyle w:val="Compact"/>
       </w:pPr>
@@ -49813,7 +49680,7 @@
       <w:pPr>
         <w:numPr>
           <w:ilvl w:val="0"/>
-          <w:numId w:val="1171"/>
+          <w:numId w:val="1172"/>
         </w:numPr>
         <w:pStyle w:val="Compact"/>
       </w:pPr>
@@ -49825,7 +49692,7 @@
       <w:pPr>
         <w:numPr>
           <w:ilvl w:val="0"/>
-          <w:numId w:val="1171"/>
+          <w:numId w:val="1172"/>
         </w:numPr>
         <w:pStyle w:val="Compact"/>
       </w:pPr>
@@ -49837,7 +49704,7 @@
       <w:pPr>
         <w:numPr>
           <w:ilvl w:val="0"/>
-          <w:numId w:val="1171"/>
+          <w:numId w:val="1172"/>
         </w:numPr>
         <w:pStyle w:val="Compact"/>
       </w:pPr>
@@ -49849,7 +49716,7 @@
       <w:pPr>
         <w:numPr>
           <w:ilvl w:val="0"/>
-          <w:numId w:val="1171"/>
+          <w:numId w:val="1172"/>
         </w:numPr>
         <w:pStyle w:val="Compact"/>
       </w:pPr>
@@ -49861,7 +49728,7 @@
       <w:pPr>
         <w:numPr>
           <w:ilvl w:val="0"/>
-          <w:numId w:val="1171"/>
+          <w:numId w:val="1172"/>
         </w:numPr>
         <w:pStyle w:val="Compact"/>
       </w:pPr>
@@ -49873,7 +49740,7 @@
       <w:pPr>
         <w:numPr>
           <w:ilvl w:val="0"/>
-          <w:numId w:val="1171"/>
+          <w:numId w:val="1172"/>
         </w:numPr>
         <w:pStyle w:val="Compact"/>
       </w:pPr>
@@ -49885,7 +49752,7 @@
       <w:pPr>
         <w:numPr>
           <w:ilvl w:val="0"/>
-          <w:numId w:val="1171"/>
+          <w:numId w:val="1172"/>
         </w:numPr>
         <w:pStyle w:val="Compact"/>
       </w:pPr>
@@ -49937,7 +49804,7 @@
       <w:pPr>
         <w:numPr>
           <w:ilvl w:val="0"/>
-          <w:numId w:val="1172"/>
+          <w:numId w:val="1173"/>
         </w:numPr>
         <w:pStyle w:val="Compact"/>
       </w:pPr>
@@ -49949,7 +49816,7 @@
       <w:pPr>
         <w:numPr>
           <w:ilvl w:val="0"/>
-          <w:numId w:val="1172"/>
+          <w:numId w:val="1173"/>
         </w:numPr>
         <w:pStyle w:val="Compact"/>
       </w:pPr>
@@ -49961,7 +49828,7 @@
       <w:pPr>
         <w:numPr>
           <w:ilvl w:val="0"/>
-          <w:numId w:val="1172"/>
+          <w:numId w:val="1173"/>
         </w:numPr>
         <w:pStyle w:val="Compact"/>
       </w:pPr>
@@ -49970,19 +49837,19 @@
       <w:pPr>
         <w:numPr>
           <w:ilvl w:val="1"/>
+          <w:numId w:val="1174"/>
+        </w:numPr>
+        <w:pStyle w:val="Compact"/>
+      </w:pPr>
+      <w:r>
+        <w:t xml:space="preserve">50 default cartridges (oak) × $80 = $4,000.</w:t>
+      </w:r>
+    </w:p>
+    <w:p>
+      <w:pPr>
+        <w:numPr>
+          <w:ilvl w:val="0"/>
           <w:numId w:val="1173"/>
-        </w:numPr>
-        <w:pStyle w:val="Compact"/>
-      </w:pPr>
-      <w:r>
-        <w:t xml:space="preserve">50 default cartridges (oak) × $80 = $4,000.</w:t>
-      </w:r>
-    </w:p>
-    <w:p>
-      <w:pPr>
-        <w:numPr>
-          <w:ilvl w:val="0"/>
-          <w:numId w:val="1172"/>
         </w:numPr>
         <w:pStyle w:val="Compact"/>
       </w:pPr>
@@ -50016,7 +49883,7 @@
       <w:pPr>
         <w:numPr>
           <w:ilvl w:val="0"/>
-          <w:numId w:val="1174"/>
+          <w:numId w:val="1175"/>
         </w:numPr>
         <w:pStyle w:val="Compact"/>
       </w:pPr>
@@ -50028,7 +49895,7 @@
       <w:pPr>
         <w:numPr>
           <w:ilvl w:val="0"/>
-          <w:numId w:val="1174"/>
+          <w:numId w:val="1175"/>
         </w:numPr>
         <w:pStyle w:val="Compact"/>
       </w:pPr>
@@ -50040,7 +49907,7 @@
       <w:pPr>
         <w:numPr>
           <w:ilvl w:val="0"/>
-          <w:numId w:val="1174"/>
+          <w:numId w:val="1175"/>
         </w:numPr>
         <w:pStyle w:val="Compact"/>
       </w:pPr>
@@ -50052,7 +49919,7 @@
       <w:pPr>
         <w:numPr>
           <w:ilvl w:val="0"/>
-          <w:numId w:val="1174"/>
+          <w:numId w:val="1175"/>
         </w:numPr>
         <w:pStyle w:val="Compact"/>
       </w:pPr>
@@ -50064,7 +49931,7 @@
       <w:pPr>
         <w:numPr>
           <w:ilvl w:val="0"/>
-          <w:numId w:val="1174"/>
+          <w:numId w:val="1175"/>
         </w:numPr>
         <w:pStyle w:val="Compact"/>
       </w:pPr>
@@ -50076,7 +49943,7 @@
       <w:pPr>
         <w:numPr>
           <w:ilvl w:val="0"/>
-          <w:numId w:val="1174"/>
+          <w:numId w:val="1175"/>
         </w:numPr>
         <w:pStyle w:val="Compact"/>
       </w:pPr>
@@ -50151,7 +50018,7 @@
       <w:pPr>
         <w:numPr>
           <w:ilvl w:val="0"/>
-          <w:numId w:val="1175"/>
+          <w:numId w:val="1176"/>
         </w:numPr>
         <w:pStyle w:val="Compact"/>
       </w:pPr>
@@ -50163,7 +50030,7 @@
       <w:pPr>
         <w:numPr>
           <w:ilvl w:val="0"/>
-          <w:numId w:val="1175"/>
+          <w:numId w:val="1176"/>
         </w:numPr>
         <w:pStyle w:val="Compact"/>
       </w:pPr>
@@ -50175,7 +50042,7 @@
       <w:pPr>
         <w:numPr>
           <w:ilvl w:val="0"/>
-          <w:numId w:val="1175"/>
+          <w:numId w:val="1176"/>
         </w:numPr>
         <w:pStyle w:val="Compact"/>
       </w:pPr>
@@ -50187,7 +50054,7 @@
       <w:pPr>
         <w:numPr>
           <w:ilvl w:val="0"/>
-          <w:numId w:val="1175"/>
+          <w:numId w:val="1176"/>
         </w:numPr>
         <w:pStyle w:val="Compact"/>
       </w:pPr>
@@ -50878,6 +50745,9 @@
     <w:abstractNumId w:val="991"/>
   </w:num>
   <w:num w:numId="1015">
+    <w:abstractNumId w:val="991"/>
+  </w:num>
+  <w:num w:numId="1016">
     <w:abstractNumId w:val="99411"/>
     <w:lvlOverride w:ilvl="0">
       <w:startOverride w:val="1"/>
@@ -50906,9 +50776,6 @@
     <w:lvlOverride w:ilvl="8">
       <w:startOverride w:val="1"/>
     </w:lvlOverride>
-  </w:num>
-  <w:num w:numId="1016">
-    <w:abstractNumId w:val="991"/>
   </w:num>
   <w:num w:numId="1017">
     <w:abstractNumId w:val="991"/>
@@ -51085,6 +50952,9 @@
     <w:abstractNumId w:val="991"/>
   </w:num>
   <w:num w:numId="1075">
+    <w:abstractNumId w:val="991"/>
+  </w:num>
+  <w:num w:numId="1076">
     <w:abstractNumId w:val="99411"/>
     <w:lvlOverride w:ilvl="0">
       <w:startOverride w:val="1"/>
@@ -51114,10 +50984,10 @@
       <w:startOverride w:val="1"/>
     </w:lvlOverride>
   </w:num>
-  <w:num w:numId="1076">
+  <w:num w:numId="1077">
     <w:abstractNumId w:val="991"/>
   </w:num>
-  <w:num w:numId="1077">
+  <w:num w:numId="1078">
     <w:abstractNumId w:val="99411"/>
     <w:lvlOverride w:ilvl="0">
       <w:startOverride w:val="1"/>
@@ -51147,9 +51017,6 @@
       <w:startOverride w:val="1"/>
     </w:lvlOverride>
   </w:num>
-  <w:num w:numId="1078">
-    <w:abstractNumId w:val="991"/>
-  </w:num>
   <w:num w:numId="1079">
     <w:abstractNumId w:val="991"/>
   </w:num>
@@ -51160,6 +51027,9 @@
     <w:abstractNumId w:val="991"/>
   </w:num>
   <w:num w:numId="1082">
+    <w:abstractNumId w:val="991"/>
+  </w:num>
+  <w:num w:numId="1083">
     <w:abstractNumId w:val="99411"/>
     <w:lvlOverride w:ilvl="0">
       <w:startOverride w:val="1"/>
@@ -51189,38 +51059,8 @@
       <w:startOverride w:val="1"/>
     </w:lvlOverride>
   </w:num>
-  <w:num w:numId="1083">
+  <w:num w:numId="1084">
     <w:abstractNumId w:val="991"/>
-  </w:num>
-  <w:num w:numId="1084">
-    <w:abstractNumId w:val="99411"/>
-    <w:lvlOverride w:ilvl="0">
-      <w:startOverride w:val="1"/>
-    </w:lvlOverride>
-    <w:lvlOverride w:ilvl="1">
-      <w:startOverride w:val="1"/>
-    </w:lvlOverride>
-    <w:lvlOverride w:ilvl="2">
-      <w:startOverride w:val="1"/>
-    </w:lvlOverride>
-    <w:lvlOverride w:ilvl="3">
-      <w:startOverride w:val="1"/>
-    </w:lvlOverride>
-    <w:lvlOverride w:ilvl="4">
-      <w:startOverride w:val="1"/>
-    </w:lvlOverride>
-    <w:lvlOverride w:ilvl="5">
-      <w:startOverride w:val="1"/>
-    </w:lvlOverride>
-    <w:lvlOverride w:ilvl="6">
-      <w:startOverride w:val="1"/>
-    </w:lvlOverride>
-    <w:lvlOverride w:ilvl="7">
-      <w:startOverride w:val="1"/>
-    </w:lvlOverride>
-    <w:lvlOverride w:ilvl="8">
-      <w:startOverride w:val="1"/>
-    </w:lvlOverride>
   </w:num>
   <w:num w:numId="1085">
     <w:abstractNumId w:val="99411"/>
@@ -51343,9 +51183,6 @@
     </w:lvlOverride>
   </w:num>
   <w:num w:numId="1089">
-    <w:abstractNumId w:val="991"/>
-  </w:num>
-  <w:num w:numId="1090">
     <w:abstractNumId w:val="99411"/>
     <w:lvlOverride w:ilvl="0">
       <w:startOverride w:val="1"/>
@@ -51375,13 +51212,10 @@
       <w:startOverride w:val="1"/>
     </w:lvlOverride>
   </w:num>
-  <w:num w:numId="1091">
+  <w:num w:numId="1090">
     <w:abstractNumId w:val="991"/>
   </w:num>
-  <w:num w:numId="1092">
-    <w:abstractNumId w:val="991"/>
-  </w:num>
-  <w:num w:numId="1093">
+  <w:num w:numId="1091">
     <w:abstractNumId w:val="99411"/>
     <w:lvlOverride w:ilvl="0">
       <w:startOverride w:val="1"/>
@@ -51410,6 +51244,12 @@
     <w:lvlOverride w:ilvl="8">
       <w:startOverride w:val="1"/>
     </w:lvlOverride>
+  </w:num>
+  <w:num w:numId="1092">
+    <w:abstractNumId w:val="991"/>
+  </w:num>
+  <w:num w:numId="1093">
+    <w:abstractNumId w:val="991"/>
   </w:num>
   <w:num w:numId="1094">
     <w:abstractNumId w:val="99411"/>
@@ -51562,9 +51402,6 @@
     </w:lvlOverride>
   </w:num>
   <w:num w:numId="1099">
-    <w:abstractNumId w:val="991"/>
-  </w:num>
-  <w:num w:numId="1100">
     <w:abstractNumId w:val="99411"/>
     <w:lvlOverride w:ilvl="0">
       <w:startOverride w:val="1"/>
@@ -51594,10 +51431,10 @@
       <w:startOverride w:val="1"/>
     </w:lvlOverride>
   </w:num>
-  <w:num w:numId="1101">
+  <w:num w:numId="1100">
     <w:abstractNumId w:val="991"/>
   </w:num>
-  <w:num w:numId="1102">
+  <w:num w:numId="1101">
     <w:abstractNumId w:val="99411"/>
     <w:lvlOverride w:ilvl="0">
       <w:startOverride w:val="1"/>
@@ -51626,6 +51463,9 @@
     <w:lvlOverride w:ilvl="8">
       <w:startOverride w:val="1"/>
     </w:lvlOverride>
+  </w:num>
+  <w:num w:numId="1102">
+    <w:abstractNumId w:val="991"/>
   </w:num>
   <w:num w:numId="1103">
     <w:abstractNumId w:val="99411"/>
@@ -51838,7 +51678,34 @@
     </w:lvlOverride>
   </w:num>
   <w:num w:numId="1110">
-    <w:abstractNumId w:val="991"/>
+    <w:abstractNumId w:val="99411"/>
+    <w:lvlOverride w:ilvl="0">
+      <w:startOverride w:val="1"/>
+    </w:lvlOverride>
+    <w:lvlOverride w:ilvl="1">
+      <w:startOverride w:val="1"/>
+    </w:lvlOverride>
+    <w:lvlOverride w:ilvl="2">
+      <w:startOverride w:val="1"/>
+    </w:lvlOverride>
+    <w:lvlOverride w:ilvl="3">
+      <w:startOverride w:val="1"/>
+    </w:lvlOverride>
+    <w:lvlOverride w:ilvl="4">
+      <w:startOverride w:val="1"/>
+    </w:lvlOverride>
+    <w:lvlOverride w:ilvl="5">
+      <w:startOverride w:val="1"/>
+    </w:lvlOverride>
+    <w:lvlOverride w:ilvl="6">
+      <w:startOverride w:val="1"/>
+    </w:lvlOverride>
+    <w:lvlOverride w:ilvl="7">
+      <w:startOverride w:val="1"/>
+    </w:lvlOverride>
+    <w:lvlOverride w:ilvl="8">
+      <w:startOverride w:val="1"/>
+    </w:lvlOverride>
   </w:num>
   <w:num w:numId="1111">
     <w:abstractNumId w:val="991"/>
@@ -51874,34 +51741,7 @@
     <w:abstractNumId w:val="991"/>
   </w:num>
   <w:num w:numId="1122">
-    <w:abstractNumId w:val="99411"/>
-    <w:lvlOverride w:ilvl="0">
-      <w:startOverride w:val="1"/>
-    </w:lvlOverride>
-    <w:lvlOverride w:ilvl="1">
-      <w:startOverride w:val="1"/>
-    </w:lvlOverride>
-    <w:lvlOverride w:ilvl="2">
-      <w:startOverride w:val="1"/>
-    </w:lvlOverride>
-    <w:lvlOverride w:ilvl="3">
-      <w:startOverride w:val="1"/>
-    </w:lvlOverride>
-    <w:lvlOverride w:ilvl="4">
-      <w:startOverride w:val="1"/>
-    </w:lvlOverride>
-    <w:lvlOverride w:ilvl="5">
-      <w:startOverride w:val="1"/>
-    </w:lvlOverride>
-    <w:lvlOverride w:ilvl="6">
-      <w:startOverride w:val="1"/>
-    </w:lvlOverride>
-    <w:lvlOverride w:ilvl="7">
-      <w:startOverride w:val="1"/>
-    </w:lvlOverride>
-    <w:lvlOverride w:ilvl="8">
-      <w:startOverride w:val="1"/>
-    </w:lvlOverride>
+    <w:abstractNumId w:val="991"/>
   </w:num>
   <w:num w:numId="1123">
     <w:abstractNumId w:val="99411"/>
@@ -51934,9 +51774,6 @@
     </w:lvlOverride>
   </w:num>
   <w:num w:numId="1124">
-    <w:abstractNumId w:val="991"/>
-  </w:num>
-  <w:num w:numId="1125">
     <w:abstractNumId w:val="99411"/>
     <w:lvlOverride w:ilvl="0">
       <w:startOverride w:val="1"/>
@@ -51966,10 +51803,10 @@
       <w:startOverride w:val="1"/>
     </w:lvlOverride>
   </w:num>
-  <w:num w:numId="1126">
+  <w:num w:numId="1125">
     <w:abstractNumId w:val="991"/>
   </w:num>
-  <w:num w:numId="1127">
+  <w:num w:numId="1126">
     <w:abstractNumId w:val="99411"/>
     <w:lvlOverride w:ilvl="0">
       <w:startOverride w:val="1"/>
@@ -51999,10 +51836,10 @@
       <w:startOverride w:val="1"/>
     </w:lvlOverride>
   </w:num>
-  <w:num w:numId="1128">
+  <w:num w:numId="1127">
     <w:abstractNumId w:val="991"/>
   </w:num>
-  <w:num w:numId="1129">
+  <w:num w:numId="1128">
     <w:abstractNumId w:val="99411"/>
     <w:lvlOverride w:ilvl="0">
       <w:startOverride w:val="1"/>
@@ -52032,13 +51869,10 @@
       <w:startOverride w:val="1"/>
     </w:lvlOverride>
   </w:num>
-  <w:num w:numId="1130">
+  <w:num w:numId="1129">
     <w:abstractNumId w:val="991"/>
   </w:num>
-  <w:num w:numId="1131">
-    <w:abstractNumId w:val="991"/>
-  </w:num>
-  <w:num w:numId="1132">
+  <w:num w:numId="1130">
     <w:abstractNumId w:val="99411"/>
     <w:lvlOverride w:ilvl="0">
       <w:startOverride w:val="1"/>
@@ -52068,13 +51902,13 @@
       <w:startOverride w:val="1"/>
     </w:lvlOverride>
   </w:num>
-  <w:num w:numId="1133">
+  <w:num w:numId="1131">
     <w:abstractNumId w:val="991"/>
   </w:num>
-  <w:num w:numId="1134">
+  <w:num w:numId="1132">
     <w:abstractNumId w:val="991"/>
   </w:num>
-  <w:num w:numId="1135">
+  <w:num w:numId="1133">
     <w:abstractNumId w:val="99411"/>
     <w:lvlOverride w:ilvl="0">
       <w:startOverride w:val="1"/>
@@ -52104,13 +51938,13 @@
       <w:startOverride w:val="1"/>
     </w:lvlOverride>
   </w:num>
-  <w:num w:numId="1136">
+  <w:num w:numId="1134">
     <w:abstractNumId w:val="991"/>
   </w:num>
-  <w:num w:numId="1137">
+  <w:num w:numId="1135">
     <w:abstractNumId w:val="991"/>
   </w:num>
-  <w:num w:numId="1138">
+  <w:num w:numId="1136">
     <w:abstractNumId w:val="99411"/>
     <w:lvlOverride w:ilvl="0">
       <w:startOverride w:val="1"/>
@@ -52140,13 +51974,13 @@
       <w:startOverride w:val="1"/>
     </w:lvlOverride>
   </w:num>
-  <w:num w:numId="1139">
+  <w:num w:numId="1137">
     <w:abstractNumId w:val="991"/>
   </w:num>
-  <w:num w:numId="1140">
+  <w:num w:numId="1138">
     <w:abstractNumId w:val="991"/>
   </w:num>
-  <w:num w:numId="1141">
+  <w:num w:numId="1139">
     <w:abstractNumId w:val="99411"/>
     <w:lvlOverride w:ilvl="0">
       <w:startOverride w:val="1"/>
@@ -52176,13 +52010,13 @@
       <w:startOverride w:val="1"/>
     </w:lvlOverride>
   </w:num>
-  <w:num w:numId="1142">
+  <w:num w:numId="1140">
     <w:abstractNumId w:val="991"/>
   </w:num>
-  <w:num w:numId="1143">
+  <w:num w:numId="1141">
     <w:abstractNumId w:val="991"/>
   </w:num>
-  <w:num w:numId="1144">
+  <w:num w:numId="1142">
     <w:abstractNumId w:val="99411"/>
     <w:lvlOverride w:ilvl="0">
       <w:startOverride w:val="1"/>
@@ -52212,13 +52046,13 @@
       <w:startOverride w:val="1"/>
     </w:lvlOverride>
   </w:num>
-  <w:num w:numId="1145">
+  <w:num w:numId="1143">
     <w:abstractNumId w:val="991"/>
   </w:num>
-  <w:num w:numId="1146">
+  <w:num w:numId="1144">
     <w:abstractNumId w:val="991"/>
   </w:num>
-  <w:num w:numId="1147">
+  <w:num w:numId="1145">
     <w:abstractNumId w:val="99411"/>
     <w:lvlOverride w:ilvl="0">
       <w:startOverride w:val="1"/>
@@ -52248,13 +52082,13 @@
       <w:startOverride w:val="1"/>
     </w:lvlOverride>
   </w:num>
-  <w:num w:numId="1148">
+  <w:num w:numId="1146">
     <w:abstractNumId w:val="991"/>
   </w:num>
-  <w:num w:numId="1149">
+  <w:num w:numId="1147">
     <w:abstractNumId w:val="991"/>
   </w:num>
-  <w:num w:numId="1150">
+  <w:num w:numId="1148">
     <w:abstractNumId w:val="99411"/>
     <w:lvlOverride w:ilvl="0">
       <w:startOverride w:val="1"/>
@@ -52284,8 +52118,41 @@
       <w:startOverride w:val="1"/>
     </w:lvlOverride>
   </w:num>
+  <w:num w:numId="1149">
+    <w:abstractNumId w:val="991"/>
+  </w:num>
+  <w:num w:numId="1150">
+    <w:abstractNumId w:val="991"/>
+  </w:num>
   <w:num w:numId="1151">
-    <w:abstractNumId w:val="991"/>
+    <w:abstractNumId w:val="99411"/>
+    <w:lvlOverride w:ilvl="0">
+      <w:startOverride w:val="1"/>
+    </w:lvlOverride>
+    <w:lvlOverride w:ilvl="1">
+      <w:startOverride w:val="1"/>
+    </w:lvlOverride>
+    <w:lvlOverride w:ilvl="2">
+      <w:startOverride w:val="1"/>
+    </w:lvlOverride>
+    <w:lvlOverride w:ilvl="3">
+      <w:startOverride w:val="1"/>
+    </w:lvlOverride>
+    <w:lvlOverride w:ilvl="4">
+      <w:startOverride w:val="1"/>
+    </w:lvlOverride>
+    <w:lvlOverride w:ilvl="5">
+      <w:startOverride w:val="1"/>
+    </w:lvlOverride>
+    <w:lvlOverride w:ilvl="6">
+      <w:startOverride w:val="1"/>
+    </w:lvlOverride>
+    <w:lvlOverride w:ilvl="7">
+      <w:startOverride w:val="1"/>
+    </w:lvlOverride>
+    <w:lvlOverride w:ilvl="8">
+      <w:startOverride w:val="1"/>
+    </w:lvlOverride>
   </w:num>
   <w:num w:numId="1152">
     <w:abstractNumId w:val="991"/>
@@ -52315,6 +52182,9 @@
     <w:abstractNumId w:val="991"/>
   </w:num>
   <w:num w:numId="1161">
+    <w:abstractNumId w:val="991"/>
+  </w:num>
+  <w:num w:numId="1162">
     <w:abstractNumId w:val="99411"/>
     <w:lvlOverride w:ilvl="0">
       <w:startOverride w:val="1"/>
@@ -52343,9 +52213,6 @@
     <w:lvlOverride w:ilvl="8">
       <w:startOverride w:val="1"/>
     </w:lvlOverride>
-  </w:num>
-  <w:num w:numId="1162">
-    <w:abstractNumId w:val="991"/>
   </w:num>
   <w:num w:numId="1163">
     <w:abstractNumId w:val="991"/>
@@ -52384,6 +52251,9 @@
     <w:abstractNumId w:val="991"/>
   </w:num>
   <w:num w:numId="1175">
+    <w:abstractNumId w:val="991"/>
+  </w:num>
+  <w:num w:numId="1176">
     <w:abstractNumId w:val="991"/>
   </w:num>
 </w:numbering>

--- a/synth/LAST_NIGHT_BUILD.docx
+++ b/synth/LAST_NIGHT_BUILD.docx
@@ -507,7 +507,7 @@
         <w:t xml:space="preserve">Блок 20</w:t>
       </w:r>
       <w:r>
-        <w:t xml:space="preserve">: COLOR preset slider (4P5T detailed schematic).</w:t>
+        <w:t xml:space="preserve">: Bank Mode preset slider (4P5T detailed schematic).</w:t>
       </w:r>
     </w:p>
     <w:p>
@@ -2456,7 +2456,7 @@
       </w:r>
     </w:p>
     <w:bookmarkEnd w:id="26"/>
-    <w:bookmarkStart w:id="27" w:name="X90daeedb5d3b4bb03651cb48d585519a8bb7600"/>
+    <w:bookmarkStart w:id="27" w:name="X2496bddd04b01b5e2fd020913df5af66b2dd13e"/>
     <w:p>
       <w:pPr>
         <w:pStyle w:val="Heading3"/>
@@ -2464,6 +2464,16 @@
       <w:r>
         <w:t xml:space="preserve">Block 5. Feedback Summing + Freeze (U4A — TL074)</w:t>
       </w:r>
+      <w:r>
+        <w:t xml:space="preserve"> </w:t>
+      </w:r>
+      <w:r>
+        <w:rPr>
+          <w:bCs/>
+          <w:b/>
+        </w:rPr>
+        <w:t xml:space="preserve">[REVISED v6.1 — FREEZE_CV input]</w:t>
+      </w:r>
     </w:p>
     <w:p>
       <w:pPr>
@@ -2518,100 +2528,388 @@
         <w:rPr>
           <w:rStyle w:val="VerbatimChar"/>
         </w:rPr>
-        <w:t xml:space="preserve">             SW_FREEZE          │   ──◄|►──                   │</w:t>
-      </w:r>
-      <w:r>
-        <w:br/>
-      </w:r>
-      <w:r>
-        <w:rPr>
-          <w:rStyle w:val="VerbatimChar"/>
-        </w:rPr>
-        <w:t xml:space="preserve">  DRV_SEND ──┤ NORMAL├── R_FS1 (47kΩ) ──┤                    │</w:t>
-      </w:r>
-      <w:r>
-        <w:br/>
-      </w:r>
-      <w:r>
-        <w:rPr>
-          <w:rStyle w:val="VerbatimChar"/>
-        </w:rPr>
-        <w:t xml:space="preserve">              │ FREEZE├── GND            │    ┌────────────┐  │</w:t>
-      </w:r>
-      <w:r>
-        <w:br/>
-      </w:r>
-      <w:r>
-        <w:rPr>
-          <w:rStyle w:val="VerbatimChar"/>
-        </w:rPr>
-        <w:t xml:space="preserve">              └────────┘                 ├───►│(-)  U4A    │──┘── FB_OUT</w:t>
-      </w:r>
-      <w:r>
-        <w:br/>
-      </w:r>
-      <w:r>
-        <w:rPr>
-          <w:rStyle w:val="VerbatimChar"/>
-        </w:rPr>
-        <w:t xml:space="preserve">                                         │    │  TL074     │       │</w:t>
-      </w:r>
-      <w:r>
-        <w:br/>
-      </w:r>
-      <w:r>
-        <w:rPr>
-          <w:rStyle w:val="VerbatimChar"/>
-        </w:rPr>
-        <w:t xml:space="preserve">  WET_FB ── RV_FEEDBACK ── R_FS2 (47kΩ) ─┘    │(+)        │       │</w:t>
-      </w:r>
-      <w:r>
-        <w:br/>
-      </w:r>
-      <w:r>
-        <w:rPr>
-          <w:rStyle w:val="VerbatimChar"/>
-        </w:rPr>
-        <w:t xml:space="preserve">            (100kΩ log)                        └─────┬─────┘       └──► to Driver Amp</w:t>
-      </w:r>
-      <w:r>
-        <w:br/>
-      </w:r>
-      <w:r>
-        <w:rPr>
-          <w:rStyle w:val="VerbatimChar"/>
-        </w:rPr>
-        <w:t xml:space="preserve">                                                R_FS4 (47kΩ)            (Block 4 input)</w:t>
-      </w:r>
-      <w:r>
-        <w:br/>
-      </w:r>
-      <w:r>
-        <w:rPr>
-          <w:rStyle w:val="VerbatimChar"/>
-        </w:rPr>
-        <w:t xml:space="preserve">                                                     │</w:t>
-      </w:r>
-      <w:r>
-        <w:br/>
-      </w:r>
-      <w:r>
-        <w:rPr>
-          <w:rStyle w:val="VerbatimChar"/>
-        </w:rPr>
-        <w:t xml:space="preserve">                                                    GND</w:t>
-      </w:r>
-      <w:r>
-        <w:br/>
-      </w:r>
-      <w:r>
-        <w:br/>
-      </w:r>
-      <w:r>
-        <w:rPr>
-          <w:rStyle w:val="VerbatimChar"/>
-        </w:rPr>
-        <w:t xml:space="preserve">  FREEZE: disconnects input, maxes feedback → self-oscillation.</w:t>
+        <w:t xml:space="preserve">                                │    D_LIM2 (1N4148)          │</w:t>
+      </w:r>
+      <w:r>
+        <w:br/>
+      </w:r>
+      <w:r>
+        <w:rPr>
+          <w:rStyle w:val="VerbatimChar"/>
+        </w:rPr>
+        <w:t xml:space="preserve">       SW_FREEZE_FS              │   ──◄|►──                   │</w:t>
+      </w:r>
+      <w:r>
+        <w:br/>
+      </w:r>
+      <w:r>
+        <w:rPr>
+          <w:rStyle w:val="VerbatimChar"/>
+        </w:rPr>
+        <w:t xml:space="preserve">     (footswitch state)          │                             │</w:t>
+      </w:r>
+      <w:r>
+        <w:br/>
+      </w:r>
+      <w:r>
+        <w:rPr>
+          <w:rStyle w:val="VerbatimChar"/>
+        </w:rPr>
+        <w:t xml:space="preserve">            │                    │                             │</w:t>
+      </w:r>
+      <w:r>
+        <w:br/>
+      </w:r>
+      <w:r>
+        <w:rPr>
+          <w:rStyle w:val="VerbatimChar"/>
+        </w:rPr>
+        <w:t xml:space="preserve">            ▼                    │    ┌────────────┐  │</w:t>
+      </w:r>
+      <w:r>
+        <w:br/>
+      </w:r>
+      <w:r>
+        <w:rPr>
+          <w:rStyle w:val="VerbatimChar"/>
+        </w:rPr>
+        <w:t xml:space="preserve">   ┌─── OR gate ───┐──────► R_FREEZE_GATE ─► to switch control mux</w:t>
+      </w:r>
+      <w:r>
+        <w:br/>
+      </w:r>
+      <w:r>
+        <w:rPr>
+          <w:rStyle w:val="VerbatimChar"/>
+        </w:rPr>
+        <w:t xml:space="preserve">   │  (diode-OR)    │</w:t>
+      </w:r>
+      <w:r>
+        <w:br/>
+      </w:r>
+      <w:r>
+        <w:rPr>
+          <w:rStyle w:val="VerbatimChar"/>
+        </w:rPr>
+        <w:t xml:space="preserve">   │  via Q_FZ      │</w:t>
+      </w:r>
+      <w:r>
+        <w:br/>
+      </w:r>
+      <w:r>
+        <w:rPr>
+          <w:rStyle w:val="VerbatimChar"/>
+        </w:rPr>
+        <w:t xml:space="preserve">   │  2N3904        │</w:t>
+      </w:r>
+      <w:r>
+        <w:br/>
+      </w:r>
+      <w:r>
+        <w:rPr>
+          <w:rStyle w:val="VerbatimChar"/>
+        </w:rPr>
+        <w:t xml:space="preserve">   └──────▲─────────┘</w:t>
+      </w:r>
+      <w:r>
+        <w:br/>
+      </w:r>
+      <w:r>
+        <w:rPr>
+          <w:rStyle w:val="VerbatimChar"/>
+        </w:rPr>
+        <w:t xml:space="preserve">          │</w:t>
+      </w:r>
+      <w:r>
+        <w:br/>
+      </w:r>
+      <w:r>
+        <w:rPr>
+          <w:rStyle w:val="VerbatimChar"/>
+        </w:rPr>
+        <w:t xml:space="preserve">          │  Schmitt threshold ~1.5V (R_FZ_DIV 22k/22k divider)</w:t>
+      </w:r>
+      <w:r>
+        <w:br/>
+      </w:r>
+      <w:r>
+        <w:rPr>
+          <w:rStyle w:val="VerbatimChar"/>
+        </w:rPr>
+        <w:t xml:space="preserve">          │</w:t>
+      </w:r>
+      <w:r>
+        <w:br/>
+      </w:r>
+      <w:r>
+        <w:rPr>
+          <w:rStyle w:val="VerbatimChar"/>
+        </w:rPr>
+        <w:t xml:space="preserve">   J_FREEZE_CV ──► R_FZ_IN 10k ──► Q_FZ base (+5V threshold)</w:t>
+      </w:r>
+      <w:r>
+        <w:br/>
+      </w:r>
+      <w:r>
+        <w:rPr>
+          <w:rStyle w:val="VerbatimChar"/>
+        </w:rPr>
+        <w:t xml:space="preserve">                                        │</w:t>
+      </w:r>
+      <w:r>
+        <w:br/>
+      </w:r>
+      <w:r>
+        <w:rPr>
+          <w:rStyle w:val="VerbatimChar"/>
+        </w:rPr>
+        <w:t xml:space="preserve">                                        Q_FZ_E → GND</w:t>
+      </w:r>
+      <w:r>
+        <w:br/>
+      </w:r>
+      <w:r>
+        <w:rPr>
+          <w:rStyle w:val="VerbatimChar"/>
+        </w:rPr>
+        <w:t xml:space="preserve">                                        Q_FZ_C → pulled up via R_FZ_PU 10k к +5V</w:t>
+      </w:r>
+      <w:r>
+        <w:br/>
+      </w:r>
+      <w:r>
+        <w:rPr>
+          <w:rStyle w:val="VerbatimChar"/>
+        </w:rPr>
+        <w:t xml:space="preserve">                                                  → HIGH when CV &gt; 0.7V на base</w:t>
+      </w:r>
+      <w:r>
+        <w:br/>
+      </w:r>
+      <w:r>
+        <w:rPr>
+          <w:rStyle w:val="VerbatimChar"/>
+        </w:rPr>
+        <w:t xml:space="preserve">                                                  → wired-OR с footswitch state</w:t>
+      </w:r>
+      <w:r>
+        <w:br/>
+      </w:r>
+      <w:r>
+        <w:rPr>
+          <w:rStyle w:val="VerbatimChar"/>
+        </w:rPr>
+        <w:t xml:space="preserve">   </w:t>
+      </w:r>
+      <w:r>
+        <w:br/>
+      </w:r>
+      <w:r>
+        <w:rPr>
+          <w:rStyle w:val="VerbatimChar"/>
+        </w:rPr>
+        <w:t xml:space="preserve">   Combined gate → controls 4066 CMOS switch in feedback path:</w:t>
+      </w:r>
+      <w:r>
+        <w:br/>
+      </w:r>
+      <w:r>
+        <w:rPr>
+          <w:rStyle w:val="VerbatimChar"/>
+        </w:rPr>
+        <w:t xml:space="preserve">     LOW  = NORMAL (input passes through R_FS1)</w:t>
+      </w:r>
+      <w:r>
+        <w:br/>
+      </w:r>
+      <w:r>
+        <w:rPr>
+          <w:rStyle w:val="VerbatimChar"/>
+        </w:rPr>
+        <w:t xml:space="preserve">     HIGH = FREEZE (input disconnected, feedback only)</w:t>
+      </w:r>
+      <w:r>
+        <w:br/>
+      </w:r>
+      <w:r>
+        <w:rPr>
+          <w:rStyle w:val="VerbatimChar"/>
+        </w:rPr>
+        <w:t xml:space="preserve">   </w:t>
+      </w:r>
+      <w:r>
+        <w:br/>
+      </w:r>
+      <w:r>
+        <w:rPr>
+          <w:rStyle w:val="VerbatimChar"/>
+        </w:rPr>
+        <w:t xml:space="preserve">                                                │</w:t>
+      </w:r>
+      <w:r>
+        <w:br/>
+      </w:r>
+      <w:r>
+        <w:rPr>
+          <w:rStyle w:val="VerbatimChar"/>
+        </w:rPr>
+        <w:t xml:space="preserve">  DRV_SEND ─► R_FS1 (47kΩ) ─► [CMOS switch]    │    ┌────────────┐</w:t>
+      </w:r>
+      <w:r>
+        <w:br/>
+      </w:r>
+      <w:r>
+        <w:rPr>
+          <w:rStyle w:val="VerbatimChar"/>
+        </w:rPr>
+        <w:t xml:space="preserve">                                                ├───►│(-)  U4A    │──── FB_OUT</w:t>
+      </w:r>
+      <w:r>
+        <w:br/>
+      </w:r>
+      <w:r>
+        <w:rPr>
+          <w:rStyle w:val="VerbatimChar"/>
+        </w:rPr>
+        <w:t xml:space="preserve">                                                │    │  TL074     │       │</w:t>
+      </w:r>
+      <w:r>
+        <w:br/>
+      </w:r>
+      <w:r>
+        <w:rPr>
+          <w:rStyle w:val="VerbatimChar"/>
+        </w:rPr>
+        <w:t xml:space="preserve">  WET_FB ── RV_FEEDBACK ── R_FS2 (47kΩ) ───────┘    │(+)         │       │</w:t>
+      </w:r>
+      <w:r>
+        <w:br/>
+      </w:r>
+      <w:r>
+        <w:rPr>
+          <w:rStyle w:val="VerbatimChar"/>
+        </w:rPr>
+        <w:t xml:space="preserve">            (100kΩ log)                              └─────┬──────┘       └──► to Driver Amp</w:t>
+      </w:r>
+      <w:r>
+        <w:br/>
+      </w:r>
+      <w:r>
+        <w:rPr>
+          <w:rStyle w:val="VerbatimChar"/>
+        </w:rPr>
+        <w:t xml:space="preserve">                                                     R_FS4 (47kΩ)            (Block 4 input)</w:t>
+      </w:r>
+      <w:r>
+        <w:br/>
+      </w:r>
+      <w:r>
+        <w:rPr>
+          <w:rStyle w:val="VerbatimChar"/>
+        </w:rPr>
+        <w:t xml:space="preserve">                                                          │</w:t>
+      </w:r>
+      <w:r>
+        <w:br/>
+      </w:r>
+      <w:r>
+        <w:rPr>
+          <w:rStyle w:val="VerbatimChar"/>
+        </w:rPr>
+        <w:t xml:space="preserve">                                                         GND</w:t>
+      </w:r>
+      <w:r>
+        <w:br/>
+      </w:r>
+      <w:r>
+        <w:br/>
+      </w:r>
+      <w:r>
+        <w:rPr>
+          <w:rStyle w:val="VerbatimChar"/>
+        </w:rPr>
+        <w:t xml:space="preserve">  FREEZE behaviour (OR-logic):</w:t>
+      </w:r>
+      <w:r>
+        <w:br/>
+      </w:r>
+      <w:r>
+        <w:rPr>
+          <w:rStyle w:val="VerbatimChar"/>
+        </w:rPr>
+        <w:t xml:space="preserve">  - SW_FREEZE_FS HIGH (footswitch latched)    → FREEZE active</w:t>
+      </w:r>
+      <w:r>
+        <w:br/>
+      </w:r>
+      <w:r>
+        <w:rPr>
+          <w:rStyle w:val="VerbatimChar"/>
+        </w:rPr>
+        <w:t xml:space="preserve">  - J_FREEZE_CV HIGH (CV gate &gt; 0.7V на Q_FZ) → FREEZE active</w:t>
+      </w:r>
+      <w:r>
+        <w:br/>
+      </w:r>
+      <w:r>
+        <w:rPr>
+          <w:rStyle w:val="VerbatimChar"/>
+        </w:rPr>
+        <w:t xml:space="preserve">  - Both LOW                                  → NORMAL (signal pass-through)</w:t>
+      </w:r>
+      <w:r>
+        <w:br/>
+      </w:r>
+      <w:r>
+        <w:rPr>
+          <w:rStyle w:val="VerbatimChar"/>
+        </w:rPr>
+        <w:t xml:space="preserve">  </w:t>
+      </w:r>
+      <w:r>
+        <w:br/>
+      </w:r>
+      <w:r>
+        <w:rPr>
+          <w:rStyle w:val="VerbatimChar"/>
+        </w:rPr>
+        <w:t xml:space="preserve">  Use cases:</w:t>
+      </w:r>
+      <w:r>
+        <w:br/>
+      </w:r>
+      <w:r>
+        <w:rPr>
+          <w:rStyle w:val="VerbatimChar"/>
+        </w:rPr>
+        <w:t xml:space="preserve">  - Footswitch only: classic latching freeze gesture (mockup canon).</w:t>
+      </w:r>
+      <w:r>
+        <w:br/>
+      </w:r>
+      <w:r>
+        <w:rPr>
+          <w:rStyle w:val="VerbatimChar"/>
+        </w:rPr>
+        <w:t xml:space="preserve">  - CV-only: sequencer/LFO gates → rhythmic stutter freezes.</w:t>
+      </w:r>
+      <w:r>
+        <w:br/>
+      </w:r>
+      <w:r>
+        <w:rPr>
+          <w:rStyle w:val="VerbatimChar"/>
+        </w:rPr>
+        <w:t xml:space="preserve">  - Combined: footswitch holds base freeze, CV gates retrigger / modulate.</w:t>
+      </w:r>
+      <w:r>
+        <w:br/>
+      </w:r>
+      <w:r>
+        <w:rPr>
+          <w:rStyle w:val="VerbatimChar"/>
+        </w:rPr>
+        <w:t xml:space="preserve">  </w:t>
       </w:r>
       <w:r>
         <w:br/>
@@ -2651,6 +2949,140 @@
           <w:rStyle w:val="VerbatimChar"/>
         </w:rPr>
         <w:t xml:space="preserve">  phase margin &gt; 45° на feedback maximum. Test для high-Q materials (Q=1000 spring steel).</w:t>
+      </w:r>
+    </w:p>
+    <w:p>
+      <w:pPr>
+        <w:pStyle w:val="FirstParagraph"/>
+      </w:pPr>
+      <w:r>
+        <w:rPr>
+          <w:bCs/>
+          <w:b/>
+        </w:rPr>
+        <w:t xml:space="preserve">FREEZE_CV BOM additions</w:t>
+      </w:r>
+      <w:r>
+        <w:t xml:space="preserve"> </w:t>
+      </w:r>
+      <w:r>
+        <w:t xml:space="preserve">(v6.1):</w:t>
+      </w:r>
+      <w:r>
+        <w:t xml:space="preserve"> </w:t>
+      </w:r>
+      <w:r>
+        <w:t xml:space="preserve">| Ref | Value | Function |</w:t>
+      </w:r>
+      <w:r>
+        <w:t xml:space="preserve"> </w:t>
+      </w:r>
+      <w:r>
+        <w:t xml:space="preserve">|-----|-------|----------|</w:t>
+      </w:r>
+      <w:r>
+        <w:t xml:space="preserve"> </w:t>
+      </w:r>
+      <w:r>
+        <w:t xml:space="preserve">| Q_FZ | 2N3904 NPN BJT TO-92 | CV→gate transistor switch |</w:t>
+      </w:r>
+      <w:r>
+        <w:t xml:space="preserve"> </w:t>
+      </w:r>
+      <w:r>
+        <w:t xml:space="preserve">| R_FZ_IN | 10kΩ 1% MF | CV input current limit |</w:t>
+      </w:r>
+      <w:r>
+        <w:t xml:space="preserve"> </w:t>
+      </w:r>
+      <w:r>
+        <w:t xml:space="preserve">| R_FZ_DIV | 22kΩ ×2 1% MF | Schmitt threshold divider к +5V |</w:t>
+      </w:r>
+      <w:r>
+        <w:t xml:space="preserve"> </w:t>
+      </w:r>
+      <w:r>
+        <w:t xml:space="preserve">| R_FZ_PU | 10kΩ 1% MF | Q_FZ collector pull-up к +5V |</w:t>
+      </w:r>
+      <w:r>
+        <w:t xml:space="preserve"> </w:t>
+      </w:r>
+      <w:r>
+        <w:t xml:space="preserve">| J_FREEZE_CV | 3.5mm panel jack | CV input |</w:t>
+      </w:r>
+    </w:p>
+    <w:p>
+      <w:pPr>
+        <w:pStyle w:val="BodyText"/>
+      </w:pPr>
+      <w:r>
+        <w:rPr>
+          <w:bCs/>
+          <w:b/>
+        </w:rPr>
+        <w:t xml:space="preserve">BOM Block 5 add</w:t>
+      </w:r>
+      <w:r>
+        <w:t xml:space="preserve">: $0.04 (BJT + resistors) +</w:t>
+      </w:r>
+      <w:r>
+        <w:t xml:space="preserve"> </w:t>
+      </w:r>
+      <m:oMath>
+        <m:r>
+          <m:t>0.40</m:t>
+        </m:r>
+        <m:d>
+          <m:dPr>
+            <m:begChr m:val="("/>
+            <m:endChr m:val=")"/>
+            <m:sepChr m:val=""/>
+            <m:grow/>
+          </m:dPr>
+          <m:e>
+            <m:r>
+              <m:t>j</m:t>
+            </m:r>
+            <m:r>
+              <m:t>a</m:t>
+            </m:r>
+            <m:r>
+              <m:t>c</m:t>
+            </m:r>
+            <m:r>
+              <m:t>k</m:t>
+            </m:r>
+          </m:e>
+        </m:d>
+        <m:r>
+          <m:rPr>
+            <m:sty m:val="p"/>
+          </m:rPr>
+          <m:t>=</m:t>
+        </m:r>
+        <m:r>
+          <m:rPr>
+            <m:sty m:val="p"/>
+          </m:rPr>
+          <m:t>*</m:t>
+        </m:r>
+        <m:r>
+          <m:rPr>
+            <m:sty m:val="p"/>
+          </m:rPr>
+          <m:t>*</m:t>
+        </m:r>
+      </m:oMath>
+      <w:r>
+        <w:t xml:space="preserve">0.44**.</w:t>
+      </w:r>
+    </w:p>
+    <w:p>
+      <w:pPr>
+        <w:pStyle w:val="BodyText"/>
+      </w:pPr>
+      <w:r>
+        <w:t xml:space="preserve">CMOS switch (4066 element) уже выделен в Block 18 BOM (one of 4 elements used для bypass mux). Reuses 4th remaining 4066 element для FREEZE switching path — no new IC needed.</w:t>
       </w:r>
     </w:p>
     <w:bookmarkEnd w:id="27"/>
@@ -16817,13 +17249,13 @@
       </w:r>
     </w:p>
     <w:bookmarkEnd w:id="64"/>
-    <w:bookmarkStart w:id="72" w:name="Xc7358192db771658a72880ab64e81d24074485e"/>
+    <w:bookmarkStart w:id="72" w:name="X3c76108f8978f1aa6ca4515eb0c860d9b7d73bc"/>
     <w:p>
       <w:pPr>
         <w:pStyle w:val="Heading3"/>
       </w:pPr>
       <w:r>
-        <w:t xml:space="preserve">Block 20. COLOR Preset Slider — vertical 5-position</w:t>
+        <w:t xml:space="preserve">Block 20. Bank Mode Preset Slider — vertical 5-position</w:t>
       </w:r>
       <w:r>
         <w:t xml:space="preserve"> </w:t>
@@ -16833,7 +17265,7 @@
           <w:bCs/>
           <w:b/>
         </w:rPr>
-        <w:t xml:space="preserve">[REVISED v6 labels]</w:t>
+        <w:t xml:space="preserve">[REVISED v6.1 — DIRTY label + dirt semantic]</w:t>
       </w:r>
     </w:p>
     <w:p>
@@ -16854,23 +17286,17 @@
         <w:t xml:space="preserve">Hybrid-purpose preset</w:t>
       </w:r>
       <w:r>
-        <w:t xml:space="preserve">: позиция 1 (COLOR) engages</w:t>
-      </w:r>
-      <w:r>
-        <w:t xml:space="preserve"> </w:t>
+        <w:t xml:space="preserve">: позиция 1 (</w:t>
       </w:r>
       <w:r>
         <w:rPr>
           <w:bCs/>
           <w:b/>
         </w:rPr>
-        <w:t xml:space="preserve">noise color filter</w:t>
-      </w:r>
-      <w:r>
-        <w:t xml:space="preserve"> </w:t>
-      </w:r>
-      <w:r>
-        <w:t xml:space="preserve">(фильтрация zener hiss/Geiger ticks), позиции 2-4 (WARM/DARK/VOICE) меняют</w:t>
+        <w:t xml:space="preserve">DIRTY</w:t>
+      </w:r>
+      <w:r>
+        <w:t xml:space="preserve">) engages</w:t>
       </w:r>
       <w:r>
         <w:t xml:space="preserve"> </w:t>
@@ -16880,18 +17306,13 @@
           <w:bCs/>
           <w:b/>
         </w:rPr>
-        <w:t xml:space="preserve">reverb tone</w:t>
-      </w:r>
-      <w:r>
-        <w:t xml:space="preserve">, позиция 5 (MIX) — combined moderate mode (оба пути активны на средних уровнях).</w:t>
-      </w:r>
-    </w:p>
-    <w:p>
-      <w:pPr>
-        <w:pStyle w:val="BodyText"/>
-      </w:pPr>
-      <w:r>
-        <w:t xml:space="preserve">Используется</w:t>
+        <w:t xml:space="preserve">noise color filter + moderate reverb saturation</w:t>
+      </w:r>
+      <w:r>
+        <w:t xml:space="preserve"> </w:t>
+      </w:r>
+      <w:r>
+        <w:t xml:space="preserve">(общая dirt-emphasis mode), позиции 2-4 (WARM/DARK/VOICE) меняют</w:t>
       </w:r>
       <w:r>
         <w:t xml:space="preserve"> </w:t>
@@ -16901,6 +17322,51 @@
           <w:bCs/>
           <w:b/>
         </w:rPr>
+        <w:t xml:space="preserve">reverb tone</w:t>
+      </w:r>
+      <w:r>
+        <w:t xml:space="preserve">, позиция 5 (MIX) — combined moderate mode (оба пути активны на средних уровнях).</w:t>
+      </w:r>
+    </w:p>
+    <w:p>
+      <w:pPr>
+        <w:pStyle w:val="BodyText"/>
+      </w:pPr>
+      <w:r>
+        <w:t xml:space="preserve">Категория slider помечена на панели как</w:t>
+      </w:r>
+      <w:r>
+        <w:t xml:space="preserve"> </w:t>
+      </w:r>
+      <w:r>
+        <w:rPr>
+          <w:bCs/>
+          <w:b/>
+        </w:rPr>
+        <w:t xml:space="preserve">"Bank Mode"</w:t>
+      </w:r>
+      <w:r>
+        <w:t xml:space="preserve"> </w:t>
+      </w:r>
+      <w:r>
+        <w:t xml:space="preserve">(italic header label над позициями).</w:t>
+      </w:r>
+    </w:p>
+    <w:p>
+      <w:pPr>
+        <w:pStyle w:val="BodyText"/>
+      </w:pPr>
+      <w:r>
+        <w:t xml:space="preserve">Используется</w:t>
+      </w:r>
+      <w:r>
+        <w:t xml:space="preserve"> </w:t>
+      </w:r>
+      <w:r>
+        <w:rPr>
+          <w:bCs/>
+          <w:b/>
+        </w:rPr>
         <w:t xml:space="preserve">4PDT 5-position slider</w:t>
       </w:r>
       <w:r>
@@ -16993,16 +17459,16 @@
         <w:rPr>
           <w:rStyle w:val="VerbatimChar"/>
         </w:rPr>
-        <w:t xml:space="preserve">   Pole 1 — noise color LPF cutoff (только COLOR + MIX active):</w:t>
-      </w:r>
-      <w:r>
-        <w:br/>
-      </w:r>
-      <w:r>
-        <w:rPr>
-          <w:rStyle w:val="VerbatimChar"/>
-        </w:rPr>
-        <w:t xml:space="preserve">        ├─ Pos 1 (COLOR):  R_NC1 = 10kΩ  → LPF cutoff 2.5kHz (white→brown)</w:t>
+        <w:t xml:space="preserve">   Pole 1 — noise color LPF cutoff (DIRTY + MIX active):</w:t>
+      </w:r>
+      <w:r>
+        <w:br/>
+      </w:r>
+      <w:r>
+        <w:rPr>
+          <w:rStyle w:val="VerbatimChar"/>
+        </w:rPr>
+        <w:t xml:space="preserve">        ├─ Pos 1 (DIRTY):  R_NC1 = 10kΩ  → LPF cutoff 2.5kHz (white→brown)</w:t>
       </w:r>
       <w:r>
         <w:br/>
@@ -17083,7 +17549,7 @@
         <w:rPr>
           <w:rStyle w:val="VerbatimChar"/>
         </w:rPr>
-        <w:t xml:space="preserve">        ├─ Pos 1 (COLOR):  R_LF1 = ∞     → LF flat (no reverb mod)</w:t>
+        <w:t xml:space="preserve">        ├─ Pos 1 (DIRTY):  R_LF1 = ∞     → LF flat (DIRTY не трогает LF — bass clean)</w:t>
       </w:r>
       <w:r>
         <w:br/>
@@ -17164,7 +17630,7 @@
         <w:rPr>
           <w:rStyle w:val="VerbatimChar"/>
         </w:rPr>
-        <w:t xml:space="preserve">        ├─ Pos 1 (COLOR):  R_HF1 = ∞     → HF flat</w:t>
+        <w:t xml:space="preserve">        ├─ Pos 1 (DIRTY):  R_HF1 = 22kΩ  → −2dB @ 4kHz (slight roll-off, добавляет dirt character)</w:t>
       </w:r>
       <w:r>
         <w:br/>
@@ -17245,7 +17711,7 @@
         <w:rPr>
           <w:rStyle w:val="VerbatimChar"/>
         </w:rPr>
-        <w:t xml:space="preserve">        ├─ Pos 1 (COLOR):  R_SAT1 = ∞    → no saturation (clean)</w:t>
+        <w:t xml:space="preserve">        ├─ Pos 1 (DIRTY):  R_SAT1 = 4.7kΩ→ moderate (1N4148 ×2 anti-||, добавляет harmonic dirt)</w:t>
       </w:r>
       <w:r>
         <w:br/>
@@ -17430,7 +17896,7 @@
           <w:bCs/>
           <w:b/>
         </w:rPr>
-        <w:t xml:space="preserve">Position 1 — COLOR (noise color emphasis)</w:t>
+        <w:t xml:space="preserve">Position 1 — DIRTY (noise color + reverb dirt)</w:t>
       </w:r>
       <w:r>
         <w:t xml:space="preserve">:</w:t>
@@ -17464,7 +17930,7 @@
         <w:pStyle w:val="Compact"/>
       </w:pPr>
       <w:r>
-        <w:t xml:space="preserve">Reverb LF: flat (no change).</w:t>
+        <w:t xml:space="preserve">Reverb LF: flat (bass clean).</w:t>
       </w:r>
     </w:p>
     <w:p>
@@ -17476,7 +17942,7 @@
         <w:pStyle w:val="Compact"/>
       </w:pPr>
       <w:r>
-        <w:t xml:space="preserve">Reverb HF: flat.</w:t>
+        <w:t xml:space="preserve">Reverb HF: −2dB @ 4kHz (slight roll-off, добавляет dirt character).</w:t>
       </w:r>
     </w:p>
     <w:p>
@@ -17488,26 +17954,42 @@
         <w:pStyle w:val="Compact"/>
       </w:pPr>
       <w:r>
-        <w:t xml:space="preserve">Reverb saturation: off (clean).</w:t>
-      </w:r>
-    </w:p>
-    <w:p>
-      <w:pPr>
-        <w:numPr>
-          <w:ilvl w:val="0"/>
-          <w:numId w:val="1051"/>
-        </w:numPr>
-        <w:pStyle w:val="Compact"/>
-      </w:pPr>
+        <w:t xml:space="preserve">Reverb saturation:</w:t>
+      </w:r>
+      <w:r>
+        <w:t xml:space="preserve"> </w:t>
+      </w:r>
       <w:r>
         <w:rPr>
           <w:bCs/>
           <w:b/>
         </w:rPr>
+        <w:t xml:space="preserve">moderate</w:t>
+      </w:r>
+      <w:r>
+        <w:t xml:space="preserve"> </w:t>
+      </w:r>
+      <w:r>
+        <w:t xml:space="preserve">(R_SAT1=4.7k через 1N4148 pair — добавляет harmonic dirt в reverb tail).</w:t>
+      </w:r>
+    </w:p>
+    <w:p>
+      <w:pPr>
+        <w:numPr>
+          <w:ilvl w:val="0"/>
+          <w:numId w:val="1051"/>
+        </w:numPr>
+        <w:pStyle w:val="Compact"/>
+      </w:pPr>
+      <w:r>
+        <w:rPr>
+          <w:bCs/>
+          <w:b/>
+        </w:rPr>
         <w:t xml:space="preserve">Use case</w:t>
       </w:r>
       <w:r>
-        <w:t xml:space="preserve">: эмфаsис noise generator character без изменений reverb tone. Studio noise-textural patches.</w:t>
+        <w:t xml:space="preserve">: общая dirt-emphasis mode — noise filtered + reverb gently dirtied. Подходит для grungy/lo-fi patches без перехода в полный "broken radio" DARK mode.</w:t>
       </w:r>
     </w:p>
     <w:p>
@@ -17874,7 +18356,7 @@
               <w:jc w:val="left"/>
             </w:pPr>
             <w:r>
-              <w:t xml:space="preserve">Bank</w:t>
+              <w:t xml:space="preserve">Bank Mode</w:t>
             </w:r>
           </w:p>
         </w:tc>
@@ -17946,7 +18428,7 @@
                 <w:bCs/>
                 <w:b/>
               </w:rPr>
-              <w:t xml:space="preserve">COLOR</w:t>
+              <w:t xml:space="preserve">DIRTY</w:t>
             </w:r>
           </w:p>
         </w:tc>
@@ -17964,6 +18446,12 @@
               </w:rPr>
               <w:t xml:space="preserve">10k</w:t>
             </w:r>
+            <w:r>
+              <w:t xml:space="preserve"> </w:t>
+            </w:r>
+            <w:r>
+              <w:t xml:space="preserve">(2.5kHz)</w:t>
+            </w:r>
           </w:p>
         </w:tc>
         <w:tc>
@@ -17974,7 +18462,7 @@
               <w:jc w:val="center"/>
             </w:pPr>
             <w:r>
-              <w:t xml:space="preserve">open</w:t>
+              <w:t xml:space="preserve">open (flat)</w:t>
             </w:r>
           </w:p>
         </w:tc>
@@ -17986,7 +18474,17 @@
               <w:jc w:val="center"/>
             </w:pPr>
             <w:r>
-              <w:t xml:space="preserve">open</w:t>
+              <w:rPr>
+                <w:bCs/>
+                <w:b/>
+              </w:rPr>
+              <w:t xml:space="preserve">22k</w:t>
+            </w:r>
+            <w:r>
+              <w:t xml:space="preserve"> </w:t>
+            </w:r>
+            <w:r>
+              <w:t xml:space="preserve">(−2dB)</w:t>
             </w:r>
           </w:p>
         </w:tc>
@@ -17998,7 +18496,17 @@
               <w:jc w:val="center"/>
             </w:pPr>
             <w:r>
-              <w:t xml:space="preserve">open</w:t>
+              <w:rPr>
+                <w:bCs/>
+                <w:b/>
+              </w:rPr>
+              <w:t xml:space="preserve">4.7k</w:t>
+            </w:r>
+            <w:r>
+              <w:t xml:space="preserve"> </w:t>
+            </w:r>
+            <w:r>
+              <w:t xml:space="preserve">(moderate)</w:t>
             </w:r>
           </w:p>
         </w:tc>
@@ -18052,6 +18560,12 @@
               </w:rPr>
               <w:t xml:space="preserve">10k</w:t>
             </w:r>
+            <w:r>
+              <w:t xml:space="preserve"> </w:t>
+            </w:r>
+            <w:r>
+              <w:t xml:space="preserve">(+6dB)</w:t>
+            </w:r>
           </w:p>
         </w:tc>
         <w:tc>
@@ -18068,6 +18582,12 @@
               </w:rPr>
               <w:t xml:space="preserve">22k</w:t>
             </w:r>
+            <w:r>
+              <w:t xml:space="preserve"> </w:t>
+            </w:r>
+            <w:r>
+              <w:t xml:space="preserve">(−3dB)</w:t>
+            </w:r>
           </w:p>
         </w:tc>
         <w:tc>
@@ -18084,6 +18604,12 @@
               </w:rPr>
               <w:t xml:space="preserve">4.7k</w:t>
             </w:r>
+            <w:r>
+              <w:t xml:space="preserve"> </w:t>
+            </w:r>
+            <w:r>
+              <w:t xml:space="preserve">(moderate)</w:t>
+            </w:r>
           </w:p>
         </w:tc>
       </w:tr>
@@ -18148,6 +18674,12 @@
               </w:rPr>
               <w:t xml:space="preserve">8.2k</w:t>
             </w:r>
+            <w:r>
+              <w:t xml:space="preserve"> </w:t>
+            </w:r>
+            <w:r>
+              <w:t xml:space="preserve">(−8dB)</w:t>
+            </w:r>
           </w:p>
         </w:tc>
         <w:tc>
@@ -18164,6 +18696,12 @@
               </w:rPr>
               <w:t xml:space="preserve">1.5k</w:t>
             </w:r>
+            <w:r>
+              <w:t xml:space="preserve"> </w:t>
+            </w:r>
+            <w:r>
+              <w:t xml:space="preserve">(heavy)</w:t>
+            </w:r>
           </w:p>
         </w:tc>
       </w:tr>
@@ -18216,6 +18754,12 @@
               </w:rPr>
               <w:t xml:space="preserve">33k</w:t>
             </w:r>
+            <w:r>
+              <w:t xml:space="preserve"> </w:t>
+            </w:r>
+            <w:r>
+              <w:t xml:space="preserve">(−3dB)</w:t>
+            </w:r>
           </w:p>
         </w:tc>
         <w:tc>
@@ -18232,6 +18776,12 @@
               </w:rPr>
               <w:t xml:space="preserve">15k</w:t>
             </w:r>
+            <w:r>
+              <w:t xml:space="preserve"> </w:t>
+            </w:r>
+            <w:r>
+              <w:t xml:space="preserve">(+2dB)</w:t>
+            </w:r>
           </w:p>
         </w:tc>
         <w:tc>
@@ -18248,6 +18798,12 @@
               </w:rPr>
               <w:t xml:space="preserve">22k</w:t>
             </w:r>
+            <w:r>
+              <w:t xml:space="preserve"> </w:t>
+            </w:r>
+            <w:r>
+              <w:t xml:space="preserve">(subtle)</w:t>
+            </w:r>
           </w:p>
         </w:tc>
       </w:tr>
@@ -18288,6 +18844,12 @@
               </w:rPr>
               <w:t xml:space="preserve">22k</w:t>
             </w:r>
+            <w:r>
+              <w:t xml:space="preserve"> </w:t>
+            </w:r>
+            <w:r>
+              <w:t xml:space="preserve">(1.1kHz)</w:t>
+            </w:r>
           </w:p>
         </w:tc>
         <w:tc>
@@ -18304,6 +18866,12 @@
               </w:rPr>
               <w:t xml:space="preserve">22k</w:t>
             </w:r>
+            <w:r>
+              <w:t xml:space="preserve"> </w:t>
+            </w:r>
+            <w:r>
+              <w:t xml:space="preserve">(+3dB)</w:t>
+            </w:r>
           </w:p>
         </w:tc>
         <w:tc>
@@ -18320,6 +18888,12 @@
               </w:rPr>
               <w:t xml:space="preserve">33k</w:t>
             </w:r>
+            <w:r>
+              <w:t xml:space="preserve"> </w:t>
+            </w:r>
+            <w:r>
+              <w:t xml:space="preserve">(+1dB)</w:t>
+            </w:r>
           </w:p>
         </w:tc>
         <w:tc>
@@ -18335,6 +18909,12 @@
                 <w:b/>
               </w:rPr>
               <w:t xml:space="preserve">4.7k</w:t>
+            </w:r>
+            <w:r>
+              <w:t xml:space="preserve"> </w:t>
+            </w:r>
+            <w:r>
+              <w:t xml:space="preserve">(moderate)</w:t>
             </w:r>
           </w:p>
         </w:tc>
@@ -25775,7 +26355,7 @@
         <w:t xml:space="preserve">Block 20</w:t>
       </w:r>
       <w:r>
-        <w:t xml:space="preserve">: COLOR preset slider (4P5T,</w:t>
+        <w:t xml:space="preserve">: Bank Mode preset slider (4P5T,</w:t>
       </w:r>
       <w:r>
         <w:t xml:space="preserve"> </w:t>
@@ -26076,32 +26656,29 @@
           <w:bCs/>
           <w:b/>
         </w:rPr>
-        <w:t xml:space="preserve">CV-only triggers</w:t>
+        <w:t xml:space="preserve">CV-only inputs</w:t>
       </w:r>
       <w:r>
         <w:t xml:space="preserve"> </w:t>
       </w:r>
       <w:r>
-        <w:t xml:space="preserve">(modular advanced): J_TOLL_TRIG (внутренне normalled от FG EOR), J_STALL_CV, J_SIDE (sidechain in).</w:t>
-      </w:r>
-    </w:p>
-    <w:p>
-      <w:pPr>
-        <w:numPr>
-          <w:ilvl w:val="0"/>
-          <w:numId w:val="1067"/>
-        </w:numPr>
-        <w:pStyle w:val="Compact"/>
-      </w:pPr>
+        <w:t xml:space="preserve">(modular advanced — extras zone): J_TOLL_TRIG (внутренне normalled от FG EOR) / J_STALL_CV / J_SIDE (sidechain in) /</w:t>
+      </w:r>
+      <w:r>
+        <w:t xml:space="preserve"> </w:t>
+      </w:r>
       <w:r>
         <w:rPr>
           <w:bCs/>
           <w:b/>
         </w:rPr>
-        <w:t xml:space="preserve">FG outputs</w:t>
-      </w:r>
-      <w:r>
-        <w:t xml:space="preserve">: J_EG (in main CV bay row 2), J_Gate / J_Sub÷2 / J_Inv (extras zone).</w:t>
+        <w:t xml:space="preserve">J_FREEZE_CV</w:t>
+      </w:r>
+      <w:r>
+        <w:t xml:space="preserve"> </w:t>
+      </w:r>
+      <w:r>
+        <w:t xml:space="preserve">(OR с footswitch state).</w:t>
       </w:r>
     </w:p>
     <w:p>
@@ -26117,10 +26694,13 @@
           <w:bCs/>
           <w:b/>
         </w:rPr>
-        <w:t xml:space="preserve">Sliders</w:t>
-      </w:r>
-      <w:r>
-        <w:t xml:space="preserve">: SL-4P5T (Block 20 Color preset) + 3× linear 30mm sliders (Block 16 FG rise/fall/depth).</w:t>
+        <w:t xml:space="preserve">FG outputs</w:t>
+      </w:r>
+      <w:r>
+        <w:t xml:space="preserve"> </w:t>
+      </w:r>
+      <w:r>
+        <w:t xml:space="preserve">(extras zone bottom row): J_Gate / J_Sub÷2 / J_Inv. J_EG в main CV bay row 2.</w:t>
       </w:r>
     </w:p>
     <w:p>
@@ -26136,28 +26716,47 @@
           <w:bCs/>
           <w:b/>
         </w:rPr>
-        <w:t xml:space="preserve">Slide switches</w:t>
-      </w:r>
-      <w:r>
-        <w:t xml:space="preserve">: SW_FG_RANGE (DPDT 3-pos для FG range C_FG swap) + SW_CLIP (DPDT для hard/soft clip select).</w:t>
-      </w:r>
-    </w:p>
-    <w:p>
-      <w:pPr>
-        <w:pStyle w:val="FirstParagraph"/>
+        <w:t xml:space="preserve">Sliders</w:t>
+      </w:r>
+      <w:r>
+        <w:t xml:space="preserve">: SL-4P5T (Block 20 Bank Mode preset) + 3× linear 30mm sliders (Block 16 FG rise/fall/depth).</w:t>
+      </w:r>
+    </w:p>
+    <w:p>
+      <w:pPr>
+        <w:numPr>
+          <w:ilvl w:val="0"/>
+          <w:numId w:val="1067"/>
+        </w:numPr>
+        <w:pStyle w:val="Compact"/>
       </w:pPr>
       <w:r>
         <w:rPr>
           <w:bCs/>
           <w:b/>
         </w:rPr>
+        <w:t xml:space="preserve">Slide switches</w:t>
+      </w:r>
+      <w:r>
+        <w:t xml:space="preserve">: SW_FG_RANGE (DPDT 3-pos для FG range C_FG swap) + SW_CLIP (DPDT для hard/soft clip select).</w:t>
+      </w:r>
+    </w:p>
+    <w:p>
+      <w:pPr>
+        <w:pStyle w:val="FirstParagraph"/>
+      </w:pPr>
+      <w:r>
+        <w:rPr>
+          <w:bCs/>
+          <w:b/>
+        </w:rPr>
         <w:t xml:space="preserve">Phase 1 ship BOM</w:t>
       </w:r>
       <w:r>
         <w:t xml:space="preserve"> </w:t>
       </w:r>
       <w:r>
-        <w:t xml:space="preserve">(v6 hybrid, ядро + Gate/Crush + 2-stage phaser + analog FG + Color preset + base FX): **~$100 budget /</w:t>
+        <w:t xml:space="preserve">(v6 hybrid, ядро + Gate/Crush + 2-stage phaser + analog FG + Bank Mode preset + base FX): **~$100 budget /</w:t>
       </w:r>
       <w:r>
         <w:t xml:space="preserve"> </w:t>
@@ -29973,7 +30572,7 @@
               <w:jc w:val="left"/>
             </w:pPr>
             <w:r>
-              <w:t xml:space="preserve">5-position vertical slider для COLOR/WARM/DARK/VOICE/MIX preset (Block 20 v6)</w:t>
+              <w:t xml:space="preserve">5-position vertical slider для DIRTY/WARM/DARK/VOICE/MIX Bank Mode preset (Block 20 v6)</w:t>
             </w:r>
           </w:p>
         </w:tc>
@@ -30023,7 +30622,7 @@
               <w:jc w:val="left"/>
             </w:pPr>
             <w:r>
-              <w:t xml:space="preserve">Color preset banks</w:t>
+              <w:t xml:space="preserve">Bank Mode preset banks</w:t>
             </w:r>
           </w:p>
         </w:tc>
@@ -30795,96 +31394,138 @@
               <w:jc w:val="left"/>
             </w:pPr>
             <w:r>
-              <w:t xml:space="preserve">TOLL_TRIG + STALL_CV + SIDE + Gate_OUT + Sub÷2_OUT + Inv_OUT</w:t>
-            </w:r>
-          </w:p>
-        </w:tc>
-        <w:tc>
-          <w:tcPr/>
-          <w:p>
-            <w:pPr>
-              <w:pStyle w:val="Compact"/>
-              <w:jc w:val="left"/>
-            </w:pPr>
-            <w:r>
-              <w:t xml:space="preserve">6</w:t>
-            </w:r>
-          </w:p>
-        </w:tc>
-        <w:tc>
-          <w:tcPr/>
-          <w:p>
-            <w:pPr>
-              <w:pStyle w:val="Compact"/>
-              <w:jc w:val="left"/>
-            </w:pPr>
-            <w:r>
-              <w:t xml:space="preserve">$0.40</w:t>
-            </w:r>
-          </w:p>
-        </w:tc>
-        <w:tc>
-          <w:tcPr/>
-          <w:p>
-            <w:pPr>
-              <w:pStyle w:val="Compact"/>
-              <w:jc w:val="left"/>
-            </w:pPr>
-            <w:r>
-              <w:t xml:space="preserve">$2.40</w:t>
-            </w:r>
-          </w:p>
-        </w:tc>
-      </w:tr>
-      <w:tr>
-        <w:tc>
-          <w:tcPr/>
-          <w:p>
-            <w:pPr>
-              <w:pStyle w:val="Compact"/>
-              <w:jc w:val="left"/>
-            </w:pPr>
+              <w:t xml:space="preserve">TOLL_TRIG + STALL_CV + SIDE +</w:t>
+            </w:r>
+            <w:r>
+              <w:t xml:space="preserve"> </w:t>
+            </w:r>
             <w:r>
               <w:rPr>
                 <w:bCs/>
                 <w:b/>
               </w:rPr>
-              <w:t xml:space="preserve">Subtotal FX engine v6 (budget 2-stage phaser)</w:t>
-            </w:r>
-          </w:p>
-        </w:tc>
-        <w:tc>
-          <w:tcPr/>
-          <w:p>
-            <w:pPr>
-              <w:pStyle w:val="Compact"/>
-            </w:pPr>
-          </w:p>
-        </w:tc>
-        <w:tc>
-          <w:tcPr/>
-          <w:p>
-            <w:pPr>
-              <w:pStyle w:val="Compact"/>
-            </w:pPr>
-          </w:p>
-        </w:tc>
-        <w:tc>
-          <w:tcPr/>
-          <w:p>
-            <w:pPr>
-              <w:pStyle w:val="Compact"/>
-            </w:pPr>
-          </w:p>
-        </w:tc>
-        <w:tc>
-          <w:tcPr/>
-          <w:p>
-            <w:pPr>
-              <w:pStyle w:val="Compact"/>
-            </w:pPr>
-          </w:p>
-        </w:tc>
+              <w:t xml:space="preserve">FREEZE_CV</w:t>
+            </w:r>
+            <w:r>
+              <w:t xml:space="preserve"> </w:t>
+            </w:r>
+            <w:r>
+              <w:t xml:space="preserve">+ Gate_OUT + Sub÷2_OUT + Inv_OUT</w:t>
+            </w:r>
+          </w:p>
+        </w:tc>
+        <w:tc>
+          <w:tcPr/>
+          <w:p>
+            <w:pPr>
+              <w:pStyle w:val="Compact"/>
+              <w:jc w:val="left"/>
+            </w:pPr>
+            <w:r>
+              <w:t xml:space="preserve">7</w:t>
+            </w:r>
+          </w:p>
+        </w:tc>
+        <w:tc>
+          <w:tcPr/>
+          <w:p>
+            <w:pPr>
+              <w:pStyle w:val="Compact"/>
+              <w:jc w:val="left"/>
+            </w:pPr>
+            <w:r>
+              <w:t xml:space="preserve">$0.40</w:t>
+            </w:r>
+          </w:p>
+        </w:tc>
+        <w:tc>
+          <w:tcPr/>
+          <w:p>
+            <w:pPr>
+              <w:pStyle w:val="Compact"/>
+              <w:jc w:val="left"/>
+            </w:pPr>
+            <w:r>
+              <w:t xml:space="preserve">$2.80</w:t>
+            </w:r>
+          </w:p>
+        </w:tc>
+      </w:tr>
+      <w:tr>
+        <w:tc>
+          <w:tcPr/>
+          <w:p>
+            <w:pPr>
+              <w:pStyle w:val="Compact"/>
+              <w:jc w:val="left"/>
+            </w:pPr>
+            <w:r>
+              <w:t xml:space="preserve">FREEZE_CV bridge (Q_FZ 2N3904 + R_FZ_IN/PU/DIV)</w:t>
+            </w:r>
+          </w:p>
+        </w:tc>
+        <w:tc>
+          <w:tcPr/>
+          <w:p>
+            <w:pPr>
+              <w:pStyle w:val="Compact"/>
+              <w:jc w:val="left"/>
+            </w:pPr>
+            <w:r>
+              <w:t xml:space="preserve">Block 5 v6.1 — CV→gate transistor</w:t>
+            </w:r>
+          </w:p>
+        </w:tc>
+        <w:tc>
+          <w:tcPr/>
+          <w:p>
+            <w:pPr>
+              <w:pStyle w:val="Compact"/>
+              <w:jc w:val="left"/>
+            </w:pPr>
+            <w:r>
+              <w:t xml:space="preserve">—</w:t>
+            </w:r>
+          </w:p>
+        </w:tc>
+        <w:tc>
+          <w:tcPr/>
+          <w:p>
+            <w:pPr>
+              <w:pStyle w:val="Compact"/>
+              <w:jc w:val="left"/>
+            </w:pPr>
+            <w:r>
+              <w:t xml:space="preserve">—</w:t>
+            </w:r>
+          </w:p>
+        </w:tc>
+        <w:tc>
+          <w:tcPr/>
+          <w:p>
+            <w:pPr>
+              <w:pStyle w:val="Compact"/>
+              <w:jc w:val="left"/>
+            </w:pPr>
+            <w:r>
+              <w:t xml:space="preserve">—</w:t>
+            </w:r>
+          </w:p>
+        </w:tc>
+        <w:tc>
+          <w:tcPr/>
+          <w:p>
+            <w:pPr>
+              <w:pStyle w:val="Compact"/>
+              <w:jc w:val="left"/>
+            </w:pPr>
+            <w:r>
+              <w:t xml:space="preserve">$0.04</w:t>
+            </w:r>
+          </w:p>
+        </w:tc>
+      </w:tr>
+      <w:tr>
         <w:tc>
           <w:tcPr/>
           <w:p>
@@ -30897,12 +31538,42 @@
                 <w:bCs/>
                 <w:b/>
               </w:rPr>
-              <w:t xml:space="preserve">$37.42</w:t>
-            </w:r>
-          </w:p>
-        </w:tc>
-      </w:tr>
-      <w:tr>
+              <w:t xml:space="preserve">Subtotal FX engine v6.1 (budget 2-stage phaser)</w:t>
+            </w:r>
+          </w:p>
+        </w:tc>
+        <w:tc>
+          <w:tcPr/>
+          <w:p>
+            <w:pPr>
+              <w:pStyle w:val="Compact"/>
+            </w:pPr>
+          </w:p>
+        </w:tc>
+        <w:tc>
+          <w:tcPr/>
+          <w:p>
+            <w:pPr>
+              <w:pStyle w:val="Compact"/>
+            </w:pPr>
+          </w:p>
+        </w:tc>
+        <w:tc>
+          <w:tcPr/>
+          <w:p>
+            <w:pPr>
+              <w:pStyle w:val="Compact"/>
+            </w:pPr>
+          </w:p>
+        </w:tc>
+        <w:tc>
+          <w:tcPr/>
+          <w:p>
+            <w:pPr>
+              <w:pStyle w:val="Compact"/>
+            </w:pPr>
+          </w:p>
+        </w:tc>
         <w:tc>
           <w:tcPr/>
           <w:p>
@@ -30915,42 +31586,12 @@
                 <w:bCs/>
                 <w:b/>
               </w:rPr>
-              <w:t xml:space="preserve">Subtotal FX engine v6 (premium 4-stage phaser, +U8 + cells 3/4)</w:t>
-            </w:r>
-          </w:p>
-        </w:tc>
-        <w:tc>
-          <w:tcPr/>
-          <w:p>
-            <w:pPr>
-              <w:pStyle w:val="Compact"/>
-            </w:pPr>
-          </w:p>
-        </w:tc>
-        <w:tc>
-          <w:tcPr/>
-          <w:p>
-            <w:pPr>
-              <w:pStyle w:val="Compact"/>
-            </w:pPr>
-          </w:p>
-        </w:tc>
-        <w:tc>
-          <w:tcPr/>
-          <w:p>
-            <w:pPr>
-              <w:pStyle w:val="Compact"/>
-            </w:pPr>
-          </w:p>
-        </w:tc>
-        <w:tc>
-          <w:tcPr/>
-          <w:p>
-            <w:pPr>
-              <w:pStyle w:val="Compact"/>
-            </w:pPr>
-          </w:p>
-        </w:tc>
+              <w:t xml:space="preserve">$37.86</w:t>
+            </w:r>
+          </w:p>
+        </w:tc>
+      </w:tr>
+      <w:tr>
         <w:tc>
           <w:tcPr/>
           <w:p>
@@ -30963,7 +31604,55 @@
                 <w:bCs/>
                 <w:b/>
               </w:rPr>
-              <w:t xml:space="preserve">$39.51</w:t>
+              <w:t xml:space="preserve">Subtotal FX engine v6.1 (premium 4-stage phaser, +U8 + cells 3/4)</w:t>
+            </w:r>
+          </w:p>
+        </w:tc>
+        <w:tc>
+          <w:tcPr/>
+          <w:p>
+            <w:pPr>
+              <w:pStyle w:val="Compact"/>
+            </w:pPr>
+          </w:p>
+        </w:tc>
+        <w:tc>
+          <w:tcPr/>
+          <w:p>
+            <w:pPr>
+              <w:pStyle w:val="Compact"/>
+            </w:pPr>
+          </w:p>
+        </w:tc>
+        <w:tc>
+          <w:tcPr/>
+          <w:p>
+            <w:pPr>
+              <w:pStyle w:val="Compact"/>
+            </w:pPr>
+          </w:p>
+        </w:tc>
+        <w:tc>
+          <w:tcPr/>
+          <w:p>
+            <w:pPr>
+              <w:pStyle w:val="Compact"/>
+            </w:pPr>
+          </w:p>
+        </w:tc>
+        <w:tc>
+          <w:tcPr/>
+          <w:p>
+            <w:pPr>
+              <w:pStyle w:val="Compact"/>
+              <w:jc w:val="left"/>
+            </w:pPr>
+            <w:r>
+              <w:rPr>
+                <w:bCs/>
+                <w:b/>
+              </w:rPr>
+              <w:t xml:space="preserve">$39.95</w:t>
             </w:r>
           </w:p>
         </w:tc>
